--- a/Files/download/Resume_Karabay.docx
+++ b/Files/download/Resume_Karabay.docx
@@ -927,15 +927,7 @@
                 <w:bCs/>
                 <w:iCs/>
               </w:rPr>
-              <w:t xml:space="preserve">Research Methods </w:t>
-            </w:r>
-            <w:r>
-              <w:rPr>
-                <w:rFonts w:ascii="Cambria" w:hAnsi="Cambria"/>
-                <w:bCs/>
-                <w:iCs/>
-              </w:rPr>
-              <w:t>C</w:t>
+              <w:t>Research Methods C</w:t>
             </w:r>
           </w:p>
         </w:tc>
@@ -1001,15 +993,7 @@
                 <w:bCs/>
                 <w:iCs/>
               </w:rPr>
-              <w:t>202</w:t>
-            </w:r>
-            <w:r>
-              <w:rPr>
-                <w:rFonts w:ascii="Cambria" w:hAnsi="Cambria"/>
-                <w:bCs/>
-                <w:iCs/>
-              </w:rPr>
-              <w:t>6</w:t>
+              <w:t>2026</w:t>
             </w:r>
           </w:p>
         </w:tc>
@@ -1100,15 +1084,7 @@
                 <w:bCs/>
                 <w:iCs/>
               </w:rPr>
-              <w:t>202</w:t>
-            </w:r>
-            <w:r>
-              <w:rPr>
-                <w:rFonts w:ascii="Cambria" w:hAnsi="Cambria"/>
-                <w:bCs/>
-                <w:iCs/>
-              </w:rPr>
-              <w:t>6</w:t>
+              <w:t>2026</w:t>
             </w:r>
           </w:p>
         </w:tc>
@@ -1200,6 +1176,14 @@
               </w:rPr>
               <w:t>2025</w:t>
             </w:r>
+            <w:r>
+              <w:rPr>
+                <w:rFonts w:ascii="Cambria" w:hAnsi="Cambria"/>
+                <w:bCs/>
+                <w:iCs/>
+              </w:rPr>
+              <w:t>; 2026</w:t>
+            </w:r>
           </w:p>
         </w:tc>
       </w:tr>
@@ -1290,6 +1274,14 @@
               </w:rPr>
               <w:t>2025</w:t>
             </w:r>
+            <w:r>
+              <w:rPr>
+                <w:rFonts w:ascii="Cambria" w:hAnsi="Cambria"/>
+                <w:bCs/>
+                <w:iCs/>
+              </w:rPr>
+              <w:t>; 2026</w:t>
+            </w:r>
           </w:p>
         </w:tc>
       </w:tr>
@@ -1423,7 +1415,7 @@
                 <w:bCs/>
                 <w:iCs/>
               </w:rPr>
-              <w:t>Lecturer</w:t>
+              <w:t>Module lead</w:t>
             </w:r>
           </w:p>
         </w:tc>
@@ -1793,7 +1785,21 @@
                 <w:rFonts w:ascii="Cambria" w:hAnsi="Cambria"/>
                 <w:bCs/>
               </w:rPr>
-              <w:t xml:space="preserve"> (2 classes)</w:t>
+              <w:t xml:space="preserve"> (2 </w:t>
+            </w:r>
+            <w:r>
+              <w:rPr>
+                <w:rFonts w:ascii="Cambria" w:hAnsi="Cambria"/>
+                <w:bCs/>
+              </w:rPr>
+              <w:t>cohorts</w:t>
+            </w:r>
+            <w:r>
+              <w:rPr>
+                <w:rFonts w:ascii="Cambria" w:hAnsi="Cambria"/>
+                <w:bCs/>
+              </w:rPr>
+              <w:t>)</w:t>
             </w:r>
           </w:p>
         </w:tc>
@@ -1815,8 +1821,9 @@
               <w:rPr>
                 <w:rFonts w:ascii="Cambria" w:hAnsi="Cambria"/>
                 <w:bCs/>
-              </w:rPr>
-              <w:t>Lecturer</w:t>
+                <w:iCs/>
+              </w:rPr>
+              <w:t>Module lead</w:t>
             </w:r>
           </w:p>
         </w:tc>
@@ -3140,6 +3147,167 @@
               <w:spacing w:after="60"/>
               <w:jc w:val="both"/>
               <w:rPr>
+                <w:rFonts w:ascii="Cambria" w:hAnsi="Cambria" w:cstheme="minorHAnsi"/>
+              </w:rPr>
+            </w:pPr>
+            <w:r>
+              <w:rPr>
+                <w:rFonts w:ascii="Cambria" w:hAnsi="Cambria" w:cstheme="minorHAnsi"/>
+                <w:u w:val="single"/>
+              </w:rPr>
+              <w:t>Wang, S.</w:t>
+            </w:r>
+            <w:r>
+              <w:rPr>
+                <w:rFonts w:ascii="Cambria" w:hAnsi="Cambria" w:cs="Arial"/>
+                <w:bCs/>
+                <w:lang w:val="nl-NL"/>
+              </w:rPr>
+              <w:t xml:space="preserve">, </w:t>
+            </w:r>
+            <w:r>
+              <w:rPr>
+                <w:rFonts w:ascii="Cambria" w:hAnsi="Cambria" w:cs="Arial"/>
+              </w:rPr>
+              <w:t xml:space="preserve">van der </w:t>
+            </w:r>
+            <w:proofErr w:type="spellStart"/>
+            <w:r>
+              <w:rPr>
+                <w:rFonts w:ascii="Cambria" w:hAnsi="Cambria" w:cs="Arial"/>
+              </w:rPr>
+              <w:t>Mijn</w:t>
+            </w:r>
+            <w:proofErr w:type="spellEnd"/>
+            <w:r>
+              <w:rPr>
+                <w:rFonts w:ascii="Cambria" w:hAnsi="Cambria" w:cs="Arial"/>
+              </w:rPr>
+              <w:t>, R.</w:t>
+            </w:r>
+            <w:r>
+              <w:rPr>
+                <w:rFonts w:ascii="Cambria" w:hAnsi="Cambria" w:cstheme="minorHAnsi"/>
+                <w:u w:val="single"/>
+              </w:rPr>
+              <w:t>,</w:t>
+            </w:r>
+            <w:r>
+              <w:rPr>
+                <w:rFonts w:ascii="Cambria" w:hAnsi="Cambria" w:cstheme="minorHAnsi"/>
+              </w:rPr>
+              <w:t xml:space="preserve"> </w:t>
+            </w:r>
+            <w:r>
+              <w:rPr>
+                <w:rFonts w:ascii="Cambria" w:hAnsi="Cambria" w:cstheme="minorHAnsi"/>
+                <w:b/>
+                <w:bCs/>
+              </w:rPr>
+              <w:t>Karabay, A.</w:t>
+            </w:r>
+            <w:r>
+              <w:rPr>
+                <w:rFonts w:ascii="Cambria" w:hAnsi="Cambria" w:cstheme="minorHAnsi"/>
+              </w:rPr>
+              <w:t xml:space="preserve">, </w:t>
+            </w:r>
+            <w:r>
+              <w:rPr>
+                <w:rFonts w:ascii="Cambria" w:hAnsi="Cambria" w:cs="Arial"/>
+              </w:rPr>
+              <w:t xml:space="preserve">&amp; </w:t>
+            </w:r>
+            <w:r>
+              <w:rPr>
+                <w:rFonts w:ascii="Cambria" w:hAnsi="Cambria" w:cstheme="minorHAnsi"/>
+              </w:rPr>
+              <w:t>Akyürek, E. G.</w:t>
+            </w:r>
+            <w:r>
+              <w:rPr>
+                <w:rFonts w:ascii="Cambria" w:hAnsi="Cambria" w:cstheme="minorHAnsi"/>
+              </w:rPr>
+              <w:t xml:space="preserve"> </w:t>
+            </w:r>
+            <w:r>
+              <w:rPr>
+                <w:rFonts w:ascii="Cambria" w:hAnsi="Cambria" w:cstheme="minorHAnsi"/>
+              </w:rPr>
+              <w:t>Multimodal detection of concealed information in rapid serial visual presentation using EEG and pupillometry</w:t>
+            </w:r>
+            <w:r>
+              <w:rPr>
+                <w:rFonts w:ascii="Cambria" w:hAnsi="Cambria" w:cstheme="minorHAnsi"/>
+              </w:rPr>
+              <w:t xml:space="preserve">. </w:t>
+            </w:r>
+            <w:hyperlink r:id="rId9" w:history="1">
+              <w:r>
+                <w:rPr>
+                  <w:rStyle w:val="Hyperlink"/>
+                  <w:rFonts w:ascii="Cambria" w:hAnsi="Cambria" w:cstheme="minorHAnsi"/>
+                </w:rPr>
+                <w:t>https://doi.org/10.31234/osf.io/jaekf_v1</w:t>
+              </w:r>
+            </w:hyperlink>
+          </w:p>
+          <w:p>
+            <w:pPr>
+              <w:pStyle w:val="NoSpacing"/>
+              <w:spacing w:after="60"/>
+              <w:jc w:val="both"/>
+              <w:rPr>
+                <w:rFonts w:ascii="Cambria" w:hAnsi="Cambria" w:cs="Arial"/>
+                <w:bCs/>
+                <w:lang w:val="nl-NL"/>
+              </w:rPr>
+            </w:pPr>
+            <w:r>
+              <w:rPr>
+                <w:rFonts w:ascii="Cambria" w:hAnsi="Cambria" w:cstheme="minorHAnsi"/>
+              </w:rPr>
+              <w:lastRenderedPageBreak/>
+              <w:t xml:space="preserve"> </w:t>
+            </w:r>
+          </w:p>
+        </w:tc>
+        <w:tc>
+          <w:tcPr>
+            <w:tcW w:w="1615" w:type="dxa"/>
+          </w:tcPr>
+          <w:p>
+            <w:pPr>
+              <w:jc w:val="both"/>
+              <w:rPr>
+                <w:rFonts w:ascii="Cambria" w:hAnsi="Cambria" w:cs="Arial"/>
+                <w:bCs/>
+                <w:lang w:val="nl-NL"/>
+              </w:rPr>
+            </w:pPr>
+            <w:r>
+              <w:rPr>
+                <w:rFonts w:ascii="Cambria" w:hAnsi="Cambria" w:cs="Arial"/>
+                <w:bCs/>
+                <w:lang w:val="nl-NL"/>
+              </w:rPr>
+              <w:lastRenderedPageBreak/>
+              <w:t>2025</w:t>
+            </w:r>
+          </w:p>
+        </w:tc>
+      </w:tr>
+      <w:tr>
+        <w:tc>
+          <w:tcPr>
+            <w:tcW w:w="9175" w:type="dxa"/>
+          </w:tcPr>
+          <w:p>
+            <w:pPr>
+              <w:pStyle w:val="NoSpacing"/>
+              <w:spacing w:after="60"/>
+              <w:jc w:val="both"/>
+              <w:rPr>
                 <w:rFonts w:ascii="Cambria" w:hAnsi="Cambria" w:cs="Arial"/>
                 <w:bCs/>
                 <w:lang w:val="nl-NL"/>
@@ -3235,7 +3403,7 @@
               </w:rPr>
               <w:t xml:space="preserve">. </w:t>
             </w:r>
-            <w:hyperlink r:id="rId9" w:history="1">
+            <w:hyperlink r:id="rId10" w:history="1">
               <w:r>
                 <w:rPr>
                   <w:rStyle w:val="Hyperlink"/>
@@ -3302,7 +3470,6 @@
                 <w:bCs/>
                 <w:lang w:val="nl-NL"/>
               </w:rPr>
-              <w:lastRenderedPageBreak/>
               <w:t>Chen, I.</w:t>
             </w:r>
             <w:r>
@@ -3411,7 +3578,7 @@
               </w:rPr>
               <w:t xml:space="preserve"> </w:t>
             </w:r>
-            <w:hyperlink r:id="rId10" w:history="1">
+            <w:hyperlink r:id="rId11" w:history="1">
               <w:r>
                 <w:rPr>
                   <w:rStyle w:val="Hyperlink"/>
@@ -3532,7 +3699,7 @@
               </w:rPr>
               <w:t xml:space="preserve"> Approach. </w:t>
             </w:r>
-            <w:hyperlink r:id="rId11" w:history="1">
+            <w:hyperlink r:id="rId12" w:history="1">
               <w:r>
                 <w:rPr>
                   <w:rStyle w:val="Hyperlink"/>
@@ -3615,7 +3782,7 @@
               </w:rPr>
               <w:t xml:space="preserve">, Alvarez, G., &amp; Brady, T. F. If at first you don’t succeed, try, try again: Second chances reveal more information in working memory. </w:t>
             </w:r>
-            <w:hyperlink r:id="rId12" w:history="1">
+            <w:hyperlink r:id="rId13" w:history="1">
               <w:r>
                 <w:rPr>
                   <w:rStyle w:val="Hyperlink"/>
@@ -3824,7 +3991,7 @@
               </w:rPr>
               <w:t xml:space="preserve"> </w:t>
             </w:r>
-            <w:hyperlink r:id="rId13" w:history="1">
+            <w:hyperlink r:id="rId14" w:history="1">
               <w:r>
                 <w:rPr>
                   <w:rStyle w:val="Hyperlink"/>
@@ -3959,7 +4126,7 @@
               </w:rPr>
               <w:t xml:space="preserve">7. </w:t>
             </w:r>
-            <w:hyperlink r:id="rId14" w:history="1">
+            <w:hyperlink r:id="rId15" w:history="1">
               <w:r>
                 <w:rPr>
                   <w:rStyle w:val="Hyperlink"/>
@@ -4115,7 +4282,7 @@
               </w:rPr>
               <w:t xml:space="preserve"> </w:t>
             </w:r>
-            <w:hyperlink r:id="rId15" w:history="1">
+            <w:hyperlink r:id="rId16" w:history="1">
               <w:r>
                 <w:rPr>
                   <w:rStyle w:val="Hyperlink"/>
@@ -4260,7 +4427,7 @@
               </w:rPr>
               <w:t xml:space="preserve">(2), 160-163. </w:t>
             </w:r>
-            <w:hyperlink r:id="rId16" w:tgtFrame="_blank" w:history="1">
+            <w:hyperlink r:id="rId17" w:tgtFrame="_blank" w:history="1">
               <w:r>
                 <w:rPr>
                   <w:rStyle w:val="Hyperlink"/>
@@ -4375,7 +4542,7 @@
               </w:rPr>
               <w:t xml:space="preserve"> </w:t>
             </w:r>
-            <w:hyperlink r:id="rId17" w:tgtFrame="_blank" w:history="1">
+            <w:hyperlink r:id="rId18" w:tgtFrame="_blank" w:history="1">
               <w:r>
                 <w:rPr>
                   <w:rStyle w:val="Hyperlink"/>
@@ -4485,7 +4652,7 @@
               </w:rPr>
               <w:t xml:space="preserve">(3), 1–15. </w:t>
             </w:r>
-            <w:hyperlink r:id="rId18" w:history="1">
+            <w:hyperlink r:id="rId19" w:history="1">
               <w:r>
                 <w:rPr>
                   <w:rStyle w:val="Hyperlink"/>
@@ -4598,7 +4765,7 @@
               </w:rPr>
               <w:t xml:space="preserve">(6), 554–565. </w:t>
             </w:r>
-            <w:hyperlink r:id="rId19" w:history="1">
+            <w:hyperlink r:id="rId20" w:history="1">
               <w:r>
                 <w:rPr>
                   <w:rStyle w:val="Hyperlink"/>
@@ -4711,7 +4878,7 @@
               </w:rPr>
               <w:t xml:space="preserve">(1). 1-14. </w:t>
             </w:r>
-            <w:hyperlink r:id="rId20" w:history="1">
+            <w:hyperlink r:id="rId21" w:history="1">
               <w:r>
                 <w:rPr>
                   <w:rStyle w:val="Hyperlink"/>
@@ -4841,7 +5008,7 @@
               </w:rPr>
               <w:t xml:space="preserve"> </w:t>
             </w:r>
-            <w:hyperlink r:id="rId21" w:history="1">
+            <w:hyperlink r:id="rId22" w:history="1">
               <w:r>
                 <w:rPr>
                   <w:rStyle w:val="Hyperlink"/>
@@ -4943,7 +5110,7 @@
               </w:rPr>
               <w:t xml:space="preserve">. </w:t>
             </w:r>
-            <w:hyperlink r:id="rId22" w:history="1">
+            <w:hyperlink r:id="rId23" w:history="1">
               <w:r>
                 <w:rPr>
                   <w:rStyle w:val="Hyperlink"/>
@@ -5070,7 +5237,7 @@
               </w:rPr>
               <w:t xml:space="preserve">. </w:t>
             </w:r>
-            <w:hyperlink r:id="rId23" w:history="1">
+            <w:hyperlink r:id="rId24" w:history="1">
               <w:r>
                 <w:rPr>
                   <w:rStyle w:val="Hyperlink"/>
@@ -5126,6 +5293,7 @@
                 <w:rFonts w:ascii="Cambria" w:hAnsi="Cambria" w:cs="Arial"/>
                 <w:b/>
               </w:rPr>
+              <w:lastRenderedPageBreak/>
               <w:t>Karabay, A.</w:t>
             </w:r>
             <w:r>
@@ -5161,7 +5329,7 @@
               </w:rPr>
               <w:t xml:space="preserve">(1), 1-13. </w:t>
             </w:r>
-            <w:hyperlink r:id="rId24" w:history="1">
+            <w:hyperlink r:id="rId25" w:history="1">
               <w:r>
                 <w:rPr>
                   <w:rStyle w:val="Hyperlink"/>
@@ -5287,7 +5455,7 @@
               </w:rPr>
               <w:t xml:space="preserve">, 56–69. </w:t>
             </w:r>
-            <w:hyperlink r:id="rId25" w:history="1">
+            <w:hyperlink r:id="rId26" w:history="1">
               <w:r>
                 <w:rPr>
                   <w:rStyle w:val="Hyperlink"/>
@@ -5342,7 +5510,6 @@
                 <w:rFonts w:ascii="Cambria" w:hAnsi="Cambria" w:cs="Arial"/>
                 <w:b/>
               </w:rPr>
-              <w:lastRenderedPageBreak/>
               <w:t>Karabay, A.</w:t>
             </w:r>
             <w:r>
@@ -5364,7 +5531,7 @@
               </w:rPr>
               <w:t xml:space="preserve">(5), 1497–1511. </w:t>
             </w:r>
-            <w:hyperlink r:id="rId26" w:history="1">
+            <w:hyperlink r:id="rId27" w:history="1">
               <w:r>
                 <w:rPr>
                   <w:rStyle w:val="Hyperlink"/>
@@ -5449,7 +5616,7 @@
               </w:rPr>
               <w:t xml:space="preserve">(6), 1742–1754. </w:t>
             </w:r>
-            <w:hyperlink r:id="rId27" w:history="1">
+            <w:hyperlink r:id="rId28" w:history="1">
               <w:r>
                 <w:rPr>
                   <w:rStyle w:val="Hyperlink"/>
@@ -7647,6 +7814,7 @@
                 <w:rFonts w:ascii="Cambria" w:hAnsi="Cambria" w:cs="Arial"/>
                 <w:b/>
               </w:rPr>
+              <w:lastRenderedPageBreak/>
               <w:t>Karabay, A.</w:t>
             </w:r>
             <w:r>
@@ -8120,7 +8288,6 @@
                 <w:b/>
                 <w:lang w:val="en-US"/>
               </w:rPr>
-              <w:lastRenderedPageBreak/>
               <w:t>Karabay</w:t>
             </w:r>
             <w:r>
@@ -11091,6 +11258,7 @@
                 <w:u w:val="single"/>
                 <w:lang w:val="nl-NL"/>
               </w:rPr>
+              <w:lastRenderedPageBreak/>
               <w:t>Wang, S.,</w:t>
             </w:r>
             <w:r>
@@ -11447,7 +11615,6 @@
                 <w:rFonts w:ascii="Cambria" w:hAnsi="Cambria" w:cs="Arial"/>
                 <w:lang w:val="nl-NL"/>
               </w:rPr>
-              <w:lastRenderedPageBreak/>
               <w:t xml:space="preserve">Kandemir, G., </w:t>
             </w:r>
             <w:r>
@@ -13645,6 +13812,7 @@
                 <w:i/>
                 <w:iCs/>
               </w:rPr>
+              <w:lastRenderedPageBreak/>
               <w:t xml:space="preserve">Open </w:t>
             </w:r>
             <w:r>
@@ -13884,7 +14052,6 @@
           <w:sz w:val="26"/>
           <w:szCs w:val="26"/>
         </w:rPr>
-        <w:lastRenderedPageBreak/>
         <w:t xml:space="preserve">ORGANIZED </w:t>
       </w:r>
       <w:r>
@@ -15778,11 +15945,12 @@
           <w:shd w:val="clear" w:color="auto" w:fill="FFFFFF"/>
           <w:lang w:val="nl-NL"/>
         </w:rPr>
+        <w:lastRenderedPageBreak/>
         <w:t xml:space="preserve"> </w:t>
       </w:r>
     </w:p>
     <w:sectPr>
-      <w:footerReference w:type="default" r:id="rId28"/>
+      <w:footerReference w:type="default" r:id="rId29"/>
       <w:pgSz w:w="12240" w:h="15840"/>
       <w:pgMar w:top="432" w:right="720" w:bottom="432" w:left="720" w:header="720" w:footer="720" w:gutter="0"/>
       <w:cols w:space="720"/>
@@ -15832,6 +16000,7 @@
         <w:docPartUnique/>
       </w:docPartObj>
     </w:sdtPr>
+    <w:sdtEndPr/>
     <w:sdtContent>
       <w:sdt>
         <w:sdtPr>
@@ -15846,6 +16015,7 @@
             <w:docPartUnique/>
           </w:docPartObj>
         </w:sdtPr>
+        <w:sdtEndPr/>
         <w:sdtContent>
           <w:p>
             <w:pPr>

--- a/Files/download/Resume_Karabay.docx
+++ b/Files/download/Resume_Karabay.docx
@@ -12,7 +12,7 @@
           <w:bCs/>
           <w:sz w:val="32"/>
           <w:szCs w:val="32"/>
-          <w:lang w:val="nl-NL"/>
+          <w:lang w:val="en-AE"/>
         </w:rPr>
       </w:pPr>
       <w:r>
@@ -22,7 +22,7 @@
           <w:bCs/>
           <w:sz w:val="32"/>
           <w:szCs w:val="32"/>
-          <w:lang w:val="nl-NL"/>
+          <w:lang w:val="en-AE"/>
         </w:rPr>
         <w:t>Ayta</w:t>
       </w:r>
@@ -44,7 +44,7 @@
           <w:bCs/>
           <w:sz w:val="32"/>
           <w:szCs w:val="32"/>
-          <w:lang w:val="nl-NL"/>
+          <w:lang w:val="en-AE"/>
         </w:rPr>
         <w:t xml:space="preserve"> Karabay</w:t>
       </w:r>
@@ -55,7 +55,7 @@
           <w:bCs/>
           <w:sz w:val="32"/>
           <w:szCs w:val="32"/>
-          <w:lang w:val="nl-NL"/>
+          <w:lang w:val="en-AE"/>
         </w:rPr>
         <w:t>, Ph.D.</w:t>
       </w:r>
@@ -70,6 +70,30 @@
           <w:sz w:val="20"/>
           <w:szCs w:val="20"/>
           <w:shd w:val="clear" w:color="auto" w:fill="FFFFFF"/>
+          <w:lang w:val="en-AE"/>
+        </w:rPr>
+      </w:pPr>
+      <w:r>
+        <w:rPr>
+          <w:rFonts w:ascii="Cambria" w:hAnsi="Cambria"/>
+          <w:color w:val="404040" w:themeColor="text1" w:themeTint="BF"/>
+          <w:sz w:val="20"/>
+          <w:szCs w:val="20"/>
+          <w:shd w:val="clear" w:color="auto" w:fill="FFFFFF"/>
+          <w:lang w:val="en-AE"/>
+        </w:rPr>
+        <w:t>University of Birmingham Dubai</w:t>
+      </w:r>
+    </w:p>
+    <w:p>
+      <w:pPr>
+        <w:spacing w:after="0" w:line="240" w:lineRule="auto"/>
+        <w:contextualSpacing/>
+        <w:rPr>
+          <w:rFonts w:ascii="Cambria" w:hAnsi="Cambria"/>
+          <w:color w:val="404040" w:themeColor="text1" w:themeTint="BF"/>
+          <w:sz w:val="20"/>
+          <w:szCs w:val="20"/>
           <w:lang w:val="nl-NL"/>
         </w:rPr>
       </w:pPr>
@@ -81,28 +105,6 @@
           <w:szCs w:val="20"/>
           <w:shd w:val="clear" w:color="auto" w:fill="FFFFFF"/>
           <w:lang w:val="nl-NL"/>
-        </w:rPr>
-        <w:t>University of Birmingham Dubai</w:t>
-      </w:r>
-    </w:p>
-    <w:p>
-      <w:pPr>
-        <w:spacing w:after="0" w:line="240" w:lineRule="auto"/>
-        <w:contextualSpacing/>
-        <w:rPr>
-          <w:rFonts w:ascii="Cambria" w:hAnsi="Cambria"/>
-          <w:color w:val="404040" w:themeColor="text1" w:themeTint="BF"/>
-          <w:sz w:val="20"/>
-          <w:szCs w:val="20"/>
-        </w:rPr>
-      </w:pPr>
-      <w:r>
-        <w:rPr>
-          <w:rFonts w:ascii="Cambria" w:hAnsi="Cambria"/>
-          <w:color w:val="404040" w:themeColor="text1" w:themeTint="BF"/>
-          <w:sz w:val="20"/>
-          <w:szCs w:val="20"/>
-          <w:shd w:val="clear" w:color="auto" w:fill="FFFFFF"/>
         </w:rPr>
         <w:t>Dubai</w:t>
       </w:r>
@@ -113,6 +115,7 @@
           <w:sz w:val="20"/>
           <w:szCs w:val="20"/>
           <w:shd w:val="clear" w:color="auto" w:fill="FFFFFF"/>
+          <w:lang w:val="nl-NL"/>
         </w:rPr>
         <w:t>, UAE</w:t>
       </w:r>
@@ -124,6 +127,7 @@
           <w:sz w:val="20"/>
           <w:szCs w:val="20"/>
           <w:shd w:val="clear" w:color="auto" w:fill="FFFFFF"/>
+          <w:lang w:val="nl-NL"/>
         </w:rPr>
         <w:br/>
       </w:r>
@@ -133,6 +137,7 @@
           <w:color w:val="404040" w:themeColor="text1" w:themeTint="BF"/>
           <w:sz w:val="20"/>
           <w:szCs w:val="20"/>
+          <w:lang w:val="nl-NL"/>
         </w:rPr>
         <w:t>+</w:t>
       </w:r>
@@ -142,6 +147,7 @@
           <w:color w:val="404040" w:themeColor="text1" w:themeTint="BF"/>
           <w:sz w:val="20"/>
           <w:szCs w:val="20"/>
+          <w:lang w:val="nl-NL"/>
         </w:rPr>
         <w:t>971 50 3114</w:t>
       </w:r>
@@ -151,6 +157,7 @@
           <w:color w:val="404040" w:themeColor="text1" w:themeTint="BF"/>
           <w:sz w:val="20"/>
           <w:szCs w:val="20"/>
+          <w:lang w:val="nl-NL"/>
         </w:rPr>
         <w:t>0</w:t>
       </w:r>
@@ -160,6 +167,7 @@
           <w:color w:val="404040" w:themeColor="text1" w:themeTint="BF"/>
           <w:sz w:val="20"/>
           <w:szCs w:val="20"/>
+          <w:lang w:val="nl-NL"/>
         </w:rPr>
         <w:t>72</w:t>
       </w:r>
@@ -169,6 +177,7 @@
           <w:color w:val="404040" w:themeColor="text1" w:themeTint="BF"/>
           <w:sz w:val="20"/>
           <w:szCs w:val="20"/>
+          <w:lang w:val="nl-NL"/>
         </w:rPr>
         <w:br/>
       </w:r>
@@ -178,6 +187,7 @@
           <w:color w:val="404040" w:themeColor="text1" w:themeTint="BF"/>
           <w:sz w:val="20"/>
           <w:szCs w:val="20"/>
+          <w:lang w:val="nl-NL"/>
         </w:rPr>
         <w:t>a.karabay@bham.ac.uk</w:t>
       </w:r>
@@ -3161,7 +3171,7 @@
               <w:rPr>
                 <w:rFonts w:ascii="Cambria" w:hAnsi="Cambria" w:cs="Arial"/>
                 <w:bCs/>
-                <w:lang w:val="nl-NL"/>
+                <w:lang w:val="en-AE"/>
               </w:rPr>
               <w:t xml:space="preserve">, </w:t>
             </w:r>
@@ -3317,36 +3327,54 @@
               <w:rPr>
                 <w:rFonts w:ascii="Cambria" w:hAnsi="Cambria" w:cs="Arial"/>
                 <w:bCs/>
-                <w:lang w:val="nl-NL"/>
-              </w:rPr>
-              <w:t>Chen, I.,</w:t>
-            </w:r>
-            <w:r>
-              <w:rPr>
-                <w:rFonts w:ascii="Cambria" w:hAnsi="Cambria" w:cs="Arial"/>
-                <w:bCs/>
-                <w:lang w:val="nl-NL"/>
-              </w:rPr>
-              <w:t xml:space="preserve"> </w:t>
-            </w:r>
-            <w:r>
-              <w:rPr>
-                <w:rFonts w:ascii="Cambria" w:hAnsi="Cambria" w:cs="Arial"/>
-                <w:bCs/>
-                <w:lang w:val="nl-NL"/>
-              </w:rPr>
-              <w:t xml:space="preserve">Mathȏt, S.,  </w:t>
-            </w:r>
-            <w:r>
-              <w:rPr>
-                <w:rFonts w:ascii="Cambria" w:hAnsi="Cambria" w:cs="Arial"/>
-              </w:rPr>
-              <w:t xml:space="preserve">van der </w:t>
+                <w:lang w:val="en-AE"/>
+              </w:rPr>
+              <w:t xml:space="preserve">Chen, I., </w:t>
             </w:r>
             <w:proofErr w:type="spellStart"/>
             <w:r>
               <w:rPr>
                 <w:rFonts w:ascii="Cambria" w:hAnsi="Cambria" w:cs="Arial"/>
+                <w:bCs/>
+                <w:lang w:val="en-AE"/>
+              </w:rPr>
+              <w:t>Mathȏt</w:t>
+            </w:r>
+            <w:proofErr w:type="spellEnd"/>
+            <w:r>
+              <w:rPr>
+                <w:rFonts w:ascii="Cambria" w:hAnsi="Cambria" w:cs="Arial"/>
+                <w:bCs/>
+                <w:lang w:val="en-AE"/>
+              </w:rPr>
+              <w:t>, S.</w:t>
+            </w:r>
+            <w:proofErr w:type="gramStart"/>
+            <w:r>
+              <w:rPr>
+                <w:rFonts w:ascii="Cambria" w:hAnsi="Cambria" w:cs="Arial"/>
+                <w:bCs/>
+                <w:lang w:val="en-AE"/>
+              </w:rPr>
+              <w:t xml:space="preserve">,  </w:t>
+            </w:r>
+            <w:r>
+              <w:rPr>
+                <w:rFonts w:ascii="Cambria" w:hAnsi="Cambria" w:cs="Arial"/>
+              </w:rPr>
+              <w:t>van</w:t>
+            </w:r>
+            <w:proofErr w:type="gramEnd"/>
+            <w:r>
+              <w:rPr>
+                <w:rFonts w:ascii="Cambria" w:hAnsi="Cambria" w:cs="Arial"/>
+              </w:rPr>
+              <w:t xml:space="preserve"> der </w:t>
+            </w:r>
+            <w:proofErr w:type="spellStart"/>
+            <w:r>
+              <w:rPr>
+                <w:rFonts w:ascii="Cambria" w:hAnsi="Cambria" w:cs="Arial"/>
               </w:rPr>
               <w:t>Mijn</w:t>
             </w:r>
@@ -3361,17 +3389,9 @@
               <w:rPr>
                 <w:rFonts w:ascii="Cambria" w:hAnsi="Cambria" w:cs="Arial"/>
                 <w:b/>
-                <w:lang w:val="nl-NL"/>
-              </w:rPr>
-              <w:t>Karabay, A</w:t>
-            </w:r>
-            <w:r>
-              <w:rPr>
-                <w:rFonts w:ascii="Cambria" w:hAnsi="Cambria" w:cs="Arial"/>
-                <w:b/>
-                <w:lang w:val="nl-NL"/>
-              </w:rPr>
-              <w:t xml:space="preserve">., </w:t>
+                <w:lang w:val="en-AE"/>
+              </w:rPr>
+              <w:t xml:space="preserve">Karabay, A., </w:t>
             </w:r>
             <w:r>
               <w:rPr>
@@ -3383,25 +3403,27 @@
               <w:rPr>
                 <w:rFonts w:ascii="Cambria" w:hAnsi="Cambria" w:cs="Arial"/>
                 <w:bCs/>
-                <w:lang w:val="nl-NL"/>
-              </w:rPr>
-              <w:t xml:space="preserve">&amp; Akyürek, E. G. </w:t>
-            </w:r>
-            <w:r>
-              <w:rPr>
-                <w:rFonts w:ascii="Cambria" w:hAnsi="Cambria" w:cs="Arial"/>
-                <w:bCs/>
-                <w:lang w:val="nl-NL"/>
-              </w:rPr>
-              <w:t>Concealed personally familiar face detection with eeg in rapid serial visual presentation</w:t>
-            </w:r>
-            <w:r>
-              <w:rPr>
-                <w:rFonts w:ascii="Cambria" w:hAnsi="Cambria" w:cs="Arial"/>
-                <w:bCs/>
-                <w:lang w:val="nl-NL"/>
-              </w:rPr>
-              <w:t xml:space="preserve">. </w:t>
+                <w:lang w:val="en-AE"/>
+              </w:rPr>
+              <w:t xml:space="preserve">&amp; Akyürek, E. G. Concealed personally familiar face detection with </w:t>
+            </w:r>
+            <w:proofErr w:type="spellStart"/>
+            <w:r>
+              <w:rPr>
+                <w:rFonts w:ascii="Cambria" w:hAnsi="Cambria" w:cs="Arial"/>
+                <w:bCs/>
+                <w:lang w:val="en-AE"/>
+              </w:rPr>
+              <w:t>eeg</w:t>
+            </w:r>
+            <w:proofErr w:type="spellEnd"/>
+            <w:r>
+              <w:rPr>
+                <w:rFonts w:ascii="Cambria" w:hAnsi="Cambria" w:cs="Arial"/>
+                <w:bCs/>
+                <w:lang w:val="en-AE"/>
+              </w:rPr>
+              <w:t xml:space="preserve"> in rapid serial visual presentation. </w:t>
             </w:r>
             <w:hyperlink r:id="rId10" w:history="1">
               <w:r>
@@ -3468,7 +3490,7 @@
               <w:rPr>
                 <w:rFonts w:ascii="Cambria" w:hAnsi="Cambria" w:cs="Arial"/>
                 <w:bCs/>
-                <w:lang w:val="nl-NL"/>
+                <w:lang w:val="en-AE"/>
               </w:rPr>
               <w:t>Chen, I.</w:t>
             </w:r>
@@ -3483,7 +3505,7 @@
               <w:rPr>
                 <w:rFonts w:ascii="Cambria" w:hAnsi="Cambria" w:cs="Arial"/>
                 <w:bCs/>
-                <w:lang w:val="nl-NL"/>
+                <w:lang w:val="en-AE"/>
               </w:rPr>
               <w:t>, Buchel, P.</w:t>
             </w:r>
@@ -3498,7 +3520,7 @@
               <w:rPr>
                 <w:rFonts w:ascii="Cambria" w:hAnsi="Cambria" w:cs="Arial"/>
                 <w:bCs/>
-                <w:lang w:val="nl-NL"/>
+                <w:lang w:val="en-AE"/>
               </w:rPr>
               <w:t xml:space="preserve">, </w:t>
             </w:r>
@@ -3506,7 +3528,7 @@
               <w:rPr>
                 <w:rFonts w:ascii="Cambria" w:hAnsi="Cambria" w:cs="Arial"/>
                 <w:b/>
-                <w:lang w:val="nl-NL"/>
+                <w:lang w:val="en-AE"/>
               </w:rPr>
               <w:t>Karabay, A</w:t>
             </w:r>
@@ -3514,7 +3536,7 @@
               <w:rPr>
                 <w:rFonts w:ascii="Cambria" w:hAnsi="Cambria" w:cs="Arial"/>
                 <w:bCs/>
-                <w:lang w:val="nl-NL"/>
+                <w:lang w:val="en-AE"/>
               </w:rPr>
               <w:t xml:space="preserve">., </w:t>
             </w:r>
@@ -3538,19 +3560,29 @@
               </w:rPr>
               <w:t xml:space="preserve">, R., </w:t>
             </w:r>
-            <w:r>
-              <w:rPr>
-                <w:rFonts w:ascii="Cambria" w:hAnsi="Cambria" w:cs="Arial"/>
-                <w:bCs/>
-                <w:lang w:val="nl-NL"/>
-              </w:rPr>
-              <w:t>Mathȏt, S., &amp; Akyürek, E. G. Concealed information detection in rapid serial visual</w:t>
-            </w:r>
-            <w:r>
-              <w:rPr>
-                <w:rFonts w:ascii="Cambria" w:hAnsi="Cambria" w:cs="Arial"/>
-                <w:bCs/>
-                <w:lang w:val="nl-NL"/>
+            <w:proofErr w:type="spellStart"/>
+            <w:r>
+              <w:rPr>
+                <w:rFonts w:ascii="Cambria" w:hAnsi="Cambria" w:cs="Arial"/>
+                <w:bCs/>
+                <w:lang w:val="en-AE"/>
+              </w:rPr>
+              <w:t>Mathȏt</w:t>
+            </w:r>
+            <w:proofErr w:type="spellEnd"/>
+            <w:r>
+              <w:rPr>
+                <w:rFonts w:ascii="Cambria" w:hAnsi="Cambria" w:cs="Arial"/>
+                <w:bCs/>
+                <w:lang w:val="en-AE"/>
+              </w:rPr>
+              <w:t>, S., &amp; Akyürek, E. G. Concealed information detection in rapid serial visual</w:t>
+            </w:r>
+            <w:r>
+              <w:rPr>
+                <w:rFonts w:ascii="Cambria" w:hAnsi="Cambria" w:cs="Arial"/>
+                <w:bCs/>
+                <w:lang w:val="en-AE"/>
               </w:rPr>
               <w:t xml:space="preserve"> </w:t>
             </w:r>
@@ -3558,7 +3590,7 @@
               <w:rPr>
                 <w:rFonts w:ascii="Cambria" w:hAnsi="Cambria" w:cs="Arial"/>
                 <w:bCs/>
-                <w:lang w:val="nl-NL"/>
+                <w:lang w:val="en-AE"/>
               </w:rPr>
               <w:t>presentation with oculomotor measures</w:t>
             </w:r>
@@ -3566,7 +3598,7 @@
               <w:rPr>
                 <w:rFonts w:ascii="Cambria" w:hAnsi="Cambria" w:cs="Arial"/>
                 <w:bCs/>
-                <w:lang w:val="nl-NL"/>
+                <w:lang w:val="en-AE"/>
               </w:rPr>
               <w:t>.</w:t>
             </w:r>
@@ -3574,7 +3606,7 @@
               <w:rPr>
                 <w:rFonts w:ascii="Cambria" w:hAnsi="Cambria" w:cs="Arial"/>
                 <w:bCs/>
-                <w:lang w:val="nl-NL"/>
+                <w:lang w:val="en-AE"/>
               </w:rPr>
               <w:t xml:space="preserve"> </w:t>
             </w:r>
@@ -4628,7 +4660,7 @@
             <w:r>
               <w:rPr>
                 <w:rFonts w:ascii="Cambria" w:hAnsi="Cambria" w:cs="Arial"/>
-                <w:lang w:val="nl-NL"/>
+                <w:lang w:val="en-AE"/>
               </w:rPr>
               <w:t xml:space="preserve">&amp; </w:t>
             </w:r>
@@ -4932,7 +4964,7 @@
               <w:rPr>
                 <w:rFonts w:ascii="Cambria" w:hAnsi="Cambria" w:cs="Arial"/>
                 <w:b/>
-                <w:lang w:val="nl-NL"/>
+                <w:lang w:val="en-AE"/>
               </w:rPr>
               <w:t>Karabay, A.</w:t>
             </w:r>
@@ -4940,7 +4972,7 @@
               <w:rPr>
                 <w:rFonts w:ascii="Cambria" w:hAnsi="Cambria" w:cs="Arial"/>
                 <w:bCs/>
-                <w:lang w:val="nl-NL"/>
+                <w:lang w:val="en-AE"/>
               </w:rPr>
               <w:t>,</w:t>
             </w:r>
@@ -4948,7 +4980,7 @@
               <w:rPr>
                 <w:rFonts w:ascii="Cambria" w:hAnsi="Cambria" w:cs="Arial"/>
                 <w:b/>
-                <w:lang w:val="nl-NL"/>
+                <w:lang w:val="en-AE"/>
               </w:rPr>
               <w:t xml:space="preserve"> </w:t>
             </w:r>
@@ -4956,14 +4988,14 @@
               <w:rPr>
                 <w:rFonts w:ascii="Cambria" w:hAnsi="Cambria" w:cs="Arial"/>
                 <w:u w:val="single"/>
-                <w:lang w:val="nl-NL"/>
+                <w:lang w:val="en-AE"/>
               </w:rPr>
               <w:t>Wilhelm, S. A.,</w:t>
             </w:r>
             <w:r>
               <w:rPr>
                 <w:rFonts w:ascii="Cambria" w:hAnsi="Cambria" w:cs="Arial"/>
-                <w:lang w:val="nl-NL"/>
+                <w:lang w:val="en-AE"/>
               </w:rPr>
               <w:t xml:space="preserve"> de Jonge, J., Wang, J., Martens, S., &amp; Akyürek, E. G. </w:t>
             </w:r>
@@ -6117,7 +6149,7 @@
               <w:rPr>
                 <w:rFonts w:ascii="Cambria" w:hAnsi="Cambria" w:cs="Arial"/>
                 <w:b/>
-                <w:lang w:val="nl-NL"/>
+                <w:lang w:val="en-AE"/>
               </w:rPr>
               <w:t xml:space="preserve">Karabay, A. </w:t>
             </w:r>
@@ -6125,7 +6157,7 @@
               <w:rPr>
                 <w:rFonts w:ascii="Cambria" w:hAnsi="Cambria" w:cs="Arial"/>
                 <w:bCs/>
-                <w:lang w:val="nl-NL"/>
+                <w:lang w:val="en-AE"/>
               </w:rPr>
               <w:t xml:space="preserve">Taking a snapshot of the brain: Visual impulse reveals (non)persistent neural activity by perturbation and increasing signal-noise ratio. </w:t>
             </w:r>
@@ -6404,7 +6436,7 @@
               <w:jc w:val="both"/>
               <w:rPr>
                 <w:rFonts w:ascii="Cambria" w:hAnsi="Cambria" w:cs="Arial"/>
-                <w:lang w:val="nl-NL"/>
+                <w:lang w:val="en-AE"/>
               </w:rPr>
             </w:pPr>
             <w:r>
@@ -6614,7 +6646,7 @@
               <w:jc w:val="both"/>
               <w:rPr>
                 <w:rFonts w:ascii="Cambria" w:hAnsi="Cambria" w:cs="Arial"/>
-                <w:lang w:val="nl-NL"/>
+                <w:lang w:val="en-AE"/>
               </w:rPr>
             </w:pPr>
             <w:r>
@@ -6653,7 +6685,7 @@
             <w:r>
               <w:rPr>
                 <w:rFonts w:ascii="Cambria" w:hAnsi="Cambria" w:cs="Arial"/>
-                <w:lang w:val="nl-NL"/>
+                <w:lang w:val="en-AE"/>
               </w:rPr>
               <w:t xml:space="preserve">&amp; </w:t>
             </w:r>
@@ -6836,7 +6868,7 @@
             <w:r>
               <w:rPr>
                 <w:rFonts w:ascii="Cambria" w:hAnsi="Cambria" w:cs="Arial"/>
-                <w:lang w:val="nl-NL"/>
+                <w:lang w:val="en-AE"/>
               </w:rPr>
               <w:t xml:space="preserve">Akyürek, E. G., Kandemir, G., Wolff, M., </w:t>
             </w:r>
@@ -6845,51 +6877,23 @@
                 <w:rFonts w:ascii="Cambria" w:hAnsi="Cambria" w:cs="Arial"/>
                 <w:b/>
                 <w:bCs/>
-                <w:lang w:val="nl-NL"/>
+                <w:lang w:val="en-AE"/>
               </w:rPr>
               <w:t>Karabay, A.</w:t>
             </w:r>
             <w:r>
               <w:rPr>
                 <w:rFonts w:ascii="Cambria" w:hAnsi="Cambria" w:cs="Arial"/>
-                <w:lang w:val="nl-NL"/>
-              </w:rPr>
-              <w:t>,</w:t>
-            </w:r>
-            <w:r>
-              <w:rPr>
-                <w:rFonts w:ascii="Cambria" w:hAnsi="Cambria" w:cs="Arial"/>
-                <w:lang w:val="nl-NL"/>
-              </w:rPr>
-              <w:t xml:space="preserve"> &amp; Wilhelm, S.</w:t>
-            </w:r>
-            <w:r>
-              <w:rPr>
-                <w:rFonts w:ascii="Cambria" w:hAnsi="Cambria" w:cs="Arial"/>
-                <w:lang w:val="nl-NL"/>
-              </w:rPr>
-              <w:t xml:space="preserve"> </w:t>
-            </w:r>
-            <w:r>
-              <w:rPr>
-                <w:rFonts w:ascii="Cambria" w:hAnsi="Cambria" w:cs="Arial"/>
-                <w:lang w:val="nl-NL"/>
-              </w:rPr>
-              <w:t>Probing latent working memory representations in EEG.</w:t>
-            </w:r>
-            <w:r>
-              <w:rPr>
-                <w:rFonts w:ascii="Cambria" w:hAnsi="Cambria" w:cs="Arial"/>
-                <w:lang w:val="nl-NL"/>
-              </w:rPr>
-              <w:t xml:space="preserve"> </w:t>
-            </w:r>
-            <w:r>
-              <w:rPr>
-                <w:rFonts w:ascii="Cambria" w:hAnsi="Cambria" w:cs="Arial"/>
-                <w:i/>
-                <w:iCs/>
-                <w:lang w:val="nl-NL"/>
+                <w:lang w:val="en-AE"/>
+              </w:rPr>
+              <w:t xml:space="preserve">, &amp; Wilhelm, S. Probing latent working memory representations in EEG. </w:t>
+            </w:r>
+            <w:r>
+              <w:rPr>
+                <w:rFonts w:ascii="Cambria" w:hAnsi="Cambria" w:cs="Arial"/>
+                <w:i/>
+                <w:iCs/>
+                <w:lang w:val="en-AE"/>
               </w:rPr>
               <w:t xml:space="preserve">The </w:t>
             </w:r>
@@ -7054,7 +7058,7 @@
             <w:r>
               <w:rPr>
                 <w:rFonts w:ascii="Cambria" w:hAnsi="Cambria" w:cs="Arial"/>
-                <w:lang w:val="nl-NL"/>
+                <w:lang w:val="en-AE"/>
               </w:rPr>
               <w:t>Akyürek</w:t>
             </w:r>
@@ -7067,16 +7071,9 @@
             <w:r>
               <w:rPr>
                 <w:rFonts w:ascii="Cambria" w:hAnsi="Cambria" w:cs="Arial"/>
-                <w:lang w:val="nl-NL"/>
-              </w:rPr>
-              <w:t>G.</w:t>
-            </w:r>
-            <w:r>
-              <w:rPr>
-                <w:rFonts w:ascii="Cambria" w:hAnsi="Cambria" w:cs="Arial"/>
-                <w:lang w:val="nl-NL"/>
-              </w:rPr>
-              <w:t xml:space="preserve"> </w:t>
+                <w:lang w:val="en-AE"/>
+              </w:rPr>
+              <w:t xml:space="preserve">G. </w:t>
             </w:r>
             <w:r>
               <w:rPr>
@@ -7202,21 +7199,21 @@
               <w:rPr>
                 <w:rFonts w:ascii="Cambria" w:hAnsi="Cambria" w:cs="Arial"/>
                 <w:b/>
-                <w:lang w:val="nl-NL"/>
+                <w:lang w:val="en-AE"/>
               </w:rPr>
             </w:pPr>
             <w:r>
               <w:rPr>
                 <w:rFonts w:ascii="Cambria" w:hAnsi="Cambria" w:cs="Arial"/>
                 <w:u w:val="single"/>
-                <w:lang w:val="nl-NL"/>
+                <w:lang w:val="en-AE"/>
               </w:rPr>
               <w:t>Wang, S.,</w:t>
             </w:r>
             <w:r>
               <w:rPr>
                 <w:rFonts w:ascii="Cambria" w:hAnsi="Cambria" w:cs="Arial"/>
-                <w:lang w:val="nl-NL"/>
+                <w:lang w:val="en-AE"/>
               </w:rPr>
               <w:t xml:space="preserve"> </w:t>
             </w:r>
@@ -7224,7 +7221,7 @@
               <w:rPr>
                 <w:rFonts w:ascii="Cambria" w:hAnsi="Cambria" w:cs="Arial"/>
                 <w:b/>
-                <w:lang w:val="nl-NL"/>
+                <w:lang w:val="en-AE"/>
               </w:rPr>
               <w:t>Karabay, A.</w:t>
             </w:r>
@@ -7232,23 +7229,16 @@
               <w:rPr>
                 <w:rFonts w:ascii="Cambria" w:hAnsi="Cambria" w:cs="Arial"/>
                 <w:bCs/>
-                <w:lang w:val="nl-NL"/>
+                <w:lang w:val="en-AE"/>
               </w:rPr>
               <w:t>,</w:t>
             </w:r>
             <w:r>
               <w:rPr>
                 <w:rFonts w:ascii="Cambria" w:hAnsi="Cambria" w:cs="Arial"/>
-                <w:lang w:val="nl-NL"/>
-              </w:rPr>
-              <w:t xml:space="preserve"> &amp; Akyürek, E. G.</w:t>
-            </w:r>
-            <w:r>
-              <w:rPr>
-                <w:rFonts w:ascii="Cambria" w:hAnsi="Cambria" w:cs="Arial"/>
-                <w:lang w:val="nl-NL"/>
-              </w:rPr>
-              <w:t xml:space="preserve"> </w:t>
+                <w:lang w:val="en-AE"/>
+              </w:rPr>
+              <w:t xml:space="preserve"> &amp; Akyürek, E. G. </w:t>
             </w:r>
             <w:r>
               <w:rPr>
@@ -7374,14 +7364,14 @@
               <w:rPr>
                 <w:rFonts w:ascii="Cambria" w:hAnsi="Cambria" w:cs="Arial"/>
                 <w:b/>
-                <w:lang w:val="nl-NL"/>
+                <w:lang w:val="en-AE"/>
               </w:rPr>
             </w:pPr>
             <w:r>
               <w:rPr>
                 <w:rFonts w:ascii="Cambria" w:hAnsi="Cambria" w:cs="Arial"/>
                 <w:b/>
-                <w:lang w:val="nl-NL"/>
+                <w:lang w:val="en-AE"/>
               </w:rPr>
               <w:t>Karabay, A.</w:t>
             </w:r>
@@ -7389,7 +7379,7 @@
               <w:rPr>
                 <w:rFonts w:ascii="Cambria" w:hAnsi="Cambria" w:cs="Arial"/>
                 <w:bCs/>
-                <w:lang w:val="nl-NL"/>
+                <w:lang w:val="en-AE"/>
               </w:rPr>
               <w:t>,</w:t>
             </w:r>
@@ -7397,14 +7387,14 @@
               <w:rPr>
                 <w:rFonts w:ascii="Cambria" w:hAnsi="Cambria" w:cs="Arial"/>
                 <w:b/>
-                <w:lang w:val="nl-NL"/>
+                <w:lang w:val="en-AE"/>
               </w:rPr>
               <w:t xml:space="preserve"> </w:t>
             </w:r>
             <w:r>
               <w:rPr>
                 <w:rFonts w:ascii="Cambria" w:hAnsi="Cambria" w:cs="Arial"/>
-                <w:lang w:val="nl-NL"/>
+                <w:lang w:val="en-AE"/>
               </w:rPr>
               <w:t xml:space="preserve">Wolff, M. J., </w:t>
             </w:r>
@@ -7412,23 +7402,16 @@
               <w:rPr>
                 <w:rFonts w:ascii="Cambria" w:hAnsi="Cambria" w:cs="Arial"/>
                 <w:u w:val="single"/>
-                <w:lang w:val="nl-NL"/>
+                <w:lang w:val="en-AE"/>
               </w:rPr>
               <w:t>Ruuskanen, V.,</w:t>
             </w:r>
             <w:r>
               <w:rPr>
                 <w:rFonts w:ascii="Cambria" w:hAnsi="Cambria" w:cs="Arial"/>
-                <w:lang w:val="nl-NL"/>
-              </w:rPr>
-              <w:t xml:space="preserve"> &amp; Akyürek, E. G.</w:t>
-            </w:r>
-            <w:r>
-              <w:rPr>
-                <w:rFonts w:ascii="Cambria" w:hAnsi="Cambria" w:cs="Arial"/>
-                <w:lang w:val="nl-NL"/>
-              </w:rPr>
-              <w:t xml:space="preserve"> </w:t>
+                <w:lang w:val="en-AE"/>
+              </w:rPr>
+              <w:t xml:space="preserve"> &amp; Akyürek, E. G. </w:t>
             </w:r>
             <w:r>
               <w:rPr>
@@ -7557,217 +7540,124 @@
               <w:jc w:val="both"/>
               <w:rPr>
                 <w:rFonts w:ascii="Cambria" w:hAnsi="Cambria" w:cs="Arial"/>
+                <w:lang w:val="nl-NL"/>
               </w:rPr>
             </w:pPr>
             <w:r>
               <w:rPr>
                 <w:rFonts w:ascii="Cambria" w:hAnsi="Cambria" w:cs="Arial"/>
                 <w:b/>
+                <w:lang w:val="en-AE"/>
+              </w:rPr>
+              <w:t>Karabay, A.</w:t>
+            </w:r>
+            <w:r>
+              <w:rPr>
+                <w:rFonts w:ascii="Cambria" w:hAnsi="Cambria" w:cs="Arial"/>
+                <w:lang w:val="en-AE"/>
+              </w:rPr>
+              <w:t>,</w:t>
+            </w:r>
+            <w:r>
+              <w:rPr>
+                <w:rFonts w:ascii="Cambria" w:hAnsi="Cambria" w:cs="Arial"/>
+                <w:b/>
+                <w:lang w:val="en-AE"/>
+              </w:rPr>
+              <w:t xml:space="preserve"> </w:t>
+            </w:r>
+            <w:r>
+              <w:rPr>
+                <w:rFonts w:ascii="Cambria" w:hAnsi="Cambria" w:cs="Arial"/>
+                <w:lang w:val="en-AE"/>
+              </w:rPr>
+              <w:t xml:space="preserve">Wang, J., </w:t>
+            </w:r>
+            <w:r>
+              <w:rPr>
+                <w:rFonts w:ascii="Cambria" w:hAnsi="Cambria" w:cs="Arial"/>
+                <w:u w:val="single"/>
+                <w:lang w:val="en-AE"/>
+              </w:rPr>
+              <w:t>Wilhelm, S.,</w:t>
+            </w:r>
+            <w:r>
+              <w:rPr>
+                <w:rFonts w:ascii="Cambria" w:hAnsi="Cambria" w:cs="Arial"/>
+                <w:lang w:val="en-AE"/>
+              </w:rPr>
+              <w:t xml:space="preserve"> Martens, S., &amp; Akyürek, E. G. </w:t>
+            </w:r>
+            <w:r>
+              <w:rPr>
+                <w:rFonts w:ascii="Cambria" w:hAnsi="Cambria" w:cs="Arial"/>
+              </w:rPr>
+              <w:t xml:space="preserve">Two faces of the </w:t>
+            </w:r>
+            <w:r>
+              <w:rPr>
+                <w:rFonts w:ascii="Cambria" w:hAnsi="Cambria" w:cs="Arial"/>
+              </w:rPr>
+              <w:t>a</w:t>
+            </w:r>
+            <w:r>
+              <w:rPr>
+                <w:rFonts w:ascii="Cambria" w:hAnsi="Cambria" w:cs="Arial"/>
+              </w:rPr>
+              <w:t xml:space="preserve">ttentional </w:t>
+            </w:r>
+            <w:r>
+              <w:rPr>
+                <w:rFonts w:ascii="Cambria" w:hAnsi="Cambria" w:cs="Arial"/>
+              </w:rPr>
+              <w:t>b</w:t>
+            </w:r>
+            <w:r>
+              <w:rPr>
+                <w:rFonts w:ascii="Cambria" w:hAnsi="Cambria" w:cs="Arial"/>
+              </w:rPr>
+              <w:t>link: Gradual and discrete loss of perceptual awareness.</w:t>
+            </w:r>
+            <w:r>
+              <w:rPr>
+                <w:rFonts w:ascii="Cambria" w:hAnsi="Cambria" w:cs="Arial"/>
+              </w:rPr>
+              <w:t xml:space="preserve"> </w:t>
+            </w:r>
+            <w:r>
+              <w:rPr>
+                <w:rFonts w:ascii="Cambria" w:hAnsi="Cambria" w:cs="Arial"/>
+                <w:i/>
+                <w:iCs/>
                 <w:lang w:val="nl-NL"/>
               </w:rPr>
-              <w:t>Karabay, A.</w:t>
-            </w:r>
-            <w:r>
-              <w:rPr>
-                <w:rFonts w:ascii="Cambria" w:hAnsi="Cambria" w:cs="Arial"/>
+              <w:t>The 17</w:t>
+            </w:r>
+            <w:r>
+              <w:rPr>
+                <w:rFonts w:ascii="Cambria" w:hAnsi="Cambria" w:cs="Arial"/>
+                <w:i/>
+                <w:iCs/>
+                <w:vertAlign w:val="superscript"/>
                 <w:lang w:val="nl-NL"/>
               </w:rPr>
-              <w:t>,</w:t>
-            </w:r>
-            <w:r>
-              <w:rPr>
-                <w:rFonts w:ascii="Cambria" w:hAnsi="Cambria" w:cs="Arial"/>
-                <w:b/>
+              <w:t>th</w:t>
+            </w:r>
+            <w:r>
+              <w:rPr>
+                <w:rFonts w:ascii="Cambria" w:hAnsi="Cambria" w:cs="Arial"/>
+                <w:i/>
+                <w:iCs/>
                 <w:lang w:val="nl-NL"/>
               </w:rPr>
-              <w:t xml:space="preserve"> </w:t>
+              <w:t xml:space="preserve"> winter conference of De Nederlandse Vereniging voor Psychonomie (NVP) </w:t>
             </w:r>
             <w:r>
               <w:rPr>
                 <w:rFonts w:ascii="Cambria" w:hAnsi="Cambria" w:cs="Arial"/>
                 <w:lang w:val="nl-NL"/>
               </w:rPr>
-              <w:t xml:space="preserve">Wang, J., </w:t>
-            </w:r>
-            <w:r>
-              <w:rPr>
-                <w:rFonts w:ascii="Cambria" w:hAnsi="Cambria" w:cs="Arial"/>
-                <w:u w:val="single"/>
-                <w:lang w:val="nl-NL"/>
-              </w:rPr>
-              <w:t>Wilhelm, S.,</w:t>
-            </w:r>
-            <w:r>
-              <w:rPr>
-                <w:rFonts w:ascii="Cambria" w:hAnsi="Cambria" w:cs="Arial"/>
-                <w:lang w:val="nl-NL"/>
-              </w:rPr>
-              <w:t xml:space="preserve"> Martens, S., &amp; Akyürek, E. G.</w:t>
-            </w:r>
-            <w:r>
-              <w:rPr>
-                <w:rFonts w:ascii="Cambria" w:hAnsi="Cambria" w:cs="Arial"/>
-                <w:lang w:val="nl-NL"/>
-              </w:rPr>
-              <w:t xml:space="preserve"> </w:t>
-            </w:r>
-            <w:r>
-              <w:rPr>
-                <w:rFonts w:ascii="Cambria" w:hAnsi="Cambria" w:cs="Arial"/>
-              </w:rPr>
-              <w:t xml:space="preserve">Two faces of the </w:t>
-            </w:r>
-            <w:r>
-              <w:rPr>
-                <w:rFonts w:ascii="Cambria" w:hAnsi="Cambria" w:cs="Arial"/>
-              </w:rPr>
-              <w:t>a</w:t>
-            </w:r>
-            <w:r>
-              <w:rPr>
-                <w:rFonts w:ascii="Cambria" w:hAnsi="Cambria" w:cs="Arial"/>
-              </w:rPr>
-              <w:t xml:space="preserve">ttentional </w:t>
-            </w:r>
-            <w:r>
-              <w:rPr>
-                <w:rFonts w:ascii="Cambria" w:hAnsi="Cambria" w:cs="Arial"/>
-              </w:rPr>
-              <w:t>b</w:t>
-            </w:r>
-            <w:r>
-              <w:rPr>
-                <w:rFonts w:ascii="Cambria" w:hAnsi="Cambria" w:cs="Arial"/>
-              </w:rPr>
-              <w:t>link: Gradual and discrete loss of perceptual awareness.</w:t>
-            </w:r>
-            <w:r>
-              <w:rPr>
-                <w:rFonts w:ascii="Cambria" w:hAnsi="Cambria" w:cs="Arial"/>
-              </w:rPr>
-              <w:t xml:space="preserve"> </w:t>
-            </w:r>
-            <w:r>
-              <w:rPr>
-                <w:rFonts w:ascii="Cambria" w:hAnsi="Cambria" w:cs="Arial"/>
-                <w:i/>
-                <w:iCs/>
-              </w:rPr>
-              <w:t>The 1</w:t>
-            </w:r>
-            <w:r>
-              <w:rPr>
-                <w:rFonts w:ascii="Cambria" w:hAnsi="Cambria" w:cs="Arial"/>
-                <w:i/>
-                <w:iCs/>
-              </w:rPr>
-              <w:t>7</w:t>
-            </w:r>
-            <w:r>
-              <w:rPr>
-                <w:rFonts w:ascii="Cambria" w:hAnsi="Cambria" w:cs="Arial"/>
-                <w:i/>
-                <w:iCs/>
-                <w:vertAlign w:val="superscript"/>
-              </w:rPr>
-              <w:t>th</w:t>
-            </w:r>
-            <w:r>
-              <w:rPr>
-                <w:rFonts w:ascii="Cambria" w:hAnsi="Cambria" w:cs="Arial"/>
-                <w:i/>
-                <w:iCs/>
-              </w:rPr>
-              <w:t xml:space="preserve"> </w:t>
-            </w:r>
-            <w:r>
-              <w:rPr>
-                <w:rFonts w:ascii="Cambria" w:hAnsi="Cambria" w:cs="Arial"/>
-                <w:i/>
-                <w:iCs/>
-              </w:rPr>
-              <w:t xml:space="preserve">winter conference of De </w:t>
-            </w:r>
-            <w:proofErr w:type="spellStart"/>
-            <w:r>
-              <w:rPr>
-                <w:rFonts w:ascii="Cambria" w:hAnsi="Cambria" w:cs="Arial"/>
-                <w:i/>
-                <w:iCs/>
-              </w:rPr>
-              <w:t>Nederlandse</w:t>
-            </w:r>
-            <w:proofErr w:type="spellEnd"/>
-            <w:r>
-              <w:rPr>
-                <w:rFonts w:ascii="Cambria" w:hAnsi="Cambria" w:cs="Arial"/>
-                <w:i/>
-                <w:iCs/>
-              </w:rPr>
-              <w:t xml:space="preserve"> Vereniging </w:t>
-            </w:r>
-            <w:proofErr w:type="spellStart"/>
-            <w:r>
-              <w:rPr>
-                <w:rFonts w:ascii="Cambria" w:hAnsi="Cambria" w:cs="Arial"/>
-                <w:i/>
-                <w:iCs/>
-              </w:rPr>
-              <w:t>voor</w:t>
-            </w:r>
-            <w:proofErr w:type="spellEnd"/>
-            <w:r>
-              <w:rPr>
-                <w:rFonts w:ascii="Cambria" w:hAnsi="Cambria" w:cs="Arial"/>
-                <w:i/>
-                <w:iCs/>
-              </w:rPr>
-              <w:t xml:space="preserve"> </w:t>
-            </w:r>
-            <w:proofErr w:type="spellStart"/>
-            <w:r>
-              <w:rPr>
-                <w:rFonts w:ascii="Cambria" w:hAnsi="Cambria" w:cs="Arial"/>
-                <w:i/>
-                <w:iCs/>
-              </w:rPr>
-              <w:t>Psychonomie</w:t>
-            </w:r>
-            <w:proofErr w:type="spellEnd"/>
-            <w:r>
-              <w:rPr>
-                <w:rFonts w:ascii="Cambria" w:hAnsi="Cambria" w:cs="Arial"/>
-                <w:i/>
-                <w:iCs/>
-              </w:rPr>
-              <w:t xml:space="preserve"> (NVP) </w:t>
-            </w:r>
-            <w:r>
-              <w:rPr>
-                <w:rFonts w:ascii="Cambria" w:hAnsi="Cambria" w:cs="Arial"/>
-              </w:rPr>
-              <w:t xml:space="preserve">in </w:t>
-            </w:r>
-            <w:r>
-              <w:rPr>
-                <w:rFonts w:ascii="Cambria" w:hAnsi="Cambria" w:cs="Arial"/>
-                <w:lang w:val="en-US"/>
-              </w:rPr>
-              <w:t xml:space="preserve">Egmond, </w:t>
-            </w:r>
-            <w:r>
-              <w:rPr>
-                <w:rFonts w:ascii="Cambria" w:hAnsi="Cambria" w:cs="Arial"/>
-                <w:lang w:val="en-US"/>
-              </w:rPr>
-              <w:t xml:space="preserve">the </w:t>
-            </w:r>
-            <w:r>
-              <w:rPr>
-                <w:rFonts w:ascii="Cambria" w:hAnsi="Cambria" w:cs="Arial"/>
-                <w:lang w:val="en-US"/>
-              </w:rPr>
-              <w:t>Netherlands.</w:t>
+              <w:t>in Egmond, the Netherlands.</w:t>
             </w:r>
           </w:p>
         </w:tc>
@@ -8014,7 +7904,7 @@
             <w:r>
               <w:rPr>
                 <w:rFonts w:ascii="Cambria" w:hAnsi="Cambria" w:cs="Arial"/>
-                <w:lang w:val="nl-NL"/>
+                <w:lang w:val="en-AE"/>
               </w:rPr>
               <w:t xml:space="preserve">Kandemir, G., </w:t>
             </w:r>
@@ -8022,7 +7912,7 @@
               <w:rPr>
                 <w:rFonts w:ascii="Cambria" w:hAnsi="Cambria" w:cs="Arial"/>
                 <w:b/>
-                <w:lang w:val="nl-NL"/>
+                <w:lang w:val="en-AE"/>
               </w:rPr>
               <w:t>Karabay, A.</w:t>
             </w:r>
@@ -8030,23 +7920,16 @@
               <w:rPr>
                 <w:rFonts w:ascii="Cambria" w:hAnsi="Cambria" w:cs="Arial"/>
                 <w:bCs/>
-                <w:lang w:val="nl-NL"/>
+                <w:lang w:val="en-AE"/>
               </w:rPr>
               <w:t>,</w:t>
             </w:r>
             <w:r>
               <w:rPr>
                 <w:rFonts w:ascii="Cambria" w:hAnsi="Cambria" w:cs="Arial"/>
-                <w:lang w:val="nl-NL"/>
-              </w:rPr>
-              <w:t xml:space="preserve"> &amp; Akyürek, E. G.</w:t>
-            </w:r>
-            <w:r>
-              <w:rPr>
-                <w:rFonts w:ascii="Cambria" w:hAnsi="Cambria" w:cs="Arial"/>
-                <w:lang w:val="nl-NL"/>
-              </w:rPr>
-              <w:t xml:space="preserve"> </w:t>
+                <w:lang w:val="en-AE"/>
+              </w:rPr>
+              <w:t xml:space="preserve"> &amp; Akyürek, E. G. </w:t>
             </w:r>
             <w:r>
               <w:rPr>
@@ -8279,7 +8162,7 @@
               <w:rPr>
                 <w:rFonts w:ascii="Cambria" w:hAnsi="Cambria" w:cs="Arial"/>
                 <w:bCs/>
-                <w:lang w:val="en-US"/>
+                <w:lang w:val="nl-NL"/>
               </w:rPr>
             </w:pPr>
             <w:r>
@@ -8357,16 +8240,9 @@
                 <w:rFonts w:ascii="Cambria" w:hAnsi="Cambria" w:cs="Arial"/>
                 <w:i/>
                 <w:iCs/>
-              </w:rPr>
-              <w:t>The 1</w:t>
-            </w:r>
-            <w:r>
-              <w:rPr>
-                <w:rFonts w:ascii="Cambria" w:hAnsi="Cambria" w:cs="Arial"/>
-                <w:i/>
-                <w:iCs/>
-              </w:rPr>
-              <w:t>6</w:t>
+                <w:lang w:val="nl-NL"/>
+              </w:rPr>
+              <w:t>The 16</w:t>
             </w:r>
             <w:r>
               <w:rPr>
@@ -8374,6 +8250,7 @@
                 <w:i/>
                 <w:iCs/>
                 <w:vertAlign w:val="superscript"/>
+                <w:lang w:val="nl-NL"/>
               </w:rPr>
               <w:t>th</w:t>
             </w:r>
@@ -8382,91 +8259,16 @@
                 <w:rFonts w:ascii="Cambria" w:hAnsi="Cambria" w:cs="Arial"/>
                 <w:i/>
                 <w:iCs/>
-              </w:rPr>
-              <w:t xml:space="preserve"> </w:t>
-            </w:r>
-            <w:r>
-              <w:rPr>
-                <w:rFonts w:ascii="Cambria" w:hAnsi="Cambria" w:cs="Arial"/>
-                <w:i/>
-                <w:iCs/>
-              </w:rPr>
-              <w:t xml:space="preserve">winter conference of De </w:t>
-            </w:r>
-            <w:proofErr w:type="spellStart"/>
-            <w:r>
-              <w:rPr>
-                <w:rFonts w:ascii="Cambria" w:hAnsi="Cambria" w:cs="Arial"/>
-                <w:i/>
-                <w:iCs/>
-              </w:rPr>
-              <w:t>Nederlandse</w:t>
-            </w:r>
-            <w:proofErr w:type="spellEnd"/>
-            <w:r>
-              <w:rPr>
-                <w:rFonts w:ascii="Cambria" w:hAnsi="Cambria" w:cs="Arial"/>
-                <w:i/>
-                <w:iCs/>
-              </w:rPr>
-              <w:t xml:space="preserve"> Vereniging </w:t>
-            </w:r>
-            <w:proofErr w:type="spellStart"/>
-            <w:r>
-              <w:rPr>
-                <w:rFonts w:ascii="Cambria" w:hAnsi="Cambria" w:cs="Arial"/>
-                <w:i/>
-                <w:iCs/>
-              </w:rPr>
-              <w:t>voor</w:t>
-            </w:r>
-            <w:proofErr w:type="spellEnd"/>
-            <w:r>
-              <w:rPr>
-                <w:rFonts w:ascii="Cambria" w:hAnsi="Cambria" w:cs="Arial"/>
-                <w:i/>
-                <w:iCs/>
-              </w:rPr>
-              <w:t xml:space="preserve"> </w:t>
-            </w:r>
-            <w:proofErr w:type="spellStart"/>
-            <w:r>
-              <w:rPr>
-                <w:rFonts w:ascii="Cambria" w:hAnsi="Cambria" w:cs="Arial"/>
-                <w:i/>
-                <w:iCs/>
-              </w:rPr>
-              <w:t>Psychonomie</w:t>
-            </w:r>
-            <w:proofErr w:type="spellEnd"/>
-            <w:r>
-              <w:rPr>
-                <w:rFonts w:ascii="Cambria" w:hAnsi="Cambria" w:cs="Arial"/>
-                <w:i/>
-                <w:iCs/>
-              </w:rPr>
-              <w:t xml:space="preserve"> (NVP) </w:t>
-            </w:r>
-            <w:r>
-              <w:rPr>
-                <w:rFonts w:ascii="Cambria" w:hAnsi="Cambria" w:cs="Arial"/>
-                <w:lang w:val="en-US"/>
-              </w:rPr>
-              <w:t xml:space="preserve">in Egmond, </w:t>
-            </w:r>
-            <w:r>
-              <w:rPr>
-                <w:rFonts w:ascii="Cambria" w:hAnsi="Cambria" w:cs="Arial"/>
-                <w:lang w:val="en-US"/>
-              </w:rPr>
-              <w:t xml:space="preserve">the </w:t>
-            </w:r>
-            <w:r>
-              <w:rPr>
-                <w:rFonts w:ascii="Cambria" w:hAnsi="Cambria" w:cs="Arial"/>
-                <w:lang w:val="en-US"/>
-              </w:rPr>
-              <w:t xml:space="preserve">Netherlands. </w:t>
+                <w:lang w:val="nl-NL"/>
+              </w:rPr>
+              <w:t xml:space="preserve"> winter conference of De Nederlandse Vereniging voor Psychonomie (NVP) </w:t>
+            </w:r>
+            <w:r>
+              <w:rPr>
+                <w:rFonts w:ascii="Cambria" w:hAnsi="Cambria" w:cs="Arial"/>
+                <w:lang w:val="nl-NL"/>
+              </w:rPr>
+              <w:t xml:space="preserve">in Egmond, the Netherlands. </w:t>
             </w:r>
           </w:p>
         </w:tc>
@@ -10057,7 +9859,7 @@
             <w:r>
               <w:rPr>
                 <w:rFonts w:ascii="Cambria" w:hAnsi="Cambria" w:cs="Arial"/>
-                <w:lang w:val="nl-NL"/>
+                <w:lang w:val="en-AE"/>
               </w:rPr>
               <w:t xml:space="preserve">&amp; </w:t>
             </w:r>
@@ -10378,7 +10180,7 @@
               <w:rPr>
                 <w:rFonts w:ascii="Cambria" w:hAnsi="Cambria" w:cs="Arial"/>
                 <w:b/>
-                <w:lang w:val="nl-NL"/>
+                <w:lang w:val="en-AE"/>
               </w:rPr>
             </w:pPr>
             <w:r>
@@ -10522,7 +10324,7 @@
               <w:rPr>
                 <w:rFonts w:ascii="Cambria" w:hAnsi="Cambria" w:cs="Arial"/>
                 <w:b/>
-                <w:lang w:val="nl-NL"/>
+                <w:lang w:val="en-AE"/>
               </w:rPr>
             </w:pPr>
             <w:r>
@@ -10861,6 +10663,7 @@
               <w:jc w:val="both"/>
               <w:rPr>
                 <w:rFonts w:ascii="Cambria" w:hAnsi="Cambria" w:cs="Arial"/>
+                <w:lang w:val="nl-NL"/>
               </w:rPr>
             </w:pPr>
             <w:r>
@@ -10908,6 +10711,7 @@
                 <w:rFonts w:ascii="Cambria" w:hAnsi="Cambria" w:cs="Arial"/>
                 <w:i/>
                 <w:iCs/>
+                <w:lang w:val="nl-NL"/>
               </w:rPr>
               <w:t>T</w:t>
             </w:r>
@@ -10916,6 +10720,7 @@
                 <w:rFonts w:ascii="Cambria" w:hAnsi="Cambria" w:cs="Arial"/>
                 <w:i/>
                 <w:iCs/>
+                <w:lang w:val="nl-NL"/>
               </w:rPr>
               <w:t>he 18</w:t>
             </w:r>
@@ -10925,6 +10730,7 @@
                 <w:i/>
                 <w:iCs/>
                 <w:vertAlign w:val="superscript"/>
+                <w:lang w:val="nl-NL"/>
               </w:rPr>
               <w:t>th</w:t>
             </w:r>
@@ -10933,6 +10739,7 @@
                 <w:rFonts w:ascii="Cambria" w:hAnsi="Cambria" w:cs="Arial"/>
                 <w:i/>
                 <w:iCs/>
+                <w:lang w:val="nl-NL"/>
               </w:rPr>
               <w:t xml:space="preserve"> </w:t>
             </w:r>
@@ -10941,78 +10748,28 @@
                 <w:rFonts w:ascii="Cambria" w:hAnsi="Cambria" w:cs="Arial"/>
                 <w:i/>
                 <w:iCs/>
-              </w:rPr>
-              <w:t xml:space="preserve">winter conference of De </w:t>
-            </w:r>
-            <w:proofErr w:type="spellStart"/>
-            <w:r>
-              <w:rPr>
-                <w:rFonts w:ascii="Cambria" w:hAnsi="Cambria" w:cs="Arial"/>
-                <w:i/>
-                <w:iCs/>
-              </w:rPr>
-              <w:t>Nederlandse</w:t>
-            </w:r>
-            <w:proofErr w:type="spellEnd"/>
-            <w:r>
-              <w:rPr>
-                <w:rFonts w:ascii="Cambria" w:hAnsi="Cambria" w:cs="Arial"/>
-                <w:i/>
-                <w:iCs/>
-              </w:rPr>
-              <w:t xml:space="preserve"> Vereniging </w:t>
-            </w:r>
-            <w:proofErr w:type="spellStart"/>
-            <w:r>
-              <w:rPr>
-                <w:rFonts w:ascii="Cambria" w:hAnsi="Cambria" w:cs="Arial"/>
-                <w:i/>
-                <w:iCs/>
-              </w:rPr>
-              <w:t>voor</w:t>
-            </w:r>
-            <w:proofErr w:type="spellEnd"/>
-            <w:r>
-              <w:rPr>
-                <w:rFonts w:ascii="Cambria" w:hAnsi="Cambria" w:cs="Arial"/>
-                <w:i/>
-                <w:iCs/>
-              </w:rPr>
-              <w:t xml:space="preserve"> </w:t>
-            </w:r>
-            <w:proofErr w:type="spellStart"/>
-            <w:r>
-              <w:rPr>
-                <w:rFonts w:ascii="Cambria" w:hAnsi="Cambria" w:cs="Arial"/>
-                <w:i/>
-                <w:iCs/>
-              </w:rPr>
-              <w:t>Psychonomie</w:t>
-            </w:r>
-            <w:proofErr w:type="spellEnd"/>
-            <w:r>
-              <w:rPr>
-                <w:rFonts w:ascii="Cambria" w:hAnsi="Cambria" w:cs="Arial"/>
-                <w:i/>
-                <w:iCs/>
-              </w:rPr>
-              <w:t xml:space="preserve"> (NVP) </w:t>
-            </w:r>
-            <w:r>
-              <w:rPr>
-                <w:rFonts w:ascii="Cambria" w:hAnsi="Cambria" w:cs="Arial"/>
+                <w:lang w:val="nl-NL"/>
+              </w:rPr>
+              <w:t xml:space="preserve">winter conference of De Nederlandse Vereniging voor Psychonomie (NVP) </w:t>
+            </w:r>
+            <w:r>
+              <w:rPr>
+                <w:rFonts w:ascii="Cambria" w:hAnsi="Cambria" w:cs="Arial"/>
+                <w:lang w:val="nl-NL"/>
               </w:rPr>
               <w:t xml:space="preserve">in Egmond, </w:t>
             </w:r>
             <w:r>
               <w:rPr>
                 <w:rFonts w:ascii="Cambria" w:hAnsi="Cambria" w:cs="Arial"/>
+                <w:lang w:val="nl-NL"/>
               </w:rPr>
               <w:t xml:space="preserve">the </w:t>
             </w:r>
             <w:r>
               <w:rPr>
                 <w:rFonts w:ascii="Cambria" w:hAnsi="Cambria" w:cs="Arial"/>
+                <w:lang w:val="nl-NL"/>
               </w:rPr>
               <w:t>Netherlands.</w:t>
             </w:r>
@@ -11052,6 +10809,7 @@
               <w:jc w:val="both"/>
               <w:rPr>
                 <w:rFonts w:ascii="Cambria" w:hAnsi="Cambria" w:cs="Arial"/>
+                <w:lang w:val="nl-NL"/>
               </w:rPr>
             </w:pPr>
             <w:r>
@@ -11096,6 +10854,7 @@
                 <w:rFonts w:ascii="Cambria" w:hAnsi="Cambria" w:cs="Arial"/>
                 <w:i/>
                 <w:iCs/>
+                <w:lang w:val="nl-NL"/>
               </w:rPr>
               <w:t>The 18</w:t>
             </w:r>
@@ -11105,6 +10864,7 @@
                 <w:i/>
                 <w:iCs/>
                 <w:vertAlign w:val="superscript"/>
+                <w:lang w:val="nl-NL"/>
               </w:rPr>
               <w:t>th</w:t>
             </w:r>
@@ -11113,102 +10873,28 @@
                 <w:rFonts w:ascii="Cambria" w:hAnsi="Cambria" w:cs="Arial"/>
                 <w:i/>
                 <w:iCs/>
-              </w:rPr>
-              <w:t xml:space="preserve"> </w:t>
-            </w:r>
-            <w:r>
-              <w:rPr>
-                <w:rFonts w:ascii="Cambria" w:hAnsi="Cambria" w:cs="Arial"/>
-                <w:i/>
-                <w:iCs/>
-              </w:rPr>
-              <w:t xml:space="preserve">winter conference of De </w:t>
-            </w:r>
-            <w:proofErr w:type="spellStart"/>
-            <w:r>
-              <w:rPr>
-                <w:rFonts w:ascii="Cambria" w:hAnsi="Cambria" w:cs="Arial"/>
-                <w:i/>
-                <w:iCs/>
-              </w:rPr>
-              <w:t>Nederlandse</w:t>
-            </w:r>
-            <w:proofErr w:type="spellEnd"/>
-            <w:r>
-              <w:rPr>
-                <w:rFonts w:ascii="Cambria" w:hAnsi="Cambria" w:cs="Arial"/>
-                <w:i/>
-                <w:iCs/>
-              </w:rPr>
-              <w:t xml:space="preserve"> Vereniging </w:t>
-            </w:r>
-            <w:proofErr w:type="spellStart"/>
-            <w:r>
-              <w:rPr>
-                <w:rFonts w:ascii="Cambria" w:hAnsi="Cambria" w:cs="Arial"/>
-                <w:i/>
-                <w:iCs/>
-              </w:rPr>
-              <w:t>voor</w:t>
-            </w:r>
-            <w:proofErr w:type="spellEnd"/>
-            <w:r>
-              <w:rPr>
-                <w:rFonts w:ascii="Cambria" w:hAnsi="Cambria" w:cs="Arial"/>
-                <w:i/>
-                <w:iCs/>
-              </w:rPr>
-              <w:t xml:space="preserve"> </w:t>
-            </w:r>
-            <w:proofErr w:type="spellStart"/>
-            <w:r>
-              <w:rPr>
-                <w:rFonts w:ascii="Cambria" w:hAnsi="Cambria" w:cs="Arial"/>
-                <w:i/>
-                <w:iCs/>
-              </w:rPr>
-              <w:t>Psychonomie</w:t>
-            </w:r>
-            <w:proofErr w:type="spellEnd"/>
-            <w:r>
-              <w:rPr>
-                <w:rFonts w:ascii="Cambria" w:hAnsi="Cambria" w:cs="Arial"/>
-                <w:i/>
-                <w:iCs/>
-              </w:rPr>
-              <w:t xml:space="preserve"> (</w:t>
-            </w:r>
-            <w:proofErr w:type="gramStart"/>
-            <w:r>
-              <w:rPr>
-                <w:rFonts w:ascii="Cambria" w:hAnsi="Cambria" w:cs="Arial"/>
-                <w:i/>
-                <w:iCs/>
-              </w:rPr>
-              <w:t xml:space="preserve">NVP) </w:t>
-            </w:r>
-            <w:r>
-              <w:rPr>
-                <w:rFonts w:ascii="Cambria" w:hAnsi="Cambria" w:cs="Arial"/>
-              </w:rPr>
-              <w:t xml:space="preserve"> in</w:t>
-            </w:r>
-            <w:proofErr w:type="gramEnd"/>
-            <w:r>
-              <w:rPr>
-                <w:rFonts w:ascii="Cambria" w:hAnsi="Cambria" w:cs="Arial"/>
-              </w:rPr>
-              <w:t xml:space="preserve"> Egmond, </w:t>
-            </w:r>
-            <w:r>
-              <w:rPr>
-                <w:rFonts w:ascii="Cambria" w:hAnsi="Cambria" w:cs="Arial"/>
+                <w:lang w:val="nl-NL"/>
+              </w:rPr>
+              <w:t xml:space="preserve"> winter conference of De Nederlandse Vereniging voor Psychonomie (NVP) </w:t>
+            </w:r>
+            <w:r>
+              <w:rPr>
+                <w:rFonts w:ascii="Cambria" w:hAnsi="Cambria" w:cs="Arial"/>
+                <w:lang w:val="nl-NL"/>
+              </w:rPr>
+              <w:t xml:space="preserve"> in Egmond, </w:t>
+            </w:r>
+            <w:r>
+              <w:rPr>
+                <w:rFonts w:ascii="Cambria" w:hAnsi="Cambria" w:cs="Arial"/>
+                <w:lang w:val="nl-NL"/>
               </w:rPr>
               <w:t xml:space="preserve">the </w:t>
             </w:r>
             <w:r>
               <w:rPr>
                 <w:rFonts w:ascii="Cambria" w:hAnsi="Cambria" w:cs="Arial"/>
+                <w:lang w:val="nl-NL"/>
               </w:rPr>
               <w:t>Netherlands.</w:t>
             </w:r>
@@ -11249,7 +10935,7 @@
               <w:rPr>
                 <w:rFonts w:ascii="Cambria" w:hAnsi="Cambria" w:cs="Arial"/>
                 <w:bCs/>
-                <w:lang w:val="en-US"/>
+                <w:lang w:val="nl-NL"/>
               </w:rPr>
             </w:pPr>
             <w:r>
@@ -11302,6 +10988,7 @@
                 <w:rFonts w:ascii="Cambria" w:hAnsi="Cambria" w:cs="Arial"/>
                 <w:i/>
                 <w:iCs/>
+                <w:lang w:val="nl-NL"/>
               </w:rPr>
               <w:t>The 18</w:t>
             </w:r>
@@ -11311,6 +10998,7 @@
                 <w:i/>
                 <w:iCs/>
                 <w:vertAlign w:val="superscript"/>
+                <w:lang w:val="nl-NL"/>
               </w:rPr>
               <w:t>th</w:t>
             </w:r>
@@ -11319,86 +11007,28 @@
                 <w:rFonts w:ascii="Cambria" w:hAnsi="Cambria" w:cs="Arial"/>
                 <w:i/>
                 <w:iCs/>
-              </w:rPr>
-              <w:t xml:space="preserve"> </w:t>
-            </w:r>
-            <w:r>
-              <w:rPr>
-                <w:rFonts w:ascii="Cambria" w:hAnsi="Cambria" w:cs="Arial"/>
-                <w:i/>
-                <w:iCs/>
-              </w:rPr>
-              <w:t xml:space="preserve">winter conference of De </w:t>
-            </w:r>
-            <w:proofErr w:type="spellStart"/>
-            <w:r>
-              <w:rPr>
-                <w:rFonts w:ascii="Cambria" w:hAnsi="Cambria" w:cs="Arial"/>
-                <w:i/>
-                <w:iCs/>
-              </w:rPr>
-              <w:t>Nederlandse</w:t>
-            </w:r>
-            <w:proofErr w:type="spellEnd"/>
-            <w:r>
-              <w:rPr>
-                <w:rFonts w:ascii="Cambria" w:hAnsi="Cambria" w:cs="Arial"/>
-                <w:i/>
-                <w:iCs/>
-              </w:rPr>
-              <w:t xml:space="preserve"> Vereniging </w:t>
-            </w:r>
-            <w:proofErr w:type="spellStart"/>
-            <w:r>
-              <w:rPr>
-                <w:rFonts w:ascii="Cambria" w:hAnsi="Cambria" w:cs="Arial"/>
-                <w:i/>
-                <w:iCs/>
-              </w:rPr>
-              <w:t>voor</w:t>
-            </w:r>
-            <w:proofErr w:type="spellEnd"/>
-            <w:r>
-              <w:rPr>
-                <w:rFonts w:ascii="Cambria" w:hAnsi="Cambria" w:cs="Arial"/>
-                <w:i/>
-                <w:iCs/>
-              </w:rPr>
-              <w:t xml:space="preserve"> </w:t>
-            </w:r>
-            <w:proofErr w:type="spellStart"/>
-            <w:r>
-              <w:rPr>
-                <w:rFonts w:ascii="Cambria" w:hAnsi="Cambria" w:cs="Arial"/>
-                <w:i/>
-                <w:iCs/>
-              </w:rPr>
-              <w:t>Psychonomie</w:t>
-            </w:r>
-            <w:proofErr w:type="spellEnd"/>
-            <w:r>
-              <w:rPr>
-                <w:rFonts w:ascii="Cambria" w:hAnsi="Cambria" w:cs="Arial"/>
-                <w:i/>
-                <w:iCs/>
-              </w:rPr>
-              <w:t xml:space="preserve"> (NVP) </w:t>
-            </w:r>
-            <w:r>
-              <w:rPr>
-                <w:rFonts w:ascii="Cambria" w:hAnsi="Cambria" w:cs="Arial"/>
+                <w:lang w:val="nl-NL"/>
+              </w:rPr>
+              <w:t xml:space="preserve"> winter conference of De Nederlandse Vereniging voor Psychonomie (NVP) </w:t>
+            </w:r>
+            <w:r>
+              <w:rPr>
+                <w:rFonts w:ascii="Cambria" w:hAnsi="Cambria" w:cs="Arial"/>
+                <w:lang w:val="nl-NL"/>
               </w:rPr>
               <w:t xml:space="preserve">in Egmond, </w:t>
             </w:r>
             <w:r>
               <w:rPr>
                 <w:rFonts w:ascii="Cambria" w:hAnsi="Cambria" w:cs="Arial"/>
+                <w:lang w:val="nl-NL"/>
               </w:rPr>
               <w:t xml:space="preserve">the </w:t>
             </w:r>
             <w:r>
               <w:rPr>
                 <w:rFonts w:ascii="Cambria" w:hAnsi="Cambria" w:cs="Arial"/>
+                <w:lang w:val="nl-NL"/>
               </w:rPr>
               <w:t>Netherlands.</w:t>
             </w:r>
@@ -11437,7 +11067,7 @@
               <w:jc w:val="both"/>
               <w:rPr>
                 <w:rFonts w:ascii="Cambria" w:hAnsi="Cambria" w:cs="Arial"/>
-                <w:lang w:val="en-US"/>
+                <w:lang w:val="nl-NL"/>
               </w:rPr>
             </w:pPr>
             <w:r>
@@ -11471,6 +11101,7 @@
                 <w:rFonts w:ascii="Cambria" w:hAnsi="Cambria" w:cs="Arial"/>
                 <w:i/>
                 <w:iCs/>
+                <w:lang w:val="nl-NL"/>
               </w:rPr>
               <w:t>The 18</w:t>
             </w:r>
@@ -11480,6 +11111,7 @@
                 <w:i/>
                 <w:iCs/>
                 <w:vertAlign w:val="superscript"/>
+                <w:lang w:val="nl-NL"/>
               </w:rPr>
               <w:t>th</w:t>
             </w:r>
@@ -11488,86 +11120,28 @@
                 <w:rFonts w:ascii="Cambria" w:hAnsi="Cambria" w:cs="Arial"/>
                 <w:i/>
                 <w:iCs/>
-              </w:rPr>
-              <w:t xml:space="preserve"> </w:t>
-            </w:r>
-            <w:r>
-              <w:rPr>
-                <w:rFonts w:ascii="Cambria" w:hAnsi="Cambria" w:cs="Arial"/>
-                <w:i/>
-                <w:iCs/>
-              </w:rPr>
-              <w:t xml:space="preserve">winter conference of De </w:t>
-            </w:r>
-            <w:proofErr w:type="spellStart"/>
-            <w:r>
-              <w:rPr>
-                <w:rFonts w:ascii="Cambria" w:hAnsi="Cambria" w:cs="Arial"/>
-                <w:i/>
-                <w:iCs/>
-              </w:rPr>
-              <w:t>Nederlandse</w:t>
-            </w:r>
-            <w:proofErr w:type="spellEnd"/>
-            <w:r>
-              <w:rPr>
-                <w:rFonts w:ascii="Cambria" w:hAnsi="Cambria" w:cs="Arial"/>
-                <w:i/>
-                <w:iCs/>
-              </w:rPr>
-              <w:t xml:space="preserve"> Vereniging </w:t>
-            </w:r>
-            <w:proofErr w:type="spellStart"/>
-            <w:r>
-              <w:rPr>
-                <w:rFonts w:ascii="Cambria" w:hAnsi="Cambria" w:cs="Arial"/>
-                <w:i/>
-                <w:iCs/>
-              </w:rPr>
-              <w:t>voor</w:t>
-            </w:r>
-            <w:proofErr w:type="spellEnd"/>
-            <w:r>
-              <w:rPr>
-                <w:rFonts w:ascii="Cambria" w:hAnsi="Cambria" w:cs="Arial"/>
-                <w:i/>
-                <w:iCs/>
-              </w:rPr>
-              <w:t xml:space="preserve"> </w:t>
-            </w:r>
-            <w:proofErr w:type="spellStart"/>
-            <w:r>
-              <w:rPr>
-                <w:rFonts w:ascii="Cambria" w:hAnsi="Cambria" w:cs="Arial"/>
-                <w:i/>
-                <w:iCs/>
-              </w:rPr>
-              <w:t>Psychonomie</w:t>
-            </w:r>
-            <w:proofErr w:type="spellEnd"/>
-            <w:r>
-              <w:rPr>
-                <w:rFonts w:ascii="Cambria" w:hAnsi="Cambria" w:cs="Arial"/>
-                <w:i/>
-                <w:iCs/>
-              </w:rPr>
-              <w:t xml:space="preserve"> (NVP) </w:t>
-            </w:r>
-            <w:r>
-              <w:rPr>
-                <w:rFonts w:ascii="Cambria" w:hAnsi="Cambria" w:cs="Arial"/>
+                <w:lang w:val="nl-NL"/>
+              </w:rPr>
+              <w:t xml:space="preserve"> winter conference of De Nederlandse Vereniging voor Psychonomie (NVP) </w:t>
+            </w:r>
+            <w:r>
+              <w:rPr>
+                <w:rFonts w:ascii="Cambria" w:hAnsi="Cambria" w:cs="Arial"/>
+                <w:lang w:val="nl-NL"/>
               </w:rPr>
               <w:t xml:space="preserve">in Egmond, </w:t>
             </w:r>
             <w:r>
               <w:rPr>
                 <w:rFonts w:ascii="Cambria" w:hAnsi="Cambria" w:cs="Arial"/>
+                <w:lang w:val="nl-NL"/>
               </w:rPr>
               <w:t xml:space="preserve">the </w:t>
             </w:r>
             <w:r>
               <w:rPr>
                 <w:rFonts w:ascii="Cambria" w:hAnsi="Cambria" w:cs="Arial"/>
+                <w:lang w:val="nl-NL"/>
               </w:rPr>
               <w:t>Netherlands.</w:t>
             </w:r>
@@ -11607,162 +11181,98 @@
               <w:jc w:val="both"/>
               <w:rPr>
                 <w:rFonts w:ascii="Cambria" w:hAnsi="Cambria" w:cs="Arial"/>
-                <w:lang w:val="en-US"/>
-              </w:rPr>
-            </w:pPr>
-            <w:r>
-              <w:rPr>
-                <w:rFonts w:ascii="Cambria" w:hAnsi="Cambria" w:cs="Arial"/>
                 <w:lang w:val="nl-NL"/>
               </w:rPr>
+            </w:pPr>
+            <w:r>
+              <w:rPr>
+                <w:rFonts w:ascii="Cambria" w:hAnsi="Cambria" w:cs="Arial"/>
+                <w:lang w:val="en-AE"/>
+              </w:rPr>
               <w:t xml:space="preserve">Kandemir, G., </w:t>
             </w:r>
             <w:r>
               <w:rPr>
                 <w:rFonts w:ascii="Cambria" w:hAnsi="Cambria" w:cs="Arial"/>
                 <w:b/>
+                <w:lang w:val="en-AE"/>
+              </w:rPr>
+              <w:t>Karabay, A.</w:t>
+            </w:r>
+            <w:r>
+              <w:rPr>
+                <w:rFonts w:ascii="Cambria" w:hAnsi="Cambria" w:cs="Arial"/>
+                <w:bCs/>
+                <w:lang w:val="en-AE"/>
+              </w:rPr>
+              <w:t>,</w:t>
+            </w:r>
+            <w:r>
+              <w:rPr>
+                <w:rFonts w:ascii="Cambria" w:hAnsi="Cambria" w:cs="Arial"/>
+                <w:lang w:val="en-AE"/>
+              </w:rPr>
+              <w:t xml:space="preserve"> &amp; Akyürek, E. G. </w:t>
+            </w:r>
+            <w:r>
+              <w:rPr>
+                <w:rFonts w:ascii="Cambria" w:hAnsi="Cambria" w:cs="Arial"/>
+                <w:bCs/>
+              </w:rPr>
+              <w:t>Seeing double? Activity-silent maintenance of mental rotation products and their originals</w:t>
+            </w:r>
+            <w:r>
+              <w:rPr>
+                <w:rFonts w:ascii="Cambria" w:hAnsi="Cambria" w:cs="Arial"/>
+              </w:rPr>
+              <w:t xml:space="preserve">. </w:t>
+            </w:r>
+            <w:r>
+              <w:rPr>
+                <w:rFonts w:ascii="Cambria" w:hAnsi="Cambria" w:cs="Arial"/>
+                <w:i/>
+                <w:iCs/>
                 <w:lang w:val="nl-NL"/>
               </w:rPr>
-              <w:t>Karabay, A.</w:t>
-            </w:r>
-            <w:r>
-              <w:rPr>
-                <w:rFonts w:ascii="Cambria" w:hAnsi="Cambria" w:cs="Arial"/>
-                <w:bCs/>
+              <w:t>The 17</w:t>
+            </w:r>
+            <w:r>
+              <w:rPr>
+                <w:rFonts w:ascii="Cambria" w:hAnsi="Cambria" w:cs="Arial"/>
+                <w:i/>
+                <w:iCs/>
+                <w:vertAlign w:val="superscript"/>
                 <w:lang w:val="nl-NL"/>
               </w:rPr>
-              <w:t>,</w:t>
-            </w:r>
-            <w:r>
-              <w:rPr>
-                <w:rFonts w:ascii="Cambria" w:hAnsi="Cambria" w:cs="Arial"/>
+              <w:t>th</w:t>
+            </w:r>
+            <w:r>
+              <w:rPr>
+                <w:rFonts w:ascii="Cambria" w:hAnsi="Cambria" w:cs="Arial"/>
+                <w:i/>
+                <w:iCs/>
                 <w:lang w:val="nl-NL"/>
               </w:rPr>
-              <w:t xml:space="preserve"> &amp; Akyürek, E. G. </w:t>
-            </w:r>
-            <w:r>
-              <w:rPr>
-                <w:rFonts w:ascii="Cambria" w:hAnsi="Cambria" w:cs="Arial"/>
-                <w:bCs/>
-              </w:rPr>
-              <w:t>Seeing double? Activity-silent maintenance of mental rotation products and their originals</w:t>
-            </w:r>
-            <w:r>
-              <w:rPr>
-                <w:rFonts w:ascii="Cambria" w:hAnsi="Cambria" w:cs="Arial"/>
-              </w:rPr>
-              <w:t xml:space="preserve">. </w:t>
-            </w:r>
-            <w:r>
-              <w:rPr>
-                <w:rFonts w:ascii="Cambria" w:hAnsi="Cambria" w:cs="Arial"/>
-                <w:i/>
-                <w:iCs/>
-              </w:rPr>
-              <w:t>The 1</w:t>
-            </w:r>
-            <w:r>
-              <w:rPr>
-                <w:rFonts w:ascii="Cambria" w:hAnsi="Cambria" w:cs="Arial"/>
-                <w:i/>
-                <w:iCs/>
-              </w:rPr>
-              <w:t>7</w:t>
-            </w:r>
-            <w:r>
-              <w:rPr>
-                <w:rFonts w:ascii="Cambria" w:hAnsi="Cambria" w:cs="Arial"/>
-                <w:i/>
-                <w:iCs/>
-                <w:vertAlign w:val="superscript"/>
-              </w:rPr>
-              <w:t>th</w:t>
-            </w:r>
-            <w:r>
-              <w:rPr>
-                <w:rFonts w:ascii="Cambria" w:hAnsi="Cambria" w:cs="Arial"/>
-                <w:i/>
-                <w:iCs/>
-              </w:rPr>
-              <w:t xml:space="preserve"> </w:t>
-            </w:r>
-            <w:r>
-              <w:rPr>
-                <w:rFonts w:ascii="Cambria" w:hAnsi="Cambria" w:cs="Arial"/>
-                <w:i/>
-                <w:iCs/>
-              </w:rPr>
-              <w:t xml:space="preserve">winter conference of De </w:t>
-            </w:r>
-            <w:proofErr w:type="spellStart"/>
-            <w:r>
-              <w:rPr>
-                <w:rFonts w:ascii="Cambria" w:hAnsi="Cambria" w:cs="Arial"/>
-                <w:i/>
-                <w:iCs/>
-              </w:rPr>
-              <w:t>Nederlandse</w:t>
-            </w:r>
-            <w:proofErr w:type="spellEnd"/>
-            <w:r>
-              <w:rPr>
-                <w:rFonts w:ascii="Cambria" w:hAnsi="Cambria" w:cs="Arial"/>
-                <w:i/>
-                <w:iCs/>
-              </w:rPr>
-              <w:t xml:space="preserve"> Vereniging </w:t>
-            </w:r>
-            <w:proofErr w:type="spellStart"/>
-            <w:r>
-              <w:rPr>
-                <w:rFonts w:ascii="Cambria" w:hAnsi="Cambria" w:cs="Arial"/>
-                <w:i/>
-                <w:iCs/>
-              </w:rPr>
-              <w:t>voor</w:t>
-            </w:r>
-            <w:proofErr w:type="spellEnd"/>
-            <w:r>
-              <w:rPr>
-                <w:rFonts w:ascii="Cambria" w:hAnsi="Cambria" w:cs="Arial"/>
-                <w:i/>
-                <w:iCs/>
-              </w:rPr>
-              <w:t xml:space="preserve"> </w:t>
-            </w:r>
-            <w:proofErr w:type="spellStart"/>
-            <w:r>
-              <w:rPr>
-                <w:rFonts w:ascii="Cambria" w:hAnsi="Cambria" w:cs="Arial"/>
-                <w:i/>
-                <w:iCs/>
-              </w:rPr>
-              <w:t>Psychonomie</w:t>
-            </w:r>
-            <w:proofErr w:type="spellEnd"/>
-            <w:r>
-              <w:rPr>
-                <w:rFonts w:ascii="Cambria" w:hAnsi="Cambria" w:cs="Arial"/>
-                <w:i/>
-                <w:iCs/>
-              </w:rPr>
-              <w:t xml:space="preserve"> (NVP) </w:t>
-            </w:r>
-            <w:r>
-              <w:rPr>
-                <w:rFonts w:ascii="Cambria" w:hAnsi="Cambria" w:cs="Arial"/>
+              <w:t xml:space="preserve"> winter conference of De Nederlandse Vereniging voor Psychonomie (NVP) </w:t>
+            </w:r>
+            <w:r>
+              <w:rPr>
+                <w:rFonts w:ascii="Cambria" w:hAnsi="Cambria" w:cs="Arial"/>
+                <w:lang w:val="nl-NL"/>
               </w:rPr>
               <w:t xml:space="preserve">in Egmond, </w:t>
             </w:r>
             <w:r>
               <w:rPr>
                 <w:rFonts w:ascii="Cambria" w:hAnsi="Cambria" w:cs="Arial"/>
+                <w:lang w:val="nl-NL"/>
               </w:rPr>
               <w:t xml:space="preserve">the </w:t>
             </w:r>
             <w:r>
               <w:rPr>
                 <w:rFonts w:ascii="Cambria" w:hAnsi="Cambria" w:cs="Arial"/>
+                <w:lang w:val="nl-NL"/>
               </w:rPr>
               <w:t>Netherlands.</w:t>
             </w:r>
@@ -11802,13 +11312,13 @@
               <w:jc w:val="both"/>
               <w:rPr>
                 <w:rFonts w:ascii="Cambria" w:hAnsi="Cambria" w:cs="Arial"/>
-                <w:lang w:val="nl-NL"/>
-              </w:rPr>
-            </w:pPr>
-            <w:r>
-              <w:rPr>
-                <w:rFonts w:ascii="Cambria" w:hAnsi="Cambria" w:cs="Arial"/>
-                <w:lang w:val="nl-NL"/>
+                <w:lang w:val="en-AE"/>
+              </w:rPr>
+            </w:pPr>
+            <w:r>
+              <w:rPr>
+                <w:rFonts w:ascii="Cambria" w:hAnsi="Cambria" w:cs="Arial"/>
+                <w:lang w:val="en-AE"/>
               </w:rPr>
               <w:t xml:space="preserve">Altınok, A., </w:t>
             </w:r>
@@ -11816,21 +11326,21 @@
               <w:rPr>
                 <w:rFonts w:ascii="Cambria" w:hAnsi="Cambria" w:cs="Arial"/>
                 <w:b/>
-                <w:lang w:val="nl-NL"/>
+                <w:lang w:val="en-AE"/>
               </w:rPr>
               <w:t>Karabay, A.</w:t>
             </w:r>
             <w:r>
               <w:rPr>
                 <w:rFonts w:ascii="Cambria" w:hAnsi="Cambria" w:cs="Arial"/>
-                <w:lang w:val="nl-NL"/>
+                <w:lang w:val="en-AE"/>
               </w:rPr>
               <w:t xml:space="preserve">, &amp; Akyürek, E. G. </w:t>
             </w:r>
             <w:r>
               <w:rPr>
                 <w:rFonts w:ascii="Cambria" w:hAnsi="Cambria" w:cs="Arial"/>
-                <w:lang w:val="nl-NL"/>
+                <w:lang w:val="en-AE"/>
               </w:rPr>
               <w:t>T</w:t>
             </w:r>
@@ -12062,7 +11572,7 @@
               <w:jc w:val="both"/>
               <w:rPr>
                 <w:rFonts w:ascii="Cambria" w:hAnsi="Cambria" w:cs="Arial"/>
-                <w:lang w:val="nl-NL"/>
+                <w:lang w:val="en-AE"/>
               </w:rPr>
             </w:pPr>
             <w:r>
@@ -13763,6 +13273,51 @@
           <w:szCs w:val="26"/>
         </w:rPr>
       </w:pPr>
+    </w:p>
+    <w:p>
+      <w:pPr>
+        <w:pStyle w:val="ListParagraph"/>
+        <w:spacing w:before="180" w:after="180" w:line="240" w:lineRule="auto"/>
+        <w:ind w:left="0"/>
+        <w:jc w:val="center"/>
+        <w:rPr>
+          <w:rFonts w:ascii="Cambria" w:hAnsi="Cambria"/>
+          <w:b/>
+          <w:bCs/>
+          <w:sz w:val="26"/>
+          <w:szCs w:val="26"/>
+        </w:rPr>
+      </w:pPr>
+    </w:p>
+    <w:p>
+      <w:pPr>
+        <w:pStyle w:val="ListParagraph"/>
+        <w:spacing w:before="180" w:after="180" w:line="240" w:lineRule="auto"/>
+        <w:ind w:left="0"/>
+        <w:jc w:val="center"/>
+        <w:rPr>
+          <w:rFonts w:ascii="Cambria" w:hAnsi="Cambria"/>
+          <w:b/>
+          <w:bCs/>
+          <w:sz w:val="26"/>
+          <w:szCs w:val="26"/>
+        </w:rPr>
+      </w:pPr>
+    </w:p>
+    <w:p>
+      <w:pPr>
+        <w:pStyle w:val="ListParagraph"/>
+        <w:spacing w:before="180" w:after="180" w:line="240" w:lineRule="auto"/>
+        <w:ind w:left="0"/>
+        <w:jc w:val="center"/>
+        <w:rPr>
+          <w:rFonts w:ascii="Cambria" w:hAnsi="Cambria"/>
+          <w:b/>
+          <w:bCs/>
+          <w:sz w:val="26"/>
+          <w:szCs w:val="26"/>
+        </w:rPr>
+      </w:pPr>
       <w:r>
         <w:rPr>
           <w:rFonts w:ascii="Cambria" w:hAnsi="Cambria"/>
@@ -13771,6 +13326,7 @@
           <w:sz w:val="26"/>
           <w:szCs w:val="26"/>
         </w:rPr>
+        <w:lastRenderedPageBreak/>
         <w:t>AWARDS</w:t>
       </w:r>
     </w:p>
@@ -13812,7 +13368,6 @@
                 <w:i/>
                 <w:iCs/>
               </w:rPr>
-              <w:lastRenderedPageBreak/>
               <w:t xml:space="preserve">Open </w:t>
             </w:r>
             <w:r>
@@ -14019,19 +13574,6 @@
         </w:tc>
       </w:tr>
     </w:tbl>
-    <w:p>
-      <w:pPr>
-        <w:spacing w:before="180" w:after="180" w:line="240" w:lineRule="auto"/>
-        <w:jc w:val="center"/>
-        <w:rPr>
-          <w:rFonts w:ascii="Cambria" w:hAnsi="Cambria"/>
-          <w:b/>
-          <w:bCs/>
-          <w:sz w:val="26"/>
-          <w:szCs w:val="26"/>
-        </w:rPr>
-      </w:pPr>
-    </w:p>
     <w:p>
       <w:pPr>
         <w:spacing w:before="180" w:after="180" w:line="240" w:lineRule="auto"/>
@@ -15721,15 +15263,7 @@
                 <w:color w:val="141412"/>
                 <w:shd w:val="clear" w:color="auto" w:fill="FFFFFF"/>
               </w:rPr>
-              <w:t xml:space="preserve"> </w:t>
-            </w:r>
-            <w:r>
-              <w:rPr>
-                <w:rFonts w:ascii="Cambria" w:hAnsi="Cambria" w:cs="Calibri"/>
-                <w:color w:val="141412"/>
-                <w:shd w:val="clear" w:color="auto" w:fill="FFFFFF"/>
-              </w:rPr>
-              <w:t>Teaching Unit Psychology of University of Groningen, Groningen</w:t>
+              <w:t xml:space="preserve"> Teaching Unit Psychology of University of Groningen, Groningen</w:t>
             </w:r>
             <w:r>
               <w:rPr>
@@ -15786,6 +15320,7 @@
                 <w:bCs/>
                 <w:i/>
                 <w:u w:val="single"/>
+                <w:lang w:val="nl-NL"/>
               </w:rPr>
             </w:pPr>
             <w:r>
@@ -15811,15 +15346,9 @@
               <w:rPr>
                 <w:rFonts w:ascii="Cambria" w:hAnsi="Cambria"/>
                 <w:bCs/>
-              </w:rPr>
-              <w:t xml:space="preserve">, </w:t>
-            </w:r>
-            <w:r>
-              <w:rPr>
-                <w:rFonts w:ascii="Cambria" w:hAnsi="Cambria"/>
-                <w:bCs/>
-              </w:rPr>
-              <w:t>the Netherlands.</w:t>
+                <w:lang w:val="nl-NL"/>
+              </w:rPr>
+              <w:t>, the Netherlands.</w:t>
             </w:r>
           </w:p>
         </w:tc>
@@ -15861,6 +15390,7 @@
                 <w:rFonts w:ascii="Cambria" w:hAnsi="Cambria"/>
                 <w:bCs/>
                 <w:iCs/>
+                <w:lang w:val="nl-NL"/>
               </w:rPr>
             </w:pPr>
             <w:r>
@@ -15886,15 +15416,9 @@
               <w:rPr>
                 <w:rFonts w:ascii="Cambria" w:hAnsi="Cambria"/>
                 <w:bCs/>
-              </w:rPr>
-              <w:t xml:space="preserve">, </w:t>
-            </w:r>
-            <w:r>
-              <w:rPr>
-                <w:rFonts w:ascii="Cambria" w:hAnsi="Cambria"/>
-                <w:bCs/>
-              </w:rPr>
-              <w:t>the Netherlands.</w:t>
+                <w:lang w:val="nl-NL"/>
+              </w:rPr>
+              <w:t>, the Netherlands.</w:t>
             </w:r>
           </w:p>
         </w:tc>
@@ -15936,18 +15460,6 @@
           <w:lang w:val="nl-NL"/>
         </w:rPr>
       </w:pPr>
-      <w:r>
-        <w:rPr>
-          <w:rFonts w:ascii="Cambria" w:hAnsi="Cambria" w:cs="Calibri"/>
-          <w:color w:val="141412"/>
-          <w:sz w:val="24"/>
-          <w:szCs w:val="24"/>
-          <w:shd w:val="clear" w:color="auto" w:fill="FFFFFF"/>
-          <w:lang w:val="nl-NL"/>
-        </w:rPr>
-        <w:lastRenderedPageBreak/>
-        <w:t xml:space="preserve"> </w:t>
-      </w:r>
     </w:p>
     <w:sectPr>
       <w:footerReference w:type="default" r:id="rId29"/>
@@ -18867,6 +18379,7 @@
   <w:style w:type="character" w:default="1" w:styleId="DefaultParagraphFont">
     <w:name w:val="Default Paragraph Font"/>
     <w:uiPriority w:val="1"/>
+    <w:semiHidden/>
     <w:unhideWhenUsed/>
   </w:style>
   <w:style w:type="table" w:default="1" w:styleId="TableNormal">

--- a/Files/download/Resume_Karabay.docx
+++ b/Files/download/Resume_Karabay.docx
@@ -3163,8 +3163,141 @@
             <w:r>
               <w:rPr>
                 <w:rFonts w:ascii="Cambria" w:hAnsi="Cambria" w:cstheme="minorHAnsi"/>
+                <w:b/>
+                <w:bCs/>
+              </w:rPr>
+              <w:t>Karabay, A.,</w:t>
+            </w:r>
+            <w:r>
+              <w:rPr>
+                <w:rFonts w:ascii="Cambria" w:hAnsi="Cambria" w:cstheme="minorHAnsi"/>
+              </w:rPr>
+              <w:t xml:space="preserve"> </w:t>
+            </w:r>
+            <w:r>
+              <w:rPr>
+                <w:rFonts w:ascii="Cambria" w:hAnsi="Cambria" w:cstheme="minorHAnsi"/>
+              </w:rPr>
+              <w:t>Vriens</w:t>
+            </w:r>
+            <w:r>
+              <w:rPr>
+                <w:rFonts w:ascii="Cambria" w:hAnsi="Cambria" w:cstheme="minorHAnsi"/>
+              </w:rPr>
+              <w:t xml:space="preserve">, P., </w:t>
+            </w:r>
+            <w:r>
+              <w:rPr>
+                <w:rFonts w:ascii="Cambria" w:hAnsi="Cambria" w:cstheme="minorHAnsi"/>
+              </w:rPr>
+              <w:t>Adams</w:t>
+            </w:r>
+            <w:r>
+              <w:rPr>
+                <w:rFonts w:ascii="Cambria" w:hAnsi="Cambria" w:cstheme="minorHAnsi"/>
+              </w:rPr>
+              <w:t xml:space="preserve">, J., </w:t>
+            </w:r>
+            <w:r>
+              <w:rPr>
+                <w:rFonts w:ascii="Cambria" w:hAnsi="Cambria" w:cstheme="minorHAnsi"/>
+              </w:rPr>
+              <w:t>Tran</w:t>
+            </w:r>
+            <w:r>
+              <w:rPr>
+                <w:rFonts w:ascii="Cambria" w:hAnsi="Cambria" w:cstheme="minorHAnsi"/>
+              </w:rPr>
+              <w:t>, N., &amp; Sah</w:t>
+            </w:r>
+            <w:r>
+              <w:rPr>
+                <w:rFonts w:ascii="Cambria" w:hAnsi="Cambria" w:cstheme="minorHAnsi"/>
+              </w:rPr>
+              <w:t xml:space="preserve">an, M. I. </w:t>
+            </w:r>
+            <w:r>
+              <w:rPr>
+                <w:rFonts w:ascii="Cambria" w:hAnsi="Cambria" w:cstheme="minorHAnsi"/>
+              </w:rPr>
+              <w:t xml:space="preserve">How you encode is how you remember: </w:t>
+            </w:r>
+            <w:proofErr w:type="spellStart"/>
+            <w:r>
+              <w:rPr>
+                <w:rFonts w:ascii="Cambria" w:hAnsi="Cambria" w:cstheme="minorHAnsi"/>
+              </w:rPr>
+              <w:t>Center</w:t>
+            </w:r>
+            <w:proofErr w:type="spellEnd"/>
+            <w:r>
+              <w:rPr>
+                <w:rFonts w:ascii="Cambria" w:hAnsi="Cambria" w:cstheme="minorHAnsi"/>
+              </w:rPr>
+              <w:t>-to-surround inhibition during encoding underlies repulsion bias in working memory</w:t>
+            </w:r>
+            <w:r>
+              <w:rPr>
+                <w:rFonts w:ascii="Cambria" w:hAnsi="Cambria" w:cstheme="minorHAnsi"/>
+              </w:rPr>
+              <w:t xml:space="preserve">. </w:t>
+            </w:r>
+            <w:r>
+              <w:rPr>
+                <w:rFonts w:ascii="Cambria" w:hAnsi="Cambria" w:cstheme="minorHAnsi"/>
+                <w:i/>
+                <w:iCs/>
+              </w:rPr>
+              <w:t>[under review]</w:t>
+            </w:r>
+          </w:p>
+        </w:tc>
+        <w:tc>
+          <w:tcPr>
+            <w:tcW w:w="1615" w:type="dxa"/>
+          </w:tcPr>
+          <w:p>
+            <w:pPr>
+              <w:jc w:val="both"/>
+              <w:rPr>
+                <w:rFonts w:ascii="Cambria" w:hAnsi="Cambria" w:cs="Arial"/>
+                <w:bCs/>
+                <w:lang w:val="en-AE"/>
+              </w:rPr>
+            </w:pPr>
+            <w:r>
+              <w:rPr>
+                <w:rFonts w:ascii="Cambria" w:hAnsi="Cambria" w:cs="Arial"/>
+                <w:bCs/>
+                <w:lang w:val="en-AE"/>
+              </w:rPr>
+              <w:t>2025</w:t>
+            </w:r>
+          </w:p>
+        </w:tc>
+      </w:tr>
+      <w:tr>
+        <w:tc>
+          <w:tcPr>
+            <w:tcW w:w="9175" w:type="dxa"/>
+          </w:tcPr>
+          <w:p>
+            <w:pPr>
+              <w:pStyle w:val="NoSpacing"/>
+              <w:spacing w:after="60"/>
+              <w:jc w:val="both"/>
+              <w:rPr>
+                <w:rFonts w:ascii="Cambria" w:hAnsi="Cambria" w:cs="Arial"/>
+                <w:bCs/>
+                <w:lang w:val="en-AE"/>
+              </w:rPr>
+            </w:pPr>
+            <w:r>
+              <w:rPr>
+                <w:rFonts w:ascii="Cambria" w:hAnsi="Cambria" w:cstheme="minorHAnsi"/>
                 <w:u w:val="single"/>
               </w:rPr>
+              <w:lastRenderedPageBreak/>
               <w:t>Wang, S.</w:t>
             </w:r>
             <w:r>
@@ -3261,11 +3394,20 @@
                 <w:t>https://doi.org/10.31234/osf.io/jaekf_v1</w:t>
               </w:r>
             </w:hyperlink>
-          </w:p>
-          <w:p>
-            <w:pPr>
-              <w:pStyle w:val="NoSpacing"/>
-              <w:spacing w:after="60"/>
+            <w:r>
+              <w:rPr>
+                <w:rFonts w:ascii="Cambria" w:hAnsi="Cambria" w:cstheme="minorHAnsi"/>
+              </w:rPr>
+              <w:t xml:space="preserve"> </w:t>
+            </w:r>
+          </w:p>
+        </w:tc>
+        <w:tc>
+          <w:tcPr>
+            <w:tcW w:w="1615" w:type="dxa"/>
+          </w:tcPr>
+          <w:p>
+            <w:pPr>
               <w:jc w:val="both"/>
               <w:rPr>
                 <w:rFonts w:ascii="Cambria" w:hAnsi="Cambria" w:cs="Arial"/>
@@ -3275,33 +3417,10 @@
             </w:pPr>
             <w:r>
               <w:rPr>
-                <w:rFonts w:ascii="Cambria" w:hAnsi="Cambria" w:cstheme="minorHAnsi"/>
-              </w:rPr>
-              <w:lastRenderedPageBreak/>
-              <w:t xml:space="preserve"> </w:t>
-            </w:r>
-          </w:p>
-        </w:tc>
-        <w:tc>
-          <w:tcPr>
-            <w:tcW w:w="1615" w:type="dxa"/>
-          </w:tcPr>
-          <w:p>
-            <w:pPr>
-              <w:jc w:val="both"/>
-              <w:rPr>
                 <w:rFonts w:ascii="Cambria" w:hAnsi="Cambria" w:cs="Arial"/>
                 <w:bCs/>
                 <w:lang w:val="nl-NL"/>
               </w:rPr>
-            </w:pPr>
-            <w:r>
-              <w:rPr>
-                <w:rFonts w:ascii="Cambria" w:hAnsi="Cambria" w:cs="Arial"/>
-                <w:bCs/>
-                <w:lang w:val="nl-NL"/>
-              </w:rPr>
-              <w:lastRenderedPageBreak/>
               <w:t>2025</w:t>
             </w:r>
           </w:p>
@@ -5233,7 +5352,14 @@
               <w:rPr>
                 <w:rFonts w:ascii="Cambria" w:hAnsi="Cambria" w:cs="Arial"/>
               </w:rPr>
-              <w:t xml:space="preserve">, T. The effects of long-term cocoa flavanols intake on cognitive functions and mood, and the physiological mechanisms underlying these effects: A literature review. </w:t>
+              <w:t xml:space="preserve">, T. The effects of long-term cocoa flavanols intake on cognitive functions and mood, and the physiological mechanisms underlying these effects: A literature </w:t>
+            </w:r>
+            <w:r>
+              <w:rPr>
+                <w:rFonts w:ascii="Cambria" w:hAnsi="Cambria" w:cs="Arial"/>
+              </w:rPr>
+              <w:lastRenderedPageBreak/>
+              <w:t xml:space="preserve">review. </w:t>
             </w:r>
             <w:r>
               <w:rPr>
@@ -5301,6 +5427,7 @@
                 <w:bCs/>
                 <w:lang w:val="nl-NL"/>
               </w:rPr>
+              <w:lastRenderedPageBreak/>
               <w:t>2022</w:t>
             </w:r>
           </w:p>
@@ -5325,7 +5452,6 @@
                 <w:rFonts w:ascii="Cambria" w:hAnsi="Cambria" w:cs="Arial"/>
                 <w:b/>
               </w:rPr>
-              <w:lastRenderedPageBreak/>
               <w:t>Karabay, A.</w:t>
             </w:r>
             <w:r>
@@ -7549,6 +7675,7 @@
                 <w:b/>
                 <w:lang w:val="en-AE"/>
               </w:rPr>
+              <w:lastRenderedPageBreak/>
               <w:t>Karabay, A.</w:t>
             </w:r>
             <w:r>
@@ -7704,7 +7831,6 @@
                 <w:rFonts w:ascii="Cambria" w:hAnsi="Cambria" w:cs="Arial"/>
                 <w:b/>
               </w:rPr>
-              <w:lastRenderedPageBreak/>
               <w:t>Karabay, A.</w:t>
             </w:r>
             <w:r>
@@ -10816,6 +10942,7 @@
               <w:rPr>
                 <w:rFonts w:ascii="Cambria" w:hAnsi="Cambria" w:cs="Arial"/>
               </w:rPr>
+              <w:lastRenderedPageBreak/>
               <w:t xml:space="preserve">Chen, I., </w:t>
             </w:r>
             <w:r>
@@ -10944,7 +11071,6 @@
                 <w:u w:val="single"/>
                 <w:lang w:val="nl-NL"/>
               </w:rPr>
-              <w:lastRenderedPageBreak/>
               <w:t>Wang, S.,</w:t>
             </w:r>
             <w:r>
@@ -13326,7 +13452,6 @@
           <w:sz w:val="26"/>
           <w:szCs w:val="26"/>
         </w:rPr>
-        <w:lastRenderedPageBreak/>
         <w:t>AWARDS</w:t>
       </w:r>
     </w:p>
@@ -15331,6 +15456,7 @@
                 <w:shd w:val="clear" w:color="auto" w:fill="FFFFFF"/>
                 <w:lang w:val="nl-NL"/>
               </w:rPr>
+              <w:lastRenderedPageBreak/>
               <w:t>Multivariate pattern analyses (MVPA) in EEG/MEG,</w:t>
             </w:r>
             <w:r>
@@ -18379,7 +18505,6 @@
   <w:style w:type="character" w:default="1" w:styleId="DefaultParagraphFont">
     <w:name w:val="Default Paragraph Font"/>
     <w:uiPriority w:val="1"/>
-    <w:semiHidden/>
     <w:unhideWhenUsed/>
   </w:style>
   <w:style w:type="table" w:default="1" w:styleId="TableNormal">

--- a/Files/download/Resume_Karabay.docx
+++ b/Files/download/Resume_Karabay.docx
@@ -581,21 +581,8 @@
                 <w:sz w:val="18"/>
                 <w:szCs w:val="18"/>
               </w:rPr>
-              <w:t xml:space="preserve">: Dr. Daryl </w:t>
-            </w:r>
-            <w:proofErr w:type="spellStart"/>
-            <w:r>
-              <w:rPr>
-                <w:rFonts w:ascii="Cambria" w:hAnsi="Cambria"/>
-                <w:bCs/>
-                <w:i/>
-                <w:iCs/>
-                <w:sz w:val="18"/>
-                <w:szCs w:val="18"/>
-              </w:rPr>
-              <w:t>Fougnie</w:t>
-            </w:r>
-            <w:proofErr w:type="spellEnd"/>
+              <w:t>: Dr. Daryl Fougnie</w:t>
+            </w:r>
           </w:p>
         </w:tc>
         <w:tc>
@@ -1539,18 +1526,8 @@
                 <w:bCs/>
                 <w:iCs/>
               </w:rPr>
-              <w:t xml:space="preserve">New York </w:t>
-            </w:r>
-            <w:proofErr w:type="spellStart"/>
-            <w:r>
-              <w:rPr>
-                <w:rFonts w:ascii="Cambria" w:hAnsi="Cambria"/>
-                <w:bCs/>
-                <w:iCs/>
-              </w:rPr>
-              <w:t>University|AD</w:t>
-            </w:r>
-            <w:proofErr w:type="spellEnd"/>
+              <w:t>New York University|AD</w:t>
+            </w:r>
           </w:p>
         </w:tc>
         <w:tc>
@@ -1642,18 +1619,8 @@
                 <w:bCs/>
                 <w:iCs/>
               </w:rPr>
-              <w:t xml:space="preserve">New York </w:t>
-            </w:r>
-            <w:proofErr w:type="spellStart"/>
-            <w:r>
-              <w:rPr>
-                <w:rFonts w:ascii="Cambria" w:hAnsi="Cambria"/>
-                <w:bCs/>
-                <w:iCs/>
-              </w:rPr>
-              <w:t>University|AD</w:t>
-            </w:r>
-            <w:proofErr w:type="spellEnd"/>
+              <w:t>New York University|AD</w:t>
+            </w:r>
           </w:p>
         </w:tc>
         <w:tc>
@@ -2090,18 +2057,8 @@
                 <w:bCs/>
                 <w:iCs/>
               </w:rPr>
-              <w:t xml:space="preserve">New York </w:t>
-            </w:r>
-            <w:proofErr w:type="spellStart"/>
-            <w:r>
-              <w:rPr>
-                <w:rFonts w:ascii="Cambria" w:hAnsi="Cambria"/>
-                <w:bCs/>
-                <w:iCs/>
-              </w:rPr>
-              <w:t>University|AD</w:t>
-            </w:r>
-            <w:proofErr w:type="spellEnd"/>
+              <w:t>New York University|AD</w:t>
+            </w:r>
           </w:p>
         </w:tc>
         <w:tc>
@@ -3220,21 +3177,7 @@
               <w:rPr>
                 <w:rFonts w:ascii="Cambria" w:hAnsi="Cambria" w:cstheme="minorHAnsi"/>
               </w:rPr>
-              <w:t xml:space="preserve">How you encode is how you remember: </w:t>
-            </w:r>
-            <w:proofErr w:type="spellStart"/>
-            <w:r>
-              <w:rPr>
-                <w:rFonts w:ascii="Cambria" w:hAnsi="Cambria" w:cstheme="minorHAnsi"/>
-              </w:rPr>
-              <w:t>Center</w:t>
-            </w:r>
-            <w:proofErr w:type="spellEnd"/>
-            <w:r>
-              <w:rPr>
-                <w:rFonts w:ascii="Cambria" w:hAnsi="Cambria" w:cstheme="minorHAnsi"/>
-              </w:rPr>
-              <w:t>-to-surround inhibition during encoding underlies repulsion bias in working memory</w:t>
+              <w:t>How you encode is how you remember: Center-to-surround inhibition during encoding underlies repulsion bias in working memory</w:t>
             </w:r>
             <w:r>
               <w:rPr>
@@ -3294,215 +3237,18 @@
             </w:pPr>
             <w:r>
               <w:rPr>
-                <w:rFonts w:ascii="Cambria" w:hAnsi="Cambria" w:cstheme="minorHAnsi"/>
-                <w:u w:val="single"/>
+                <w:rFonts w:ascii="Cambria" w:hAnsi="Cambria" w:cs="Arial"/>
+                <w:bCs/>
+                <w:lang w:val="en-AE"/>
               </w:rPr>
               <w:lastRenderedPageBreak/>
-              <w:t>Wang, S.</w:t>
-            </w:r>
-            <w:r>
-              <w:rPr>
-                <w:rFonts w:ascii="Cambria" w:hAnsi="Cambria" w:cs="Arial"/>
-                <w:bCs/>
-                <w:lang w:val="en-AE"/>
-              </w:rPr>
-              <w:t xml:space="preserve">, </w:t>
-            </w:r>
-            <w:r>
-              <w:rPr>
-                <w:rFonts w:ascii="Cambria" w:hAnsi="Cambria" w:cs="Arial"/>
-              </w:rPr>
-              <w:t xml:space="preserve">van der </w:t>
-            </w:r>
-            <w:proofErr w:type="spellStart"/>
-            <w:r>
-              <w:rPr>
-                <w:rFonts w:ascii="Cambria" w:hAnsi="Cambria" w:cs="Arial"/>
-              </w:rPr>
-              <w:t>Mijn</w:t>
-            </w:r>
-            <w:proofErr w:type="spellEnd"/>
-            <w:r>
-              <w:rPr>
-                <w:rFonts w:ascii="Cambria" w:hAnsi="Cambria" w:cs="Arial"/>
-              </w:rPr>
-              <w:t>, R.</w:t>
-            </w:r>
-            <w:r>
-              <w:rPr>
-                <w:rFonts w:ascii="Cambria" w:hAnsi="Cambria" w:cstheme="minorHAnsi"/>
-                <w:u w:val="single"/>
-              </w:rPr>
-              <w:t>,</w:t>
-            </w:r>
-            <w:r>
-              <w:rPr>
-                <w:rFonts w:ascii="Cambria" w:hAnsi="Cambria" w:cstheme="minorHAnsi"/>
-              </w:rPr>
-              <w:t xml:space="preserve"> </w:t>
-            </w:r>
-            <w:r>
-              <w:rPr>
-                <w:rFonts w:ascii="Cambria" w:hAnsi="Cambria" w:cstheme="minorHAnsi"/>
-                <w:b/>
-                <w:bCs/>
-              </w:rPr>
-              <w:t>Karabay, A.</w:t>
-            </w:r>
-            <w:r>
-              <w:rPr>
-                <w:rFonts w:ascii="Cambria" w:hAnsi="Cambria" w:cstheme="minorHAnsi"/>
-              </w:rPr>
-              <w:t xml:space="preserve">, </w:t>
-            </w:r>
-            <w:r>
-              <w:rPr>
-                <w:rFonts w:ascii="Cambria" w:hAnsi="Cambria" w:cs="Arial"/>
-              </w:rPr>
-              <w:t xml:space="preserve">&amp; </w:t>
-            </w:r>
-            <w:r>
-              <w:rPr>
-                <w:rFonts w:ascii="Cambria" w:hAnsi="Cambria" w:cstheme="minorHAnsi"/>
-              </w:rPr>
-              <w:t>Akyürek, E. G.</w:t>
-            </w:r>
-            <w:r>
-              <w:rPr>
-                <w:rFonts w:ascii="Cambria" w:hAnsi="Cambria" w:cstheme="minorHAnsi"/>
-              </w:rPr>
-              <w:t xml:space="preserve"> </w:t>
-            </w:r>
-            <w:r>
-              <w:rPr>
-                <w:rFonts w:ascii="Cambria" w:hAnsi="Cambria" w:cstheme="minorHAnsi"/>
-              </w:rPr>
-              <w:t>Multimodal detection of concealed information in rapid serial visual presentation using EEG and pupillometry</w:t>
-            </w:r>
-            <w:r>
-              <w:rPr>
-                <w:rFonts w:ascii="Cambria" w:hAnsi="Cambria" w:cstheme="minorHAnsi"/>
-              </w:rPr>
-              <w:t xml:space="preserve">. </w:t>
-            </w:r>
-            <w:hyperlink r:id="rId9" w:history="1">
-              <w:r>
-                <w:rPr>
-                  <w:rStyle w:val="Hyperlink"/>
-                  <w:rFonts w:ascii="Cambria" w:hAnsi="Cambria" w:cstheme="minorHAnsi"/>
-                </w:rPr>
-                <w:t>https://doi.org/10.31234/osf.io/jaekf_v1</w:t>
-              </w:r>
-            </w:hyperlink>
-            <w:r>
-              <w:rPr>
-                <w:rFonts w:ascii="Cambria" w:hAnsi="Cambria" w:cstheme="minorHAnsi"/>
-              </w:rPr>
-              <w:t xml:space="preserve"> </w:t>
-            </w:r>
-          </w:p>
-        </w:tc>
-        <w:tc>
-          <w:tcPr>
-            <w:tcW w:w="1615" w:type="dxa"/>
-          </w:tcPr>
-          <w:p>
-            <w:pPr>
-              <w:jc w:val="both"/>
-              <w:rPr>
-                <w:rFonts w:ascii="Cambria" w:hAnsi="Cambria" w:cs="Arial"/>
-                <w:bCs/>
-                <w:lang w:val="nl-NL"/>
-              </w:rPr>
-            </w:pPr>
-            <w:r>
-              <w:rPr>
-                <w:rFonts w:ascii="Cambria" w:hAnsi="Cambria" w:cs="Arial"/>
-                <w:bCs/>
-                <w:lang w:val="nl-NL"/>
-              </w:rPr>
-              <w:t>2025</w:t>
-            </w:r>
-          </w:p>
-        </w:tc>
-      </w:tr>
-      <w:tr>
-        <w:tc>
-          <w:tcPr>
-            <w:tcW w:w="9175" w:type="dxa"/>
-          </w:tcPr>
-          <w:p>
-            <w:pPr>
-              <w:pStyle w:val="NoSpacing"/>
-              <w:spacing w:after="60"/>
-              <w:jc w:val="both"/>
-              <w:rPr>
-                <w:rFonts w:ascii="Cambria" w:hAnsi="Cambria" w:cs="Arial"/>
-                <w:bCs/>
-                <w:lang w:val="nl-NL"/>
-              </w:rPr>
-            </w:pPr>
-            <w:r>
-              <w:rPr>
-                <w:rFonts w:ascii="Cambria" w:hAnsi="Cambria" w:cs="Arial"/>
-                <w:bCs/>
-                <w:lang w:val="en-AE"/>
-              </w:rPr>
-              <w:t xml:space="preserve">Chen, I., </w:t>
-            </w:r>
-            <w:proofErr w:type="spellStart"/>
-            <w:r>
-              <w:rPr>
-                <w:rFonts w:ascii="Cambria" w:hAnsi="Cambria" w:cs="Arial"/>
-                <w:bCs/>
-                <w:lang w:val="en-AE"/>
-              </w:rPr>
-              <w:t>Mathȏt</w:t>
-            </w:r>
-            <w:proofErr w:type="spellEnd"/>
-            <w:r>
-              <w:rPr>
-                <w:rFonts w:ascii="Cambria" w:hAnsi="Cambria" w:cs="Arial"/>
-                <w:bCs/>
-                <w:lang w:val="en-AE"/>
-              </w:rPr>
-              <w:t>, S.</w:t>
-            </w:r>
-            <w:proofErr w:type="gramStart"/>
-            <w:r>
-              <w:rPr>
-                <w:rFonts w:ascii="Cambria" w:hAnsi="Cambria" w:cs="Arial"/>
-                <w:bCs/>
-                <w:lang w:val="en-AE"/>
-              </w:rPr>
-              <w:t xml:space="preserve">,  </w:t>
-            </w:r>
-            <w:r>
-              <w:rPr>
-                <w:rFonts w:ascii="Cambria" w:hAnsi="Cambria" w:cs="Arial"/>
-              </w:rPr>
-              <w:t>van</w:t>
-            </w:r>
-            <w:proofErr w:type="gramEnd"/>
-            <w:r>
-              <w:rPr>
-                <w:rFonts w:ascii="Cambria" w:hAnsi="Cambria" w:cs="Arial"/>
-              </w:rPr>
-              <w:t xml:space="preserve"> der </w:t>
-            </w:r>
-            <w:proofErr w:type="spellStart"/>
-            <w:r>
-              <w:rPr>
-                <w:rFonts w:ascii="Cambria" w:hAnsi="Cambria" w:cs="Arial"/>
-              </w:rPr>
-              <w:t>Mijn</w:t>
-            </w:r>
-            <w:proofErr w:type="spellEnd"/>
-            <w:r>
-              <w:rPr>
-                <w:rFonts w:ascii="Cambria" w:hAnsi="Cambria" w:cs="Arial"/>
-              </w:rPr>
-              <w:t xml:space="preserve">, R., </w:t>
+              <w:t xml:space="preserve">Chen, I., Mathȏt, S.,  </w:t>
+            </w:r>
+            <w:r>
+              <w:rPr>
+                <w:rFonts w:ascii="Cambria" w:hAnsi="Cambria" w:cs="Arial"/>
+              </w:rPr>
+              <w:t xml:space="preserve">van der Mijn, R., </w:t>
             </w:r>
             <w:r>
               <w:rPr>
@@ -3524,33 +3270,15 @@
                 <w:bCs/>
                 <w:lang w:val="en-AE"/>
               </w:rPr>
-              <w:t xml:space="preserve">&amp; Akyürek, E. G. Concealed personally familiar face detection with </w:t>
-            </w:r>
-            <w:proofErr w:type="spellStart"/>
-            <w:r>
-              <w:rPr>
-                <w:rFonts w:ascii="Cambria" w:hAnsi="Cambria" w:cs="Arial"/>
-                <w:bCs/>
-                <w:lang w:val="en-AE"/>
-              </w:rPr>
-              <w:t>eeg</w:t>
-            </w:r>
-            <w:proofErr w:type="spellEnd"/>
-            <w:r>
-              <w:rPr>
-                <w:rFonts w:ascii="Cambria" w:hAnsi="Cambria" w:cs="Arial"/>
-                <w:bCs/>
-                <w:lang w:val="en-AE"/>
-              </w:rPr>
-              <w:t xml:space="preserve"> in rapid serial visual presentation. </w:t>
-            </w:r>
-            <w:hyperlink r:id="rId10" w:history="1">
+              <w:t xml:space="preserve">&amp; Akyürek, E. G. Concealed personally familiar face detection with eeg in rapid serial visual presentation. </w:t>
+            </w:r>
+            <w:hyperlink r:id="rId9" w:history="1">
               <w:r>
                 <w:rPr>
                   <w:rStyle w:val="Hyperlink"/>
                   <w:rFonts w:ascii="Cambria" w:hAnsi="Cambria" w:cs="Arial"/>
                   <w:bCs/>
-                  <w:lang w:val="nl-NL"/>
+                  <w:lang w:val="en-AE"/>
                 </w:rPr>
                 <w:t>https://doi.org/10.31234/osf.io/axp4w_v1</w:t>
               </w:r>
@@ -3559,7 +3287,7 @@
               <w:rPr>
                 <w:rFonts w:ascii="Cambria" w:hAnsi="Cambria" w:cs="Arial"/>
                 <w:bCs/>
-                <w:lang w:val="nl-NL"/>
+                <w:lang w:val="en-AE"/>
               </w:rPr>
               <w:t xml:space="preserve"> </w:t>
             </w:r>
@@ -3663,39 +3391,23 @@
               <w:rPr>
                 <w:rFonts w:ascii="Cambria" w:hAnsi="Cambria" w:cs="Arial"/>
               </w:rPr>
-              <w:t xml:space="preserve">van der </w:t>
-            </w:r>
-            <w:proofErr w:type="spellStart"/>
-            <w:r>
-              <w:rPr>
-                <w:rFonts w:ascii="Cambria" w:hAnsi="Cambria" w:cs="Arial"/>
-              </w:rPr>
-              <w:t>Mijn</w:t>
-            </w:r>
-            <w:proofErr w:type="spellEnd"/>
-            <w:r>
-              <w:rPr>
-                <w:rFonts w:ascii="Cambria" w:hAnsi="Cambria" w:cs="Arial"/>
-              </w:rPr>
-              <w:t xml:space="preserve">, R., </w:t>
-            </w:r>
-            <w:proofErr w:type="spellStart"/>
+              <w:t xml:space="preserve">van der Mijn, R., </w:t>
+            </w:r>
             <w:r>
               <w:rPr>
                 <w:rFonts w:ascii="Cambria" w:hAnsi="Cambria" w:cs="Arial"/>
                 <w:bCs/>
                 <w:lang w:val="en-AE"/>
               </w:rPr>
-              <w:t>Mathȏt</w:t>
-            </w:r>
-            <w:proofErr w:type="spellEnd"/>
+              <w:t>Mathȏt, S., &amp; Akyürek, E. G. Concealed information detection in rapid serial visual</w:t>
+            </w:r>
             <w:r>
               <w:rPr>
                 <w:rFonts w:ascii="Cambria" w:hAnsi="Cambria" w:cs="Arial"/>
                 <w:bCs/>
                 <w:lang w:val="en-AE"/>
               </w:rPr>
-              <w:t>, S., &amp; Akyürek, E. G. Concealed information detection in rapid serial visual</w:t>
+              <w:t xml:space="preserve"> </w:t>
             </w:r>
             <w:r>
               <w:rPr>
@@ -3703,33 +3415,25 @@
                 <w:bCs/>
                 <w:lang w:val="en-AE"/>
               </w:rPr>
+              <w:t>presentation with oculomotor measures</w:t>
+            </w:r>
+            <w:r>
+              <w:rPr>
+                <w:rFonts w:ascii="Cambria" w:hAnsi="Cambria" w:cs="Arial"/>
+                <w:bCs/>
+                <w:lang w:val="en-AE"/>
+              </w:rPr>
+              <w:t>.</w:t>
+            </w:r>
+            <w:r>
+              <w:rPr>
+                <w:rFonts w:ascii="Cambria" w:hAnsi="Cambria" w:cs="Arial"/>
+                <w:bCs/>
+                <w:lang w:val="en-AE"/>
+              </w:rPr>
               <w:t xml:space="preserve"> </w:t>
             </w:r>
-            <w:r>
-              <w:rPr>
-                <w:rFonts w:ascii="Cambria" w:hAnsi="Cambria" w:cs="Arial"/>
-                <w:bCs/>
-                <w:lang w:val="en-AE"/>
-              </w:rPr>
-              <w:t>presentation with oculomotor measures</w:t>
-            </w:r>
-            <w:r>
-              <w:rPr>
-                <w:rFonts w:ascii="Cambria" w:hAnsi="Cambria" w:cs="Arial"/>
-                <w:bCs/>
-                <w:lang w:val="en-AE"/>
-              </w:rPr>
-              <w:t>.</w:t>
-            </w:r>
-            <w:r>
-              <w:rPr>
-                <w:rFonts w:ascii="Cambria" w:hAnsi="Cambria" w:cs="Arial"/>
-                <w:bCs/>
-                <w:lang w:val="en-AE"/>
-              </w:rPr>
-              <w:t xml:space="preserve"> </w:t>
-            </w:r>
-            <w:hyperlink r:id="rId11" w:history="1">
+            <w:hyperlink r:id="rId10" w:history="1">
               <w:r>
                 <w:rPr>
                   <w:rStyle w:val="Hyperlink"/>
@@ -3834,23 +3538,9 @@
               <w:rPr>
                 <w:rFonts w:ascii="Cambria" w:hAnsi="Cambria" w:cstheme="minorHAnsi"/>
               </w:rPr>
-              <w:t xml:space="preserve">Evaluating Working Memory Representations during the Attentional Blink: A Comparative </w:t>
-            </w:r>
-            <w:proofErr w:type="spellStart"/>
-            <w:r>
-              <w:rPr>
-                <w:rFonts w:ascii="Cambria" w:hAnsi="Cambria" w:cstheme="minorHAnsi"/>
-              </w:rPr>
-              <w:t>Modeling</w:t>
-            </w:r>
-            <w:proofErr w:type="spellEnd"/>
-            <w:r>
-              <w:rPr>
-                <w:rFonts w:ascii="Cambria" w:hAnsi="Cambria" w:cstheme="minorHAnsi"/>
-              </w:rPr>
-              <w:t xml:space="preserve"> Approach. </w:t>
-            </w:r>
-            <w:hyperlink r:id="rId12" w:history="1">
+              <w:t xml:space="preserve">Evaluating Working Memory Representations during the Attentional Blink: A Comparative Modeling Approach. </w:t>
+            </w:r>
+            <w:hyperlink r:id="rId11" w:history="1">
               <w:r>
                 <w:rPr>
                   <w:rStyle w:val="Hyperlink"/>
@@ -3905,19 +3595,11 @@
                 <w:rFonts w:ascii="Cambria" w:hAnsi="Cambria" w:cstheme="minorHAnsi"/>
               </w:rPr>
             </w:pPr>
-            <w:proofErr w:type="spellStart"/>
             <w:r>
               <w:rPr>
                 <w:rFonts w:ascii="Cambria" w:hAnsi="Cambria" w:cstheme="minorHAnsi"/>
               </w:rPr>
-              <w:t>Fougnie</w:t>
-            </w:r>
-            <w:proofErr w:type="spellEnd"/>
-            <w:r>
-              <w:rPr>
-                <w:rFonts w:ascii="Cambria" w:hAnsi="Cambria" w:cstheme="minorHAnsi"/>
-              </w:rPr>
-              <w:t xml:space="preserve">, D. L., </w:t>
+              <w:t xml:space="preserve">Fougnie, D. L., </w:t>
             </w:r>
             <w:r>
               <w:rPr>
@@ -3933,7 +3615,7 @@
               </w:rPr>
               <w:t xml:space="preserve">, Alvarez, G., &amp; Brady, T. F. If at first you don’t succeed, try, try again: Second chances reveal more information in working memory. </w:t>
             </w:r>
-            <w:hyperlink r:id="rId13" w:history="1">
+            <w:hyperlink r:id="rId12" w:history="1">
               <w:r>
                 <w:rPr>
                   <w:rStyle w:val="Hyperlink"/>
@@ -4049,14 +3731,205 @@
               <w:jc w:val="both"/>
               <w:rPr>
                 <w:rFonts w:ascii="Cambria" w:hAnsi="Cambria" w:cstheme="minorHAnsi"/>
-              </w:rPr>
-            </w:pPr>
+                <w:b/>
+                <w:bCs/>
+                <w:lang w:val="nl-NL"/>
+              </w:rPr>
+            </w:pPr>
+            <w:r>
+              <w:rPr>
+                <w:rFonts w:ascii="Cambria" w:hAnsi="Cambria" w:cstheme="minorHAnsi"/>
+                <w:u w:val="single"/>
+              </w:rPr>
+              <w:t>Wang, S.</w:t>
+            </w:r>
+            <w:r>
+              <w:rPr>
+                <w:rFonts w:ascii="Cambria" w:hAnsi="Cambria" w:cs="Arial"/>
+                <w:bCs/>
+                <w:lang w:val="en-AE"/>
+              </w:rPr>
+              <w:t xml:space="preserve">, </w:t>
+            </w:r>
+            <w:r>
+              <w:rPr>
+                <w:rFonts w:ascii="Cambria" w:hAnsi="Cambria" w:cs="Arial"/>
+              </w:rPr>
+              <w:t>van der Mijn, R.</w:t>
+            </w:r>
+            <w:r>
+              <w:rPr>
+                <w:rFonts w:ascii="Cambria" w:hAnsi="Cambria" w:cstheme="minorHAnsi"/>
+                <w:u w:val="single"/>
+              </w:rPr>
+              <w:t>,</w:t>
+            </w:r>
+            <w:r>
+              <w:rPr>
+                <w:rFonts w:ascii="Cambria" w:hAnsi="Cambria" w:cstheme="minorHAnsi"/>
+              </w:rPr>
+              <w:t xml:space="preserve"> </w:t>
+            </w:r>
             <w:r>
               <w:rPr>
                 <w:rFonts w:ascii="Cambria" w:hAnsi="Cambria" w:cstheme="minorHAnsi"/>
                 <w:b/>
                 <w:bCs/>
               </w:rPr>
+              <w:t>Karabay, A.</w:t>
+            </w:r>
+            <w:r>
+              <w:rPr>
+                <w:rFonts w:ascii="Cambria" w:hAnsi="Cambria" w:cstheme="minorHAnsi"/>
+              </w:rPr>
+              <w:t xml:space="preserve">, </w:t>
+            </w:r>
+            <w:r>
+              <w:rPr>
+                <w:rFonts w:ascii="Cambria" w:hAnsi="Cambria" w:cs="Arial"/>
+              </w:rPr>
+              <w:t xml:space="preserve">&amp; </w:t>
+            </w:r>
+            <w:r>
+              <w:rPr>
+                <w:rFonts w:ascii="Cambria" w:hAnsi="Cambria" w:cstheme="minorHAnsi"/>
+              </w:rPr>
+              <w:t>Akyürek, E. G.</w:t>
+            </w:r>
+            <w:r>
+              <w:rPr>
+                <w:rFonts w:ascii="Cambria" w:hAnsi="Cambria" w:cstheme="minorHAnsi"/>
+              </w:rPr>
+              <w:t xml:space="preserve"> </w:t>
+            </w:r>
+            <w:r>
+              <w:rPr>
+                <w:rFonts w:ascii="Cambria" w:hAnsi="Cambria" w:cstheme="minorHAnsi"/>
+              </w:rPr>
+              <w:t>Multimodal detection of concealed information in rapid serial visual presentation using EEG and pupillometry</w:t>
+            </w:r>
+            <w:r>
+              <w:rPr>
+                <w:rFonts w:ascii="Cambria" w:hAnsi="Cambria" w:cstheme="minorHAnsi"/>
+              </w:rPr>
+              <w:t xml:space="preserve">. </w:t>
+            </w:r>
+            <w:r>
+              <w:rPr>
+                <w:rFonts w:ascii="Cambria" w:hAnsi="Cambria" w:cstheme="minorHAnsi"/>
+                <w:i/>
+                <w:iCs/>
+                <w:lang w:val="nl-NL"/>
+              </w:rPr>
+              <w:t>Neuropsychologia</w:t>
+            </w:r>
+            <w:r>
+              <w:rPr>
+                <w:rFonts w:ascii="Cambria" w:hAnsi="Cambria" w:cstheme="minorHAnsi"/>
+                <w:lang w:val="nl-NL"/>
+              </w:rPr>
+              <w:t xml:space="preserve"> [</w:t>
+            </w:r>
+            <w:r>
+              <w:rPr>
+                <w:rFonts w:ascii="Cambria" w:hAnsi="Cambria" w:cstheme="minorHAnsi"/>
+                <w:i/>
+                <w:iCs/>
+                <w:lang w:val="nl-NL"/>
+              </w:rPr>
+              <w:t>in pr</w:t>
+            </w:r>
+            <w:r>
+              <w:rPr>
+                <w:rFonts w:ascii="Cambria" w:hAnsi="Cambria" w:cstheme="minorHAnsi"/>
+                <w:i/>
+                <w:iCs/>
+                <w:lang w:val="nl-NL"/>
+              </w:rPr>
+              <w:t>ess</w:t>
+            </w:r>
+            <w:r>
+              <w:rPr>
+                <w:rFonts w:ascii="Cambria" w:hAnsi="Cambria" w:cstheme="minorHAnsi"/>
+                <w:lang w:val="nl-NL"/>
+              </w:rPr>
+              <w:t xml:space="preserve">] </w:t>
+            </w:r>
+            <w:hyperlink r:id="rId13" w:history="1">
+              <w:r>
+                <w:rPr>
+                  <w:rStyle w:val="Hyperlink"/>
+                  <w:rFonts w:ascii="Cambria" w:hAnsi="Cambria" w:cstheme="minorHAnsi"/>
+                  <w:lang w:val="nl-NL"/>
+                </w:rPr>
+                <w:t>https://doi.org/10.31234/osf.io/jaekf_v1</w:t>
+              </w:r>
+            </w:hyperlink>
+            <w:r>
+              <w:rPr>
+                <w:rFonts w:ascii="Cambria" w:hAnsi="Cambria" w:cstheme="minorHAnsi"/>
+                <w:lang w:val="nl-NL"/>
+              </w:rPr>
+              <w:t xml:space="preserve"> </w:t>
+            </w:r>
+          </w:p>
+        </w:tc>
+        <w:tc>
+          <w:tcPr>
+            <w:tcW w:w="1615" w:type="dxa"/>
+          </w:tcPr>
+          <w:p>
+            <w:pPr>
+              <w:jc w:val="both"/>
+              <w:rPr>
+                <w:rFonts w:ascii="Cambria" w:hAnsi="Cambria" w:cs="Arial"/>
+                <w:bCs/>
+                <w:lang w:val="nl-NL"/>
+              </w:rPr>
+            </w:pPr>
+            <w:r>
+              <w:rPr>
+                <w:rFonts w:ascii="Cambria" w:hAnsi="Cambria" w:cs="Arial"/>
+                <w:bCs/>
+                <w:lang w:val="nl-NL"/>
+              </w:rPr>
+              <w:t>202</w:t>
+            </w:r>
+            <w:r>
+              <w:rPr>
+                <w:rFonts w:ascii="Cambria" w:hAnsi="Cambria" w:cs="Arial"/>
+                <w:bCs/>
+                <w:lang w:val="nl-NL"/>
+              </w:rPr>
+              <w:t>6</w:t>
+            </w:r>
+          </w:p>
+        </w:tc>
+      </w:tr>
+      <w:tr>
+        <w:trPr>
+          <w:gridAfter w:val="1"/>
+          <w:wAfter w:w="10" w:type="dxa"/>
+        </w:trPr>
+        <w:tc>
+          <w:tcPr>
+            <w:tcW w:w="9175" w:type="dxa"/>
+          </w:tcPr>
+          <w:p>
+            <w:pPr>
+              <w:pStyle w:val="NoSpacing"/>
+              <w:spacing w:after="60"/>
+              <w:jc w:val="both"/>
+              <w:rPr>
+                <w:rFonts w:ascii="Cambria" w:hAnsi="Cambria" w:cstheme="minorHAnsi"/>
+              </w:rPr>
+            </w:pPr>
+            <w:r>
+              <w:rPr>
+                <w:rFonts w:ascii="Cambria" w:hAnsi="Cambria" w:cstheme="minorHAnsi"/>
+                <w:b/>
+                <w:bCs/>
+              </w:rPr>
               <w:t>Karabay, A.,</w:t>
             </w:r>
             <w:r>
@@ -4076,40 +3949,12 @@
               <w:rPr>
                 <w:rFonts w:ascii="Cambria" w:hAnsi="Cambria" w:cstheme="minorHAnsi"/>
               </w:rPr>
-              <w:t xml:space="preserve">, &amp; Akyürek, E. </w:t>
-            </w:r>
-            <w:proofErr w:type="spellStart"/>
+              <w:t>, &amp; Akyürek, E. Behaviorally irrelevant feature matching increases neural and behavioral working memory readout.</w:t>
+            </w:r>
             <w:r>
               <w:rPr>
                 <w:rFonts w:ascii="Cambria" w:hAnsi="Cambria" w:cstheme="minorHAnsi"/>
               </w:rPr>
-              <w:t>Behaviorally</w:t>
-            </w:r>
-            <w:proofErr w:type="spellEnd"/>
-            <w:r>
-              <w:rPr>
-                <w:rFonts w:ascii="Cambria" w:hAnsi="Cambria" w:cstheme="minorHAnsi"/>
-              </w:rPr>
-              <w:t xml:space="preserve"> irrelevant feature matching increases neural and </w:t>
-            </w:r>
-            <w:proofErr w:type="spellStart"/>
-            <w:r>
-              <w:rPr>
-                <w:rFonts w:ascii="Cambria" w:hAnsi="Cambria" w:cstheme="minorHAnsi"/>
-              </w:rPr>
-              <w:t>behavioral</w:t>
-            </w:r>
-            <w:proofErr w:type="spellEnd"/>
-            <w:r>
-              <w:rPr>
-                <w:rFonts w:ascii="Cambria" w:hAnsi="Cambria" w:cstheme="minorHAnsi"/>
-              </w:rPr>
-              <w:t xml:space="preserve"> working memory readout.</w:t>
-            </w:r>
-            <w:r>
-              <w:rPr>
-                <w:rFonts w:ascii="Cambria" w:hAnsi="Cambria" w:cstheme="minorHAnsi"/>
-              </w:rPr>
               <w:t xml:space="preserve"> </w:t>
             </w:r>
             <w:r>
@@ -4126,15 +3971,7 @@
                 <w:i/>
                 <w:iCs/>
               </w:rPr>
-              <w:t xml:space="preserve"> 62(2)</w:t>
-            </w:r>
-            <w:r>
-              <w:rPr>
-                <w:rFonts w:ascii="Cambria" w:hAnsi="Cambria" w:cs="Arial"/>
-                <w:i/>
-                <w:iCs/>
-              </w:rPr>
-              <w:t>.</w:t>
+              <w:t xml:space="preserve"> 62(2).</w:t>
             </w:r>
             <w:r>
               <w:rPr>
@@ -4247,15 +4084,7 @@
                 <w:i/>
                 <w:lang w:val="nl-NL"/>
               </w:rPr>
-              <w:t>,</w:t>
-            </w:r>
-            <w:r>
-              <w:rPr>
-                <w:rFonts w:ascii="Cambria" w:hAnsi="Cambria" w:cs="Arial"/>
-                <w:i/>
-                <w:lang w:val="nl-NL"/>
-              </w:rPr>
-              <w:t xml:space="preserve"> 64</w:t>
+              <w:t>, 64</w:t>
             </w:r>
             <w:r>
               <w:rPr>
@@ -4341,83 +4170,15 @@
               <w:rPr>
                 <w:rFonts w:ascii="Cambria" w:hAnsi="Cambria" w:cstheme="minorHAnsi"/>
               </w:rPr>
-              <w:t xml:space="preserve">*, </w:t>
-            </w:r>
-            <w:proofErr w:type="spellStart"/>
+              <w:t xml:space="preserve">*, Nijenkamp, R.*, Sarampalis, A., &amp; Fougnie, D. Introducing ART: a new method of testing auditory memory with circular reproduction tasks. </w:t>
+            </w:r>
             <w:r>
               <w:rPr>
                 <w:rFonts w:ascii="Cambria" w:hAnsi="Cambria" w:cstheme="minorHAnsi"/>
-              </w:rPr>
-              <w:t>Nijenkamp</w:t>
-            </w:r>
-            <w:proofErr w:type="spellEnd"/>
-            <w:r>
-              <w:rPr>
-                <w:rFonts w:ascii="Cambria" w:hAnsi="Cambria" w:cstheme="minorHAnsi"/>
-              </w:rPr>
-              <w:t xml:space="preserve">, R.*, </w:t>
-            </w:r>
-            <w:proofErr w:type="spellStart"/>
-            <w:r>
-              <w:rPr>
-                <w:rFonts w:ascii="Cambria" w:hAnsi="Cambria" w:cstheme="minorHAnsi"/>
-              </w:rPr>
-              <w:t>Sarampalis</w:t>
-            </w:r>
-            <w:proofErr w:type="spellEnd"/>
-            <w:r>
-              <w:rPr>
-                <w:rFonts w:ascii="Cambria" w:hAnsi="Cambria" w:cstheme="minorHAnsi"/>
-              </w:rPr>
-              <w:t xml:space="preserve">, A., &amp; </w:t>
-            </w:r>
-            <w:proofErr w:type="spellStart"/>
-            <w:r>
-              <w:rPr>
-                <w:rFonts w:ascii="Cambria" w:hAnsi="Cambria" w:cstheme="minorHAnsi"/>
-              </w:rPr>
-              <w:t>Fougnie</w:t>
-            </w:r>
-            <w:proofErr w:type="spellEnd"/>
-            <w:r>
-              <w:rPr>
-                <w:rFonts w:ascii="Cambria" w:hAnsi="Cambria" w:cstheme="minorHAnsi"/>
-              </w:rPr>
-              <w:t xml:space="preserve">, D. Introducing ART: a new method of testing auditory memory with circular reproduction tasks. </w:t>
-            </w:r>
-            <w:proofErr w:type="spellStart"/>
-            <w:r>
-              <w:rPr>
-                <w:rFonts w:ascii="Cambria" w:hAnsi="Cambria" w:cstheme="minorHAnsi"/>
-                <w:i/>
-                <w:iCs/>
-              </w:rPr>
-              <w:t>Behavior</w:t>
-            </w:r>
-            <w:proofErr w:type="spellEnd"/>
-            <w:r>
-              <w:rPr>
-                <w:rFonts w:ascii="Cambria" w:hAnsi="Cambria" w:cstheme="minorHAnsi"/>
-                <w:i/>
-                <w:iCs/>
-              </w:rPr>
-              <w:t xml:space="preserve"> Research Methods</w:t>
-            </w:r>
-            <w:r>
-              <w:rPr>
-                <w:rFonts w:ascii="Cambria" w:hAnsi="Cambria" w:cstheme="minorHAnsi"/>
-                <w:i/>
-                <w:iCs/>
-              </w:rPr>
-              <w:t>,</w:t>
-            </w:r>
-            <w:r>
-              <w:rPr>
-                <w:rFonts w:ascii="Cambria" w:hAnsi="Cambria" w:cstheme="minorHAnsi"/>
-                <w:i/>
-                <w:iCs/>
-              </w:rPr>
-              <w:t xml:space="preserve"> 56</w:t>
+                <w:i/>
+                <w:iCs/>
+              </w:rPr>
+              <w:t>Behavior Research Methods, 56</w:t>
             </w:r>
             <w:r>
               <w:rPr>
@@ -4496,14 +4257,12 @@
               </w:rPr>
               <w:t xml:space="preserve">, S. M. R., </w:t>
             </w:r>
-            <w:proofErr w:type="spellStart"/>
             <w:r>
               <w:rPr>
                 <w:rFonts w:ascii="Cambria" w:hAnsi="Cambria" w:cstheme="minorHAnsi"/>
               </w:rPr>
               <w:t>Tarlao</w:t>
             </w:r>
-            <w:proofErr w:type="spellEnd"/>
             <w:r>
               <w:rPr>
                 <w:rFonts w:ascii="Cambria" w:hAnsi="Cambria" w:cstheme="minorHAnsi"/>
@@ -4886,21 +4645,7 @@
               <w:rPr>
                 <w:rFonts w:ascii="Cambria" w:hAnsi="Cambria" w:cs="Arial"/>
               </w:rPr>
-              <w:t>Effects of gamma-aminobutyric acid on working memory and attention:  A randomized, double-</w:t>
-            </w:r>
-            <w:proofErr w:type="gramStart"/>
-            <w:r>
-              <w:rPr>
-                <w:rFonts w:ascii="Cambria" w:hAnsi="Cambria" w:cs="Arial"/>
-              </w:rPr>
-              <w:t>blinded,  placebo</w:t>
-            </w:r>
-            <w:proofErr w:type="gramEnd"/>
-            <w:r>
-              <w:rPr>
-                <w:rFonts w:ascii="Cambria" w:hAnsi="Cambria" w:cs="Arial"/>
-              </w:rPr>
-              <w:t xml:space="preserve">-controlled, crossover trial. </w:t>
+              <w:t xml:space="preserve">Effects of gamma-aminobutyric acid on working memory and attention:  A randomized, double-blinded,  placebo-controlled, crossover trial. </w:t>
             </w:r>
             <w:r>
               <w:rPr>
@@ -4985,21 +4730,7 @@
               <w:rPr>
                 <w:rFonts w:ascii="Cambria" w:hAnsi="Cambria" w:cs="Arial"/>
               </w:rPr>
-              <w:t xml:space="preserve">, </w:t>
-            </w:r>
-            <w:proofErr w:type="spellStart"/>
-            <w:r>
-              <w:rPr>
-                <w:rFonts w:ascii="Cambria" w:hAnsi="Cambria" w:cs="Arial"/>
-              </w:rPr>
-              <w:t>Mathȏt</w:t>
-            </w:r>
-            <w:proofErr w:type="spellEnd"/>
-            <w:r>
-              <w:rPr>
-                <w:rFonts w:ascii="Cambria" w:hAnsi="Cambria" w:cs="Arial"/>
-              </w:rPr>
-              <w:t xml:space="preserve">, S., Bowman, H., &amp; Akyürek, E. G. Concealed identity information detection with pupillometry in rapid serial visual presentation. </w:t>
+              <w:t xml:space="preserve">, Mathȏt, S., Bowman, H., &amp; Akyürek, E. G. Concealed identity information detection with pupillometry in rapid serial visual presentation. </w:t>
             </w:r>
             <w:r>
               <w:rPr>
@@ -5338,21 +5069,7 @@
               <w:rPr>
                 <w:rFonts w:ascii="Cambria" w:hAnsi="Cambria" w:cs="Arial"/>
               </w:rPr>
-              <w:t xml:space="preserve">, &amp; </w:t>
-            </w:r>
-            <w:proofErr w:type="spellStart"/>
-            <w:r>
-              <w:rPr>
-                <w:rFonts w:ascii="Cambria" w:hAnsi="Cambria" w:cs="Arial"/>
-              </w:rPr>
-              <w:t>Alıcı</w:t>
-            </w:r>
-            <w:proofErr w:type="spellEnd"/>
-            <w:r>
-              <w:rPr>
-                <w:rFonts w:ascii="Cambria" w:hAnsi="Cambria" w:cs="Arial"/>
-              </w:rPr>
-              <w:t xml:space="preserve">, T. The effects of long-term cocoa flavanols intake on cognitive functions and mood, and the physiological mechanisms underlying these effects: A literature </w:t>
+              <w:t xml:space="preserve">, &amp; Alıcı, T. The effects of long-term cocoa flavanols intake on cognitive functions and mood, and the physiological mechanisms underlying these effects: A literature </w:t>
             </w:r>
             <w:r>
               <w:rPr>
@@ -5562,38 +5279,15 @@
               <w:rPr>
                 <w:rFonts w:ascii="Cambria" w:hAnsi="Cambria" w:cs="Arial"/>
               </w:rPr>
-              <w:t xml:space="preserve">&amp; Akyürek, E. G. Temporal integration and attentional selection of </w:t>
-            </w:r>
-            <w:proofErr w:type="spellStart"/>
-            <w:r>
-              <w:rPr>
-                <w:rFonts w:ascii="Cambria" w:hAnsi="Cambria" w:cs="Arial"/>
-              </w:rPr>
-              <w:t>color</w:t>
-            </w:r>
-            <w:proofErr w:type="spellEnd"/>
-            <w:r>
-              <w:rPr>
-                <w:rFonts w:ascii="Cambria" w:hAnsi="Cambria" w:cs="Arial"/>
-              </w:rPr>
-              <w:t xml:space="preserve"> and contrast target pairs in rapid serial visual presentation. </w:t>
-            </w:r>
-            <w:r>
-              <w:rPr>
-                <w:rFonts w:ascii="Cambria" w:hAnsi="Cambria" w:cs="Arial"/>
-                <w:i/>
-              </w:rPr>
-              <w:t xml:space="preserve">Acta </w:t>
-            </w:r>
-            <w:proofErr w:type="spellStart"/>
-            <w:r>
-              <w:rPr>
-                <w:rFonts w:ascii="Cambria" w:hAnsi="Cambria" w:cs="Arial"/>
-                <w:i/>
-              </w:rPr>
-              <w:t>Psychologica</w:t>
-            </w:r>
-            <w:proofErr w:type="spellEnd"/>
+              <w:t xml:space="preserve">&amp; Akyürek, E. G. Temporal integration and attentional selection of color and contrast target pairs in rapid serial visual presentation. </w:t>
+            </w:r>
+            <w:r>
+              <w:rPr>
+                <w:rFonts w:ascii="Cambria" w:hAnsi="Cambria" w:cs="Arial"/>
+                <w:i/>
+              </w:rPr>
+              <w:t>Acta Psychologica</w:t>
+            </w:r>
             <w:r>
               <w:rPr>
                 <w:rFonts w:ascii="Cambria" w:hAnsi="Cambria" w:cs="Arial"/>
@@ -5843,7 +5537,7 @@
           <w:szCs w:val="24"/>
           <w:u w:val="single"/>
         </w:rPr>
-        <w:t>s</w:t>
+        <w:t xml:space="preserve"> chapters</w:t>
       </w:r>
     </w:p>
     <w:tbl>
@@ -5888,121 +5582,32 @@
               <w:rPr>
                 <w:rFonts w:ascii="Cambria" w:eastAsia="Calibri" w:hAnsi="Cambria" w:cs="Arial"/>
               </w:rPr>
-              <w:t xml:space="preserve"> </w:t>
-            </w:r>
-            <w:proofErr w:type="spellStart"/>
+              <w:t xml:space="preserve"> Duyum ​​ve </w:t>
+            </w:r>
             <w:r>
               <w:rPr>
                 <w:rFonts w:ascii="Cambria" w:eastAsia="Calibri" w:hAnsi="Cambria" w:cs="Arial"/>
               </w:rPr>
-              <w:t>Duyum</w:t>
-            </w:r>
-            <w:proofErr w:type="spellEnd"/>
+              <w:t>a</w:t>
+            </w:r>
             <w:r>
               <w:rPr>
                 <w:rFonts w:ascii="Cambria" w:eastAsia="Calibri" w:hAnsi="Cambria" w:cs="Arial"/>
               </w:rPr>
-              <w:t xml:space="preserve"> ​​</w:t>
-            </w:r>
-            <w:proofErr w:type="spellStart"/>
+              <w:t xml:space="preserve">lgı (Sensation and Perception). In . G. ZEREN (Eds.), </w:t>
+            </w:r>
             <w:r>
               <w:rPr>
                 <w:rFonts w:ascii="Cambria" w:eastAsia="Calibri" w:hAnsi="Cambria" w:cs="Arial"/>
-              </w:rPr>
-              <w:t>ve</w:t>
-            </w:r>
-            <w:proofErr w:type="spellEnd"/>
+                <w:i/>
+              </w:rPr>
+              <w:t>Fizyolojik Psikoloji (Physiological Psychology)</w:t>
+            </w:r>
             <w:r>
               <w:rPr>
                 <w:rFonts w:ascii="Cambria" w:eastAsia="Calibri" w:hAnsi="Cambria" w:cs="Arial"/>
               </w:rPr>
-              <w:t xml:space="preserve"> </w:t>
-            </w:r>
-            <w:proofErr w:type="spellStart"/>
-            <w:r>
-              <w:rPr>
-                <w:rFonts w:ascii="Cambria" w:eastAsia="Calibri" w:hAnsi="Cambria" w:cs="Arial"/>
-              </w:rPr>
-              <w:t>a</w:t>
-            </w:r>
-            <w:r>
-              <w:rPr>
-                <w:rFonts w:ascii="Cambria" w:eastAsia="Calibri" w:hAnsi="Cambria" w:cs="Arial"/>
-              </w:rPr>
-              <w:t>lgı</w:t>
-            </w:r>
-            <w:proofErr w:type="spellEnd"/>
-            <w:r>
-              <w:rPr>
-                <w:rFonts w:ascii="Cambria" w:eastAsia="Calibri" w:hAnsi="Cambria" w:cs="Arial"/>
-              </w:rPr>
-              <w:t xml:space="preserve"> (Sensation and Perception). </w:t>
-            </w:r>
-            <w:proofErr w:type="gramStart"/>
-            <w:r>
-              <w:rPr>
-                <w:rFonts w:ascii="Cambria" w:eastAsia="Calibri" w:hAnsi="Cambria" w:cs="Arial"/>
-              </w:rPr>
-              <w:t>In .</w:t>
-            </w:r>
-            <w:proofErr w:type="gramEnd"/>
-            <w:r>
-              <w:rPr>
-                <w:rFonts w:ascii="Cambria" w:eastAsia="Calibri" w:hAnsi="Cambria" w:cs="Arial"/>
-              </w:rPr>
-              <w:t xml:space="preserve"> G. ZEREN (Eds.), </w:t>
-            </w:r>
-            <w:proofErr w:type="spellStart"/>
-            <w:r>
-              <w:rPr>
-                <w:rFonts w:ascii="Cambria" w:eastAsia="Calibri" w:hAnsi="Cambria" w:cs="Arial"/>
-                <w:i/>
-              </w:rPr>
-              <w:t>Fizyolojik</w:t>
-            </w:r>
-            <w:proofErr w:type="spellEnd"/>
-            <w:r>
-              <w:rPr>
-                <w:rFonts w:ascii="Cambria" w:eastAsia="Calibri" w:hAnsi="Cambria" w:cs="Arial"/>
-                <w:i/>
-              </w:rPr>
-              <w:t xml:space="preserve"> </w:t>
-            </w:r>
-            <w:proofErr w:type="spellStart"/>
-            <w:r>
-              <w:rPr>
-                <w:rFonts w:ascii="Cambria" w:eastAsia="Calibri" w:hAnsi="Cambria" w:cs="Arial"/>
-                <w:i/>
-              </w:rPr>
-              <w:t>Psikoloji</w:t>
-            </w:r>
-            <w:proofErr w:type="spellEnd"/>
-            <w:r>
-              <w:rPr>
-                <w:rFonts w:ascii="Cambria" w:eastAsia="Calibri" w:hAnsi="Cambria" w:cs="Arial"/>
-                <w:i/>
-              </w:rPr>
-              <w:t xml:space="preserve"> (Physiological Psychology)</w:t>
-            </w:r>
-            <w:r>
-              <w:rPr>
-                <w:rFonts w:ascii="Cambria" w:eastAsia="Calibri" w:hAnsi="Cambria" w:cs="Arial"/>
-              </w:rPr>
-              <w:t xml:space="preserve"> (pp. 203–233). </w:t>
-            </w:r>
-            <w:proofErr w:type="spellStart"/>
-            <w:r>
-              <w:rPr>
-                <w:rFonts w:ascii="Cambria" w:eastAsia="Calibri" w:hAnsi="Cambria" w:cs="Arial"/>
-              </w:rPr>
-              <w:t>Eğiten</w:t>
-            </w:r>
-            <w:proofErr w:type="spellEnd"/>
-            <w:r>
-              <w:rPr>
-                <w:rFonts w:ascii="Cambria" w:eastAsia="Calibri" w:hAnsi="Cambria" w:cs="Arial"/>
-              </w:rPr>
-              <w:t xml:space="preserve"> Kitap. Ankara, Turkey.</w:t>
+              <w:t xml:space="preserve"> (pp. 203–233). Eğiten Kitap. Ankara, Turkey.</w:t>
             </w:r>
           </w:p>
         </w:tc>
@@ -6102,21 +5707,7 @@
               <w:rPr>
                 <w:rFonts w:ascii="Cambria" w:eastAsia="Calibri" w:hAnsi="Cambria" w:cs="Arial"/>
               </w:rPr>
-              <w:t xml:space="preserve">, Trans). </w:t>
-            </w:r>
-            <w:proofErr w:type="spellStart"/>
-            <w:r>
-              <w:rPr>
-                <w:rFonts w:ascii="Cambria" w:eastAsia="Calibri" w:hAnsi="Cambria" w:cs="Arial"/>
-              </w:rPr>
-              <w:t>Pegem</w:t>
-            </w:r>
-            <w:proofErr w:type="spellEnd"/>
-            <w:r>
-              <w:rPr>
-                <w:rFonts w:ascii="Cambria" w:eastAsia="Calibri" w:hAnsi="Cambria" w:cs="Arial"/>
-              </w:rPr>
-              <w:t xml:space="preserve"> Press. İstanbul, Turkey. </w:t>
+              <w:t xml:space="preserve">, Trans). Pegem Press. İstanbul, Turkey. </w:t>
             </w:r>
           </w:p>
         </w:tc>
@@ -6438,21 +6029,7 @@
               <w:rPr>
                 <w:rFonts w:ascii="Cambria" w:hAnsi="Cambria" w:cs="Arial"/>
               </w:rPr>
-              <w:t xml:space="preserve"> &amp; </w:t>
-            </w:r>
-            <w:proofErr w:type="spellStart"/>
-            <w:r>
-              <w:rPr>
-                <w:rFonts w:ascii="Cambria" w:hAnsi="Cambria" w:cs="Arial"/>
-              </w:rPr>
-              <w:t>Fougnie</w:t>
-            </w:r>
-            <w:proofErr w:type="spellEnd"/>
-            <w:r>
-              <w:rPr>
-                <w:rFonts w:ascii="Cambria" w:hAnsi="Cambria" w:cs="Arial"/>
-              </w:rPr>
-              <w:t>, D. Revisiting visual awareness: No evidence for levels of processing.</w:t>
+              <w:t xml:space="preserve"> &amp; Fougnie, D. Revisiting visual awareness: No evidence for levels of processing.</w:t>
             </w:r>
             <w:r>
               <w:rPr>
@@ -6574,33 +6151,11 @@
             <w:r>
               <w:t xml:space="preserve"> </w:t>
             </w:r>
-            <w:proofErr w:type="spellStart"/>
-            <w:r>
-              <w:rPr>
-                <w:rFonts w:ascii="Cambria" w:hAnsi="Cambria" w:cs="Arial"/>
-              </w:rPr>
-              <w:t>Mathȏt</w:t>
-            </w:r>
-            <w:proofErr w:type="spellEnd"/>
-            <w:r>
-              <w:rPr>
-                <w:rFonts w:ascii="Cambria" w:hAnsi="Cambria" w:cs="Arial"/>
-              </w:rPr>
-              <w:t xml:space="preserve">, S., van der </w:t>
-            </w:r>
-            <w:proofErr w:type="spellStart"/>
-            <w:r>
-              <w:rPr>
-                <w:rFonts w:ascii="Cambria" w:hAnsi="Cambria" w:cs="Arial"/>
-              </w:rPr>
-              <w:t>Mijn</w:t>
-            </w:r>
-            <w:proofErr w:type="spellEnd"/>
-            <w:r>
-              <w:rPr>
-                <w:rFonts w:ascii="Cambria" w:hAnsi="Cambria" w:cs="Arial"/>
-              </w:rPr>
-              <w:t xml:space="preserve">, R., </w:t>
+            <w:r>
+              <w:rPr>
+                <w:rFonts w:ascii="Cambria" w:hAnsi="Cambria" w:cs="Arial"/>
+              </w:rPr>
+              <w:t xml:space="preserve">Mathȏt, S., van der Mijn, R., </w:t>
             </w:r>
             <w:r>
               <w:rPr>
@@ -6690,25 +6245,7 @@
                 <w:i/>
                 <w:iCs/>
               </w:rPr>
-              <w:t>Conference of the European Society for Cognitive Psychology (</w:t>
-            </w:r>
-            <w:proofErr w:type="spellStart"/>
-            <w:r>
-              <w:rPr>
-                <w:rFonts w:ascii="Cambria" w:hAnsi="Cambria" w:cs="Arial"/>
-                <w:i/>
-                <w:iCs/>
-              </w:rPr>
-              <w:t>ESCoP</w:t>
-            </w:r>
-            <w:proofErr w:type="spellEnd"/>
-            <w:r>
-              <w:rPr>
-                <w:rFonts w:ascii="Cambria" w:hAnsi="Cambria" w:cs="Arial"/>
-                <w:i/>
-                <w:iCs/>
-              </w:rPr>
-              <w:t>)</w:t>
+              <w:t>Conference of the European Society for Cognitive Psychology (ESCoP)</w:t>
             </w:r>
             <w:r>
               <w:rPr>
@@ -6898,25 +6435,7 @@
                 <w:i/>
                 <w:iCs/>
               </w:rPr>
-              <w:t>Conference of the European Society for Cognitive Psychology (</w:t>
-            </w:r>
-            <w:proofErr w:type="spellStart"/>
-            <w:r>
-              <w:rPr>
-                <w:rFonts w:ascii="Cambria" w:hAnsi="Cambria" w:cs="Arial"/>
-                <w:i/>
-                <w:iCs/>
-              </w:rPr>
-              <w:t>ESCoP</w:t>
-            </w:r>
-            <w:proofErr w:type="spellEnd"/>
-            <w:r>
-              <w:rPr>
-                <w:rFonts w:ascii="Cambria" w:hAnsi="Cambria" w:cs="Arial"/>
-                <w:i/>
-                <w:iCs/>
-              </w:rPr>
-              <w:t>)</w:t>
+              <w:t>Conference of the European Society for Cognitive Psychology (ESCoP)</w:t>
             </w:r>
             <w:r>
               <w:rPr>
@@ -7054,25 +6573,7 @@
                 <w:i/>
                 <w:iCs/>
               </w:rPr>
-              <w:t>Conference of the European Society for Cognitive Psychology (</w:t>
-            </w:r>
-            <w:proofErr w:type="spellStart"/>
-            <w:r>
-              <w:rPr>
-                <w:rFonts w:ascii="Cambria" w:hAnsi="Cambria" w:cs="Arial"/>
-                <w:i/>
-                <w:iCs/>
-              </w:rPr>
-              <w:t>ESCoP</w:t>
-            </w:r>
-            <w:proofErr w:type="spellEnd"/>
-            <w:r>
-              <w:rPr>
-                <w:rFonts w:ascii="Cambria" w:hAnsi="Cambria" w:cs="Arial"/>
-                <w:i/>
-                <w:iCs/>
-              </w:rPr>
-              <w:t>)</w:t>
+              <w:t>Conference of the European Society for Cognitive Psychology (ESCoP)</w:t>
             </w:r>
             <w:r>
               <w:rPr>
@@ -7165,51 +6666,70 @@
               <w:rPr>
                 <w:rFonts w:ascii="Cambria" w:hAnsi="Cambria" w:cs="Arial"/>
               </w:rPr>
+              <w:t xml:space="preserve"> Mathȏt, S., &amp; </w:t>
+            </w:r>
+            <w:r>
+              <w:rPr>
+                <w:rFonts w:ascii="Cambria" w:hAnsi="Cambria" w:cs="Arial"/>
+                <w:lang w:val="en-AE"/>
+              </w:rPr>
+              <w:t>Akyürek</w:t>
+            </w:r>
+            <w:r>
+              <w:rPr>
+                <w:rFonts w:ascii="Cambria" w:hAnsi="Cambria" w:cs="Arial"/>
+              </w:rPr>
+              <w:t xml:space="preserve">, E. </w:t>
+            </w:r>
+            <w:r>
+              <w:rPr>
+                <w:rFonts w:ascii="Cambria" w:hAnsi="Cambria" w:cs="Arial"/>
+                <w:lang w:val="en-AE"/>
+              </w:rPr>
+              <w:t xml:space="preserve">G. </w:t>
+            </w:r>
+            <w:r>
+              <w:rPr>
+                <w:rFonts w:ascii="Cambria" w:hAnsi="Cambria" w:cs="Arial"/>
+              </w:rPr>
+              <w:t>Concealed familiar face detection with pupillometry in rapid serial visual presentation.</w:t>
+            </w:r>
+            <w:r>
+              <w:rPr>
+                <w:rFonts w:ascii="Cambria" w:hAnsi="Cambria" w:cs="Arial"/>
+              </w:rPr>
               <w:t xml:space="preserve"> </w:t>
             </w:r>
-            <w:proofErr w:type="spellStart"/>
-            <w:r>
-              <w:rPr>
-                <w:rFonts w:ascii="Cambria" w:hAnsi="Cambria" w:cs="Arial"/>
-              </w:rPr>
-              <w:t>Mathȏt</w:t>
-            </w:r>
-            <w:proofErr w:type="spellEnd"/>
-            <w:r>
-              <w:rPr>
-                <w:rFonts w:ascii="Cambria" w:hAnsi="Cambria" w:cs="Arial"/>
-              </w:rPr>
-              <w:t xml:space="preserve">, S., &amp; </w:t>
-            </w:r>
-            <w:r>
-              <w:rPr>
-                <w:rFonts w:ascii="Cambria" w:hAnsi="Cambria" w:cs="Arial"/>
-                <w:lang w:val="en-AE"/>
-              </w:rPr>
-              <w:t>Akyürek</w:t>
-            </w:r>
-            <w:r>
-              <w:rPr>
-                <w:rFonts w:ascii="Cambria" w:hAnsi="Cambria" w:cs="Arial"/>
-              </w:rPr>
-              <w:t xml:space="preserve">, E. </w:t>
-            </w:r>
-            <w:r>
-              <w:rPr>
-                <w:rFonts w:ascii="Cambria" w:hAnsi="Cambria" w:cs="Arial"/>
-                <w:lang w:val="en-AE"/>
-              </w:rPr>
-              <w:t xml:space="preserve">G. </w:t>
-            </w:r>
-            <w:r>
-              <w:rPr>
-                <w:rFonts w:ascii="Cambria" w:hAnsi="Cambria" w:cs="Arial"/>
-              </w:rPr>
-              <w:t>Concealed familiar face detection with pupillometry in rapid serial visual presentation.</w:t>
-            </w:r>
-            <w:r>
-              <w:rPr>
-                <w:rFonts w:ascii="Cambria" w:hAnsi="Cambria" w:cs="Arial"/>
+            <w:r>
+              <w:rPr>
+                <w:rFonts w:ascii="Cambria" w:hAnsi="Cambria" w:cs="Arial"/>
+                <w:i/>
+                <w:iCs/>
+              </w:rPr>
+              <w:t xml:space="preserve">The </w:t>
+            </w:r>
+            <w:r>
+              <w:rPr>
+                <w:rFonts w:ascii="Cambria" w:hAnsi="Cambria" w:cs="Arial"/>
+                <w:i/>
+                <w:iCs/>
+              </w:rPr>
+              <w:t>22</w:t>
+            </w:r>
+            <w:r>
+              <w:rPr>
+                <w:rFonts w:ascii="Cambria" w:hAnsi="Cambria" w:cs="Arial"/>
+                <w:i/>
+                <w:iCs/>
+                <w:vertAlign w:val="superscript"/>
+              </w:rPr>
+              <w:t>nd</w:t>
+            </w:r>
+            <w:r>
+              <w:rPr>
+                <w:rFonts w:ascii="Cambria" w:hAnsi="Cambria" w:cs="Arial"/>
+                <w:i/>
+                <w:iCs/>
               </w:rPr>
               <w:t xml:space="preserve"> </w:t>
             </w:r>
@@ -7219,58 +6739,7 @@
                 <w:i/>
                 <w:iCs/>
               </w:rPr>
-              <w:t xml:space="preserve">The </w:t>
-            </w:r>
-            <w:r>
-              <w:rPr>
-                <w:rFonts w:ascii="Cambria" w:hAnsi="Cambria" w:cs="Arial"/>
-                <w:i/>
-                <w:iCs/>
-              </w:rPr>
-              <w:t>22</w:t>
-            </w:r>
-            <w:r>
-              <w:rPr>
-                <w:rFonts w:ascii="Cambria" w:hAnsi="Cambria" w:cs="Arial"/>
-                <w:i/>
-                <w:iCs/>
-                <w:vertAlign w:val="superscript"/>
-              </w:rPr>
-              <w:t>nd</w:t>
-            </w:r>
-            <w:r>
-              <w:rPr>
-                <w:rFonts w:ascii="Cambria" w:hAnsi="Cambria" w:cs="Arial"/>
-                <w:i/>
-                <w:iCs/>
-              </w:rPr>
-              <w:t xml:space="preserve"> </w:t>
-            </w:r>
-            <w:r>
-              <w:rPr>
-                <w:rFonts w:ascii="Cambria" w:hAnsi="Cambria" w:cs="Arial"/>
-                <w:i/>
-                <w:iCs/>
-              </w:rPr>
-              <w:t>Conference of the European Society for Cognitive Psychology (</w:t>
-            </w:r>
-            <w:proofErr w:type="spellStart"/>
-            <w:r>
-              <w:rPr>
-                <w:rFonts w:ascii="Cambria" w:hAnsi="Cambria" w:cs="Arial"/>
-                <w:i/>
-                <w:iCs/>
-              </w:rPr>
-              <w:t>ESCoP</w:t>
-            </w:r>
-            <w:proofErr w:type="spellEnd"/>
-            <w:r>
-              <w:rPr>
-                <w:rFonts w:ascii="Cambria" w:hAnsi="Cambria" w:cs="Arial"/>
-                <w:i/>
-                <w:iCs/>
-              </w:rPr>
-              <w:t>)</w:t>
+              <w:t>Conference of the European Society for Cognitive Psychology (ESCoP)</w:t>
             </w:r>
             <w:r>
               <w:rPr>
@@ -7417,25 +6886,7 @@
                 <w:i/>
                 <w:iCs/>
               </w:rPr>
-              <w:t>Conference of the European Society for Cognitive Psychology (</w:t>
-            </w:r>
-            <w:proofErr w:type="spellStart"/>
-            <w:r>
-              <w:rPr>
-                <w:rFonts w:ascii="Cambria" w:hAnsi="Cambria" w:cs="Arial"/>
-                <w:i/>
-                <w:iCs/>
-              </w:rPr>
-              <w:t>ESCoP</w:t>
-            </w:r>
-            <w:proofErr w:type="spellEnd"/>
-            <w:r>
-              <w:rPr>
-                <w:rFonts w:ascii="Cambria" w:hAnsi="Cambria" w:cs="Arial"/>
-                <w:i/>
-                <w:iCs/>
-              </w:rPr>
-              <w:t xml:space="preserve">) </w:t>
+              <w:t xml:space="preserve">Conference of the European Society for Cognitive Psychology (ESCoP) </w:t>
             </w:r>
             <w:r>
               <w:rPr>
@@ -7588,25 +7039,7 @@
                 <w:i/>
                 <w:iCs/>
               </w:rPr>
-              <w:t xml:space="preserve">International Conference </w:t>
-            </w:r>
-            <w:proofErr w:type="gramStart"/>
-            <w:r>
-              <w:rPr>
-                <w:rFonts w:ascii="Cambria" w:hAnsi="Cambria" w:cs="Arial"/>
-                <w:i/>
-                <w:iCs/>
-              </w:rPr>
-              <w:t>of  Cognitive</w:t>
-            </w:r>
-            <w:proofErr w:type="gramEnd"/>
-            <w:r>
-              <w:rPr>
-                <w:rFonts w:ascii="Cambria" w:hAnsi="Cambria" w:cs="Arial"/>
-                <w:i/>
-                <w:iCs/>
-              </w:rPr>
-              <w:t xml:space="preserve"> Neuroscience 2020</w:t>
+              <w:t>International Conference of  Cognitive Neuroscience 2020</w:t>
             </w:r>
             <w:r>
               <w:rPr>
@@ -7961,25 +7394,7 @@
                 <w:i/>
                 <w:iCs/>
               </w:rPr>
-              <w:t>Conference of the European Society for Cognitive Psychology (</w:t>
-            </w:r>
-            <w:proofErr w:type="spellStart"/>
-            <w:r>
-              <w:rPr>
-                <w:rFonts w:ascii="Cambria" w:hAnsi="Cambria" w:cs="Arial"/>
-                <w:i/>
-                <w:iCs/>
-              </w:rPr>
-              <w:t>ESCoP</w:t>
-            </w:r>
-            <w:proofErr w:type="spellEnd"/>
-            <w:r>
-              <w:rPr>
-                <w:rFonts w:ascii="Cambria" w:hAnsi="Cambria" w:cs="Arial"/>
-                <w:i/>
-                <w:iCs/>
-              </w:rPr>
-              <w:t>)</w:t>
+              <w:t>Conference of the European Society for Cognitive Psychology (ESCoP)</w:t>
             </w:r>
             <w:r>
               <w:rPr>
@@ -8223,25 +7638,7 @@
                 <w:i/>
                 <w:iCs/>
               </w:rPr>
-              <w:t>Conference of the European Society for Cognitive Psychology (</w:t>
-            </w:r>
-            <w:proofErr w:type="spellStart"/>
-            <w:r>
-              <w:rPr>
-                <w:rFonts w:ascii="Cambria" w:hAnsi="Cambria" w:cs="Arial"/>
-                <w:i/>
-                <w:iCs/>
-              </w:rPr>
-              <w:t>ESCoP</w:t>
-            </w:r>
-            <w:proofErr w:type="spellEnd"/>
-            <w:r>
-              <w:rPr>
-                <w:rFonts w:ascii="Cambria" w:hAnsi="Cambria" w:cs="Arial"/>
-                <w:i/>
-                <w:iCs/>
-              </w:rPr>
-              <w:t>)</w:t>
+              <w:t>Conference of the European Society for Cognitive Psychology (ESCoP)</w:t>
             </w:r>
             <w:r>
               <w:rPr>
@@ -8479,7 +7876,6 @@
               </w:rPr>
               <w:t xml:space="preserve"> </w:t>
             </w:r>
-            <w:proofErr w:type="spellStart"/>
             <w:r>
               <w:rPr>
                 <w:rFonts w:ascii="Cambria" w:hAnsi="Cambria" w:cs="Arial"/>
@@ -8492,132 +7888,35 @@
                 <w:rFonts w:ascii="Cambria" w:hAnsi="Cambria" w:cs="Arial"/>
                 <w:lang w:val="en-US"/>
               </w:rPr>
-              <w:t>stemli</w:t>
-            </w:r>
-            <w:proofErr w:type="spellEnd"/>
+              <w:t>stemli &amp; istemsiz otobiyografik an</w:t>
+            </w:r>
             <w:r>
               <w:rPr>
                 <w:rFonts w:ascii="Cambria" w:hAnsi="Cambria" w:cs="Arial"/>
                 <w:lang w:val="en-US"/>
               </w:rPr>
-              <w:t xml:space="preserve"> &amp; </w:t>
-            </w:r>
-            <w:proofErr w:type="spellStart"/>
+              <w:t>ı</w:t>
+            </w:r>
             <w:r>
               <w:rPr>
                 <w:rFonts w:ascii="Cambria" w:hAnsi="Cambria" w:cs="Arial"/>
                 <w:lang w:val="en-US"/>
               </w:rPr>
-              <w:t>istemsiz</w:t>
-            </w:r>
-            <w:proofErr w:type="spellEnd"/>
+              <w:t>larda yaşa bağl</w:t>
+            </w:r>
             <w:r>
               <w:rPr>
                 <w:rFonts w:ascii="Cambria" w:hAnsi="Cambria" w:cs="Arial"/>
                 <w:lang w:val="en-US"/>
               </w:rPr>
-              <w:t xml:space="preserve"> </w:t>
-            </w:r>
-            <w:proofErr w:type="spellStart"/>
+              <w:t>ı</w:t>
+            </w:r>
             <w:r>
               <w:rPr>
                 <w:rFonts w:ascii="Cambria" w:hAnsi="Cambria" w:cs="Arial"/>
                 <w:lang w:val="en-US"/>
               </w:rPr>
-              <w:t>otobiyografik</w:t>
-            </w:r>
-            <w:proofErr w:type="spellEnd"/>
-            <w:r>
-              <w:rPr>
-                <w:rFonts w:ascii="Cambria" w:hAnsi="Cambria" w:cs="Arial"/>
-                <w:lang w:val="en-US"/>
-              </w:rPr>
-              <w:t xml:space="preserve"> </w:t>
-            </w:r>
-            <w:proofErr w:type="spellStart"/>
-            <w:r>
-              <w:rPr>
-                <w:rFonts w:ascii="Cambria" w:hAnsi="Cambria" w:cs="Arial"/>
-                <w:lang w:val="en-US"/>
-              </w:rPr>
-              <w:t>an</w:t>
-            </w:r>
-            <w:r>
-              <w:rPr>
-                <w:rFonts w:ascii="Cambria" w:hAnsi="Cambria" w:cs="Arial"/>
-                <w:lang w:val="en-US"/>
-              </w:rPr>
-              <w:t>ı</w:t>
-            </w:r>
-            <w:r>
-              <w:rPr>
-                <w:rFonts w:ascii="Cambria" w:hAnsi="Cambria" w:cs="Arial"/>
-                <w:lang w:val="en-US"/>
-              </w:rPr>
-              <w:t>larda</w:t>
-            </w:r>
-            <w:proofErr w:type="spellEnd"/>
-            <w:r>
-              <w:rPr>
-                <w:rFonts w:ascii="Cambria" w:hAnsi="Cambria" w:cs="Arial"/>
-                <w:lang w:val="en-US"/>
-              </w:rPr>
-              <w:t xml:space="preserve"> </w:t>
-            </w:r>
-            <w:proofErr w:type="spellStart"/>
-            <w:r>
-              <w:rPr>
-                <w:rFonts w:ascii="Cambria" w:hAnsi="Cambria" w:cs="Arial"/>
-                <w:lang w:val="en-US"/>
-              </w:rPr>
-              <w:t>yaşa</w:t>
-            </w:r>
-            <w:proofErr w:type="spellEnd"/>
-            <w:r>
-              <w:rPr>
-                <w:rFonts w:ascii="Cambria" w:hAnsi="Cambria" w:cs="Arial"/>
-                <w:lang w:val="en-US"/>
-              </w:rPr>
-              <w:t xml:space="preserve"> </w:t>
-            </w:r>
-            <w:proofErr w:type="spellStart"/>
-            <w:r>
-              <w:rPr>
-                <w:rFonts w:ascii="Cambria" w:hAnsi="Cambria" w:cs="Arial"/>
-                <w:lang w:val="en-US"/>
-              </w:rPr>
-              <w:t>bağl</w:t>
-            </w:r>
-            <w:r>
-              <w:rPr>
-                <w:rFonts w:ascii="Cambria" w:hAnsi="Cambria" w:cs="Arial"/>
-                <w:lang w:val="en-US"/>
-              </w:rPr>
-              <w:t>ı</w:t>
-            </w:r>
-            <w:proofErr w:type="spellEnd"/>
-            <w:r>
-              <w:rPr>
-                <w:rFonts w:ascii="Cambria" w:hAnsi="Cambria" w:cs="Arial"/>
-                <w:lang w:val="en-US"/>
-              </w:rPr>
-              <w:t xml:space="preserve"> </w:t>
-            </w:r>
-            <w:proofErr w:type="spellStart"/>
-            <w:r>
-              <w:rPr>
-                <w:rFonts w:ascii="Cambria" w:hAnsi="Cambria" w:cs="Arial"/>
-                <w:lang w:val="en-US"/>
-              </w:rPr>
-              <w:t>değişimler</w:t>
-            </w:r>
-            <w:proofErr w:type="spellEnd"/>
-            <w:r>
-              <w:rPr>
-                <w:rFonts w:ascii="Cambria" w:hAnsi="Cambria" w:cs="Arial"/>
-                <w:lang w:val="en-US"/>
-              </w:rPr>
-              <w:t xml:space="preserve"> (</w:t>
+              <w:t xml:space="preserve"> değişimler (</w:t>
             </w:r>
             <w:r>
               <w:rPr>
@@ -8770,225 +8069,40 @@
               </w:rPr>
               <w:t>Ç</w:t>
             </w:r>
-            <w:proofErr w:type="spellStart"/>
             <w:r>
               <w:rPr>
                 <w:rFonts w:ascii="Cambria" w:hAnsi="Cambria" w:cs="Arial"/>
                 <w:lang w:val="en-US"/>
               </w:rPr>
-              <w:t>akmak</w:t>
-            </w:r>
-            <w:proofErr w:type="spellEnd"/>
+              <w:t>akmak, M.</w:t>
+            </w:r>
             <w:r>
               <w:rPr>
                 <w:rFonts w:ascii="Cambria" w:hAnsi="Cambria" w:cs="Arial"/>
                 <w:lang w:val="en-US"/>
               </w:rPr>
-              <w:t>, M.</w:t>
+              <w:t xml:space="preserve"> </w:t>
             </w:r>
             <w:r>
               <w:rPr>
                 <w:rFonts w:ascii="Cambria" w:hAnsi="Cambria" w:cs="Arial"/>
                 <w:lang w:val="en-US"/>
               </w:rPr>
-              <w:t xml:space="preserve"> </w:t>
+              <w:t>A.</w:t>
             </w:r>
             <w:r>
               <w:rPr>
                 <w:rFonts w:ascii="Cambria" w:hAnsi="Cambria" w:cs="Arial"/>
                 <w:lang w:val="en-US"/>
               </w:rPr>
-              <w:t>A.</w:t>
+              <w:t xml:space="preserve"> E</w:t>
             </w:r>
             <w:r>
               <w:rPr>
                 <w:rFonts w:ascii="Cambria" w:hAnsi="Cambria" w:cs="Arial"/>
                 <w:lang w:val="en-US"/>
               </w:rPr>
-              <w:t xml:space="preserve"> </w:t>
-            </w:r>
-            <w:proofErr w:type="spellStart"/>
-            <w:r>
-              <w:rPr>
-                <w:rFonts w:ascii="Cambria" w:hAnsi="Cambria" w:cs="Arial"/>
-                <w:lang w:val="en-US"/>
-              </w:rPr>
-              <w:t>E</w:t>
-            </w:r>
-            <w:r>
-              <w:rPr>
-                <w:rFonts w:ascii="Cambria" w:hAnsi="Cambria" w:cs="Arial"/>
-                <w:lang w:val="en-US"/>
-              </w:rPr>
-              <w:t>ngellenme</w:t>
-            </w:r>
-            <w:proofErr w:type="spellEnd"/>
-            <w:r>
-              <w:rPr>
-                <w:rFonts w:ascii="Cambria" w:hAnsi="Cambria" w:cs="Arial"/>
-                <w:lang w:val="en-US"/>
-              </w:rPr>
-              <w:t xml:space="preserve"> </w:t>
-            </w:r>
-            <w:proofErr w:type="spellStart"/>
-            <w:r>
-              <w:rPr>
-                <w:rFonts w:ascii="Cambria" w:hAnsi="Cambria" w:cs="Arial"/>
-                <w:lang w:val="en-US"/>
-              </w:rPr>
-              <w:t>karşısında</w:t>
-            </w:r>
-            <w:proofErr w:type="spellEnd"/>
-            <w:r>
-              <w:rPr>
-                <w:rFonts w:ascii="Cambria" w:hAnsi="Cambria" w:cs="Arial"/>
-                <w:lang w:val="en-US"/>
-              </w:rPr>
-              <w:t xml:space="preserve"> </w:t>
-            </w:r>
-            <w:proofErr w:type="spellStart"/>
-            <w:r>
-              <w:rPr>
-                <w:rFonts w:ascii="Cambria" w:hAnsi="Cambria" w:cs="Arial"/>
-                <w:lang w:val="en-US"/>
-              </w:rPr>
-              <w:t>verilen</w:t>
-            </w:r>
-            <w:proofErr w:type="spellEnd"/>
-            <w:r>
-              <w:rPr>
-                <w:rFonts w:ascii="Cambria" w:hAnsi="Cambria" w:cs="Arial"/>
-                <w:lang w:val="en-US"/>
-              </w:rPr>
-              <w:t xml:space="preserve"> </w:t>
-            </w:r>
-            <w:proofErr w:type="spellStart"/>
-            <w:r>
-              <w:rPr>
-                <w:rFonts w:ascii="Cambria" w:hAnsi="Cambria" w:cs="Arial"/>
-                <w:lang w:val="en-US"/>
-              </w:rPr>
-              <w:t>tepkiler</w:t>
-            </w:r>
-            <w:proofErr w:type="spellEnd"/>
-            <w:r>
-              <w:rPr>
-                <w:rFonts w:ascii="Cambria" w:hAnsi="Cambria" w:cs="Arial"/>
-                <w:lang w:val="en-US"/>
-              </w:rPr>
-              <w:t xml:space="preserve"> </w:t>
-            </w:r>
-            <w:proofErr w:type="spellStart"/>
-            <w:r>
-              <w:rPr>
-                <w:rFonts w:ascii="Cambria" w:hAnsi="Cambria" w:cs="Arial"/>
-                <w:lang w:val="en-US"/>
-              </w:rPr>
-              <w:t>ile</w:t>
-            </w:r>
-            <w:proofErr w:type="spellEnd"/>
-            <w:r>
-              <w:rPr>
-                <w:rFonts w:ascii="Cambria" w:hAnsi="Cambria" w:cs="Arial"/>
-                <w:lang w:val="en-US"/>
-              </w:rPr>
-              <w:t xml:space="preserve"> </w:t>
-            </w:r>
-            <w:proofErr w:type="spellStart"/>
-            <w:r>
-              <w:rPr>
-                <w:rFonts w:ascii="Cambria" w:hAnsi="Cambria" w:cs="Arial"/>
-                <w:lang w:val="en-US"/>
-              </w:rPr>
-              <w:t>kişilik</w:t>
-            </w:r>
-            <w:proofErr w:type="spellEnd"/>
-            <w:r>
-              <w:rPr>
-                <w:rFonts w:ascii="Cambria" w:hAnsi="Cambria" w:cs="Arial"/>
-                <w:lang w:val="en-US"/>
-              </w:rPr>
-              <w:t xml:space="preserve"> </w:t>
-            </w:r>
-            <w:proofErr w:type="spellStart"/>
-            <w:r>
-              <w:rPr>
-                <w:rFonts w:ascii="Cambria" w:hAnsi="Cambria" w:cs="Arial"/>
-                <w:lang w:val="en-US"/>
-              </w:rPr>
-              <w:t>tiplerinin</w:t>
-            </w:r>
-            <w:proofErr w:type="spellEnd"/>
-            <w:r>
-              <w:rPr>
-                <w:rFonts w:ascii="Cambria" w:hAnsi="Cambria" w:cs="Arial"/>
-                <w:lang w:val="en-US"/>
-              </w:rPr>
-              <w:t xml:space="preserve"> </w:t>
-            </w:r>
-            <w:proofErr w:type="spellStart"/>
-            <w:r>
-              <w:rPr>
-                <w:rFonts w:ascii="Cambria" w:hAnsi="Cambria" w:cs="Arial"/>
-                <w:lang w:val="en-US"/>
-              </w:rPr>
-              <w:t>ve</w:t>
-            </w:r>
-            <w:proofErr w:type="spellEnd"/>
-            <w:r>
-              <w:rPr>
-                <w:rFonts w:ascii="Cambria" w:hAnsi="Cambria" w:cs="Arial"/>
-                <w:lang w:val="en-US"/>
-              </w:rPr>
-              <w:t xml:space="preserve"> </w:t>
-            </w:r>
-            <w:proofErr w:type="spellStart"/>
-            <w:r>
-              <w:rPr>
-                <w:rFonts w:ascii="Cambria" w:hAnsi="Cambria" w:cs="Arial"/>
-                <w:lang w:val="en-US"/>
-              </w:rPr>
-              <w:t>yükleme</w:t>
-            </w:r>
-            <w:proofErr w:type="spellEnd"/>
-            <w:r>
-              <w:rPr>
-                <w:rFonts w:ascii="Cambria" w:hAnsi="Cambria" w:cs="Arial"/>
-                <w:lang w:val="en-US"/>
-              </w:rPr>
-              <w:t xml:space="preserve"> </w:t>
-            </w:r>
-            <w:proofErr w:type="spellStart"/>
-            <w:r>
-              <w:rPr>
-                <w:rFonts w:ascii="Cambria" w:hAnsi="Cambria" w:cs="Arial"/>
-                <w:lang w:val="en-US"/>
-              </w:rPr>
-              <w:t>çeşitlerinin</w:t>
-            </w:r>
-            <w:proofErr w:type="spellEnd"/>
-            <w:r>
-              <w:rPr>
-                <w:rFonts w:ascii="Cambria" w:hAnsi="Cambria" w:cs="Arial"/>
-                <w:lang w:val="en-US"/>
-              </w:rPr>
-              <w:t xml:space="preserve"> </w:t>
-            </w:r>
-            <w:proofErr w:type="spellStart"/>
-            <w:r>
-              <w:rPr>
-                <w:rFonts w:ascii="Cambria" w:hAnsi="Cambria" w:cs="Arial"/>
-                <w:lang w:val="en-US"/>
-              </w:rPr>
-              <w:t>ilişkisi</w:t>
-            </w:r>
-            <w:proofErr w:type="spellEnd"/>
-            <w:r>
-              <w:rPr>
-                <w:rFonts w:ascii="Cambria" w:hAnsi="Cambria" w:cs="Arial"/>
-                <w:lang w:val="en-US"/>
-              </w:rPr>
-              <w:t xml:space="preserve"> (</w:t>
+              <w:t>ngellenme karşısında verilen tepkiler ile kişilik tiplerinin ve yükleme çeşitlerinin ilişkisi (</w:t>
             </w:r>
             <w:r>
               <w:rPr>
@@ -9054,7 +8168,6 @@
               </w:rPr>
               <w:t xml:space="preserve"> </w:t>
             </w:r>
-            <w:proofErr w:type="spellStart"/>
             <w:r>
               <w:rPr>
                 <w:rFonts w:ascii="Cambria" w:hAnsi="Cambria" w:cs="Arial"/>
@@ -9062,77 +8175,7 @@
                 <w:iCs/>
                 <w:lang w:val="en-US"/>
               </w:rPr>
-              <w:t>Ulusal</w:t>
-            </w:r>
-            <w:proofErr w:type="spellEnd"/>
-            <w:r>
-              <w:rPr>
-                <w:rFonts w:ascii="Cambria" w:hAnsi="Cambria" w:cs="Arial"/>
-                <w:i/>
-                <w:iCs/>
-                <w:lang w:val="en-US"/>
-              </w:rPr>
-              <w:t xml:space="preserve"> </w:t>
-            </w:r>
-            <w:proofErr w:type="spellStart"/>
-            <w:r>
-              <w:rPr>
-                <w:rFonts w:ascii="Cambria" w:hAnsi="Cambria" w:cs="Arial"/>
-                <w:i/>
-                <w:iCs/>
-                <w:lang w:val="en-US"/>
-              </w:rPr>
-              <w:t>Psikoloji</w:t>
-            </w:r>
-            <w:proofErr w:type="spellEnd"/>
-            <w:r>
-              <w:rPr>
-                <w:rFonts w:ascii="Cambria" w:hAnsi="Cambria" w:cs="Arial"/>
-                <w:i/>
-                <w:iCs/>
-                <w:lang w:val="en-US"/>
-              </w:rPr>
-              <w:t xml:space="preserve"> </w:t>
-            </w:r>
-            <w:proofErr w:type="spellStart"/>
-            <w:r>
-              <w:rPr>
-                <w:rFonts w:ascii="Cambria" w:hAnsi="Cambria" w:cs="Arial"/>
-                <w:i/>
-                <w:iCs/>
-                <w:lang w:val="en-US"/>
-              </w:rPr>
-              <w:t>Ogrencileri</w:t>
-            </w:r>
-            <w:proofErr w:type="spellEnd"/>
-            <w:r>
-              <w:rPr>
-                <w:rFonts w:ascii="Cambria" w:hAnsi="Cambria" w:cs="Arial"/>
-                <w:i/>
-                <w:iCs/>
-                <w:lang w:val="en-US"/>
-              </w:rPr>
-              <w:t xml:space="preserve"> </w:t>
-            </w:r>
-            <w:proofErr w:type="spellStart"/>
-            <w:r>
-              <w:rPr>
-                <w:rFonts w:ascii="Cambria" w:hAnsi="Cambria" w:cs="Arial"/>
-                <w:i/>
-                <w:iCs/>
-                <w:lang w:val="en-US"/>
-              </w:rPr>
-              <w:t>Kongresi</w:t>
-            </w:r>
-            <w:proofErr w:type="spellEnd"/>
-            <w:r>
-              <w:rPr>
-                <w:rFonts w:ascii="Cambria" w:hAnsi="Cambria" w:cs="Arial"/>
-                <w:i/>
-                <w:iCs/>
-                <w:lang w:val="en-US"/>
-              </w:rPr>
-              <w:t xml:space="preserve"> (</w:t>
+              <w:t>Ulusal Psikoloji Ogrencileri Kongresi (</w:t>
             </w:r>
             <w:r>
               <w:rPr>
@@ -9273,19 +8316,11 @@
                 <w:rFonts w:ascii="Cambria" w:hAnsi="Cambria" w:cstheme="minorHAnsi"/>
               </w:rPr>
             </w:pPr>
-            <w:proofErr w:type="spellStart"/>
-            <w:r>
-              <w:rPr>
-                <w:rFonts w:ascii="Cambria" w:hAnsi="Cambria"/>
-              </w:rPr>
-              <w:t>Kalanoski</w:t>
-            </w:r>
-            <w:proofErr w:type="spellEnd"/>
-            <w:r>
-              <w:rPr>
-                <w:rFonts w:ascii="Cambria" w:hAnsi="Cambria"/>
-              </w:rPr>
-              <w:t xml:space="preserve">, S., </w:t>
+            <w:r>
+              <w:rPr>
+                <w:rFonts w:ascii="Cambria" w:hAnsi="Cambria"/>
+              </w:rPr>
+              <w:t xml:space="preserve">Kalanoski, S., </w:t>
             </w:r>
             <w:r>
               <w:rPr>
@@ -9302,21 +8337,12 @@
               </w:rPr>
               <w:t xml:space="preserve">, </w:t>
             </w:r>
-            <w:proofErr w:type="spellStart"/>
-            <w:r>
-              <w:rPr>
-                <w:rFonts w:ascii="Cambria" w:hAnsi="Cambria" w:cs="Arial"/>
-                <w:bCs/>
-              </w:rPr>
-              <w:t>Chunharas</w:t>
-            </w:r>
-            <w:proofErr w:type="spellEnd"/>
-            <w:r>
-              <w:rPr>
-                <w:rFonts w:ascii="Cambria" w:hAnsi="Cambria" w:cs="Arial"/>
-                <w:bCs/>
-              </w:rPr>
-              <w:t xml:space="preserve">, C., </w:t>
+            <w:r>
+              <w:rPr>
+                <w:rFonts w:ascii="Cambria" w:hAnsi="Cambria" w:cs="Arial"/>
+                <w:bCs/>
+              </w:rPr>
+              <w:t xml:space="preserve">Chunharas, C., </w:t>
             </w:r>
             <w:r>
               <w:rPr>
@@ -9325,19 +8351,11 @@
               </w:rPr>
               <w:t xml:space="preserve">&amp; </w:t>
             </w:r>
-            <w:proofErr w:type="spellStart"/>
-            <w:r>
-              <w:rPr>
-                <w:rFonts w:ascii="Cambria" w:hAnsi="Cambria" w:cs="Arial"/>
-              </w:rPr>
-              <w:t>Fougnie</w:t>
-            </w:r>
-            <w:proofErr w:type="spellEnd"/>
-            <w:r>
-              <w:rPr>
-                <w:rFonts w:ascii="Cambria" w:hAnsi="Cambria" w:cs="Arial"/>
-              </w:rPr>
-              <w:t xml:space="preserve">, D. </w:t>
+            <w:r>
+              <w:rPr>
+                <w:rFonts w:ascii="Cambria" w:hAnsi="Cambria" w:cs="Arial"/>
+              </w:rPr>
+              <w:t xml:space="preserve">Fougnie, D. </w:t>
             </w:r>
             <w:r>
               <w:rPr>
@@ -9468,19 +8486,11 @@
               </w:rPr>
               <w:t xml:space="preserve">, &amp; </w:t>
             </w:r>
-            <w:proofErr w:type="spellStart"/>
-            <w:r>
-              <w:rPr>
-                <w:rFonts w:ascii="Cambria" w:hAnsi="Cambria" w:cs="Arial"/>
-              </w:rPr>
-              <w:t>Fougnie</w:t>
-            </w:r>
-            <w:proofErr w:type="spellEnd"/>
-            <w:r>
-              <w:rPr>
-                <w:rFonts w:ascii="Cambria" w:hAnsi="Cambria" w:cs="Arial"/>
-              </w:rPr>
-              <w:t>, D.</w:t>
+            <w:r>
+              <w:rPr>
+                <w:rFonts w:ascii="Cambria" w:hAnsi="Cambria" w:cs="Arial"/>
+              </w:rPr>
+              <w:t>Fougnie, D.</w:t>
             </w:r>
             <w:r>
               <w:rPr>
@@ -9600,19 +8610,11 @@
               </w:rPr>
               <w:t xml:space="preserve"> Shrestha, S., &amp; </w:t>
             </w:r>
-            <w:proofErr w:type="spellStart"/>
-            <w:r>
-              <w:rPr>
-                <w:rFonts w:ascii="Cambria" w:hAnsi="Cambria" w:cs="Arial"/>
-              </w:rPr>
-              <w:t>Fougnie</w:t>
-            </w:r>
-            <w:proofErr w:type="spellEnd"/>
-            <w:r>
-              <w:rPr>
-                <w:rFonts w:ascii="Cambria" w:hAnsi="Cambria" w:cs="Arial"/>
-              </w:rPr>
-              <w:t>, D.</w:t>
+            <w:r>
+              <w:rPr>
+                <w:rFonts w:ascii="Cambria" w:hAnsi="Cambria" w:cs="Arial"/>
+              </w:rPr>
+              <w:t>Fougnie, D.</w:t>
             </w:r>
             <w:r>
               <w:rPr>
@@ -9748,33 +8750,11 @@
             <w:r>
               <w:t xml:space="preserve"> </w:t>
             </w:r>
-            <w:proofErr w:type="spellStart"/>
-            <w:r>
-              <w:rPr>
-                <w:rFonts w:ascii="Cambria" w:hAnsi="Cambria" w:cs="Arial"/>
-              </w:rPr>
-              <w:t>Mathȏt</w:t>
-            </w:r>
-            <w:proofErr w:type="spellEnd"/>
-            <w:r>
-              <w:rPr>
-                <w:rFonts w:ascii="Cambria" w:hAnsi="Cambria" w:cs="Arial"/>
-              </w:rPr>
-              <w:t xml:space="preserve">, S., van der </w:t>
-            </w:r>
-            <w:proofErr w:type="spellStart"/>
-            <w:r>
-              <w:rPr>
-                <w:rFonts w:ascii="Cambria" w:hAnsi="Cambria" w:cs="Arial"/>
-              </w:rPr>
-              <w:t>Mijn</w:t>
-            </w:r>
-            <w:proofErr w:type="spellEnd"/>
-            <w:r>
-              <w:rPr>
-                <w:rFonts w:ascii="Cambria" w:hAnsi="Cambria" w:cs="Arial"/>
-              </w:rPr>
-              <w:t xml:space="preserve">, R., </w:t>
+            <w:r>
+              <w:rPr>
+                <w:rFonts w:ascii="Cambria" w:hAnsi="Cambria" w:cs="Arial"/>
+              </w:rPr>
+              <w:t xml:space="preserve">Mathȏt, S., van der Mijn, R., </w:t>
             </w:r>
             <w:r>
               <w:rPr>
@@ -9931,19 +8911,11 @@
                 <w:rFonts w:ascii="Cambria" w:eastAsia="Calibri" w:hAnsi="Cambria" w:cs="Arial"/>
               </w:rPr>
             </w:pPr>
-            <w:proofErr w:type="spellStart"/>
-            <w:r>
-              <w:rPr>
-                <w:rFonts w:ascii="Cambria" w:hAnsi="Cambria" w:cs="Arial"/>
-              </w:rPr>
-              <w:t>Fougnie</w:t>
-            </w:r>
-            <w:proofErr w:type="spellEnd"/>
-            <w:r>
-              <w:rPr>
-                <w:rFonts w:ascii="Cambria" w:hAnsi="Cambria" w:cs="Arial"/>
-              </w:rPr>
-              <w:t xml:space="preserve">, D., </w:t>
+            <w:r>
+              <w:rPr>
+                <w:rFonts w:ascii="Cambria" w:hAnsi="Cambria" w:cs="Arial"/>
+              </w:rPr>
+              <w:t xml:space="preserve">Fougnie, D., </w:t>
             </w:r>
             <w:r>
               <w:rPr>
@@ -9966,44 +8938,26 @@
               </w:rPr>
               <w:t xml:space="preserve"> </w:t>
             </w:r>
-            <w:proofErr w:type="spellStart"/>
             <w:r>
               <w:rPr>
                 <w:rFonts w:ascii="Cambria" w:eastAsia="Calibri" w:hAnsi="Cambria" w:cs="Arial"/>
                 <w:bCs/>
               </w:rPr>
-              <w:t>Nijenkamp</w:t>
-            </w:r>
-            <w:proofErr w:type="spellEnd"/>
+              <w:t xml:space="preserve">Nijenkamp, R., </w:t>
+            </w:r>
+            <w:r>
+              <w:rPr>
+                <w:rFonts w:ascii="Cambria" w:hAnsi="Cambria" w:cs="Arial"/>
+                <w:lang w:val="en-AE"/>
+              </w:rPr>
+              <w:t xml:space="preserve">&amp; </w:t>
+            </w:r>
             <w:r>
               <w:rPr>
                 <w:rFonts w:ascii="Cambria" w:eastAsia="Calibri" w:hAnsi="Cambria" w:cs="Arial"/>
                 <w:bCs/>
               </w:rPr>
-              <w:t xml:space="preserve">, R., </w:t>
-            </w:r>
-            <w:r>
-              <w:rPr>
-                <w:rFonts w:ascii="Cambria" w:hAnsi="Cambria" w:cs="Arial"/>
-                <w:lang w:val="en-AE"/>
-              </w:rPr>
-              <w:t xml:space="preserve">&amp; </w:t>
-            </w:r>
-            <w:proofErr w:type="spellStart"/>
-            <w:r>
-              <w:rPr>
-                <w:rFonts w:ascii="Cambria" w:eastAsia="Calibri" w:hAnsi="Cambria" w:cs="Arial"/>
-                <w:bCs/>
-              </w:rPr>
-              <w:t>Sarampalis</w:t>
-            </w:r>
-            <w:proofErr w:type="spellEnd"/>
-            <w:r>
-              <w:rPr>
-                <w:rFonts w:ascii="Cambria" w:eastAsia="Calibri" w:hAnsi="Cambria" w:cs="Arial"/>
-                <w:bCs/>
-              </w:rPr>
-              <w:t>, A.</w:t>
+              <w:t>Sarampalis, A.</w:t>
             </w:r>
             <w:r>
               <w:rPr>
@@ -10149,19 +9103,11 @@
             <w:r>
               <w:t xml:space="preserve"> </w:t>
             </w:r>
-            <w:proofErr w:type="spellStart"/>
-            <w:r>
-              <w:rPr>
-                <w:rFonts w:ascii="Cambria" w:hAnsi="Cambria" w:cs="Arial"/>
-              </w:rPr>
-              <w:t>Mathȏt</w:t>
-            </w:r>
-            <w:proofErr w:type="spellEnd"/>
-            <w:r>
-              <w:rPr>
-                <w:rFonts w:ascii="Cambria" w:hAnsi="Cambria" w:cs="Arial"/>
-              </w:rPr>
-              <w:t xml:space="preserve">, S., </w:t>
+            <w:r>
+              <w:rPr>
+                <w:rFonts w:ascii="Cambria" w:hAnsi="Cambria" w:cs="Arial"/>
+              </w:rPr>
+              <w:t xml:space="preserve">Mathȏt, S., </w:t>
             </w:r>
             <w:r>
               <w:rPr>
@@ -10179,21 +9125,7 @@
               <w:rPr>
                 <w:rFonts w:ascii="Cambria" w:hAnsi="Cambria" w:cs="Arial"/>
               </w:rPr>
-              <w:t xml:space="preserve">van der </w:t>
-            </w:r>
-            <w:proofErr w:type="spellStart"/>
-            <w:r>
-              <w:rPr>
-                <w:rFonts w:ascii="Cambria" w:hAnsi="Cambria" w:cs="Arial"/>
-              </w:rPr>
-              <w:t>Mijn</w:t>
-            </w:r>
-            <w:proofErr w:type="spellEnd"/>
-            <w:r>
-              <w:rPr>
-                <w:rFonts w:ascii="Cambria" w:hAnsi="Cambria" w:cs="Arial"/>
-              </w:rPr>
-              <w:t xml:space="preserve">, R., Bowman, H., &amp; Akyürek, </w:t>
+              <w:t xml:space="preserve">van der Mijn, R., Bowman, H., &amp; Akyürek, </w:t>
             </w:r>
             <w:r>
               <w:rPr>
@@ -10387,25 +9319,7 @@
                 <w:i/>
                 <w:iCs/>
               </w:rPr>
-              <w:t>Conference of the European Society for Cognitive Psychology (</w:t>
-            </w:r>
-            <w:proofErr w:type="spellStart"/>
-            <w:r>
-              <w:rPr>
-                <w:rFonts w:ascii="Cambria" w:hAnsi="Cambria" w:cs="Arial"/>
-                <w:i/>
-                <w:iCs/>
-              </w:rPr>
-              <w:t>ESCoP</w:t>
-            </w:r>
-            <w:proofErr w:type="spellEnd"/>
-            <w:r>
-              <w:rPr>
-                <w:rFonts w:ascii="Cambria" w:hAnsi="Cambria" w:cs="Arial"/>
-                <w:i/>
-                <w:iCs/>
-              </w:rPr>
-              <w:t>)</w:t>
+              <w:t>Conference of the European Society for Cognitive Psychology (ESCoP)</w:t>
             </w:r>
             <w:r>
               <w:rPr>
@@ -10466,19 +9380,11 @@
               </w:rPr>
               <w:t>ı</w:t>
             </w:r>
-            <w:proofErr w:type="spellStart"/>
-            <w:r>
-              <w:rPr>
-                <w:rFonts w:ascii="Cambria" w:hAnsi="Cambria" w:cs="Arial"/>
-              </w:rPr>
-              <w:t>nok</w:t>
-            </w:r>
-            <w:proofErr w:type="spellEnd"/>
-            <w:r>
-              <w:rPr>
-                <w:rFonts w:ascii="Cambria" w:hAnsi="Cambria" w:cs="Arial"/>
-              </w:rPr>
-              <w:t xml:space="preserve">, A., </w:t>
+            <w:r>
+              <w:rPr>
+                <w:rFonts w:ascii="Cambria" w:hAnsi="Cambria" w:cs="Arial"/>
+              </w:rPr>
+              <w:t xml:space="preserve">nok, A., </w:t>
             </w:r>
             <w:r>
               <w:rPr>
@@ -10492,21 +9398,7 @@
               <w:rPr>
                 <w:rFonts w:ascii="Cambria" w:hAnsi="Cambria" w:cs="Arial"/>
               </w:rPr>
-              <w:t xml:space="preserve">, </w:t>
-            </w:r>
-            <w:proofErr w:type="spellStart"/>
-            <w:r>
-              <w:rPr>
-                <w:rFonts w:ascii="Cambria" w:hAnsi="Cambria" w:cs="Arial"/>
-              </w:rPr>
-              <w:t>Lorist</w:t>
-            </w:r>
-            <w:proofErr w:type="spellEnd"/>
-            <w:r>
-              <w:rPr>
-                <w:rFonts w:ascii="Cambria" w:hAnsi="Cambria" w:cs="Arial"/>
-              </w:rPr>
-              <w:t xml:space="preserve">, M. M., Weiden, D., &amp; Akyürek, </w:t>
+              <w:t xml:space="preserve">, Lorist, M. M., Weiden, D., &amp; Akyürek, </w:t>
             </w:r>
             <w:r>
               <w:rPr>
@@ -10563,25 +9455,7 @@
                 <w:i/>
                 <w:iCs/>
               </w:rPr>
-              <w:t>Conference of the European Society for Cognitive Psychology (</w:t>
-            </w:r>
-            <w:proofErr w:type="spellStart"/>
-            <w:r>
-              <w:rPr>
-                <w:rFonts w:ascii="Cambria" w:hAnsi="Cambria" w:cs="Arial"/>
-                <w:i/>
-                <w:iCs/>
-              </w:rPr>
-              <w:t>ESCoP</w:t>
-            </w:r>
-            <w:proofErr w:type="spellEnd"/>
-            <w:r>
-              <w:rPr>
-                <w:rFonts w:ascii="Cambria" w:hAnsi="Cambria" w:cs="Arial"/>
-                <w:i/>
-                <w:iCs/>
-              </w:rPr>
-              <w:t>)</w:t>
+              <w:t>Conference of the European Society for Cognitive Psychology (ESCoP)</w:t>
             </w:r>
             <w:r>
               <w:rPr>
@@ -10663,19 +9537,11 @@
             <w:r>
               <w:t xml:space="preserve"> </w:t>
             </w:r>
-            <w:proofErr w:type="spellStart"/>
-            <w:r>
-              <w:rPr>
-                <w:rFonts w:ascii="Cambria" w:hAnsi="Cambria" w:cs="Arial"/>
-              </w:rPr>
-              <w:t>Mathȏt</w:t>
-            </w:r>
-            <w:proofErr w:type="spellEnd"/>
-            <w:r>
-              <w:rPr>
-                <w:rFonts w:ascii="Cambria" w:hAnsi="Cambria" w:cs="Arial"/>
-              </w:rPr>
-              <w:t xml:space="preserve">, S., Bowman, H., &amp; Akyürek, E. G. Concealed information detection with pupillometry in rapid serial visual presentation. </w:t>
+            <w:r>
+              <w:rPr>
+                <w:rFonts w:ascii="Cambria" w:hAnsi="Cambria" w:cs="Arial"/>
+              </w:rPr>
+              <w:t xml:space="preserve">Mathȏt, S., Bowman, H., &amp; Akyürek, E. G. Concealed information detection with pupillometry in rapid serial visual presentation. </w:t>
             </w:r>
             <w:r>
               <w:rPr>
@@ -10691,25 +9557,7 @@
                 <w:i/>
                 <w:iCs/>
               </w:rPr>
-              <w:t xml:space="preserve">he International Conference </w:t>
-            </w:r>
-            <w:proofErr w:type="gramStart"/>
-            <w:r>
-              <w:rPr>
-                <w:rFonts w:ascii="Cambria" w:hAnsi="Cambria" w:cs="Arial"/>
-                <w:i/>
-                <w:iCs/>
-              </w:rPr>
-              <w:t>of  Cognitive</w:t>
-            </w:r>
-            <w:proofErr w:type="gramEnd"/>
-            <w:r>
-              <w:rPr>
-                <w:rFonts w:ascii="Cambria" w:hAnsi="Cambria" w:cs="Arial"/>
-                <w:i/>
-                <w:iCs/>
-              </w:rPr>
-              <w:t xml:space="preserve"> Neuroscience 2020</w:t>
+              <w:t>he International Conference of  Cognitive Neuroscience 2020</w:t>
             </w:r>
             <w:r>
               <w:rPr>
@@ -10962,19 +9810,11 @@
             <w:r>
               <w:t xml:space="preserve"> </w:t>
             </w:r>
-            <w:proofErr w:type="spellStart"/>
-            <w:r>
-              <w:rPr>
-                <w:rFonts w:ascii="Cambria" w:hAnsi="Cambria" w:cs="Arial"/>
-              </w:rPr>
-              <w:t>Mathȏt</w:t>
-            </w:r>
-            <w:proofErr w:type="spellEnd"/>
-            <w:r>
-              <w:rPr>
-                <w:rFonts w:ascii="Cambria" w:hAnsi="Cambria" w:cs="Arial"/>
-              </w:rPr>
-              <w:t xml:space="preserve">, S., Bowman, H., &amp; Akyürek, E. G. Concealed identity information detection with pupillometry in rapid serial visual presentation. </w:t>
+            <w:r>
+              <w:rPr>
+                <w:rFonts w:ascii="Cambria" w:hAnsi="Cambria" w:cs="Arial"/>
+              </w:rPr>
+              <w:t xml:space="preserve">Mathȏt, S., Bowman, H., &amp; Akyürek, E. G. Concealed identity information detection with pupillometry in rapid serial visual presentation. </w:t>
             </w:r>
             <w:r>
               <w:rPr>
@@ -11524,25 +10364,7 @@
                 <w:i/>
                 <w:iCs/>
               </w:rPr>
-              <w:t>Conference of the European Society for Cognitive Psychology (</w:t>
-            </w:r>
-            <w:proofErr w:type="spellStart"/>
-            <w:r>
-              <w:rPr>
-                <w:rFonts w:ascii="Cambria" w:hAnsi="Cambria" w:cs="Arial"/>
-                <w:i/>
-                <w:iCs/>
-              </w:rPr>
-              <w:t>ESCoP</w:t>
-            </w:r>
-            <w:proofErr w:type="spellEnd"/>
-            <w:r>
-              <w:rPr>
-                <w:rFonts w:ascii="Cambria" w:hAnsi="Cambria" w:cs="Arial"/>
-                <w:i/>
-                <w:iCs/>
-              </w:rPr>
-              <w:t>)</w:t>
+              <w:t>Conference of the European Society for Cognitive Psychology (ESCoP)</w:t>
             </w:r>
             <w:r>
               <w:rPr>
@@ -11731,21 +10553,7 @@
               <w:rPr>
                 <w:rFonts w:ascii="Cambria" w:hAnsi="Cambria" w:cs="Arial"/>
               </w:rPr>
-              <w:t xml:space="preserve">arget </w:t>
-            </w:r>
-            <w:proofErr w:type="spellStart"/>
-            <w:r>
-              <w:rPr>
-                <w:rFonts w:ascii="Cambria" w:hAnsi="Cambria" w:cs="Arial"/>
-              </w:rPr>
-              <w:t>color</w:t>
-            </w:r>
-            <w:proofErr w:type="spellEnd"/>
-            <w:r>
-              <w:rPr>
-                <w:rFonts w:ascii="Cambria" w:hAnsi="Cambria" w:cs="Arial"/>
-              </w:rPr>
-              <w:t xml:space="preserve"> and contrast influences temporal attention in rapid serial visual presentation. </w:t>
+              <w:t xml:space="preserve">arget color and contrast influences temporal attention in rapid serial visual presentation. </w:t>
             </w:r>
             <w:r>
               <w:rPr>
@@ -11778,25 +10586,7 @@
                 <w:i/>
                 <w:iCs/>
               </w:rPr>
-              <w:t xml:space="preserve"> meeting of the </w:t>
-            </w:r>
-            <w:proofErr w:type="spellStart"/>
-            <w:r>
-              <w:rPr>
-                <w:rFonts w:ascii="Cambria" w:hAnsi="Cambria" w:cs="Arial"/>
-                <w:i/>
-                <w:iCs/>
-              </w:rPr>
-              <w:t>Psychonomics</w:t>
-            </w:r>
-            <w:proofErr w:type="spellEnd"/>
-            <w:r>
-              <w:rPr>
-                <w:rFonts w:ascii="Cambria" w:hAnsi="Cambria" w:cs="Arial"/>
-                <w:i/>
-                <w:iCs/>
-              </w:rPr>
-              <w:t xml:space="preserve"> Society in Amsterdam</w:t>
+              <w:t xml:space="preserve"> meeting of the Psychonomics Society in Amsterdam</w:t>
             </w:r>
             <w:r>
               <w:rPr>
@@ -12519,21 +11309,12 @@
                 <w:rFonts w:ascii="Cambria" w:hAnsi="Cambria" w:cs="Arial"/>
               </w:rPr>
             </w:pPr>
-            <w:proofErr w:type="spellStart"/>
-            <w:r>
-              <w:rPr>
-                <w:rFonts w:ascii="Cambria" w:hAnsi="Cambria"/>
-                <w:bCs/>
-              </w:rPr>
-              <w:t>Bapoğlu</w:t>
-            </w:r>
-            <w:proofErr w:type="spellEnd"/>
-            <w:r>
-              <w:rPr>
-                <w:rFonts w:ascii="Cambria" w:hAnsi="Cambria"/>
-                <w:bCs/>
-              </w:rPr>
-              <w:t>, O. A.</w:t>
+            <w:r>
+              <w:rPr>
+                <w:rFonts w:ascii="Cambria" w:hAnsi="Cambria"/>
+                <w:bCs/>
+              </w:rPr>
+              <w:t>Bapoğlu, O. A.</w:t>
             </w:r>
             <w:r>
               <w:rPr>
@@ -12817,21 +11598,7 @@
               <w:rPr>
                 <w:rFonts w:ascii="Cambria" w:hAnsi="Cambria"/>
               </w:rPr>
-              <w:t xml:space="preserve">); </w:t>
-            </w:r>
-            <w:proofErr w:type="spellStart"/>
-            <w:r>
-              <w:rPr>
-                <w:rFonts w:ascii="Cambria" w:hAnsi="Cambria"/>
-              </w:rPr>
-              <w:t>Matlab</w:t>
-            </w:r>
-            <w:proofErr w:type="spellEnd"/>
-            <w:r>
-              <w:rPr>
-                <w:rFonts w:ascii="Cambria" w:hAnsi="Cambria"/>
-              </w:rPr>
-              <w:t xml:space="preserve"> (</w:t>
+              <w:t>); Matlab (</w:t>
             </w:r>
             <w:r>
               <w:rPr>
@@ -12857,21 +11624,7 @@
               <w:rPr>
                 <w:rFonts w:ascii="Cambria" w:hAnsi="Cambria"/>
               </w:rPr>
-              <w:t xml:space="preserve">); </w:t>
-            </w:r>
-            <w:proofErr w:type="spellStart"/>
-            <w:r>
-              <w:rPr>
-                <w:rFonts w:ascii="Cambria" w:hAnsi="Cambria"/>
-              </w:rPr>
-              <w:t>OpenSesame</w:t>
-            </w:r>
-            <w:proofErr w:type="spellEnd"/>
-            <w:r>
-              <w:rPr>
-                <w:rFonts w:ascii="Cambria" w:hAnsi="Cambria"/>
-              </w:rPr>
-              <w:t xml:space="preserve"> (</w:t>
+              <w:t>); OpenSesame (</w:t>
             </w:r>
             <w:r>
               <w:rPr>
@@ -13533,21 +12286,7 @@
               <w:rPr>
                 <w:rFonts w:ascii="Cambria" w:hAnsi="Cambria" w:cs="Arial"/>
               </w:rPr>
-              <w:t xml:space="preserve"> by Open Science </w:t>
-            </w:r>
-            <w:proofErr w:type="spellStart"/>
-            <w:r>
-              <w:rPr>
-                <w:rFonts w:ascii="Cambria" w:hAnsi="Cambria" w:cs="Arial"/>
-              </w:rPr>
-              <w:t>Programme</w:t>
-            </w:r>
-            <w:proofErr w:type="spellEnd"/>
-            <w:r>
-              <w:rPr>
-                <w:rFonts w:ascii="Cambria" w:hAnsi="Cambria" w:cs="Arial"/>
-              </w:rPr>
-              <w:t>, University of Groningen, Groningen, the Netherlands.</w:t>
+              <w:t xml:space="preserve"> by Open Science Programme, University of Groningen, Groningen, the Netherlands.</w:t>
             </w:r>
           </w:p>
         </w:tc>
@@ -13926,9 +12665,8 @@
                 <w:sz w:val="22"/>
                 <w:szCs w:val="22"/>
               </w:rPr>
-              <w:t>Introduction to Python/</w:t>
-            </w:r>
-            <w:proofErr w:type="spellStart"/>
+              <w:t>Introduction to Python/OpenSesame</w:t>
+            </w:r>
             <w:r>
               <w:rPr>
                 <w:rFonts w:ascii="Cambria" w:hAnsi="Cambria"/>
@@ -13936,17 +12674,15 @@
                 <w:sz w:val="22"/>
                 <w:szCs w:val="22"/>
               </w:rPr>
-              <w:t>OpenSesame</w:t>
-            </w:r>
-            <w:proofErr w:type="spellEnd"/>
-            <w:r>
-              <w:rPr>
-                <w:rFonts w:ascii="Cambria" w:hAnsi="Cambria"/>
-                <w:i/>
+              <w:t xml:space="preserve">, </w:t>
+            </w:r>
+            <w:r>
+              <w:rPr>
+                <w:rFonts w:ascii="Cambria" w:hAnsi="Cambria"/>
                 <w:sz w:val="22"/>
                 <w:szCs w:val="22"/>
               </w:rPr>
-              <w:t xml:space="preserve">, </w:t>
+              <w:t>Leibniz Institute for Psychology,</w:t>
             </w:r>
             <w:r>
               <w:rPr>
@@ -13954,7 +12690,7 @@
                 <w:sz w:val="22"/>
                 <w:szCs w:val="22"/>
               </w:rPr>
-              <w:t>Leibniz Institute for Psychology,</w:t>
+              <w:t xml:space="preserve"> Germany</w:t>
             </w:r>
             <w:r>
               <w:rPr>
@@ -13962,15 +12698,16 @@
                 <w:sz w:val="22"/>
                 <w:szCs w:val="22"/>
               </w:rPr>
-              <w:t xml:space="preserve"> Germany</w:t>
-            </w:r>
-            <w:r>
-              <w:rPr>
-                <w:rFonts w:ascii="Cambria" w:hAnsi="Cambria"/>
+              <w:t>.</w:t>
+            </w:r>
+            <w:r>
+              <w:rPr>
+                <w:rFonts w:ascii="Cambria" w:hAnsi="Cambria"/>
+                <w:i/>
                 <w:sz w:val="22"/>
                 <w:szCs w:val="22"/>
               </w:rPr>
-              <w:t>.</w:t>
+              <w:t xml:space="preserve"> </w:t>
             </w:r>
             <w:r>
               <w:rPr>
@@ -13979,78 +12716,15 @@
                 <w:sz w:val="22"/>
                 <w:szCs w:val="22"/>
               </w:rPr>
-              <w:t xml:space="preserve"> </w:t>
-            </w:r>
-            <w:r>
-              <w:rPr>
-                <w:rFonts w:ascii="Cambria" w:hAnsi="Cambria"/>
-                <w:i/>
+              <w:br/>
+            </w:r>
+            <w:r>
+              <w:rPr>
+                <w:rFonts w:ascii="Cambria" w:hAnsi="Cambria"/>
                 <w:sz w:val="22"/>
                 <w:szCs w:val="22"/>
               </w:rPr>
-              <w:br/>
-            </w:r>
-            <w:r>
-              <w:rPr>
-                <w:rFonts w:ascii="Cambria" w:hAnsi="Cambria"/>
-                <w:sz w:val="22"/>
-                <w:szCs w:val="22"/>
-              </w:rPr>
-              <w:t xml:space="preserve">Worked as a tutor for the workshop by dr. Sebastiaan </w:t>
-            </w:r>
-            <w:proofErr w:type="spellStart"/>
-            <w:r>
-              <w:rPr>
-                <w:rFonts w:ascii="Cambria" w:hAnsi="Cambria"/>
-                <w:sz w:val="22"/>
-                <w:szCs w:val="22"/>
-              </w:rPr>
-              <w:t>Mathôt</w:t>
-            </w:r>
-            <w:proofErr w:type="spellEnd"/>
-            <w:r>
-              <w:rPr>
-                <w:rFonts w:ascii="Cambria" w:hAnsi="Cambria"/>
-                <w:sz w:val="22"/>
-                <w:szCs w:val="22"/>
-              </w:rPr>
-              <w:t xml:space="preserve">. Topics: Introduction to Python/Numerical Python, Introduction to </w:t>
-            </w:r>
-            <w:proofErr w:type="spellStart"/>
-            <w:r>
-              <w:rPr>
-                <w:rFonts w:ascii="Cambria" w:hAnsi="Cambria"/>
-                <w:sz w:val="22"/>
-                <w:szCs w:val="22"/>
-              </w:rPr>
-              <w:t>OpenSesame</w:t>
-            </w:r>
-            <w:proofErr w:type="spellEnd"/>
-            <w:r>
-              <w:rPr>
-                <w:rFonts w:ascii="Cambria" w:hAnsi="Cambria"/>
-                <w:sz w:val="22"/>
-                <w:szCs w:val="22"/>
-              </w:rPr>
-              <w:t xml:space="preserve">, Advanced numerical Python, </w:t>
-            </w:r>
-            <w:proofErr w:type="gramStart"/>
-            <w:r>
-              <w:rPr>
-                <w:rFonts w:ascii="Cambria" w:hAnsi="Cambria"/>
-                <w:sz w:val="22"/>
-                <w:szCs w:val="22"/>
-              </w:rPr>
-              <w:t>Building</w:t>
-            </w:r>
-            <w:proofErr w:type="gramEnd"/>
-            <w:r>
-              <w:rPr>
-                <w:rFonts w:ascii="Cambria" w:hAnsi="Cambria"/>
-                <w:sz w:val="22"/>
-                <w:szCs w:val="22"/>
-              </w:rPr>
-              <w:t xml:space="preserve"> online experiment, Collecting data, Analyzing with Python.</w:t>
+              <w:t>Worked as a tutor for the workshop by dr. Sebastiaan Mathôt. Topics: Introduction to Python/Numerical Python, Introduction to OpenSesame, Advanced numerical Python, Building online experiment, Collecting data, Analyzing with Python.</w:t>
             </w:r>
           </w:p>
         </w:tc>
@@ -14092,7 +12766,6 @@
                 <w:szCs w:val="22"/>
               </w:rPr>
             </w:pPr>
-            <w:proofErr w:type="spellStart"/>
             <w:r>
               <w:rPr>
                 <w:rFonts w:ascii="Cambria" w:hAnsi="Cambria"/>
@@ -14100,9 +12773,8 @@
                 <w:sz w:val="22"/>
                 <w:szCs w:val="22"/>
               </w:rPr>
-              <w:t>Mindwise</w:t>
-            </w:r>
-            <w:proofErr w:type="spellEnd"/>
+              <w:t>Mindwise Science Communication Workshop</w:t>
+            </w:r>
             <w:r>
               <w:rPr>
                 <w:rFonts w:ascii="Cambria" w:hAnsi="Cambria"/>
@@ -14110,16 +12782,15 @@
                 <w:sz w:val="22"/>
                 <w:szCs w:val="22"/>
               </w:rPr>
-              <w:t xml:space="preserve"> Science Communication Workshop</w:t>
-            </w:r>
-            <w:r>
-              <w:rPr>
-                <w:rFonts w:ascii="Cambria" w:hAnsi="Cambria"/>
-                <w:i/>
+              <w:t xml:space="preserve">, </w:t>
+            </w:r>
+            <w:r>
+              <w:rPr>
+                <w:rFonts w:ascii="Cambria" w:hAnsi="Cambria"/>
                 <w:sz w:val="22"/>
                 <w:szCs w:val="22"/>
               </w:rPr>
-              <w:t xml:space="preserve">, </w:t>
+              <w:t>University of Groningen</w:t>
             </w:r>
             <w:r>
               <w:rPr>
@@ -14127,7 +12798,7 @@
                 <w:sz w:val="22"/>
                 <w:szCs w:val="22"/>
               </w:rPr>
-              <w:t>University of Groningen</w:t>
+              <w:t>, the Netherlands</w:t>
             </w:r>
             <w:r>
               <w:rPr>
@@ -14135,7 +12806,7 @@
                 <w:sz w:val="22"/>
                 <w:szCs w:val="22"/>
               </w:rPr>
-              <w:t>, the Netherlands</w:t>
+              <w:t>.</w:t>
             </w:r>
             <w:r>
               <w:rPr>
@@ -14143,15 +12814,16 @@
                 <w:sz w:val="22"/>
                 <w:szCs w:val="22"/>
               </w:rPr>
-              <w:t>.</w:t>
-            </w:r>
-            <w:r>
-              <w:rPr>
-                <w:rFonts w:ascii="Cambria" w:hAnsi="Cambria"/>
+              <w:br/>
+            </w:r>
+            <w:r>
+              <w:rPr>
+                <w:rFonts w:ascii="Cambria" w:hAnsi="Cambria"/>
+                <w:iCs/>
                 <w:sz w:val="22"/>
                 <w:szCs w:val="22"/>
               </w:rPr>
-              <w:br/>
+              <w:t xml:space="preserve">Organized a workshop with </w:t>
             </w:r>
             <w:r>
               <w:rPr>
@@ -14160,7 +12832,7 @@
                 <w:sz w:val="22"/>
                 <w:szCs w:val="22"/>
               </w:rPr>
-              <w:t xml:space="preserve">Organized a workshop with </w:t>
+              <w:t xml:space="preserve">the </w:t>
             </w:r>
             <w:r>
               <w:rPr>
@@ -14169,27 +12841,7 @@
                 <w:sz w:val="22"/>
                 <w:szCs w:val="22"/>
               </w:rPr>
-              <w:t xml:space="preserve">the </w:t>
-            </w:r>
-            <w:proofErr w:type="spellStart"/>
-            <w:r>
-              <w:rPr>
-                <w:rFonts w:ascii="Cambria" w:hAnsi="Cambria"/>
-                <w:iCs/>
-                <w:sz w:val="22"/>
-                <w:szCs w:val="22"/>
-              </w:rPr>
-              <w:t>Mindwise</w:t>
-            </w:r>
-            <w:proofErr w:type="spellEnd"/>
-            <w:r>
-              <w:rPr>
-                <w:rFonts w:ascii="Cambria" w:hAnsi="Cambria"/>
-                <w:iCs/>
-                <w:sz w:val="22"/>
-                <w:szCs w:val="22"/>
-              </w:rPr>
-              <w:t xml:space="preserve"> Science Communication PhD Committee</w:t>
+              <w:t>Mindwise Science Communication PhD Committee</w:t>
             </w:r>
             <w:r>
               <w:rPr>
@@ -14361,7 +13013,6 @@
                 <w:iCs/>
               </w:rPr>
             </w:pPr>
-            <w:proofErr w:type="spellStart"/>
             <w:r>
               <w:rPr>
                 <w:rFonts w:ascii="Cambria" w:hAnsi="Cambria"/>
@@ -14378,17 +13029,7 @@
                 <w:i/>
                 <w:iCs/>
               </w:rPr>
-              <w:t>h.d.</w:t>
-            </w:r>
-            <w:proofErr w:type="spellEnd"/>
-            <w:r>
-              <w:rPr>
-                <w:rFonts w:ascii="Cambria" w:hAnsi="Cambria"/>
-                <w:bCs/>
-                <w:i/>
-                <w:iCs/>
-              </w:rPr>
-              <w:t xml:space="preserve"> and postdoc representative, </w:t>
+              <w:t xml:space="preserve">h.d. and postdoc representative, </w:t>
             </w:r>
             <w:r>
               <w:rPr>
@@ -15198,17 +13839,8 @@
                 <w:rFonts w:ascii="Cambria" w:hAnsi="Cambria"/>
                 <w:bCs/>
               </w:rPr>
-              <w:t xml:space="preserve">Acta </w:t>
-            </w:r>
-            <w:proofErr w:type="spellStart"/>
-            <w:r>
-              <w:rPr>
-                <w:rFonts w:ascii="Cambria" w:hAnsi="Cambria"/>
-                <w:bCs/>
-              </w:rPr>
-              <w:t>Psychologica</w:t>
-            </w:r>
-            <w:proofErr w:type="spellEnd"/>
+              <w:t>Acta Psychologica</w:t>
+            </w:r>
           </w:p>
         </w:tc>
         <w:tc>
@@ -15241,7 +13873,6 @@
                 <w:bCs/>
               </w:rPr>
             </w:pPr>
-            <w:proofErr w:type="spellStart"/>
             <w:r>
               <w:rPr>
                 <w:rFonts w:ascii="Cambria" w:hAnsi="Cambria"/>
@@ -15249,7 +13880,6 @@
               </w:rPr>
               <w:t>eNeuro</w:t>
             </w:r>
-            <w:proofErr w:type="spellEnd"/>
           </w:p>
         </w:tc>
         <w:tc>
@@ -15638,7 +14268,6 @@
         <w:docPartUnique/>
       </w:docPartObj>
     </w:sdtPr>
-    <w:sdtEndPr/>
     <w:sdtContent>
       <w:sdt>
         <w:sdtPr>
@@ -15653,7 +14282,6 @@
             <w:docPartUnique/>
           </w:docPartObj>
         </w:sdtPr>
-        <w:sdtEndPr/>
         <w:sdtContent>
           <w:p>
             <w:pPr>
@@ -18505,6 +17133,7 @@
   <w:style w:type="character" w:default="1" w:styleId="DefaultParagraphFont">
     <w:name w:val="Default Paragraph Font"/>
     <w:uiPriority w:val="1"/>
+    <w:semiHidden/>
     <w:unhideWhenUsed/>
   </w:style>
   <w:style w:type="table" w:default="1" w:styleId="TableNormal">

--- a/Files/download/Resume_Karabay.docx
+++ b/Files/download/Resume_Karabay.docx
@@ -581,8 +581,21 @@
                 <w:sz w:val="18"/>
                 <w:szCs w:val="18"/>
               </w:rPr>
-              <w:t>: Dr. Daryl Fougnie</w:t>
-            </w:r>
+              <w:t xml:space="preserve">: Dr. Daryl </w:t>
+            </w:r>
+            <w:proofErr w:type="spellStart"/>
+            <w:r>
+              <w:rPr>
+                <w:rFonts w:ascii="Cambria" w:hAnsi="Cambria"/>
+                <w:bCs/>
+                <w:i/>
+                <w:iCs/>
+                <w:sz w:val="18"/>
+                <w:szCs w:val="18"/>
+              </w:rPr>
+              <w:t>Fougnie</w:t>
+            </w:r>
+            <w:proofErr w:type="spellEnd"/>
           </w:p>
         </w:tc>
         <w:tc>
@@ -1526,8 +1539,18 @@
                 <w:bCs/>
                 <w:iCs/>
               </w:rPr>
-              <w:t>New York University|AD</w:t>
-            </w:r>
+              <w:t xml:space="preserve">New York </w:t>
+            </w:r>
+            <w:proofErr w:type="spellStart"/>
+            <w:r>
+              <w:rPr>
+                <w:rFonts w:ascii="Cambria" w:hAnsi="Cambria"/>
+                <w:bCs/>
+                <w:iCs/>
+              </w:rPr>
+              <w:t>University|AD</w:t>
+            </w:r>
+            <w:proofErr w:type="spellEnd"/>
           </w:p>
         </w:tc>
         <w:tc>
@@ -1619,8 +1642,18 @@
                 <w:bCs/>
                 <w:iCs/>
               </w:rPr>
-              <w:t>New York University|AD</w:t>
-            </w:r>
+              <w:t xml:space="preserve">New York </w:t>
+            </w:r>
+            <w:proofErr w:type="spellStart"/>
+            <w:r>
+              <w:rPr>
+                <w:rFonts w:ascii="Cambria" w:hAnsi="Cambria"/>
+                <w:bCs/>
+                <w:iCs/>
+              </w:rPr>
+              <w:t>University|AD</w:t>
+            </w:r>
+            <w:proofErr w:type="spellEnd"/>
           </w:p>
         </w:tc>
         <w:tc>
@@ -1890,12 +1923,21 @@
                 <w:bCs/>
               </w:rPr>
             </w:pPr>
-            <w:r>
-              <w:rPr>
-                <w:rFonts w:ascii="Cambria" w:hAnsi="Cambria"/>
-                <w:bCs/>
-              </w:rPr>
-              <w:t>Bachelors Thesis (x18)</w:t>
+            <w:proofErr w:type="gramStart"/>
+            <w:r>
+              <w:rPr>
+                <w:rFonts w:ascii="Cambria" w:hAnsi="Cambria"/>
+                <w:bCs/>
+              </w:rPr>
+              <w:t>Bachelors</w:t>
+            </w:r>
+            <w:proofErr w:type="gramEnd"/>
+            <w:r>
+              <w:rPr>
+                <w:rFonts w:ascii="Cambria" w:hAnsi="Cambria"/>
+                <w:bCs/>
+              </w:rPr>
+              <w:t xml:space="preserve"> Thesis (x18)</w:t>
             </w:r>
           </w:p>
         </w:tc>
@@ -2057,8 +2099,18 @@
                 <w:bCs/>
                 <w:iCs/>
               </w:rPr>
-              <w:t>New York University|AD</w:t>
-            </w:r>
+              <w:t xml:space="preserve">New York </w:t>
+            </w:r>
+            <w:proofErr w:type="spellStart"/>
+            <w:r>
+              <w:rPr>
+                <w:rFonts w:ascii="Cambria" w:hAnsi="Cambria"/>
+                <w:bCs/>
+                <w:iCs/>
+              </w:rPr>
+              <w:t>University|AD</w:t>
+            </w:r>
+            <w:proofErr w:type="spellEnd"/>
           </w:p>
         </w:tc>
         <w:tc>
@@ -2215,7 +2267,7 @@
                 <w:bCs/>
                 <w:iCs/>
               </w:rPr>
-              <w:t>Present</w:t>
+              <w:t>2026</w:t>
             </w:r>
           </w:p>
         </w:tc>
@@ -3025,7 +3077,31 @@
           <w:sz w:val="20"/>
           <w:szCs w:val="20"/>
         </w:rPr>
-        <w:t xml:space="preserve">* indicates </w:t>
+        <w:t xml:space="preserve">* </w:t>
+      </w:r>
+      <w:proofErr w:type="gramStart"/>
+      <w:r>
+        <w:rPr>
+          <w:rFonts w:ascii="Cambria" w:hAnsi="Cambria"/>
+          <w:i/>
+          <w:iCs/>
+          <w:color w:val="404040" w:themeColor="text1" w:themeTint="BF"/>
+          <w:sz w:val="20"/>
+          <w:szCs w:val="20"/>
+        </w:rPr>
+        <w:t>indicates</w:t>
+      </w:r>
+      <w:proofErr w:type="gramEnd"/>
+      <w:r>
+        <w:rPr>
+          <w:rFonts w:ascii="Cambria" w:hAnsi="Cambria"/>
+          <w:i/>
+          <w:iCs/>
+          <w:color w:val="404040" w:themeColor="text1" w:themeTint="BF"/>
+          <w:sz w:val="20"/>
+          <w:szCs w:val="20"/>
+        </w:rPr>
+        <w:t xml:space="preserve"> </w:t>
       </w:r>
       <w:r>
         <w:rPr>
@@ -3177,7 +3253,21 @@
               <w:rPr>
                 <w:rFonts w:ascii="Cambria" w:hAnsi="Cambria" w:cstheme="minorHAnsi"/>
               </w:rPr>
-              <w:t>How you encode is how you remember: Center-to-surround inhibition during encoding underlies repulsion bias in working memory</w:t>
+              <w:t xml:space="preserve">How you encode is how you remember: </w:t>
+            </w:r>
+            <w:proofErr w:type="spellStart"/>
+            <w:r>
+              <w:rPr>
+                <w:rFonts w:ascii="Cambria" w:hAnsi="Cambria" w:cstheme="minorHAnsi"/>
+              </w:rPr>
+              <w:t>Center</w:t>
+            </w:r>
+            <w:proofErr w:type="spellEnd"/>
+            <w:r>
+              <w:rPr>
+                <w:rFonts w:ascii="Cambria" w:hAnsi="Cambria" w:cstheme="minorHAnsi"/>
+              </w:rPr>
+              <w:t>-to-surround inhibition during encoding underlies repulsion bias in working memory</w:t>
             </w:r>
             <w:r>
               <w:rPr>
@@ -3242,13 +3332,45 @@
                 <w:lang w:val="en-AE"/>
               </w:rPr>
               <w:lastRenderedPageBreak/>
-              <w:t xml:space="preserve">Chen, I., Mathȏt, S.,  </w:t>
-            </w:r>
-            <w:r>
-              <w:rPr>
-                <w:rFonts w:ascii="Cambria" w:hAnsi="Cambria" w:cs="Arial"/>
-              </w:rPr>
-              <w:t xml:space="preserve">van der Mijn, R., </w:t>
+              <w:t xml:space="preserve">Chen, I., </w:t>
+            </w:r>
+            <w:proofErr w:type="spellStart"/>
+            <w:r>
+              <w:rPr>
+                <w:rFonts w:ascii="Cambria" w:hAnsi="Cambria" w:cs="Arial"/>
+                <w:bCs/>
+                <w:lang w:val="en-AE"/>
+              </w:rPr>
+              <w:t>Mathȏt</w:t>
+            </w:r>
+            <w:proofErr w:type="spellEnd"/>
+            <w:r>
+              <w:rPr>
+                <w:rFonts w:ascii="Cambria" w:hAnsi="Cambria" w:cs="Arial"/>
+                <w:bCs/>
+                <w:lang w:val="en-AE"/>
+              </w:rPr>
+              <w:t xml:space="preserve">, S., </w:t>
+            </w:r>
+            <w:r>
+              <w:rPr>
+                <w:rFonts w:ascii="Cambria" w:hAnsi="Cambria" w:cs="Arial"/>
+              </w:rPr>
+              <w:t xml:space="preserve">van der </w:t>
+            </w:r>
+            <w:proofErr w:type="spellStart"/>
+            <w:r>
+              <w:rPr>
+                <w:rFonts w:ascii="Cambria" w:hAnsi="Cambria" w:cs="Arial"/>
+              </w:rPr>
+              <w:t>Mijn</w:t>
+            </w:r>
+            <w:proofErr w:type="spellEnd"/>
+            <w:r>
+              <w:rPr>
+                <w:rFonts w:ascii="Cambria" w:hAnsi="Cambria" w:cs="Arial"/>
+              </w:rPr>
+              <w:t xml:space="preserve">, R., </w:t>
             </w:r>
             <w:r>
               <w:rPr>
@@ -3270,7 +3392,25 @@
                 <w:bCs/>
                 <w:lang w:val="en-AE"/>
               </w:rPr>
-              <w:t xml:space="preserve">&amp; Akyürek, E. G. Concealed personally familiar face detection with eeg in rapid serial visual presentation. </w:t>
+              <w:t xml:space="preserve">&amp; Akyürek, E. G. Concealed personally familiar face detection with </w:t>
+            </w:r>
+            <w:proofErr w:type="spellStart"/>
+            <w:r>
+              <w:rPr>
+                <w:rFonts w:ascii="Cambria" w:hAnsi="Cambria" w:cs="Arial"/>
+                <w:bCs/>
+                <w:lang w:val="en-AE"/>
+              </w:rPr>
+              <w:t>eeg</w:t>
+            </w:r>
+            <w:proofErr w:type="spellEnd"/>
+            <w:r>
+              <w:rPr>
+                <w:rFonts w:ascii="Cambria" w:hAnsi="Cambria" w:cs="Arial"/>
+                <w:bCs/>
+                <w:lang w:val="en-AE"/>
+              </w:rPr>
+              <w:t xml:space="preserve"> in rapid serial visual presentation. </w:t>
             </w:r>
             <w:hyperlink r:id="rId9" w:history="1">
               <w:r>
@@ -3391,15 +3531,39 @@
               <w:rPr>
                 <w:rFonts w:ascii="Cambria" w:hAnsi="Cambria" w:cs="Arial"/>
               </w:rPr>
-              <w:t xml:space="preserve">van der Mijn, R., </w:t>
-            </w:r>
+              <w:t xml:space="preserve">van der </w:t>
+            </w:r>
+            <w:proofErr w:type="spellStart"/>
+            <w:r>
+              <w:rPr>
+                <w:rFonts w:ascii="Cambria" w:hAnsi="Cambria" w:cs="Arial"/>
+              </w:rPr>
+              <w:t>Mijn</w:t>
+            </w:r>
+            <w:proofErr w:type="spellEnd"/>
+            <w:r>
+              <w:rPr>
+                <w:rFonts w:ascii="Cambria" w:hAnsi="Cambria" w:cs="Arial"/>
+              </w:rPr>
+              <w:t xml:space="preserve">, R., </w:t>
+            </w:r>
+            <w:proofErr w:type="spellStart"/>
             <w:r>
               <w:rPr>
                 <w:rFonts w:ascii="Cambria" w:hAnsi="Cambria" w:cs="Arial"/>
                 <w:bCs/>
                 <w:lang w:val="en-AE"/>
               </w:rPr>
-              <w:t>Mathȏt, S., &amp; Akyürek, E. G. Concealed information detection in rapid serial visual</w:t>
+              <w:t>Mathȏt</w:t>
+            </w:r>
+            <w:proofErr w:type="spellEnd"/>
+            <w:r>
+              <w:rPr>
+                <w:rFonts w:ascii="Cambria" w:hAnsi="Cambria" w:cs="Arial"/>
+                <w:bCs/>
+                <w:lang w:val="en-AE"/>
+              </w:rPr>
+              <w:t>, S., &amp; Akyürek, E. G. Concealed information detection in rapid serial visual</w:t>
             </w:r>
             <w:r>
               <w:rPr>
@@ -3538,7 +3702,21 @@
               <w:rPr>
                 <w:rFonts w:ascii="Cambria" w:hAnsi="Cambria" w:cstheme="minorHAnsi"/>
               </w:rPr>
-              <w:t xml:space="preserve">Evaluating Working Memory Representations during the Attentional Blink: A Comparative Modeling Approach. </w:t>
+              <w:t xml:space="preserve">Evaluating Working Memory Representations during the Attentional Blink: A Comparative </w:t>
+            </w:r>
+            <w:proofErr w:type="spellStart"/>
+            <w:r>
+              <w:rPr>
+                <w:rFonts w:ascii="Cambria" w:hAnsi="Cambria" w:cstheme="minorHAnsi"/>
+              </w:rPr>
+              <w:t>Modeling</w:t>
+            </w:r>
+            <w:proofErr w:type="spellEnd"/>
+            <w:r>
+              <w:rPr>
+                <w:rFonts w:ascii="Cambria" w:hAnsi="Cambria" w:cstheme="minorHAnsi"/>
+              </w:rPr>
+              <w:t xml:space="preserve"> Approach. </w:t>
             </w:r>
             <w:hyperlink r:id="rId11" w:history="1">
               <w:r>
@@ -3595,11 +3773,19 @@
                 <w:rFonts w:ascii="Cambria" w:hAnsi="Cambria" w:cstheme="minorHAnsi"/>
               </w:rPr>
             </w:pPr>
+            <w:proofErr w:type="spellStart"/>
             <w:r>
               <w:rPr>
                 <w:rFonts w:ascii="Cambria" w:hAnsi="Cambria" w:cstheme="minorHAnsi"/>
               </w:rPr>
-              <w:t xml:space="preserve">Fougnie, D. L., </w:t>
+              <w:t>Fougnie</w:t>
+            </w:r>
+            <w:proofErr w:type="spellEnd"/>
+            <w:r>
+              <w:rPr>
+                <w:rFonts w:ascii="Cambria" w:hAnsi="Cambria" w:cstheme="minorHAnsi"/>
+              </w:rPr>
+              <w:t xml:space="preserve">, D. L., </w:t>
             </w:r>
             <w:r>
               <w:rPr>
@@ -3731,9 +3917,7 @@
               <w:jc w:val="both"/>
               <w:rPr>
                 <w:rFonts w:ascii="Cambria" w:hAnsi="Cambria" w:cstheme="minorHAnsi"/>
-                <w:b/>
-                <w:bCs/>
-                <w:lang w:val="nl-NL"/>
+                <w:lang w:val="en-AE"/>
               </w:rPr>
             </w:pPr>
             <w:r>
@@ -3755,7 +3939,21 @@
               <w:rPr>
                 <w:rFonts w:ascii="Cambria" w:hAnsi="Cambria" w:cs="Arial"/>
               </w:rPr>
-              <w:t>van der Mijn, R.</w:t>
+              <w:t xml:space="preserve">van der </w:t>
+            </w:r>
+            <w:proofErr w:type="spellStart"/>
+            <w:r>
+              <w:rPr>
+                <w:rFonts w:ascii="Cambria" w:hAnsi="Cambria" w:cs="Arial"/>
+              </w:rPr>
+              <w:t>Mijn</w:t>
+            </w:r>
+            <w:proofErr w:type="spellEnd"/>
+            <w:r>
+              <w:rPr>
+                <w:rFonts w:ascii="Cambria" w:hAnsi="Cambria" w:cs="Arial"/>
+              </w:rPr>
+              <w:t>, R.</w:t>
             </w:r>
             <w:r>
               <w:rPr>
@@ -3828,80 +4026,110 @@
                 <w:rFonts w:ascii="Cambria" w:hAnsi="Cambria" w:cstheme="minorHAnsi"/>
                 <w:lang w:val="nl-NL"/>
               </w:rPr>
-              <w:t xml:space="preserve"> [</w:t>
+              <w:t xml:space="preserve"> </w:t>
             </w:r>
             <w:r>
               <w:rPr>
                 <w:rFonts w:ascii="Cambria" w:hAnsi="Cambria" w:cstheme="minorHAnsi"/>
-                <w:i/>
-                <w:iCs/>
+                <w:lang w:val="en-AE"/>
+              </w:rPr>
+              <w:t xml:space="preserve">, </w:t>
+            </w:r>
+            <w:r>
+              <w:rPr>
+                <w:rFonts w:ascii="Cambria" w:hAnsi="Cambria" w:cstheme="minorHAnsi"/>
+                <w:i/>
+                <w:iCs/>
+                <w:lang w:val="en-AE"/>
+              </w:rPr>
+              <w:t>225</w:t>
+            </w:r>
+            <w:r>
+              <w:rPr>
+                <w:rFonts w:ascii="Cambria" w:hAnsi="Cambria" w:cstheme="minorHAnsi"/>
+                <w:lang w:val="en-AE"/>
+              </w:rPr>
+              <w:t xml:space="preserve">, 109418. </w:t>
+            </w:r>
+            <w:r>
+              <w:rPr>
+                <w:rFonts w:ascii="Cambria" w:hAnsi="Cambria" w:cstheme="minorHAnsi"/>
+                <w:lang w:val="en-AE"/>
+              </w:rPr>
+              <w:fldChar w:fldCharType="begin"/>
+            </w:r>
+            <w:r>
+              <w:rPr>
+                <w:rFonts w:ascii="Cambria" w:hAnsi="Cambria" w:cstheme="minorHAnsi"/>
+                <w:lang w:val="en-AE"/>
+              </w:rPr>
+              <w:instrText>HYPERLINK "</w:instrText>
+            </w:r>
+            <w:r>
+              <w:rPr>
+                <w:rFonts w:ascii="Cambria" w:hAnsi="Cambria" w:cstheme="minorHAnsi"/>
+                <w:lang w:val="en-AE"/>
+              </w:rPr>
+              <w:instrText>https://doi.org/10.1016/j.neuropsychologia.2026.109418</w:instrText>
+            </w:r>
+            <w:r>
+              <w:rPr>
+                <w:rFonts w:ascii="Cambria" w:hAnsi="Cambria" w:cstheme="minorHAnsi"/>
+                <w:lang w:val="en-AE"/>
+              </w:rPr>
+              <w:instrText>"</w:instrText>
+            </w:r>
+            <w:r>
+              <w:rPr>
+                <w:rFonts w:ascii="Cambria" w:hAnsi="Cambria" w:cstheme="minorHAnsi"/>
+                <w:lang w:val="en-AE"/>
+              </w:rPr>
+              <w:fldChar w:fldCharType="separate"/>
+            </w:r>
+            <w:r>
+              <w:rPr>
+                <w:rStyle w:val="Hyperlink"/>
+                <w:rFonts w:ascii="Cambria" w:hAnsi="Cambria" w:cstheme="minorHAnsi"/>
+                <w:lang w:val="en-AE"/>
+              </w:rPr>
+              <w:t>https://doi.org/10.1016/j.neuropsychologia.2026.109418</w:t>
+            </w:r>
+            <w:r>
+              <w:rPr>
+                <w:rFonts w:ascii="Cambria" w:hAnsi="Cambria" w:cstheme="minorHAnsi"/>
+                <w:lang w:val="en-AE"/>
+              </w:rPr>
+              <w:fldChar w:fldCharType="end"/>
+            </w:r>
+            <w:r>
+              <w:rPr>
+                <w:rFonts w:ascii="Cambria" w:hAnsi="Cambria" w:cstheme="minorHAnsi"/>
+                <w:lang w:val="en-AE"/>
+              </w:rPr>
+              <w:t xml:space="preserve"> </w:t>
+            </w:r>
+          </w:p>
+        </w:tc>
+        <w:tc>
+          <w:tcPr>
+            <w:tcW w:w="1615" w:type="dxa"/>
+          </w:tcPr>
+          <w:p>
+            <w:pPr>
+              <w:jc w:val="both"/>
+              <w:rPr>
+                <w:rFonts w:ascii="Cambria" w:hAnsi="Cambria" w:cs="Arial"/>
+                <w:bCs/>
                 <w:lang w:val="nl-NL"/>
               </w:rPr>
-              <w:t>in pr</w:t>
-            </w:r>
-            <w:r>
-              <w:rPr>
-                <w:rFonts w:ascii="Cambria" w:hAnsi="Cambria" w:cstheme="minorHAnsi"/>
-                <w:i/>
-                <w:iCs/>
+            </w:pPr>
+            <w:r>
+              <w:rPr>
+                <w:rFonts w:ascii="Cambria" w:hAnsi="Cambria" w:cs="Arial"/>
+                <w:bCs/>
                 <w:lang w:val="nl-NL"/>
               </w:rPr>
-              <w:t>ess</w:t>
-            </w:r>
-            <w:r>
-              <w:rPr>
-                <w:rFonts w:ascii="Cambria" w:hAnsi="Cambria" w:cstheme="minorHAnsi"/>
-                <w:lang w:val="nl-NL"/>
-              </w:rPr>
-              <w:t xml:space="preserve">] </w:t>
-            </w:r>
-            <w:hyperlink r:id="rId13" w:history="1">
-              <w:r>
-                <w:rPr>
-                  <w:rStyle w:val="Hyperlink"/>
-                  <w:rFonts w:ascii="Cambria" w:hAnsi="Cambria" w:cstheme="minorHAnsi"/>
-                  <w:lang w:val="nl-NL"/>
-                </w:rPr>
-                <w:t>https://doi.org/10.31234/osf.io/jaekf_v1</w:t>
-              </w:r>
-            </w:hyperlink>
-            <w:r>
-              <w:rPr>
-                <w:rFonts w:ascii="Cambria" w:hAnsi="Cambria" w:cstheme="minorHAnsi"/>
-                <w:lang w:val="nl-NL"/>
-              </w:rPr>
-              <w:t xml:space="preserve"> </w:t>
-            </w:r>
-          </w:p>
-        </w:tc>
-        <w:tc>
-          <w:tcPr>
-            <w:tcW w:w="1615" w:type="dxa"/>
-          </w:tcPr>
-          <w:p>
-            <w:pPr>
-              <w:jc w:val="both"/>
-              <w:rPr>
-                <w:rFonts w:ascii="Cambria" w:hAnsi="Cambria" w:cs="Arial"/>
-                <w:bCs/>
-                <w:lang w:val="nl-NL"/>
-              </w:rPr>
-            </w:pPr>
-            <w:r>
-              <w:rPr>
-                <w:rFonts w:ascii="Cambria" w:hAnsi="Cambria" w:cs="Arial"/>
-                <w:bCs/>
-                <w:lang w:val="nl-NL"/>
-              </w:rPr>
-              <w:t>202</w:t>
-            </w:r>
-            <w:r>
-              <w:rPr>
-                <w:rFonts w:ascii="Cambria" w:hAnsi="Cambria" w:cs="Arial"/>
-                <w:bCs/>
-                <w:lang w:val="nl-NL"/>
-              </w:rPr>
-              <w:t>6</w:t>
+              <w:t>2026</w:t>
             </w:r>
           </w:p>
         </w:tc>
@@ -3949,12 +4177,40 @@
               <w:rPr>
                 <w:rFonts w:ascii="Cambria" w:hAnsi="Cambria" w:cstheme="minorHAnsi"/>
               </w:rPr>
-              <w:t>, &amp; Akyürek, E. Behaviorally irrelevant feature matching increases neural and behavioral working memory readout.</w:t>
-            </w:r>
+              <w:t xml:space="preserve">, &amp; Akyürek, E. </w:t>
+            </w:r>
+            <w:proofErr w:type="spellStart"/>
             <w:r>
               <w:rPr>
                 <w:rFonts w:ascii="Cambria" w:hAnsi="Cambria" w:cstheme="minorHAnsi"/>
               </w:rPr>
+              <w:t>Behaviorally</w:t>
+            </w:r>
+            <w:proofErr w:type="spellEnd"/>
+            <w:r>
+              <w:rPr>
+                <w:rFonts w:ascii="Cambria" w:hAnsi="Cambria" w:cstheme="minorHAnsi"/>
+              </w:rPr>
+              <w:t xml:space="preserve"> irrelevant feature matching increases neural and </w:t>
+            </w:r>
+            <w:proofErr w:type="spellStart"/>
+            <w:r>
+              <w:rPr>
+                <w:rFonts w:ascii="Cambria" w:hAnsi="Cambria" w:cstheme="minorHAnsi"/>
+              </w:rPr>
+              <w:t>behavioral</w:t>
+            </w:r>
+            <w:proofErr w:type="spellEnd"/>
+            <w:r>
+              <w:rPr>
+                <w:rFonts w:ascii="Cambria" w:hAnsi="Cambria" w:cstheme="minorHAnsi"/>
+              </w:rPr>
+              <w:t xml:space="preserve"> working memory readout.</w:t>
+            </w:r>
+            <w:r>
+              <w:rPr>
+                <w:rFonts w:ascii="Cambria" w:hAnsi="Cambria" w:cstheme="minorHAnsi"/>
+              </w:rPr>
               <w:t xml:space="preserve"> </w:t>
             </w:r>
             <w:r>
@@ -3971,6 +4227,14 @@
                 <w:i/>
                 <w:iCs/>
               </w:rPr>
+              <w:t>,</w:t>
+            </w:r>
+            <w:r>
+              <w:rPr>
+                <w:rFonts w:ascii="Cambria" w:hAnsi="Cambria" w:cs="Arial"/>
+                <w:i/>
+                <w:iCs/>
+              </w:rPr>
               <w:t xml:space="preserve"> 62(2).</w:t>
             </w:r>
             <w:r>
@@ -3979,7 +4243,7 @@
               </w:rPr>
               <w:t xml:space="preserve"> </w:t>
             </w:r>
-            <w:hyperlink r:id="rId14" w:history="1">
+            <w:hyperlink r:id="rId13" w:history="1">
               <w:r>
                 <w:rPr>
                   <w:rStyle w:val="Hyperlink"/>
@@ -4106,7 +4370,7 @@
               </w:rPr>
               <w:t xml:space="preserve">7. </w:t>
             </w:r>
-            <w:hyperlink r:id="rId15" w:history="1">
+            <w:hyperlink r:id="rId14" w:history="1">
               <w:r>
                 <w:rPr>
                   <w:rStyle w:val="Hyperlink"/>
@@ -4170,20 +4434,72 @@
               <w:rPr>
                 <w:rFonts w:ascii="Cambria" w:hAnsi="Cambria" w:cstheme="minorHAnsi"/>
               </w:rPr>
-              <w:t xml:space="preserve">*, Nijenkamp, R.*, Sarampalis, A., &amp; Fougnie, D. Introducing ART: a new method of testing auditory memory with circular reproduction tasks. </w:t>
-            </w:r>
+              <w:t xml:space="preserve">*, </w:t>
+            </w:r>
+            <w:proofErr w:type="spellStart"/>
             <w:r>
               <w:rPr>
                 <w:rFonts w:ascii="Cambria" w:hAnsi="Cambria" w:cstheme="minorHAnsi"/>
-                <w:i/>
-                <w:iCs/>
-              </w:rPr>
-              <w:t>Behavior Research Methods, 56</w:t>
-            </w:r>
+              </w:rPr>
+              <w:t>Nijenkamp</w:t>
+            </w:r>
+            <w:proofErr w:type="spellEnd"/>
             <w:r>
               <w:rPr>
                 <w:rFonts w:ascii="Cambria" w:hAnsi="Cambria" w:cstheme="minorHAnsi"/>
               </w:rPr>
+              <w:t xml:space="preserve">, R.*, </w:t>
+            </w:r>
+            <w:proofErr w:type="spellStart"/>
+            <w:r>
+              <w:rPr>
+                <w:rFonts w:ascii="Cambria" w:hAnsi="Cambria" w:cstheme="minorHAnsi"/>
+              </w:rPr>
+              <w:t>Sarampalis</w:t>
+            </w:r>
+            <w:proofErr w:type="spellEnd"/>
+            <w:r>
+              <w:rPr>
+                <w:rFonts w:ascii="Cambria" w:hAnsi="Cambria" w:cstheme="minorHAnsi"/>
+              </w:rPr>
+              <w:t xml:space="preserve">, A., &amp; </w:t>
+            </w:r>
+            <w:proofErr w:type="spellStart"/>
+            <w:r>
+              <w:rPr>
+                <w:rFonts w:ascii="Cambria" w:hAnsi="Cambria" w:cstheme="minorHAnsi"/>
+              </w:rPr>
+              <w:t>Fougnie</w:t>
+            </w:r>
+            <w:proofErr w:type="spellEnd"/>
+            <w:r>
+              <w:rPr>
+                <w:rFonts w:ascii="Cambria" w:hAnsi="Cambria" w:cstheme="minorHAnsi"/>
+              </w:rPr>
+              <w:t xml:space="preserve">, D. Introducing ART: a new method of testing auditory memory with circular reproduction tasks. </w:t>
+            </w:r>
+            <w:proofErr w:type="spellStart"/>
+            <w:r>
+              <w:rPr>
+                <w:rFonts w:ascii="Cambria" w:hAnsi="Cambria" w:cstheme="minorHAnsi"/>
+                <w:i/>
+                <w:iCs/>
+              </w:rPr>
+              <w:t>Behavior</w:t>
+            </w:r>
+            <w:proofErr w:type="spellEnd"/>
+            <w:r>
+              <w:rPr>
+                <w:rFonts w:ascii="Cambria" w:hAnsi="Cambria" w:cstheme="minorHAnsi"/>
+                <w:i/>
+                <w:iCs/>
+              </w:rPr>
+              <w:t xml:space="preserve"> Research Methods, 56</w:t>
+            </w:r>
+            <w:r>
+              <w:rPr>
+                <w:rFonts w:ascii="Cambria" w:hAnsi="Cambria" w:cstheme="minorHAnsi"/>
+              </w:rPr>
               <w:t>(8), 8330-8348.</w:t>
             </w:r>
             <w:r>
@@ -4194,7 +4510,7 @@
               </w:rPr>
               <w:t xml:space="preserve"> </w:t>
             </w:r>
-            <w:hyperlink r:id="rId16" w:history="1">
+            <w:hyperlink r:id="rId15" w:history="1">
               <w:r>
                 <w:rPr>
                   <w:rStyle w:val="Hyperlink"/>
@@ -4257,12 +4573,14 @@
               </w:rPr>
               <w:t xml:space="preserve">, S. M. R., </w:t>
             </w:r>
+            <w:proofErr w:type="spellStart"/>
             <w:r>
               <w:rPr>
                 <w:rFonts w:ascii="Cambria" w:hAnsi="Cambria" w:cstheme="minorHAnsi"/>
               </w:rPr>
               <w:t>Tarlao</w:t>
             </w:r>
+            <w:proofErr w:type="spellEnd"/>
             <w:r>
               <w:rPr>
                 <w:rFonts w:ascii="Cambria" w:hAnsi="Cambria" w:cstheme="minorHAnsi"/>
@@ -4337,7 +4655,7 @@
               </w:rPr>
               <w:t xml:space="preserve">(2), 160-163. </w:t>
             </w:r>
-            <w:hyperlink r:id="rId17" w:tgtFrame="_blank" w:history="1">
+            <w:hyperlink r:id="rId16" w:tgtFrame="_blank" w:history="1">
               <w:r>
                 <w:rPr>
                   <w:rStyle w:val="Hyperlink"/>
@@ -4452,7 +4770,7 @@
               </w:rPr>
               <w:t xml:space="preserve"> </w:t>
             </w:r>
-            <w:hyperlink r:id="rId18" w:tgtFrame="_blank" w:history="1">
+            <w:hyperlink r:id="rId17" w:tgtFrame="_blank" w:history="1">
               <w:r>
                 <w:rPr>
                   <w:rStyle w:val="Hyperlink"/>
@@ -4562,7 +4880,7 @@
               </w:rPr>
               <w:t xml:space="preserve">(3), 1–15. </w:t>
             </w:r>
-            <w:hyperlink r:id="rId19" w:history="1">
+            <w:hyperlink r:id="rId18" w:history="1">
               <w:r>
                 <w:rPr>
                   <w:rStyle w:val="Hyperlink"/>
@@ -4645,7 +4963,7 @@
               <w:rPr>
                 <w:rFonts w:ascii="Cambria" w:hAnsi="Cambria" w:cs="Arial"/>
               </w:rPr>
-              <w:t xml:space="preserve">Effects of gamma-aminobutyric acid on working memory and attention:  A randomized, double-blinded,  placebo-controlled, crossover trial. </w:t>
+              <w:t xml:space="preserve">Effects of gamma-aminobutyric acid on working memory and attention:  A randomized, double-blinded, placebo-controlled, crossover trial. </w:t>
             </w:r>
             <w:r>
               <w:rPr>
@@ -4661,7 +4979,7 @@
               </w:rPr>
               <w:t xml:space="preserve">(6), 554–565. </w:t>
             </w:r>
-            <w:hyperlink r:id="rId20" w:history="1">
+            <w:hyperlink r:id="rId19" w:history="1">
               <w:r>
                 <w:rPr>
                   <w:rStyle w:val="Hyperlink"/>
@@ -4730,7 +5048,21 @@
               <w:rPr>
                 <w:rFonts w:ascii="Cambria" w:hAnsi="Cambria" w:cs="Arial"/>
               </w:rPr>
-              <w:t xml:space="preserve">, Mathȏt, S., Bowman, H., &amp; Akyürek, E. G. Concealed identity information detection with pupillometry in rapid serial visual presentation. </w:t>
+              <w:t xml:space="preserve">, </w:t>
+            </w:r>
+            <w:proofErr w:type="spellStart"/>
+            <w:r>
+              <w:rPr>
+                <w:rFonts w:ascii="Cambria" w:hAnsi="Cambria" w:cs="Arial"/>
+              </w:rPr>
+              <w:t>Mathȏt</w:t>
+            </w:r>
+            <w:proofErr w:type="spellEnd"/>
+            <w:r>
+              <w:rPr>
+                <w:rFonts w:ascii="Cambria" w:hAnsi="Cambria" w:cs="Arial"/>
+              </w:rPr>
+              <w:t xml:space="preserve">, S., Bowman, H., &amp; Akyürek, E. G. Concealed identity information detection with pupillometry in rapid serial visual presentation. </w:t>
             </w:r>
             <w:r>
               <w:rPr>
@@ -4760,7 +5092,7 @@
               </w:rPr>
               <w:t xml:space="preserve">(1). 1-14. </w:t>
             </w:r>
-            <w:hyperlink r:id="rId21" w:history="1">
+            <w:hyperlink r:id="rId20" w:history="1">
               <w:r>
                 <w:rPr>
                   <w:rStyle w:val="Hyperlink"/>
@@ -4890,7 +5222,7 @@
               </w:rPr>
               <w:t xml:space="preserve"> </w:t>
             </w:r>
-            <w:hyperlink r:id="rId22" w:history="1">
+            <w:hyperlink r:id="rId21" w:history="1">
               <w:r>
                 <w:rPr>
                   <w:rStyle w:val="Hyperlink"/>
@@ -4992,7 +5324,7 @@
               </w:rPr>
               <w:t xml:space="preserve">. </w:t>
             </w:r>
-            <w:hyperlink r:id="rId23" w:history="1">
+            <w:hyperlink r:id="rId22" w:history="1">
               <w:r>
                 <w:rPr>
                   <w:rStyle w:val="Hyperlink"/>
@@ -5069,7 +5401,21 @@
               <w:rPr>
                 <w:rFonts w:ascii="Cambria" w:hAnsi="Cambria" w:cs="Arial"/>
               </w:rPr>
-              <w:t xml:space="preserve">, &amp; Alıcı, T. The effects of long-term cocoa flavanols intake on cognitive functions and mood, and the physiological mechanisms underlying these effects: A literature </w:t>
+              <w:t xml:space="preserve">, &amp; </w:t>
+            </w:r>
+            <w:proofErr w:type="spellStart"/>
+            <w:r>
+              <w:rPr>
+                <w:rFonts w:ascii="Cambria" w:hAnsi="Cambria" w:cs="Arial"/>
+              </w:rPr>
+              <w:t>Alıcı</w:t>
+            </w:r>
+            <w:proofErr w:type="spellEnd"/>
+            <w:r>
+              <w:rPr>
+                <w:rFonts w:ascii="Cambria" w:hAnsi="Cambria" w:cs="Arial"/>
+              </w:rPr>
+              <w:t xml:space="preserve">, T. The effects of long-term cocoa flavanols intake on cognitive functions and mood, and the physiological mechanisms underlying these effects: A literature </w:t>
             </w:r>
             <w:r>
               <w:rPr>
@@ -5112,7 +5458,7 @@
               </w:rPr>
               <w:t xml:space="preserve">. </w:t>
             </w:r>
-            <w:hyperlink r:id="rId24" w:history="1">
+            <w:hyperlink r:id="rId23" w:history="1">
               <w:r>
                 <w:rPr>
                   <w:rStyle w:val="Hyperlink"/>
@@ -5204,7 +5550,7 @@
               </w:rPr>
               <w:t xml:space="preserve">(1), 1-13. </w:t>
             </w:r>
-            <w:hyperlink r:id="rId25" w:history="1">
+            <w:hyperlink r:id="rId24" w:history="1">
               <w:r>
                 <w:rPr>
                   <w:rStyle w:val="Hyperlink"/>
@@ -5279,15 +5625,38 @@
               <w:rPr>
                 <w:rFonts w:ascii="Cambria" w:hAnsi="Cambria" w:cs="Arial"/>
               </w:rPr>
-              <w:t xml:space="preserve">&amp; Akyürek, E. G. Temporal integration and attentional selection of color and contrast target pairs in rapid serial visual presentation. </w:t>
-            </w:r>
-            <w:r>
-              <w:rPr>
-                <w:rFonts w:ascii="Cambria" w:hAnsi="Cambria" w:cs="Arial"/>
-                <w:i/>
-              </w:rPr>
-              <w:t>Acta Psychologica</w:t>
-            </w:r>
+              <w:t xml:space="preserve">&amp; Akyürek, E. G. Temporal integration and attentional selection of </w:t>
+            </w:r>
+            <w:proofErr w:type="spellStart"/>
+            <w:r>
+              <w:rPr>
+                <w:rFonts w:ascii="Cambria" w:hAnsi="Cambria" w:cs="Arial"/>
+              </w:rPr>
+              <w:t>color</w:t>
+            </w:r>
+            <w:proofErr w:type="spellEnd"/>
+            <w:r>
+              <w:rPr>
+                <w:rFonts w:ascii="Cambria" w:hAnsi="Cambria" w:cs="Arial"/>
+              </w:rPr>
+              <w:t xml:space="preserve"> and contrast target pairs in rapid serial visual presentation. </w:t>
+            </w:r>
+            <w:r>
+              <w:rPr>
+                <w:rFonts w:ascii="Cambria" w:hAnsi="Cambria" w:cs="Arial"/>
+                <w:i/>
+              </w:rPr>
+              <w:t xml:space="preserve">Acta </w:t>
+            </w:r>
+            <w:proofErr w:type="spellStart"/>
+            <w:r>
+              <w:rPr>
+                <w:rFonts w:ascii="Cambria" w:hAnsi="Cambria" w:cs="Arial"/>
+                <w:i/>
+              </w:rPr>
+              <w:t>Psychologica</w:t>
+            </w:r>
+            <w:proofErr w:type="spellEnd"/>
             <w:r>
               <w:rPr>
                 <w:rFonts w:ascii="Cambria" w:hAnsi="Cambria" w:cs="Arial"/>
@@ -5307,7 +5676,7 @@
               </w:rPr>
               <w:t xml:space="preserve">, 56–69. </w:t>
             </w:r>
-            <w:hyperlink r:id="rId26" w:history="1">
+            <w:hyperlink r:id="rId25" w:history="1">
               <w:r>
                 <w:rPr>
                   <w:rStyle w:val="Hyperlink"/>
@@ -5383,7 +5752,7 @@
               </w:rPr>
               <w:t xml:space="preserve">(5), 1497–1511. </w:t>
             </w:r>
-            <w:hyperlink r:id="rId27" w:history="1">
+            <w:hyperlink r:id="rId26" w:history="1">
               <w:r>
                 <w:rPr>
                   <w:rStyle w:val="Hyperlink"/>
@@ -5468,7 +5837,7 @@
               </w:rPr>
               <w:t xml:space="preserve">(6), 1742–1754. </w:t>
             </w:r>
-            <w:hyperlink r:id="rId28" w:history="1">
+            <w:hyperlink r:id="rId27" w:history="1">
               <w:r>
                 <w:rPr>
                   <w:rStyle w:val="Hyperlink"/>
@@ -5582,32 +5951,93 @@
               <w:rPr>
                 <w:rFonts w:ascii="Cambria" w:eastAsia="Calibri" w:hAnsi="Cambria" w:cs="Arial"/>
               </w:rPr>
-              <w:t xml:space="preserve"> Duyum ​​ve </w:t>
-            </w:r>
+              <w:t xml:space="preserve"> Duyum ​​</w:t>
+            </w:r>
+            <w:proofErr w:type="spellStart"/>
             <w:r>
               <w:rPr>
                 <w:rFonts w:ascii="Cambria" w:eastAsia="Calibri" w:hAnsi="Cambria" w:cs="Arial"/>
               </w:rPr>
+              <w:t>ve</w:t>
+            </w:r>
+            <w:proofErr w:type="spellEnd"/>
+            <w:r>
+              <w:rPr>
+                <w:rFonts w:ascii="Cambria" w:eastAsia="Calibri" w:hAnsi="Cambria" w:cs="Arial"/>
+              </w:rPr>
+              <w:t xml:space="preserve"> </w:t>
+            </w:r>
+            <w:proofErr w:type="spellStart"/>
+            <w:r>
+              <w:rPr>
+                <w:rFonts w:ascii="Cambria" w:eastAsia="Calibri" w:hAnsi="Cambria" w:cs="Arial"/>
+              </w:rPr>
               <w:t>a</w:t>
             </w:r>
             <w:r>
               <w:rPr>
                 <w:rFonts w:ascii="Cambria" w:eastAsia="Calibri" w:hAnsi="Cambria" w:cs="Arial"/>
               </w:rPr>
-              <w:t xml:space="preserve">lgı (Sensation and Perception). In . G. ZEREN (Eds.), </w:t>
-            </w:r>
+              <w:t>lgı</w:t>
+            </w:r>
+            <w:proofErr w:type="spellEnd"/>
             <w:r>
               <w:rPr>
                 <w:rFonts w:ascii="Cambria" w:eastAsia="Calibri" w:hAnsi="Cambria" w:cs="Arial"/>
-                <w:i/>
-              </w:rPr>
-              <w:t>Fizyolojik Psikoloji (Physiological Psychology)</w:t>
-            </w:r>
+              </w:rPr>
+              <w:t xml:space="preserve"> (Sensation and Perception). In. G. ZEREN (Eds.), </w:t>
+            </w:r>
+            <w:proofErr w:type="spellStart"/>
             <w:r>
               <w:rPr>
                 <w:rFonts w:ascii="Cambria" w:eastAsia="Calibri" w:hAnsi="Cambria" w:cs="Arial"/>
-              </w:rPr>
-              <w:t xml:space="preserve"> (pp. 203–233). Eğiten Kitap. Ankara, Turkey.</w:t>
+                <w:i/>
+              </w:rPr>
+              <w:t>Fizyolojik</w:t>
+            </w:r>
+            <w:proofErr w:type="spellEnd"/>
+            <w:r>
+              <w:rPr>
+                <w:rFonts w:ascii="Cambria" w:eastAsia="Calibri" w:hAnsi="Cambria" w:cs="Arial"/>
+                <w:i/>
+              </w:rPr>
+              <w:t xml:space="preserve"> </w:t>
+            </w:r>
+            <w:proofErr w:type="spellStart"/>
+            <w:r>
+              <w:rPr>
+                <w:rFonts w:ascii="Cambria" w:eastAsia="Calibri" w:hAnsi="Cambria" w:cs="Arial"/>
+                <w:i/>
+              </w:rPr>
+              <w:t>Psikoloji</w:t>
+            </w:r>
+            <w:proofErr w:type="spellEnd"/>
+            <w:r>
+              <w:rPr>
+                <w:rFonts w:ascii="Cambria" w:eastAsia="Calibri" w:hAnsi="Cambria" w:cs="Arial"/>
+                <w:i/>
+              </w:rPr>
+              <w:t xml:space="preserve"> (Physiological Psychology)</w:t>
+            </w:r>
+            <w:r>
+              <w:rPr>
+                <w:rFonts w:ascii="Cambria" w:eastAsia="Calibri" w:hAnsi="Cambria" w:cs="Arial"/>
+              </w:rPr>
+              <w:t xml:space="preserve"> (pp. 203–233). </w:t>
+            </w:r>
+            <w:proofErr w:type="spellStart"/>
+            <w:r>
+              <w:rPr>
+                <w:rFonts w:ascii="Cambria" w:eastAsia="Calibri" w:hAnsi="Cambria" w:cs="Arial"/>
+              </w:rPr>
+              <w:t>Eğiten</w:t>
+            </w:r>
+            <w:proofErr w:type="spellEnd"/>
+            <w:r>
+              <w:rPr>
+                <w:rFonts w:ascii="Cambria" w:eastAsia="Calibri" w:hAnsi="Cambria" w:cs="Arial"/>
+              </w:rPr>
+              <w:t xml:space="preserve"> Kitap. Ankara, Turkey.</w:t>
             </w:r>
           </w:p>
         </w:tc>
@@ -5707,7 +6137,21 @@
               <w:rPr>
                 <w:rFonts w:ascii="Cambria" w:eastAsia="Calibri" w:hAnsi="Cambria" w:cs="Arial"/>
               </w:rPr>
-              <w:t xml:space="preserve">, Trans). Pegem Press. İstanbul, Turkey. </w:t>
+              <w:t xml:space="preserve">, Trans). </w:t>
+            </w:r>
+            <w:proofErr w:type="spellStart"/>
+            <w:r>
+              <w:rPr>
+                <w:rFonts w:ascii="Cambria" w:eastAsia="Calibri" w:hAnsi="Cambria" w:cs="Arial"/>
+              </w:rPr>
+              <w:t>Pegem</w:t>
+            </w:r>
+            <w:proofErr w:type="spellEnd"/>
+            <w:r>
+              <w:rPr>
+                <w:rFonts w:ascii="Cambria" w:eastAsia="Calibri" w:hAnsi="Cambria" w:cs="Arial"/>
+              </w:rPr>
+              <w:t xml:space="preserve"> Press. İstanbul, Turkey. </w:t>
             </w:r>
           </w:p>
         </w:tc>
@@ -6015,47 +6459,103 @@
               <w:jc w:val="both"/>
               <w:rPr>
                 <w:rFonts w:ascii="Cambria" w:hAnsi="Cambria" w:cs="Arial"/>
-              </w:rPr>
-            </w:pPr>
-            <w:r>
-              <w:rPr>
-                <w:rFonts w:ascii="Cambria" w:hAnsi="Cambria" w:cs="Arial"/>
                 <w:b/>
                 <w:bCs/>
               </w:rPr>
+            </w:pPr>
+            <w:r>
+              <w:rPr>
+                <w:rFonts w:ascii="Cambria" w:hAnsi="Cambria" w:cstheme="minorHAnsi"/>
+                <w:b/>
+                <w:bCs/>
+              </w:rPr>
               <w:t>Karabay, A.,</w:t>
             </w:r>
             <w:r>
               <w:rPr>
-                <w:rFonts w:ascii="Cambria" w:hAnsi="Cambria" w:cs="Arial"/>
-              </w:rPr>
-              <w:t xml:space="preserve"> &amp; Fougnie, D. Revisiting visual awareness: No evidence for levels of processing.</w:t>
-            </w:r>
-            <w:r>
-              <w:rPr>
-                <w:rFonts w:ascii="Cambria" w:hAnsi="Cambria" w:cs="Arial"/>
+                <w:rFonts w:ascii="Cambria" w:hAnsi="Cambria" w:cstheme="minorHAnsi"/>
               </w:rPr>
               <w:t xml:space="preserve"> </w:t>
             </w:r>
             <w:r>
               <w:rPr>
-                <w:rFonts w:ascii="Cambria" w:hAnsi="Cambria" w:cs="Arial"/>
-                <w:i/>
-                <w:iCs/>
-              </w:rPr>
-              <w:t xml:space="preserve">The </w:t>
-            </w:r>
-            <w:r>
-              <w:rPr>
-                <w:rFonts w:ascii="Cambria" w:hAnsi="Cambria" w:cs="Arial"/>
-                <w:i/>
-                <w:iCs/>
-              </w:rPr>
-              <w:t>25</w:t>
-            </w:r>
-            <w:r>
-              <w:rPr>
-                <w:rFonts w:ascii="Cambria" w:hAnsi="Cambria" w:cs="Arial"/>
+                <w:rFonts w:ascii="Cambria" w:hAnsi="Cambria" w:cstheme="minorHAnsi"/>
+              </w:rPr>
+              <w:t>Vriens</w:t>
+            </w:r>
+            <w:r>
+              <w:rPr>
+                <w:rFonts w:ascii="Cambria" w:hAnsi="Cambria" w:cstheme="minorHAnsi"/>
+              </w:rPr>
+              <w:t xml:space="preserve">, P., </w:t>
+            </w:r>
+            <w:r>
+              <w:rPr>
+                <w:rFonts w:ascii="Cambria" w:hAnsi="Cambria" w:cstheme="minorHAnsi"/>
+              </w:rPr>
+              <w:t>Adams</w:t>
+            </w:r>
+            <w:r>
+              <w:rPr>
+                <w:rFonts w:ascii="Cambria" w:hAnsi="Cambria" w:cstheme="minorHAnsi"/>
+              </w:rPr>
+              <w:t xml:space="preserve">, J., </w:t>
+            </w:r>
+            <w:r>
+              <w:rPr>
+                <w:rFonts w:ascii="Cambria" w:hAnsi="Cambria" w:cstheme="minorHAnsi"/>
+              </w:rPr>
+              <w:t>Tran</w:t>
+            </w:r>
+            <w:r>
+              <w:rPr>
+                <w:rFonts w:ascii="Cambria" w:hAnsi="Cambria" w:cstheme="minorHAnsi"/>
+              </w:rPr>
+              <w:t xml:space="preserve">, N., &amp; Sahan, M. I. </w:t>
+            </w:r>
+            <w:r>
+              <w:rPr>
+                <w:rFonts w:ascii="Cambria" w:hAnsi="Cambria" w:cstheme="minorHAnsi"/>
+              </w:rPr>
+              <w:t xml:space="preserve">How you encode is how you remember: </w:t>
+            </w:r>
+            <w:proofErr w:type="spellStart"/>
+            <w:r>
+              <w:rPr>
+                <w:rFonts w:ascii="Cambria" w:hAnsi="Cambria" w:cstheme="minorHAnsi"/>
+              </w:rPr>
+              <w:t>Center</w:t>
+            </w:r>
+            <w:proofErr w:type="spellEnd"/>
+            <w:r>
+              <w:rPr>
+                <w:rFonts w:ascii="Cambria" w:hAnsi="Cambria" w:cstheme="minorHAnsi"/>
+              </w:rPr>
+              <w:t>-to-surround inhibition during encoding underlies repulsion bias in working memory</w:t>
+            </w:r>
+            <w:r>
+              <w:rPr>
+                <w:rFonts w:ascii="Cambria" w:hAnsi="Cambria" w:cstheme="minorHAnsi"/>
+              </w:rPr>
+              <w:t>.</w:t>
+            </w:r>
+            <w:r>
+              <w:rPr>
+                <w:rFonts w:ascii="Cambria" w:hAnsi="Cambria" w:cstheme="minorHAnsi"/>
+              </w:rPr>
+              <w:t xml:space="preserve"> </w:t>
+            </w:r>
+            <w:r>
+              <w:rPr>
+                <w:rFonts w:ascii="Cambria" w:hAnsi="Cambria" w:cstheme="minorHAnsi"/>
+                <w:i/>
+                <w:iCs/>
+              </w:rPr>
+              <w:t>19</w:t>
+            </w:r>
+            <w:r>
+              <w:rPr>
+                <w:rFonts w:ascii="Cambria" w:hAnsi="Cambria" w:cstheme="minorHAnsi"/>
                 <w:i/>
                 <w:iCs/>
                 <w:vertAlign w:val="superscript"/>
@@ -6064,42 +6564,17 @@
             </w:r>
             <w:r>
               <w:rPr>
-                <w:rFonts w:ascii="Cambria" w:hAnsi="Cambria" w:cs="Arial"/>
-                <w:i/>
-                <w:iCs/>
-                <w:vertAlign w:val="superscript"/>
-              </w:rPr>
-              <w:t xml:space="preserve"> </w:t>
-            </w:r>
-            <w:r>
-              <w:rPr>
-                <w:rFonts w:ascii="Cambria" w:hAnsi="Cambria" w:cs="Arial"/>
-                <w:i/>
-                <w:iCs/>
-              </w:rPr>
-              <w:t>Vision Sciences Society Meeting</w:t>
-            </w:r>
-            <w:r>
-              <w:rPr>
-                <w:rFonts w:ascii="Cambria" w:hAnsi="Cambria" w:cs="Arial"/>
-                <w:i/>
-                <w:iCs/>
-              </w:rPr>
-              <w:t xml:space="preserve"> (VSS)</w:t>
-            </w:r>
-            <w:r>
-              <w:rPr>
-                <w:rFonts w:ascii="Cambria" w:hAnsi="Cambria" w:cs="Arial"/>
-                <w:i/>
-                <w:iCs/>
-              </w:rPr>
-              <w:t xml:space="preserve"> </w:t>
-            </w:r>
-            <w:r>
-              <w:rPr>
-                <w:rFonts w:ascii="Cambria" w:hAnsi="Cambria" w:cs="Arial"/>
-              </w:rPr>
-              <w:t>in Florida, USA.</w:t>
+                <w:rFonts w:ascii="Cambria" w:hAnsi="Cambria" w:cstheme="minorHAnsi"/>
+                <w:i/>
+                <w:iCs/>
+              </w:rPr>
+              <w:t xml:space="preserve"> European Workshop on Imagery and Cognition (EWIC 2026)</w:t>
+            </w:r>
+            <w:r>
+              <w:rPr>
+                <w:rFonts w:ascii="Cambria" w:hAnsi="Cambria" w:cstheme="minorHAnsi"/>
+              </w:rPr>
+              <w:t xml:space="preserve"> in Leiden, the Netherlands. </w:t>
             </w:r>
           </w:p>
         </w:tc>
@@ -6113,16 +6588,16 @@
               <w:rPr>
                 <w:rFonts w:ascii="Cambria" w:hAnsi="Cambria" w:cs="Arial"/>
                 <w:bCs/>
-                <w:lang w:val="nl-NL"/>
-              </w:rPr>
-            </w:pPr>
-            <w:r>
-              <w:rPr>
-                <w:rFonts w:ascii="Cambria" w:hAnsi="Cambria" w:cs="Arial"/>
-                <w:bCs/>
-                <w:lang w:val="nl-NL"/>
-              </w:rPr>
-              <w:t>05/2025</w:t>
+                <w:lang w:val="en-GB"/>
+              </w:rPr>
+            </w:pPr>
+            <w:r>
+              <w:rPr>
+                <w:rFonts w:ascii="Cambria" w:hAnsi="Cambria" w:cs="Arial"/>
+                <w:bCs/>
+                <w:lang w:val="en-GB"/>
+              </w:rPr>
+              <w:t>06/2026</w:t>
             </w:r>
           </w:p>
         </w:tc>
@@ -6139,97 +6614,91 @@
               <w:jc w:val="both"/>
               <w:rPr>
                 <w:rFonts w:ascii="Cambria" w:hAnsi="Cambria" w:cs="Arial"/>
-                <w:lang w:val="en-AE"/>
-              </w:rPr>
-            </w:pPr>
-            <w:r>
-              <w:rPr>
-                <w:rFonts w:ascii="Cambria" w:hAnsi="Cambria" w:cs="Arial"/>
-              </w:rPr>
-              <w:t>Chen, I.,</w:t>
-            </w:r>
-            <w:r>
+              </w:rPr>
+            </w:pPr>
+            <w:r>
+              <w:rPr>
+                <w:rFonts w:ascii="Cambria" w:hAnsi="Cambria" w:cs="Arial"/>
+                <w:b/>
+                <w:bCs/>
+              </w:rPr>
+              <w:t>Karabay, A.,</w:t>
+            </w:r>
+            <w:r>
+              <w:rPr>
+                <w:rFonts w:ascii="Cambria" w:hAnsi="Cambria" w:cs="Arial"/>
+              </w:rPr>
+              <w:t xml:space="preserve"> &amp; </w:t>
+            </w:r>
+            <w:proofErr w:type="spellStart"/>
+            <w:r>
+              <w:rPr>
+                <w:rFonts w:ascii="Cambria" w:hAnsi="Cambria" w:cs="Arial"/>
+              </w:rPr>
+              <w:t>Fougnie</w:t>
+            </w:r>
+            <w:proofErr w:type="spellEnd"/>
+            <w:r>
+              <w:rPr>
+                <w:rFonts w:ascii="Cambria" w:hAnsi="Cambria" w:cs="Arial"/>
+              </w:rPr>
+              <w:t>, D. Revisiting visual awareness: No evidence for levels of processing.</w:t>
+            </w:r>
+            <w:r>
+              <w:rPr>
+                <w:rFonts w:ascii="Cambria" w:hAnsi="Cambria" w:cs="Arial"/>
+              </w:rPr>
               <w:t xml:space="preserve"> </w:t>
             </w:r>
             <w:r>
               <w:rPr>
                 <w:rFonts w:ascii="Cambria" w:hAnsi="Cambria" w:cs="Arial"/>
-              </w:rPr>
-              <w:t xml:space="preserve">Mathȏt, S., van der Mijn, R., </w:t>
-            </w:r>
-            <w:r>
-              <w:rPr>
-                <w:rFonts w:ascii="Cambria" w:hAnsi="Cambria" w:cs="Arial"/>
-                <w:b/>
-              </w:rPr>
-              <w:t>Karabay, A.</w:t>
-            </w:r>
-            <w:r>
-              <w:rPr>
-                <w:rFonts w:ascii="Cambria" w:hAnsi="Cambria" w:cs="Arial"/>
-                <w:bCs/>
-              </w:rPr>
-              <w:t>,</w:t>
-            </w:r>
-            <w:r>
+                <w:i/>
+                <w:iCs/>
+              </w:rPr>
+              <w:t xml:space="preserve">The </w:t>
+            </w:r>
+            <w:r>
+              <w:rPr>
+                <w:rFonts w:ascii="Cambria" w:hAnsi="Cambria" w:cs="Arial"/>
+                <w:i/>
+                <w:iCs/>
+              </w:rPr>
+              <w:t>25</w:t>
+            </w:r>
+            <w:r>
+              <w:rPr>
+                <w:rFonts w:ascii="Cambria" w:hAnsi="Cambria" w:cs="Arial"/>
+                <w:i/>
+                <w:iCs/>
+                <w:vertAlign w:val="superscript"/>
+              </w:rPr>
+              <w:t>th</w:t>
+            </w:r>
+            <w:r>
+              <w:rPr>
+                <w:rFonts w:ascii="Cambria" w:hAnsi="Cambria" w:cs="Arial"/>
+                <w:i/>
+                <w:iCs/>
+                <w:vertAlign w:val="superscript"/>
+              </w:rPr>
               <w:t xml:space="preserve"> </w:t>
             </w:r>
             <w:r>
               <w:rPr>
                 <w:rFonts w:ascii="Cambria" w:hAnsi="Cambria" w:cs="Arial"/>
-              </w:rPr>
-              <w:t xml:space="preserve">Bowman, H., &amp; Akyürek, </w:t>
-            </w:r>
-            <w:r>
-              <w:rPr>
-                <w:rFonts w:ascii="Cambria" w:hAnsi="Cambria" w:cs="Arial"/>
-              </w:rPr>
-              <w:t xml:space="preserve">E. G. </w:t>
-            </w:r>
-            <w:r>
-              <w:rPr>
-                <w:rFonts w:ascii="Cambria" w:hAnsi="Cambria" w:cs="Arial"/>
-              </w:rPr>
-              <w:t>Concealed familiar face detection with EEG in rapid serial visual presentation</w:t>
-            </w:r>
-            <w:r>
-              <w:rPr>
-                <w:rFonts w:ascii="Cambria" w:hAnsi="Cambria" w:cs="Arial"/>
-              </w:rPr>
-              <w:t xml:space="preserve">. </w:t>
-            </w:r>
-            <w:r>
-              <w:rPr>
-                <w:rFonts w:ascii="Cambria" w:hAnsi="Cambria" w:cs="Arial"/>
-                <w:i/>
-                <w:iCs/>
-              </w:rPr>
-              <w:t xml:space="preserve">The </w:t>
-            </w:r>
-            <w:r>
-              <w:rPr>
-                <w:rFonts w:ascii="Cambria" w:hAnsi="Cambria" w:cs="Arial"/>
-                <w:i/>
-                <w:iCs/>
-              </w:rPr>
-              <w:t>2</w:t>
-            </w:r>
-            <w:r>
-              <w:rPr>
-                <w:rFonts w:ascii="Cambria" w:hAnsi="Cambria" w:cs="Arial"/>
-                <w:i/>
-                <w:iCs/>
-              </w:rPr>
-              <w:t>3</w:t>
-            </w:r>
-            <w:r>
-              <w:rPr>
-                <w:rFonts w:ascii="Cambria" w:hAnsi="Cambria" w:cs="Arial"/>
-                <w:i/>
-                <w:iCs/>
-                <w:vertAlign w:val="superscript"/>
-              </w:rPr>
-              <w:t>rd</w:t>
+                <w:i/>
+                <w:iCs/>
+              </w:rPr>
+              <w:t>Vision Sciences Society Meeting</w:t>
+            </w:r>
+            <w:r>
+              <w:rPr>
+                <w:rFonts w:ascii="Cambria" w:hAnsi="Cambria" w:cs="Arial"/>
+                <w:i/>
+                <w:iCs/>
+              </w:rPr>
+              <w:t xml:space="preserve"> (VSS)</w:t>
             </w:r>
             <w:r>
               <w:rPr>
@@ -6242,34 +6711,8 @@
             <w:r>
               <w:rPr>
                 <w:rFonts w:ascii="Cambria" w:hAnsi="Cambria" w:cs="Arial"/>
-                <w:i/>
-                <w:iCs/>
-              </w:rPr>
-              <w:t>Conference of the European Society for Cognitive Psychology (ESCoP)</w:t>
-            </w:r>
-            <w:r>
-              <w:rPr>
-                <w:rFonts w:ascii="Cambria" w:hAnsi="Cambria" w:cs="Arial"/>
-              </w:rPr>
-              <w:t xml:space="preserve"> in </w:t>
-            </w:r>
-            <w:r>
-              <w:rPr>
-                <w:rFonts w:ascii="Cambria" w:hAnsi="Cambria" w:cs="Arial"/>
-              </w:rPr>
-              <w:t>Porto</w:t>
-            </w:r>
-            <w:r>
-              <w:rPr>
-                <w:rFonts w:ascii="Cambria" w:hAnsi="Cambria" w:cs="Arial"/>
-              </w:rPr>
-              <w:t xml:space="preserve">, </w:t>
-            </w:r>
-            <w:r>
-              <w:rPr>
-                <w:rFonts w:ascii="Cambria" w:hAnsi="Cambria" w:cs="Arial"/>
-              </w:rPr>
-              <w:t>Portugal.</w:t>
+              </w:rPr>
+              <w:t>in Florida, USA.</w:t>
             </w:r>
           </w:p>
         </w:tc>
@@ -6292,7 +6735,7 @@
                 <w:bCs/>
                 <w:lang w:val="nl-NL"/>
               </w:rPr>
-              <w:t>09/2023</w:t>
+              <w:t>05/2025</w:t>
             </w:r>
           </w:p>
         </w:tc>
@@ -6314,128 +6757,148 @@
             </w:pPr>
             <w:r>
               <w:rPr>
-                <w:rFonts w:ascii="Cambria" w:hAnsi="Cambria" w:cstheme="minorHAnsi"/>
-                <w:u w:val="single"/>
-              </w:rPr>
-              <w:t>Wang, S.,</w:t>
-            </w:r>
-            <w:r>
-              <w:rPr>
-                <w:rFonts w:ascii="Cambria" w:hAnsi="Cambria" w:cstheme="minorHAnsi"/>
-              </w:rPr>
+                <w:rFonts w:ascii="Cambria" w:hAnsi="Cambria" w:cs="Arial"/>
+              </w:rPr>
+              <w:t>Chen, I.,</w:t>
+            </w:r>
+            <w:r>
               <w:t xml:space="preserve"> </w:t>
             </w:r>
-            <w:r>
-              <w:rPr>
-                <w:rFonts w:ascii="Cambria" w:hAnsi="Cambria" w:cstheme="minorHAnsi"/>
+            <w:proofErr w:type="spellStart"/>
+            <w:r>
+              <w:rPr>
+                <w:rFonts w:ascii="Cambria" w:hAnsi="Cambria" w:cs="Arial"/>
+              </w:rPr>
+              <w:t>Mathȏt</w:t>
+            </w:r>
+            <w:proofErr w:type="spellEnd"/>
+            <w:r>
+              <w:rPr>
+                <w:rFonts w:ascii="Cambria" w:hAnsi="Cambria" w:cs="Arial"/>
+              </w:rPr>
+              <w:t xml:space="preserve">, S., van der </w:t>
+            </w:r>
+            <w:proofErr w:type="spellStart"/>
+            <w:r>
+              <w:rPr>
+                <w:rFonts w:ascii="Cambria" w:hAnsi="Cambria" w:cs="Arial"/>
+              </w:rPr>
+              <w:t>Mijn</w:t>
+            </w:r>
+            <w:proofErr w:type="spellEnd"/>
+            <w:r>
+              <w:rPr>
+                <w:rFonts w:ascii="Cambria" w:hAnsi="Cambria" w:cs="Arial"/>
+              </w:rPr>
+              <w:t xml:space="preserve">, R., </w:t>
+            </w:r>
+            <w:r>
+              <w:rPr>
+                <w:rFonts w:ascii="Cambria" w:hAnsi="Cambria" w:cs="Arial"/>
                 <w:b/>
-                <w:bCs/>
               </w:rPr>
               <w:t>Karabay, A.</w:t>
             </w:r>
             <w:r>
               <w:rPr>
-                <w:rFonts w:ascii="Cambria" w:hAnsi="Cambria" w:cstheme="minorHAnsi"/>
+                <w:rFonts w:ascii="Cambria" w:hAnsi="Cambria" w:cs="Arial"/>
+                <w:bCs/>
               </w:rPr>
               <w:t>,</w:t>
             </w:r>
             <w:r>
-              <w:rPr>
-                <w:rFonts w:ascii="Cambria" w:hAnsi="Cambria" w:cstheme="minorHAnsi"/>
-              </w:rPr>
               <w:t xml:space="preserve"> </w:t>
             </w:r>
             <w:r>
               <w:rPr>
                 <w:rFonts w:ascii="Cambria" w:hAnsi="Cambria" w:cs="Arial"/>
-                <w:lang w:val="en-AE"/>
-              </w:rPr>
-              <w:t xml:space="preserve">&amp; </w:t>
-            </w:r>
-            <w:r>
-              <w:rPr>
-                <w:rFonts w:ascii="Cambria" w:hAnsi="Cambria" w:cstheme="minorHAnsi"/>
-              </w:rPr>
-              <w:t xml:space="preserve">Akyürek, E. G. Attentional </w:t>
-            </w:r>
-            <w:r>
-              <w:rPr>
-                <w:rFonts w:ascii="Cambria" w:hAnsi="Cambria" w:cstheme="minorHAnsi"/>
-              </w:rPr>
-              <w:t>blur and blink</w:t>
-            </w:r>
-            <w:r>
-              <w:rPr>
-                <w:rFonts w:ascii="Cambria" w:hAnsi="Cambria" w:cstheme="minorHAnsi"/>
-              </w:rPr>
-              <w:t xml:space="preserve">: Effects </w:t>
-            </w:r>
-            <w:r>
-              <w:rPr>
-                <w:rFonts w:ascii="Cambria" w:hAnsi="Cambria" w:cstheme="minorHAnsi"/>
-              </w:rPr>
-              <w:t>of adaptive attentional scaling on visual awareness</w:t>
-            </w:r>
-            <w:r>
-              <w:rPr>
-                <w:rFonts w:ascii="Cambria" w:hAnsi="Cambria" w:cstheme="minorHAnsi"/>
-              </w:rPr>
-              <w:t>.</w:t>
-            </w:r>
-            <w:r>
-              <w:rPr>
-                <w:rFonts w:ascii="Cambria" w:hAnsi="Cambria" w:cstheme="minorHAnsi"/>
+              </w:rPr>
+              <w:t xml:space="preserve">Bowman, H., &amp; Akyürek, </w:t>
+            </w:r>
+            <w:r>
+              <w:rPr>
+                <w:rFonts w:ascii="Cambria" w:hAnsi="Cambria" w:cs="Arial"/>
+              </w:rPr>
+              <w:t xml:space="preserve">E. G. </w:t>
+            </w:r>
+            <w:r>
+              <w:rPr>
+                <w:rFonts w:ascii="Cambria" w:hAnsi="Cambria" w:cs="Arial"/>
+              </w:rPr>
+              <w:t>Concealed familiar face detection with EEG in rapid serial visual presentation</w:t>
+            </w:r>
+            <w:r>
+              <w:rPr>
+                <w:rFonts w:ascii="Cambria" w:hAnsi="Cambria" w:cs="Arial"/>
+              </w:rPr>
+              <w:t xml:space="preserve">. </w:t>
+            </w:r>
+            <w:r>
+              <w:rPr>
+                <w:rFonts w:ascii="Cambria" w:hAnsi="Cambria" w:cs="Arial"/>
+                <w:i/>
+                <w:iCs/>
+              </w:rPr>
+              <w:t xml:space="preserve">The </w:t>
+            </w:r>
+            <w:r>
+              <w:rPr>
+                <w:rFonts w:ascii="Cambria" w:hAnsi="Cambria" w:cs="Arial"/>
+                <w:i/>
+                <w:iCs/>
+              </w:rPr>
+              <w:t>2</w:t>
+            </w:r>
+            <w:r>
+              <w:rPr>
+                <w:rFonts w:ascii="Cambria" w:hAnsi="Cambria" w:cs="Arial"/>
+                <w:i/>
+                <w:iCs/>
+              </w:rPr>
+              <w:t>3</w:t>
+            </w:r>
+            <w:r>
+              <w:rPr>
+                <w:rFonts w:ascii="Cambria" w:hAnsi="Cambria" w:cs="Arial"/>
+                <w:i/>
+                <w:iCs/>
+                <w:vertAlign w:val="superscript"/>
+              </w:rPr>
+              <w:t>rd</w:t>
+            </w:r>
+            <w:r>
+              <w:rPr>
+                <w:rFonts w:ascii="Cambria" w:hAnsi="Cambria" w:cs="Arial"/>
+                <w:i/>
+                <w:iCs/>
               </w:rPr>
               <w:t xml:space="preserve"> </w:t>
             </w:r>
             <w:r>
               <w:rPr>
-                <w:rFonts w:ascii="Cambria" w:hAnsi="Cambria" w:cstheme="minorHAnsi"/>
-                <w:i/>
-                <w:iCs/>
-              </w:rPr>
-              <w:t xml:space="preserve">The </w:t>
-            </w:r>
-            <w:r>
-              <w:rPr>
-                <w:rFonts w:ascii="Cambria" w:hAnsi="Cambria" w:cs="Arial"/>
-                <w:i/>
-                <w:iCs/>
-              </w:rPr>
-              <w:t>2</w:t>
-            </w:r>
-            <w:r>
-              <w:rPr>
-                <w:rFonts w:ascii="Cambria" w:hAnsi="Cambria" w:cs="Arial"/>
-                <w:i/>
-                <w:iCs/>
-              </w:rPr>
-              <w:t>3</w:t>
-            </w:r>
-            <w:r>
-              <w:rPr>
-                <w:rFonts w:ascii="Cambria" w:hAnsi="Cambria" w:cs="Arial"/>
-                <w:i/>
-                <w:iCs/>
-                <w:vertAlign w:val="superscript"/>
-              </w:rPr>
-              <w:t>rd</w:t>
-            </w:r>
-            <w:r>
-              <w:rPr>
-                <w:rFonts w:ascii="Cambria" w:hAnsi="Cambria" w:cs="Arial"/>
-                <w:i/>
-                <w:iCs/>
-              </w:rPr>
-              <w:t xml:space="preserve"> </w:t>
-            </w:r>
-            <w:r>
-              <w:rPr>
-                <w:rFonts w:ascii="Cambria" w:hAnsi="Cambria" w:cs="Arial"/>
-                <w:i/>
-                <w:iCs/>
-              </w:rPr>
-              <w:t>Conference of the European Society for Cognitive Psychology (ESCoP)</w:t>
+                <w:rFonts w:ascii="Cambria" w:hAnsi="Cambria" w:cs="Arial"/>
+                <w:i/>
+                <w:iCs/>
+              </w:rPr>
+              <w:t>Conference of the European Society for Cognitive Psychology (</w:t>
+            </w:r>
+            <w:proofErr w:type="spellStart"/>
+            <w:r>
+              <w:rPr>
+                <w:rFonts w:ascii="Cambria" w:hAnsi="Cambria" w:cs="Arial"/>
+                <w:i/>
+                <w:iCs/>
+              </w:rPr>
+              <w:t>ESCoP</w:t>
+            </w:r>
+            <w:proofErr w:type="spellEnd"/>
+            <w:r>
+              <w:rPr>
+                <w:rFonts w:ascii="Cambria" w:hAnsi="Cambria" w:cs="Arial"/>
+                <w:i/>
+                <w:iCs/>
+              </w:rPr>
+              <w:t>)</w:t>
             </w:r>
             <w:r>
               <w:rPr>
@@ -6459,13 +6922,7 @@
               <w:rPr>
                 <w:rFonts w:ascii="Cambria" w:hAnsi="Cambria" w:cs="Arial"/>
               </w:rPr>
-              <w:t>Portugal</w:t>
-            </w:r>
-            <w:r>
-              <w:rPr>
-                <w:rFonts w:ascii="Cambria" w:hAnsi="Cambria" w:cs="Arial"/>
-              </w:rPr>
-              <w:t>.</w:t>
+              <w:t>Portugal.</w:t>
             </w:r>
           </w:p>
         </w:tc>
@@ -6505,40 +6962,90 @@
               <w:jc w:val="both"/>
               <w:rPr>
                 <w:rFonts w:ascii="Cambria" w:hAnsi="Cambria" w:cs="Arial"/>
-                <w:bCs/>
-                <w:iCs/>
+                <w:lang w:val="en-AE"/>
+              </w:rPr>
+            </w:pPr>
+            <w:r>
+              <w:rPr>
+                <w:rFonts w:ascii="Cambria" w:hAnsi="Cambria" w:cstheme="minorHAnsi"/>
                 <w:u w:val="single"/>
               </w:rPr>
-            </w:pPr>
+              <w:t>Wang, S.,</w:t>
+            </w:r>
+            <w:r>
+              <w:rPr>
+                <w:rFonts w:ascii="Cambria" w:hAnsi="Cambria" w:cstheme="minorHAnsi"/>
+              </w:rPr>
+              <w:t xml:space="preserve"> </w:t>
+            </w:r>
+            <w:r>
+              <w:rPr>
+                <w:rFonts w:ascii="Cambria" w:hAnsi="Cambria" w:cstheme="minorHAnsi"/>
+                <w:b/>
+                <w:bCs/>
+              </w:rPr>
+              <w:t>Karabay, A.</w:t>
+            </w:r>
+            <w:r>
+              <w:rPr>
+                <w:rFonts w:ascii="Cambria" w:hAnsi="Cambria" w:cstheme="minorHAnsi"/>
+              </w:rPr>
+              <w:t>,</w:t>
+            </w:r>
+            <w:r>
+              <w:rPr>
+                <w:rFonts w:ascii="Cambria" w:hAnsi="Cambria" w:cstheme="minorHAnsi"/>
+              </w:rPr>
+              <w:t xml:space="preserve"> </w:t>
+            </w:r>
             <w:r>
               <w:rPr>
                 <w:rFonts w:ascii="Cambria" w:hAnsi="Cambria" w:cs="Arial"/>
                 <w:lang w:val="en-AE"/>
               </w:rPr>
-              <w:t xml:space="preserve">Akyürek, E. G., Kandemir, G., Wolff, M., </w:t>
-            </w:r>
-            <w:r>
-              <w:rPr>
-                <w:rFonts w:ascii="Cambria" w:hAnsi="Cambria" w:cs="Arial"/>
-                <w:b/>
-                <w:bCs/>
-                <w:lang w:val="en-AE"/>
-              </w:rPr>
-              <w:t>Karabay, A.</w:t>
-            </w:r>
-            <w:r>
-              <w:rPr>
-                <w:rFonts w:ascii="Cambria" w:hAnsi="Cambria" w:cs="Arial"/>
-                <w:lang w:val="en-AE"/>
-              </w:rPr>
-              <w:t xml:space="preserve">, &amp; Wilhelm, S. Probing latent working memory representations in EEG. </w:t>
-            </w:r>
-            <w:r>
-              <w:rPr>
-                <w:rFonts w:ascii="Cambria" w:hAnsi="Cambria" w:cs="Arial"/>
-                <w:i/>
-                <w:iCs/>
-                <w:lang w:val="en-AE"/>
+              <w:t xml:space="preserve">&amp; </w:t>
+            </w:r>
+            <w:r>
+              <w:rPr>
+                <w:rFonts w:ascii="Cambria" w:hAnsi="Cambria" w:cstheme="minorHAnsi"/>
+              </w:rPr>
+              <w:t xml:space="preserve">Akyürek, E. G. Attentional </w:t>
+            </w:r>
+            <w:r>
+              <w:rPr>
+                <w:rFonts w:ascii="Cambria" w:hAnsi="Cambria" w:cstheme="minorHAnsi"/>
+              </w:rPr>
+              <w:t>blur and blink</w:t>
+            </w:r>
+            <w:r>
+              <w:rPr>
+                <w:rFonts w:ascii="Cambria" w:hAnsi="Cambria" w:cstheme="minorHAnsi"/>
+              </w:rPr>
+              <w:t xml:space="preserve">: Effects </w:t>
+            </w:r>
+            <w:r>
+              <w:rPr>
+                <w:rFonts w:ascii="Cambria" w:hAnsi="Cambria" w:cstheme="minorHAnsi"/>
+              </w:rPr>
+              <w:t>of adaptive attentional scaling on visual awareness</w:t>
+            </w:r>
+            <w:r>
+              <w:rPr>
+                <w:rFonts w:ascii="Cambria" w:hAnsi="Cambria" w:cstheme="minorHAnsi"/>
+              </w:rPr>
+              <w:t>.</w:t>
+            </w:r>
+            <w:r>
+              <w:rPr>
+                <w:rFonts w:ascii="Cambria" w:hAnsi="Cambria" w:cstheme="minorHAnsi"/>
+              </w:rPr>
+              <w:t xml:space="preserve"> </w:t>
+            </w:r>
+            <w:r>
+              <w:rPr>
+                <w:rFonts w:ascii="Cambria" w:hAnsi="Cambria" w:cstheme="minorHAnsi"/>
+                <w:i/>
+                <w:iCs/>
               </w:rPr>
               <w:t xml:space="preserve">The </w:t>
             </w:r>
@@ -6548,7 +7055,15 @@
                 <w:i/>
                 <w:iCs/>
               </w:rPr>
-              <w:t>22</w:t>
+              <w:t>2</w:t>
+            </w:r>
+            <w:r>
+              <w:rPr>
+                <w:rFonts w:ascii="Cambria" w:hAnsi="Cambria" w:cs="Arial"/>
+                <w:i/>
+                <w:iCs/>
+              </w:rPr>
+              <w:t>3</w:t>
             </w:r>
             <w:r>
               <w:rPr>
@@ -6557,7 +7072,7 @@
                 <w:iCs/>
                 <w:vertAlign w:val="superscript"/>
               </w:rPr>
-              <w:t>nd</w:t>
+              <w:t>rd</w:t>
             </w:r>
             <w:r>
               <w:rPr>
@@ -6573,13 +7088,55 @@
                 <w:i/>
                 <w:iCs/>
               </w:rPr>
-              <w:t>Conference of the European Society for Cognitive Psychology (ESCoP)</w:t>
-            </w:r>
-            <w:r>
-              <w:rPr>
-                <w:rFonts w:ascii="Cambria" w:hAnsi="Cambria" w:cs="Arial"/>
-              </w:rPr>
-              <w:t xml:space="preserve"> in Lille, France.</w:t>
+              <w:t>Conference of the European Society for Cognitive Psychology (</w:t>
+            </w:r>
+            <w:proofErr w:type="spellStart"/>
+            <w:r>
+              <w:rPr>
+                <w:rFonts w:ascii="Cambria" w:hAnsi="Cambria" w:cs="Arial"/>
+                <w:i/>
+                <w:iCs/>
+              </w:rPr>
+              <w:t>ESCoP</w:t>
+            </w:r>
+            <w:proofErr w:type="spellEnd"/>
+            <w:r>
+              <w:rPr>
+                <w:rFonts w:ascii="Cambria" w:hAnsi="Cambria" w:cs="Arial"/>
+                <w:i/>
+                <w:iCs/>
+              </w:rPr>
+              <w:t>)</w:t>
+            </w:r>
+            <w:r>
+              <w:rPr>
+                <w:rFonts w:ascii="Cambria" w:hAnsi="Cambria" w:cs="Arial"/>
+              </w:rPr>
+              <w:t xml:space="preserve"> in </w:t>
+            </w:r>
+            <w:r>
+              <w:rPr>
+                <w:rFonts w:ascii="Cambria" w:hAnsi="Cambria" w:cs="Arial"/>
+              </w:rPr>
+              <w:t>Porto</w:t>
+            </w:r>
+            <w:r>
+              <w:rPr>
+                <w:rFonts w:ascii="Cambria" w:hAnsi="Cambria" w:cs="Arial"/>
+              </w:rPr>
+              <w:t xml:space="preserve">, </w:t>
+            </w:r>
+            <w:r>
+              <w:rPr>
+                <w:rFonts w:ascii="Cambria" w:hAnsi="Cambria" w:cs="Arial"/>
+              </w:rPr>
+              <w:t>Portugal</w:t>
+            </w:r>
+            <w:r>
+              <w:rPr>
+                <w:rFonts w:ascii="Cambria" w:hAnsi="Cambria" w:cs="Arial"/>
+              </w:rPr>
+              <w:t>.</w:t>
             </w:r>
           </w:p>
         </w:tc>
@@ -6591,26 +7148,18 @@
             <w:pPr>
               <w:jc w:val="both"/>
               <w:rPr>
-                <w:rFonts w:ascii="Cambria" w:hAnsi="Cambria"/>
-                <w:b/>
-                <w:bCs/>
-              </w:rPr>
-            </w:pPr>
-            <w:r>
-              <w:rPr>
                 <w:rFonts w:ascii="Cambria" w:hAnsi="Cambria" w:cs="Arial"/>
                 <w:bCs/>
                 <w:lang w:val="nl-NL"/>
               </w:rPr>
-              <w:t>08/</w:t>
-            </w:r>
+            </w:pPr>
             <w:r>
               <w:rPr>
                 <w:rFonts w:ascii="Cambria" w:hAnsi="Cambria" w:cs="Arial"/>
                 <w:bCs/>
                 <w:lang w:val="nl-NL"/>
               </w:rPr>
-              <w:t>2022</w:t>
+              <w:t>09/2023</w:t>
             </w:r>
           </w:p>
         </w:tc>
@@ -6627,139 +7176,113 @@
               <w:jc w:val="both"/>
               <w:rPr>
                 <w:rFonts w:ascii="Cambria" w:hAnsi="Cambria" w:cs="Arial"/>
-              </w:rPr>
-            </w:pPr>
-            <w:r>
-              <w:rPr>
-                <w:rFonts w:ascii="Cambria" w:hAnsi="Cambria" w:cs="Arial"/>
-              </w:rPr>
-              <w:t xml:space="preserve">Chen, I., </w:t>
-            </w:r>
-            <w:r>
-              <w:rPr>
-                <w:rFonts w:ascii="Cambria" w:hAnsi="Cambria" w:cs="Arial"/>
+                <w:bCs/>
+                <w:iCs/>
                 <w:u w:val="single"/>
               </w:rPr>
-              <w:t>Buchel, P.,</w:t>
-            </w:r>
-            <w:r>
-              <w:rPr>
-                <w:rFonts w:ascii="Cambria" w:hAnsi="Cambria" w:cs="Arial"/>
+            </w:pPr>
+            <w:r>
+              <w:rPr>
+                <w:rFonts w:ascii="Cambria" w:hAnsi="Cambria" w:cs="Arial"/>
+                <w:lang w:val="en-AE"/>
+              </w:rPr>
+              <w:t xml:space="preserve">Akyürek, E. G., Kandemir, G., Wolff, M., </w:t>
+            </w:r>
+            <w:r>
+              <w:rPr>
+                <w:rFonts w:ascii="Cambria" w:hAnsi="Cambria" w:cs="Arial"/>
+                <w:b/>
+                <w:bCs/>
+                <w:lang w:val="en-AE"/>
+              </w:rPr>
+              <w:t>Karabay, A.</w:t>
+            </w:r>
+            <w:r>
+              <w:rPr>
+                <w:rFonts w:ascii="Cambria" w:hAnsi="Cambria" w:cs="Arial"/>
+                <w:lang w:val="en-AE"/>
+              </w:rPr>
+              <w:t xml:space="preserve">, &amp; Wilhelm, S. Probing latent working memory representations in EEG. </w:t>
+            </w:r>
+            <w:r>
+              <w:rPr>
+                <w:rFonts w:ascii="Cambria" w:hAnsi="Cambria" w:cs="Arial"/>
+                <w:i/>
+                <w:iCs/>
+                <w:lang w:val="en-AE"/>
+              </w:rPr>
+              <w:t xml:space="preserve">The </w:t>
+            </w:r>
+            <w:r>
+              <w:rPr>
+                <w:rFonts w:ascii="Cambria" w:hAnsi="Cambria" w:cs="Arial"/>
+                <w:i/>
+                <w:iCs/>
+              </w:rPr>
+              <w:t>22</w:t>
+            </w:r>
+            <w:r>
+              <w:rPr>
+                <w:rFonts w:ascii="Cambria" w:hAnsi="Cambria" w:cs="Arial"/>
+                <w:i/>
+                <w:iCs/>
+                <w:vertAlign w:val="superscript"/>
+              </w:rPr>
+              <w:t>nd</w:t>
+            </w:r>
+            <w:r>
+              <w:rPr>
+                <w:rFonts w:ascii="Cambria" w:hAnsi="Cambria" w:cs="Arial"/>
+                <w:i/>
+                <w:iCs/>
               </w:rPr>
               <w:t xml:space="preserve"> </w:t>
             </w:r>
             <w:r>
               <w:rPr>
                 <w:rFonts w:ascii="Cambria" w:hAnsi="Cambria" w:cs="Arial"/>
+                <w:i/>
+                <w:iCs/>
+              </w:rPr>
+              <w:t>Conference of the European Society for Cognitive Psychology (</w:t>
+            </w:r>
+            <w:proofErr w:type="spellStart"/>
+            <w:r>
+              <w:rPr>
+                <w:rFonts w:ascii="Cambria" w:hAnsi="Cambria" w:cs="Arial"/>
+                <w:i/>
+                <w:iCs/>
+              </w:rPr>
+              <w:t>ESCoP</w:t>
+            </w:r>
+            <w:proofErr w:type="spellEnd"/>
+            <w:r>
+              <w:rPr>
+                <w:rFonts w:ascii="Cambria" w:hAnsi="Cambria" w:cs="Arial"/>
+                <w:i/>
+                <w:iCs/>
+              </w:rPr>
+              <w:t>)</w:t>
+            </w:r>
+            <w:r>
+              <w:rPr>
+                <w:rFonts w:ascii="Cambria" w:hAnsi="Cambria" w:cs="Arial"/>
+              </w:rPr>
+              <w:t xml:space="preserve"> in Lille, France.</w:t>
+            </w:r>
+          </w:p>
+        </w:tc>
+        <w:tc>
+          <w:tcPr>
+            <w:tcW w:w="1615" w:type="dxa"/>
+          </w:tcPr>
+          <w:p>
+            <w:pPr>
+              <w:jc w:val="both"/>
+              <w:rPr>
+                <w:rFonts w:ascii="Cambria" w:hAnsi="Cambria"/>
                 <w:b/>
                 <w:bCs/>
-              </w:rPr>
-              <w:t>Karabay, A.</w:t>
-            </w:r>
-            <w:r>
-              <w:rPr>
-                <w:rFonts w:ascii="Cambria" w:hAnsi="Cambria" w:cs="Arial"/>
-              </w:rPr>
-              <w:t>,</w:t>
-            </w:r>
-            <w:r>
-              <w:rPr>
-                <w:rFonts w:ascii="Cambria" w:hAnsi="Cambria" w:cs="Arial"/>
-              </w:rPr>
-              <w:t xml:space="preserve"> Mathȏt, S., &amp; </w:t>
-            </w:r>
-            <w:r>
-              <w:rPr>
-                <w:rFonts w:ascii="Cambria" w:hAnsi="Cambria" w:cs="Arial"/>
-                <w:lang w:val="en-AE"/>
-              </w:rPr>
-              <w:t>Akyürek</w:t>
-            </w:r>
-            <w:r>
-              <w:rPr>
-                <w:rFonts w:ascii="Cambria" w:hAnsi="Cambria" w:cs="Arial"/>
-              </w:rPr>
-              <w:t xml:space="preserve">, E. </w:t>
-            </w:r>
-            <w:r>
-              <w:rPr>
-                <w:rFonts w:ascii="Cambria" w:hAnsi="Cambria" w:cs="Arial"/>
-                <w:lang w:val="en-AE"/>
-              </w:rPr>
-              <w:t xml:space="preserve">G. </w:t>
-            </w:r>
-            <w:r>
-              <w:rPr>
-                <w:rFonts w:ascii="Cambria" w:hAnsi="Cambria" w:cs="Arial"/>
-              </w:rPr>
-              <w:t>Concealed familiar face detection with pupillometry in rapid serial visual presentation.</w:t>
-            </w:r>
-            <w:r>
-              <w:rPr>
-                <w:rFonts w:ascii="Cambria" w:hAnsi="Cambria" w:cs="Arial"/>
-              </w:rPr>
-              <w:t xml:space="preserve"> </w:t>
-            </w:r>
-            <w:r>
-              <w:rPr>
-                <w:rFonts w:ascii="Cambria" w:hAnsi="Cambria" w:cs="Arial"/>
-                <w:i/>
-                <w:iCs/>
-              </w:rPr>
-              <w:t xml:space="preserve">The </w:t>
-            </w:r>
-            <w:r>
-              <w:rPr>
-                <w:rFonts w:ascii="Cambria" w:hAnsi="Cambria" w:cs="Arial"/>
-                <w:i/>
-                <w:iCs/>
-              </w:rPr>
-              <w:t>22</w:t>
-            </w:r>
-            <w:r>
-              <w:rPr>
-                <w:rFonts w:ascii="Cambria" w:hAnsi="Cambria" w:cs="Arial"/>
-                <w:i/>
-                <w:iCs/>
-                <w:vertAlign w:val="superscript"/>
-              </w:rPr>
-              <w:t>nd</w:t>
-            </w:r>
-            <w:r>
-              <w:rPr>
-                <w:rFonts w:ascii="Cambria" w:hAnsi="Cambria" w:cs="Arial"/>
-                <w:i/>
-                <w:iCs/>
-              </w:rPr>
-              <w:t xml:space="preserve"> </w:t>
-            </w:r>
-            <w:r>
-              <w:rPr>
-                <w:rFonts w:ascii="Cambria" w:hAnsi="Cambria" w:cs="Arial"/>
-                <w:i/>
-                <w:iCs/>
-              </w:rPr>
-              <w:t>Conference of the European Society for Cognitive Psychology (ESCoP)</w:t>
-            </w:r>
-            <w:r>
-              <w:rPr>
-                <w:rFonts w:ascii="Cambria" w:hAnsi="Cambria" w:cs="Arial"/>
-              </w:rPr>
-              <w:t xml:space="preserve"> in Lille, France.</w:t>
-            </w:r>
-          </w:p>
-        </w:tc>
-        <w:tc>
-          <w:tcPr>
-            <w:tcW w:w="1615" w:type="dxa"/>
-          </w:tcPr>
-          <w:p>
-            <w:pPr>
-              <w:jc w:val="both"/>
-              <w:rPr>
-                <w:rFonts w:ascii="Cambria" w:hAnsi="Cambria" w:cs="Arial"/>
-                <w:bCs/>
-                <w:lang w:val="nl-NL"/>
               </w:rPr>
             </w:pPr>
             <w:r>
@@ -6793,57 +7316,123 @@
               <w:jc w:val="both"/>
               <w:rPr>
                 <w:rFonts w:ascii="Cambria" w:hAnsi="Cambria" w:cs="Arial"/>
+              </w:rPr>
+            </w:pPr>
+            <w:r>
+              <w:rPr>
+                <w:rFonts w:ascii="Cambria" w:hAnsi="Cambria" w:cs="Arial"/>
+              </w:rPr>
+              <w:t xml:space="preserve">Chen, I., </w:t>
+            </w:r>
+            <w:r>
+              <w:rPr>
+                <w:rFonts w:ascii="Cambria" w:hAnsi="Cambria" w:cs="Arial"/>
+                <w:u w:val="single"/>
+              </w:rPr>
+              <w:t>Buchel, P.,</w:t>
+            </w:r>
+            <w:r>
+              <w:rPr>
+                <w:rFonts w:ascii="Cambria" w:hAnsi="Cambria" w:cs="Arial"/>
+              </w:rPr>
+              <w:t xml:space="preserve"> </w:t>
+            </w:r>
+            <w:r>
+              <w:rPr>
+                <w:rFonts w:ascii="Cambria" w:hAnsi="Cambria" w:cs="Arial"/>
                 <w:b/>
+                <w:bCs/>
+              </w:rPr>
+              <w:t>Karabay, A.</w:t>
+            </w:r>
+            <w:r>
+              <w:rPr>
+                <w:rFonts w:ascii="Cambria" w:hAnsi="Cambria" w:cs="Arial"/>
+              </w:rPr>
+              <w:t>,</w:t>
+            </w:r>
+            <w:r>
+              <w:rPr>
+                <w:rFonts w:ascii="Cambria" w:hAnsi="Cambria" w:cs="Arial"/>
+              </w:rPr>
+              <w:t xml:space="preserve"> </w:t>
+            </w:r>
+            <w:proofErr w:type="spellStart"/>
+            <w:r>
+              <w:rPr>
+                <w:rFonts w:ascii="Cambria" w:hAnsi="Cambria" w:cs="Arial"/>
+              </w:rPr>
+              <w:t>Mathȏt</w:t>
+            </w:r>
+            <w:proofErr w:type="spellEnd"/>
+            <w:r>
+              <w:rPr>
+                <w:rFonts w:ascii="Cambria" w:hAnsi="Cambria" w:cs="Arial"/>
+              </w:rPr>
+              <w:t xml:space="preserve">, S., &amp; </w:t>
+            </w:r>
+            <w:r>
+              <w:rPr>
+                <w:rFonts w:ascii="Cambria" w:hAnsi="Cambria" w:cs="Arial"/>
                 <w:lang w:val="en-AE"/>
               </w:rPr>
-            </w:pPr>
-            <w:r>
-              <w:rPr>
-                <w:rFonts w:ascii="Cambria" w:hAnsi="Cambria" w:cs="Arial"/>
-                <w:u w:val="single"/>
+              <w:t>Akyürek</w:t>
+            </w:r>
+            <w:r>
+              <w:rPr>
+                <w:rFonts w:ascii="Cambria" w:hAnsi="Cambria" w:cs="Arial"/>
+              </w:rPr>
+              <w:t xml:space="preserve">, E. </w:t>
+            </w:r>
+            <w:r>
+              <w:rPr>
+                <w:rFonts w:ascii="Cambria" w:hAnsi="Cambria" w:cs="Arial"/>
                 <w:lang w:val="en-AE"/>
               </w:rPr>
-              <w:t>Wang, S.,</w:t>
-            </w:r>
-            <w:r>
-              <w:rPr>
-                <w:rFonts w:ascii="Cambria" w:hAnsi="Cambria" w:cs="Arial"/>
-                <w:lang w:val="en-AE"/>
+              <w:t xml:space="preserve">G. </w:t>
+            </w:r>
+            <w:r>
+              <w:rPr>
+                <w:rFonts w:ascii="Cambria" w:hAnsi="Cambria" w:cs="Arial"/>
+              </w:rPr>
+              <w:t>Concealed familiar face detection with pupillometry in rapid serial visual presentation.</w:t>
+            </w:r>
+            <w:r>
+              <w:rPr>
+                <w:rFonts w:ascii="Cambria" w:hAnsi="Cambria" w:cs="Arial"/>
               </w:rPr>
               <w:t xml:space="preserve"> </w:t>
             </w:r>
             <w:r>
               <w:rPr>
                 <w:rFonts w:ascii="Cambria" w:hAnsi="Cambria" w:cs="Arial"/>
-                <w:b/>
-                <w:lang w:val="en-AE"/>
-              </w:rPr>
-              <w:t>Karabay, A.</w:t>
-            </w:r>
-            <w:r>
-              <w:rPr>
-                <w:rFonts w:ascii="Cambria" w:hAnsi="Cambria" w:cs="Arial"/>
-                <w:bCs/>
-                <w:lang w:val="en-AE"/>
-              </w:rPr>
-              <w:t>,</w:t>
-            </w:r>
-            <w:r>
-              <w:rPr>
-                <w:rFonts w:ascii="Cambria" w:hAnsi="Cambria" w:cs="Arial"/>
-                <w:lang w:val="en-AE"/>
-              </w:rPr>
-              <w:t xml:space="preserve"> &amp; Akyürek, E. G. </w:t>
-            </w:r>
-            <w:r>
-              <w:rPr>
-                <w:rFonts w:ascii="Cambria" w:hAnsi="Cambria" w:cs="Arial"/>
-              </w:rPr>
-              <w:t>Which working memory model accounts best for target representation during the attentional blink?</w:t>
-            </w:r>
-            <w:r>
-              <w:rPr>
-                <w:rFonts w:ascii="Cambria" w:hAnsi="Cambria" w:cs="Arial"/>
+                <w:i/>
+                <w:iCs/>
+              </w:rPr>
+              <w:t xml:space="preserve">The </w:t>
+            </w:r>
+            <w:r>
+              <w:rPr>
+                <w:rFonts w:ascii="Cambria" w:hAnsi="Cambria" w:cs="Arial"/>
+                <w:i/>
+                <w:iCs/>
+              </w:rPr>
+              <w:t>22</w:t>
+            </w:r>
+            <w:r>
+              <w:rPr>
+                <w:rFonts w:ascii="Cambria" w:hAnsi="Cambria" w:cs="Arial"/>
+                <w:i/>
+                <w:iCs/>
+                <w:vertAlign w:val="superscript"/>
+              </w:rPr>
+              <w:t>nd</w:t>
+            </w:r>
+            <w:r>
+              <w:rPr>
+                <w:rFonts w:ascii="Cambria" w:hAnsi="Cambria" w:cs="Arial"/>
+                <w:i/>
+                <w:iCs/>
               </w:rPr>
               <w:t xml:space="preserve"> </w:t>
             </w:r>
@@ -6853,46 +7442,31 @@
                 <w:i/>
                 <w:iCs/>
               </w:rPr>
-              <w:t xml:space="preserve">The </w:t>
-            </w:r>
-            <w:r>
-              <w:rPr>
-                <w:rFonts w:ascii="Cambria" w:hAnsi="Cambria" w:cs="Arial"/>
-                <w:i/>
-                <w:iCs/>
-              </w:rPr>
-              <w:t>22</w:t>
-            </w:r>
-            <w:r>
-              <w:rPr>
-                <w:rFonts w:ascii="Cambria" w:hAnsi="Cambria" w:cs="Arial"/>
-                <w:i/>
-                <w:iCs/>
-                <w:vertAlign w:val="superscript"/>
-              </w:rPr>
-              <w:t>nd</w:t>
-            </w:r>
-            <w:r>
-              <w:rPr>
-                <w:rFonts w:ascii="Cambria" w:hAnsi="Cambria" w:cs="Arial"/>
-                <w:i/>
-                <w:iCs/>
-              </w:rPr>
-              <w:t xml:space="preserve"> </w:t>
-            </w:r>
-            <w:r>
-              <w:rPr>
-                <w:rFonts w:ascii="Cambria" w:hAnsi="Cambria" w:cs="Arial"/>
-                <w:i/>
-                <w:iCs/>
-              </w:rPr>
-              <w:t xml:space="preserve">Conference of the European Society for Cognitive Psychology (ESCoP) </w:t>
-            </w:r>
-            <w:r>
-              <w:rPr>
-                <w:rFonts w:ascii="Cambria" w:hAnsi="Cambria" w:cs="Arial"/>
-              </w:rPr>
-              <w:t>in Lille, France.</w:t>
+              <w:t>Conference of the European Society for Cognitive Psychology (</w:t>
+            </w:r>
+            <w:proofErr w:type="spellStart"/>
+            <w:r>
+              <w:rPr>
+                <w:rFonts w:ascii="Cambria" w:hAnsi="Cambria" w:cs="Arial"/>
+                <w:i/>
+                <w:iCs/>
+              </w:rPr>
+              <w:t>ESCoP</w:t>
+            </w:r>
+            <w:proofErr w:type="spellEnd"/>
+            <w:r>
+              <w:rPr>
+                <w:rFonts w:ascii="Cambria" w:hAnsi="Cambria" w:cs="Arial"/>
+                <w:i/>
+                <w:iCs/>
+              </w:rPr>
+              <w:t>)</w:t>
+            </w:r>
+            <w:r>
+              <w:rPr>
+                <w:rFonts w:ascii="Cambria" w:hAnsi="Cambria" w:cs="Arial"/>
+              </w:rPr>
+              <w:t xml:space="preserve"> in Lille, France.</w:t>
             </w:r>
           </w:p>
         </w:tc>
@@ -6947,6 +7521,21 @@
             <w:r>
               <w:rPr>
                 <w:rFonts w:ascii="Cambria" w:hAnsi="Cambria" w:cs="Arial"/>
+                <w:u w:val="single"/>
+                <w:lang w:val="en-AE"/>
+              </w:rPr>
+              <w:t>Wang, S.,</w:t>
+            </w:r>
+            <w:r>
+              <w:rPr>
+                <w:rFonts w:ascii="Cambria" w:hAnsi="Cambria" w:cs="Arial"/>
+                <w:lang w:val="en-AE"/>
+              </w:rPr>
+              <w:t xml:space="preserve"> </w:t>
+            </w:r>
+            <w:r>
+              <w:rPr>
+                <w:rFonts w:ascii="Cambria" w:hAnsi="Cambria" w:cs="Arial"/>
                 <w:b/>
                 <w:lang w:val="en-AE"/>
               </w:rPr>
@@ -6963,103 +7552,86 @@
             <w:r>
               <w:rPr>
                 <w:rFonts w:ascii="Cambria" w:hAnsi="Cambria" w:cs="Arial"/>
-                <w:b/>
                 <w:lang w:val="en-AE"/>
               </w:rPr>
+              <w:t xml:space="preserve"> &amp; Akyürek, E. G. </w:t>
+            </w:r>
+            <w:r>
+              <w:rPr>
+                <w:rFonts w:ascii="Cambria" w:hAnsi="Cambria" w:cs="Arial"/>
+              </w:rPr>
+              <w:t>Which working memory model accounts best for target representation during the attentional blink?</w:t>
+            </w:r>
+            <w:r>
+              <w:rPr>
+                <w:rFonts w:ascii="Cambria" w:hAnsi="Cambria" w:cs="Arial"/>
+              </w:rPr>
               <w:t xml:space="preserve"> </w:t>
             </w:r>
             <w:r>
               <w:rPr>
                 <w:rFonts w:ascii="Cambria" w:hAnsi="Cambria" w:cs="Arial"/>
-                <w:lang w:val="en-AE"/>
-              </w:rPr>
-              <w:t xml:space="preserve">Wolff, M. J., </w:t>
-            </w:r>
-            <w:r>
-              <w:rPr>
-                <w:rFonts w:ascii="Cambria" w:hAnsi="Cambria" w:cs="Arial"/>
-                <w:u w:val="single"/>
-                <w:lang w:val="en-AE"/>
-              </w:rPr>
-              <w:t>Ruuskanen, V.,</w:t>
-            </w:r>
-            <w:r>
-              <w:rPr>
-                <w:rFonts w:ascii="Cambria" w:hAnsi="Cambria" w:cs="Arial"/>
-                <w:lang w:val="en-AE"/>
-              </w:rPr>
-              <w:t xml:space="preserve"> &amp; Akyürek, E. G. </w:t>
-            </w:r>
-            <w:r>
-              <w:rPr>
-                <w:rFonts w:ascii="Cambria" w:hAnsi="Cambria" w:cs="Arial"/>
-                <w:iCs/>
-                <w:shd w:val="clear" w:color="auto" w:fill="FFFFFF"/>
-              </w:rPr>
-              <w:t>A visual impulse reveals memoranda embedded in functional connectivity: Evidence for activity-silent WM states.</w:t>
-            </w:r>
-            <w:r>
-              <w:rPr>
-                <w:rFonts w:ascii="Cambria" w:hAnsi="Cambria" w:cs="Arial"/>
-                <w:iCs/>
-                <w:shd w:val="clear" w:color="auto" w:fill="FFFFFF"/>
+                <w:i/>
+                <w:iCs/>
+              </w:rPr>
+              <w:t xml:space="preserve">The </w:t>
+            </w:r>
+            <w:r>
+              <w:rPr>
+                <w:rFonts w:ascii="Cambria" w:hAnsi="Cambria" w:cs="Arial"/>
+                <w:i/>
+                <w:iCs/>
+              </w:rPr>
+              <w:t>22</w:t>
+            </w:r>
+            <w:r>
+              <w:rPr>
+                <w:rFonts w:ascii="Cambria" w:hAnsi="Cambria" w:cs="Arial"/>
+                <w:i/>
+                <w:iCs/>
+                <w:vertAlign w:val="superscript"/>
+              </w:rPr>
+              <w:t>nd</w:t>
+            </w:r>
+            <w:r>
+              <w:rPr>
+                <w:rFonts w:ascii="Cambria" w:hAnsi="Cambria" w:cs="Arial"/>
+                <w:i/>
+                <w:iCs/>
               </w:rPr>
               <w:t xml:space="preserve"> </w:t>
             </w:r>
             <w:r>
               <w:rPr>
                 <w:rFonts w:ascii="Cambria" w:hAnsi="Cambria" w:cs="Arial"/>
-              </w:rPr>
-              <w:t>S</w:t>
-            </w:r>
-            <w:r>
-              <w:rPr>
-                <w:rFonts w:ascii="Cambria" w:hAnsi="Cambria" w:cs="Arial"/>
-              </w:rPr>
-              <w:t xml:space="preserve">ymposium </w:t>
-            </w:r>
-            <w:r>
-              <w:rPr>
-                <w:rFonts w:ascii="Cambria" w:hAnsi="Cambria" w:cs="Arial"/>
-                <w:i/>
-                <w:iCs/>
-                <w:shd w:val="clear" w:color="auto" w:fill="FFFFFF"/>
-              </w:rPr>
-              <w:t>Interactions between sensory representations and cognitive control in working memory</w:t>
-            </w:r>
-            <w:r>
-              <w:rPr>
-                <w:rFonts w:ascii="Cambria" w:hAnsi="Cambria" w:cs="Arial"/>
-              </w:rPr>
-              <w:t xml:space="preserve"> at the </w:t>
-            </w:r>
-            <w:r>
-              <w:rPr>
-                <w:rFonts w:ascii="Cambria" w:hAnsi="Cambria" w:cs="Arial"/>
-                <w:i/>
-                <w:iCs/>
-              </w:rPr>
-              <w:t>International Conference of  Cognitive Neuroscience 2020</w:t>
-            </w:r>
-            <w:r>
-              <w:rPr>
-                <w:rFonts w:ascii="Cambria" w:hAnsi="Cambria" w:cs="Arial"/>
-              </w:rPr>
-              <w:t xml:space="preserve"> </w:t>
-            </w:r>
-            <w:r>
-              <w:rPr>
-                <w:rFonts w:ascii="Cambria" w:hAnsi="Cambria" w:cs="Arial"/>
-                <w:i/>
-                <w:iCs/>
-              </w:rPr>
-              <w:t xml:space="preserve">(ICON) </w:t>
-            </w:r>
-            <w:r>
-              <w:rPr>
-                <w:rFonts w:ascii="Cambria" w:hAnsi="Cambria" w:cs="Arial"/>
-              </w:rPr>
-              <w:t>in Helsinki, Finland.</w:t>
+                <w:i/>
+                <w:iCs/>
+              </w:rPr>
+              <w:t>Conference of the European Society for Cognitive Psychology (</w:t>
+            </w:r>
+            <w:proofErr w:type="spellStart"/>
+            <w:r>
+              <w:rPr>
+                <w:rFonts w:ascii="Cambria" w:hAnsi="Cambria" w:cs="Arial"/>
+                <w:i/>
+                <w:iCs/>
+              </w:rPr>
+              <w:t>ESCoP</w:t>
+            </w:r>
+            <w:proofErr w:type="spellEnd"/>
+            <w:r>
+              <w:rPr>
+                <w:rFonts w:ascii="Cambria" w:hAnsi="Cambria" w:cs="Arial"/>
+                <w:i/>
+                <w:iCs/>
+              </w:rPr>
+              <w:t xml:space="preserve">) </w:t>
+            </w:r>
+            <w:r>
+              <w:rPr>
+                <w:rFonts w:ascii="Cambria" w:hAnsi="Cambria" w:cs="Arial"/>
+              </w:rPr>
+              <w:t>in Lille, France.</w:t>
             </w:r>
           </w:p>
         </w:tc>
@@ -7082,7 +7654,15 @@
                 <w:bCs/>
                 <w:lang w:val="nl-NL"/>
               </w:rPr>
-              <w:t>05/2022</w:t>
+              <w:t>08/</w:t>
+            </w:r>
+            <w:r>
+              <w:rPr>
+                <w:rFonts w:ascii="Cambria" w:hAnsi="Cambria" w:cs="Arial"/>
+                <w:bCs/>
+                <w:lang w:val="nl-NL"/>
+              </w:rPr>
+              <w:t>2022</w:t>
             </w:r>
           </w:p>
         </w:tc>
@@ -7099,31 +7679,32 @@
               <w:jc w:val="both"/>
               <w:rPr>
                 <w:rFonts w:ascii="Cambria" w:hAnsi="Cambria" w:cs="Arial"/>
-                <w:lang w:val="nl-NL"/>
-              </w:rPr>
-            </w:pPr>
-            <w:r>
-              <w:rPr>
-                <w:rFonts w:ascii="Cambria" w:hAnsi="Cambria" w:cs="Arial"/>
                 <w:b/>
                 <w:lang w:val="en-AE"/>
               </w:rPr>
-              <w:lastRenderedPageBreak/>
-              <w:t>Karabay, A.</w:t>
-            </w:r>
-            <w:r>
-              <w:rPr>
-                <w:rFonts w:ascii="Cambria" w:hAnsi="Cambria" w:cs="Arial"/>
-                <w:lang w:val="en-AE"/>
-              </w:rPr>
-              <w:t>,</w:t>
-            </w:r>
+            </w:pPr>
             <w:r>
               <w:rPr>
                 <w:rFonts w:ascii="Cambria" w:hAnsi="Cambria" w:cs="Arial"/>
                 <w:b/>
                 <w:lang w:val="en-AE"/>
               </w:rPr>
+              <w:t>Karabay, A.</w:t>
+            </w:r>
+            <w:r>
+              <w:rPr>
+                <w:rFonts w:ascii="Cambria" w:hAnsi="Cambria" w:cs="Arial"/>
+                <w:bCs/>
+                <w:lang w:val="en-AE"/>
+              </w:rPr>
+              <w:t>,</w:t>
+            </w:r>
+            <w:r>
+              <w:rPr>
+                <w:rFonts w:ascii="Cambria" w:hAnsi="Cambria" w:cs="Arial"/>
+                <w:b/>
+                <w:lang w:val="en-AE"/>
+              </w:rPr>
               <w:t xml:space="preserve"> </w:t>
             </w:r>
             <w:r>
@@ -7131,7 +7712,7 @@
                 <w:rFonts w:ascii="Cambria" w:hAnsi="Cambria" w:cs="Arial"/>
                 <w:lang w:val="en-AE"/>
               </w:rPr>
-              <w:t xml:space="preserve">Wang, J., </w:t>
+              <w:t xml:space="preserve">Wolff, M. J., </w:t>
             </w:r>
             <w:r>
               <w:rPr>
@@ -7139,108 +7720,110 @@
                 <w:u w:val="single"/>
                 <w:lang w:val="en-AE"/>
               </w:rPr>
-              <w:t>Wilhelm, S.,</w:t>
+              <w:t>Ruuskanen, V.,</w:t>
             </w:r>
             <w:r>
               <w:rPr>
                 <w:rFonts w:ascii="Cambria" w:hAnsi="Cambria" w:cs="Arial"/>
                 <w:lang w:val="en-AE"/>
               </w:rPr>
-              <w:t xml:space="preserve"> Martens, S., &amp; Akyürek, E. G. </w:t>
-            </w:r>
-            <w:r>
-              <w:rPr>
-                <w:rFonts w:ascii="Cambria" w:hAnsi="Cambria" w:cs="Arial"/>
-              </w:rPr>
-              <w:t xml:space="preserve">Two faces of the </w:t>
-            </w:r>
-            <w:r>
-              <w:rPr>
-                <w:rFonts w:ascii="Cambria" w:hAnsi="Cambria" w:cs="Arial"/>
-              </w:rPr>
-              <w:t>a</w:t>
-            </w:r>
-            <w:r>
-              <w:rPr>
-                <w:rFonts w:ascii="Cambria" w:hAnsi="Cambria" w:cs="Arial"/>
-              </w:rPr>
-              <w:t xml:space="preserve">ttentional </w:t>
-            </w:r>
-            <w:r>
-              <w:rPr>
-                <w:rFonts w:ascii="Cambria" w:hAnsi="Cambria" w:cs="Arial"/>
-              </w:rPr>
-              <w:t>b</w:t>
-            </w:r>
-            <w:r>
-              <w:rPr>
-                <w:rFonts w:ascii="Cambria" w:hAnsi="Cambria" w:cs="Arial"/>
-              </w:rPr>
-              <w:t>link: Gradual and discrete loss of perceptual awareness.</w:t>
-            </w:r>
-            <w:r>
-              <w:rPr>
-                <w:rFonts w:ascii="Cambria" w:hAnsi="Cambria" w:cs="Arial"/>
+              <w:t xml:space="preserve"> &amp; Akyürek, E. G. </w:t>
+            </w:r>
+            <w:r>
+              <w:rPr>
+                <w:rFonts w:ascii="Cambria" w:hAnsi="Cambria" w:cs="Arial"/>
+                <w:iCs/>
+                <w:shd w:val="clear" w:color="auto" w:fill="FFFFFF"/>
+              </w:rPr>
+              <w:t>A visual impulse reveals memoranda embedded in functional connectivity: Evidence for activity-silent WM states.</w:t>
+            </w:r>
+            <w:r>
+              <w:rPr>
+                <w:rFonts w:ascii="Cambria" w:hAnsi="Cambria" w:cs="Arial"/>
+                <w:iCs/>
+                <w:shd w:val="clear" w:color="auto" w:fill="FFFFFF"/>
               </w:rPr>
               <w:t xml:space="preserve"> </w:t>
             </w:r>
             <w:r>
               <w:rPr>
                 <w:rFonts w:ascii="Cambria" w:hAnsi="Cambria" w:cs="Arial"/>
-                <w:i/>
-                <w:iCs/>
+              </w:rPr>
+              <w:t>S</w:t>
+            </w:r>
+            <w:r>
+              <w:rPr>
+                <w:rFonts w:ascii="Cambria" w:hAnsi="Cambria" w:cs="Arial"/>
+              </w:rPr>
+              <w:t xml:space="preserve">ymposium </w:t>
+            </w:r>
+            <w:r>
+              <w:rPr>
+                <w:rFonts w:ascii="Cambria" w:hAnsi="Cambria" w:cs="Arial"/>
+                <w:i/>
+                <w:iCs/>
+                <w:shd w:val="clear" w:color="auto" w:fill="FFFFFF"/>
+              </w:rPr>
+              <w:lastRenderedPageBreak/>
+              <w:t>Interactions between sensory representations and cognitive control in working memory</w:t>
+            </w:r>
+            <w:r>
+              <w:rPr>
+                <w:rFonts w:ascii="Cambria" w:hAnsi="Cambria" w:cs="Arial"/>
+              </w:rPr>
+              <w:t xml:space="preserve"> at the </w:t>
+            </w:r>
+            <w:r>
+              <w:rPr>
+                <w:rFonts w:ascii="Cambria" w:hAnsi="Cambria" w:cs="Arial"/>
+                <w:i/>
+                <w:iCs/>
+              </w:rPr>
+              <w:t>International Conference of Cognitive Neuroscience 2020</w:t>
+            </w:r>
+            <w:r>
+              <w:rPr>
+                <w:rFonts w:ascii="Cambria" w:hAnsi="Cambria" w:cs="Arial"/>
+              </w:rPr>
+              <w:t xml:space="preserve"> </w:t>
+            </w:r>
+            <w:r>
+              <w:rPr>
+                <w:rFonts w:ascii="Cambria" w:hAnsi="Cambria" w:cs="Arial"/>
+                <w:i/>
+                <w:iCs/>
+              </w:rPr>
+              <w:t xml:space="preserve">(ICON) </w:t>
+            </w:r>
+            <w:r>
+              <w:rPr>
+                <w:rFonts w:ascii="Cambria" w:hAnsi="Cambria" w:cs="Arial"/>
+              </w:rPr>
+              <w:t>in Helsinki, Finland.</w:t>
+            </w:r>
+          </w:p>
+        </w:tc>
+        <w:tc>
+          <w:tcPr>
+            <w:tcW w:w="1615" w:type="dxa"/>
+          </w:tcPr>
+          <w:p>
+            <w:pPr>
+              <w:jc w:val="both"/>
+              <w:rPr>
+                <w:rFonts w:ascii="Cambria" w:hAnsi="Cambria" w:cs="Arial"/>
+                <w:bCs/>
                 <w:lang w:val="nl-NL"/>
               </w:rPr>
-              <w:t>The 17</w:t>
-            </w:r>
-            <w:r>
-              <w:rPr>
-                <w:rFonts w:ascii="Cambria" w:hAnsi="Cambria" w:cs="Arial"/>
-                <w:i/>
-                <w:iCs/>
-                <w:vertAlign w:val="superscript"/>
+            </w:pPr>
+            <w:r>
+              <w:rPr>
+                <w:rFonts w:ascii="Cambria" w:hAnsi="Cambria" w:cs="Arial"/>
+                <w:bCs/>
                 <w:lang w:val="nl-NL"/>
               </w:rPr>
-              <w:t>th</w:t>
-            </w:r>
-            <w:r>
-              <w:rPr>
-                <w:rFonts w:ascii="Cambria" w:hAnsi="Cambria" w:cs="Arial"/>
-                <w:i/>
-                <w:iCs/>
-                <w:lang w:val="nl-NL"/>
-              </w:rPr>
-              <w:t xml:space="preserve"> winter conference of De Nederlandse Vereniging voor Psychonomie (NVP) </w:t>
-            </w:r>
-            <w:r>
-              <w:rPr>
-                <w:rFonts w:ascii="Cambria" w:hAnsi="Cambria" w:cs="Arial"/>
-                <w:lang w:val="nl-NL"/>
-              </w:rPr>
-              <w:t>in Egmond, the Netherlands.</w:t>
-            </w:r>
-          </w:p>
-        </w:tc>
-        <w:tc>
-          <w:tcPr>
-            <w:tcW w:w="1615" w:type="dxa"/>
-          </w:tcPr>
-          <w:p>
-            <w:pPr>
-              <w:jc w:val="both"/>
-              <w:rPr>
-                <w:rFonts w:ascii="Cambria" w:hAnsi="Cambria" w:cs="Arial"/>
-                <w:bCs/>
-                <w:lang w:val="nl-NL"/>
-              </w:rPr>
-            </w:pPr>
-            <w:r>
-              <w:rPr>
-                <w:rFonts w:ascii="Cambria" w:hAnsi="Cambria" w:cs="Arial"/>
-                <w:bCs/>
-                <w:lang w:val="nl-NL"/>
-              </w:rPr>
-              <w:t>12/2019</w:t>
+              <w:lastRenderedPageBreak/>
+              <w:t>05/2022</w:t>
             </w:r>
           </w:p>
         </w:tc>
@@ -7257,100 +7840,87 @@
               <w:jc w:val="both"/>
               <w:rPr>
                 <w:rFonts w:ascii="Cambria" w:hAnsi="Cambria" w:cs="Arial"/>
+                <w:lang w:val="nl-NL"/>
               </w:rPr>
             </w:pPr>
             <w:r>
               <w:rPr>
                 <w:rFonts w:ascii="Cambria" w:hAnsi="Cambria" w:cs="Arial"/>
                 <w:b/>
+                <w:lang w:val="en-AE"/>
               </w:rPr>
               <w:t>Karabay, A.</w:t>
             </w:r>
             <w:r>
               <w:rPr>
                 <w:rFonts w:ascii="Cambria" w:hAnsi="Cambria" w:cs="Arial"/>
-              </w:rPr>
-              <w:t>, Wang, J., Martens, S., &amp; Akyürek, E. G.</w:t>
-            </w:r>
-            <w:r>
-              <w:rPr>
-                <w:rFonts w:ascii="Cambria" w:hAnsi="Cambria" w:cs="Arial"/>
+                <w:lang w:val="en-AE"/>
+              </w:rPr>
+              <w:t>,</w:t>
+            </w:r>
+            <w:r>
+              <w:rPr>
+                <w:rFonts w:ascii="Cambria" w:hAnsi="Cambria" w:cs="Arial"/>
+                <w:b/>
+                <w:lang w:val="en-AE"/>
               </w:rPr>
               <w:t xml:space="preserve"> </w:t>
             </w:r>
             <w:r>
               <w:rPr>
                 <w:rFonts w:ascii="Cambria" w:hAnsi="Cambria" w:cs="Arial"/>
-              </w:rPr>
-              <w:t>T</w:t>
-            </w:r>
-            <w:r>
-              <w:rPr>
-                <w:rFonts w:ascii="Cambria" w:hAnsi="Cambria" w:cs="Arial"/>
-                <w:lang w:val="en-US"/>
-              </w:rPr>
-              <w:t xml:space="preserve">he </w:t>
-            </w:r>
-            <w:r>
-              <w:rPr>
-                <w:rFonts w:ascii="Cambria" w:hAnsi="Cambria" w:cs="Arial"/>
-                <w:lang w:val="en-US"/>
+                <w:lang w:val="en-AE"/>
+              </w:rPr>
+              <w:t xml:space="preserve">Wang, J., </w:t>
+            </w:r>
+            <w:r>
+              <w:rPr>
+                <w:rFonts w:ascii="Cambria" w:hAnsi="Cambria" w:cs="Arial"/>
+                <w:u w:val="single"/>
+                <w:lang w:val="en-AE"/>
+              </w:rPr>
+              <w:t>Wilhelm, S.,</w:t>
+            </w:r>
+            <w:r>
+              <w:rPr>
+                <w:rFonts w:ascii="Cambria" w:hAnsi="Cambria" w:cs="Arial"/>
+                <w:lang w:val="en-AE"/>
+              </w:rPr>
+              <w:t xml:space="preserve"> Martens, S., &amp; Akyürek, E. G. </w:t>
+            </w:r>
+            <w:r>
+              <w:rPr>
+                <w:rFonts w:ascii="Cambria" w:hAnsi="Cambria" w:cs="Arial"/>
+              </w:rPr>
+              <w:t xml:space="preserve">Two faces of the </w:t>
+            </w:r>
+            <w:r>
+              <w:rPr>
+                <w:rFonts w:ascii="Cambria" w:hAnsi="Cambria" w:cs="Arial"/>
               </w:rPr>
               <w:t>a</w:t>
             </w:r>
             <w:r>
               <w:rPr>
                 <w:rFonts w:ascii="Cambria" w:hAnsi="Cambria" w:cs="Arial"/>
-                <w:lang w:val="en-US"/>
               </w:rPr>
               <w:t xml:space="preserve">ttentional </w:t>
             </w:r>
             <w:r>
               <w:rPr>
                 <w:rFonts w:ascii="Cambria" w:hAnsi="Cambria" w:cs="Arial"/>
-                <w:lang w:val="en-US"/>
               </w:rPr>
               <w:t>b</w:t>
             </w:r>
             <w:r>
               <w:rPr>
                 <w:rFonts w:ascii="Cambria" w:hAnsi="Cambria" w:cs="Arial"/>
-                <w:lang w:val="en-US"/>
-              </w:rPr>
-              <w:t xml:space="preserve">link: Binary </w:t>
-            </w:r>
-            <w:r>
-              <w:rPr>
-                <w:rFonts w:ascii="Cambria" w:hAnsi="Cambria" w:cs="Arial"/>
-                <w:lang w:val="en-US"/>
-              </w:rPr>
-              <w:t>o</w:t>
-            </w:r>
-            <w:r>
-              <w:rPr>
-                <w:rFonts w:ascii="Cambria" w:hAnsi="Cambria" w:cs="Arial"/>
-                <w:lang w:val="en-US"/>
-              </w:rPr>
-              <w:t xml:space="preserve">r </w:t>
-            </w:r>
-            <w:r>
-              <w:rPr>
-                <w:rFonts w:ascii="Cambria" w:hAnsi="Cambria" w:cs="Arial"/>
-                <w:lang w:val="en-US"/>
-              </w:rPr>
-              <w:t>g</w:t>
-            </w:r>
-            <w:r>
-              <w:rPr>
-                <w:rFonts w:ascii="Cambria" w:hAnsi="Cambria" w:cs="Arial"/>
-                <w:lang w:val="en-US"/>
-              </w:rPr>
-              <w:t>radual?</w:t>
-            </w:r>
-            <w:r>
-              <w:rPr>
-                <w:rFonts w:ascii="Cambria" w:hAnsi="Cambria" w:cs="Arial"/>
-                <w:lang w:val="en-US"/>
+              </w:rPr>
+              <w:t>link: Gradual and discrete loss of perceptual awareness.</w:t>
+            </w:r>
+            <w:r>
+              <w:rPr>
+                <w:rFonts w:ascii="Cambria" w:hAnsi="Cambria" w:cs="Arial"/>
               </w:rPr>
               <w:t xml:space="preserve"> </w:t>
             </w:r>
@@ -7359,17 +7929,9 @@
                 <w:rFonts w:ascii="Cambria" w:hAnsi="Cambria" w:cs="Arial"/>
                 <w:i/>
                 <w:iCs/>
-                <w:lang w:val="en-US"/>
-              </w:rPr>
-              <w:t xml:space="preserve">The </w:t>
-            </w:r>
-            <w:r>
-              <w:rPr>
-                <w:rFonts w:ascii="Cambria" w:hAnsi="Cambria" w:cs="Arial"/>
-                <w:i/>
-                <w:iCs/>
-              </w:rPr>
-              <w:t>21</w:t>
+                <w:lang w:val="nl-NL"/>
+              </w:rPr>
+              <w:t>The 17</w:t>
             </w:r>
             <w:r>
               <w:rPr>
@@ -7377,30 +7939,25 @@
                 <w:i/>
                 <w:iCs/>
                 <w:vertAlign w:val="superscript"/>
-              </w:rPr>
-              <w:t>st</w:t>
-            </w:r>
-            <w:r>
-              <w:rPr>
-                <w:rFonts w:ascii="Cambria" w:hAnsi="Cambria" w:cs="Arial"/>
-                <w:i/>
-                <w:iCs/>
-              </w:rPr>
-              <w:t xml:space="preserve"> </w:t>
-            </w:r>
-            <w:r>
-              <w:rPr>
-                <w:rFonts w:ascii="Cambria" w:hAnsi="Cambria" w:cs="Arial"/>
-                <w:i/>
-                <w:iCs/>
-              </w:rPr>
-              <w:t>Conference of the European Society for Cognitive Psychology (ESCoP)</w:t>
-            </w:r>
-            <w:r>
-              <w:rPr>
-                <w:rFonts w:ascii="Cambria" w:hAnsi="Cambria" w:cs="Arial"/>
-              </w:rPr>
-              <w:t xml:space="preserve"> in Tenerife, Spain.</w:t>
+                <w:lang w:val="nl-NL"/>
+              </w:rPr>
+              <w:t>th</w:t>
+            </w:r>
+            <w:r>
+              <w:rPr>
+                <w:rFonts w:ascii="Cambria" w:hAnsi="Cambria" w:cs="Arial"/>
+                <w:i/>
+                <w:iCs/>
+                <w:lang w:val="nl-NL"/>
+              </w:rPr>
+              <w:t xml:space="preserve"> winter conference of De Nederlandse Vereniging voor Psychonomie (NVP) </w:t>
+            </w:r>
+            <w:r>
+              <w:rPr>
+                <w:rFonts w:ascii="Cambria" w:hAnsi="Cambria" w:cs="Arial"/>
+                <w:lang w:val="nl-NL"/>
+              </w:rPr>
+              <w:t>in Egmond, the Netherlands.</w:t>
             </w:r>
           </w:p>
         </w:tc>
@@ -7423,7 +7980,7 @@
                 <w:bCs/>
                 <w:lang w:val="nl-NL"/>
               </w:rPr>
-              <w:t>09/2019</w:t>
+              <w:t>12/2019</w:t>
             </w:r>
           </w:p>
         </w:tc>
@@ -7445,156 +8002,129 @@
             <w:r>
               <w:rPr>
                 <w:rFonts w:ascii="Cambria" w:hAnsi="Cambria" w:cs="Arial"/>
-                <w:lang w:val="en-AE"/>
-              </w:rPr>
-              <w:t xml:space="preserve">Kandemir, G., </w:t>
-            </w:r>
-            <w:r>
-              <w:rPr>
-                <w:rFonts w:ascii="Cambria" w:hAnsi="Cambria" w:cs="Arial"/>
                 <w:b/>
-                <w:lang w:val="en-AE"/>
               </w:rPr>
               <w:t>Karabay, A.</w:t>
             </w:r>
             <w:r>
               <w:rPr>
                 <w:rFonts w:ascii="Cambria" w:hAnsi="Cambria" w:cs="Arial"/>
-                <w:bCs/>
-                <w:lang w:val="en-AE"/>
-              </w:rPr>
-              <w:t>,</w:t>
-            </w:r>
-            <w:r>
-              <w:rPr>
-                <w:rFonts w:ascii="Cambria" w:hAnsi="Cambria" w:cs="Arial"/>
-                <w:lang w:val="en-AE"/>
-              </w:rPr>
-              <w:t xml:space="preserve"> &amp; Akyürek, E. G. </w:t>
+              </w:rPr>
+              <w:t>, Wang, J., Martens, S., &amp; Akyürek, E. G.</w:t>
+            </w:r>
+            <w:r>
+              <w:rPr>
+                <w:rFonts w:ascii="Cambria" w:hAnsi="Cambria" w:cs="Arial"/>
+              </w:rPr>
+              <w:t xml:space="preserve"> </w:t>
+            </w:r>
+            <w:r>
+              <w:rPr>
+                <w:rFonts w:ascii="Cambria" w:hAnsi="Cambria" w:cs="Arial"/>
+              </w:rPr>
+              <w:t>T</w:t>
             </w:r>
             <w:r>
               <w:rPr>
                 <w:rFonts w:ascii="Cambria" w:hAnsi="Cambria" w:cs="Arial"/>
                 <w:lang w:val="en-US"/>
               </w:rPr>
-              <w:t xml:space="preserve">Decoding </w:t>
+              <w:t xml:space="preserve">he </w:t>
             </w:r>
             <w:r>
               <w:rPr>
                 <w:rFonts w:ascii="Cambria" w:hAnsi="Cambria" w:cs="Arial"/>
                 <w:lang w:val="en-US"/>
               </w:rPr>
-              <w:t>s</w:t>
+              <w:t>a</w:t>
             </w:r>
             <w:r>
               <w:rPr>
                 <w:rFonts w:ascii="Cambria" w:hAnsi="Cambria" w:cs="Arial"/>
                 <w:lang w:val="en-US"/>
               </w:rPr>
-              <w:t xml:space="preserve">ensory and </w:t>
+              <w:t xml:space="preserve">ttentional </w:t>
             </w:r>
             <w:r>
               <w:rPr>
                 <w:rFonts w:ascii="Cambria" w:hAnsi="Cambria" w:cs="Arial"/>
                 <w:lang w:val="en-US"/>
               </w:rPr>
-              <w:t>a</w:t>
+              <w:t>b</w:t>
             </w:r>
             <w:r>
               <w:rPr>
                 <w:rFonts w:ascii="Cambria" w:hAnsi="Cambria" w:cs="Arial"/>
                 <w:lang w:val="en-US"/>
               </w:rPr>
-              <w:t xml:space="preserve">bstract </w:t>
+              <w:t xml:space="preserve">link: Binary </w:t>
             </w:r>
             <w:r>
               <w:rPr>
                 <w:rFonts w:ascii="Cambria" w:hAnsi="Cambria" w:cs="Arial"/>
                 <w:lang w:val="en-US"/>
               </w:rPr>
-              <w:t>i</w:t>
+              <w:t>o</w:t>
             </w:r>
             <w:r>
               <w:rPr>
                 <w:rFonts w:ascii="Cambria" w:hAnsi="Cambria" w:cs="Arial"/>
                 <w:lang w:val="en-US"/>
               </w:rPr>
-              <w:t xml:space="preserve">nformation </w:t>
+              <w:t xml:space="preserve">r </w:t>
             </w:r>
             <w:r>
               <w:rPr>
                 <w:rFonts w:ascii="Cambria" w:hAnsi="Cambria" w:cs="Arial"/>
                 <w:lang w:val="en-US"/>
               </w:rPr>
-              <w:t>f</w:t>
+              <w:t>g</w:t>
             </w:r>
             <w:r>
               <w:rPr>
                 <w:rFonts w:ascii="Cambria" w:hAnsi="Cambria" w:cs="Arial"/>
                 <w:lang w:val="en-US"/>
               </w:rPr>
-              <w:t xml:space="preserve">rom </w:t>
+              <w:t>radual?</w:t>
             </w:r>
             <w:r>
               <w:rPr>
                 <w:rFonts w:ascii="Cambria" w:hAnsi="Cambria" w:cs="Arial"/>
                 <w:lang w:val="en-US"/>
               </w:rPr>
-              <w:t>a</w:t>
-            </w:r>
-            <w:r>
-              <w:rPr>
-                <w:rFonts w:ascii="Cambria" w:hAnsi="Cambria" w:cs="Arial"/>
+              <w:t xml:space="preserve"> </w:t>
+            </w:r>
+            <w:r>
+              <w:rPr>
+                <w:rFonts w:ascii="Cambria" w:hAnsi="Cambria" w:cs="Arial"/>
+                <w:i/>
+                <w:iCs/>
                 <w:lang w:val="en-US"/>
               </w:rPr>
-              <w:t xml:space="preserve">ctivity </w:t>
-            </w:r>
-            <w:r>
-              <w:rPr>
-                <w:rFonts w:ascii="Cambria" w:hAnsi="Cambria" w:cs="Arial"/>
-                <w:lang w:val="en-US"/>
-              </w:rPr>
-              <w:t>s</w:t>
-            </w:r>
-            <w:r>
-              <w:rPr>
-                <w:rFonts w:ascii="Cambria" w:hAnsi="Cambria" w:cs="Arial"/>
-                <w:lang w:val="en-US"/>
-              </w:rPr>
-              <w:t xml:space="preserve">ilent </w:t>
-            </w:r>
-            <w:r>
-              <w:rPr>
-                <w:rFonts w:ascii="Cambria" w:hAnsi="Cambria" w:cs="Arial"/>
-                <w:lang w:val="en-US"/>
-              </w:rPr>
-              <w:t>b</w:t>
-            </w:r>
-            <w:r>
-              <w:rPr>
-                <w:rFonts w:ascii="Cambria" w:hAnsi="Cambria" w:cs="Arial"/>
-                <w:lang w:val="en-US"/>
-              </w:rPr>
-              <w:t xml:space="preserve">rain </w:t>
-            </w:r>
-            <w:r>
-              <w:rPr>
-                <w:rFonts w:ascii="Cambria" w:hAnsi="Cambria" w:cs="Arial"/>
-                <w:lang w:val="en-US"/>
-              </w:rPr>
-              <w:t>s</w:t>
-            </w:r>
-            <w:r>
-              <w:rPr>
-                <w:rFonts w:ascii="Cambria" w:hAnsi="Cambria" w:cs="Arial"/>
-                <w:lang w:val="en-US"/>
-              </w:rPr>
-              <w:t>tates.</w:t>
-            </w:r>
-            <w:r>
-              <w:rPr>
-                <w:rFonts w:ascii="Cambria" w:hAnsi="Cambria" w:cs="Arial"/>
-                <w:lang w:val="en-US"/>
+              <w:t xml:space="preserve">The </w:t>
+            </w:r>
+            <w:r>
+              <w:rPr>
+                <w:rFonts w:ascii="Cambria" w:hAnsi="Cambria" w:cs="Arial"/>
+                <w:i/>
+                <w:iCs/>
+              </w:rPr>
+              <w:t>21</w:t>
+            </w:r>
+            <w:r>
+              <w:rPr>
+                <w:rFonts w:ascii="Cambria" w:hAnsi="Cambria" w:cs="Arial"/>
+                <w:i/>
+                <w:iCs/>
+                <w:vertAlign w:val="superscript"/>
+              </w:rPr>
+              <w:t>st</w:t>
+            </w:r>
+            <w:r>
+              <w:rPr>
+                <w:rFonts w:ascii="Cambria" w:hAnsi="Cambria" w:cs="Arial"/>
+                <w:i/>
+                <w:iCs/>
               </w:rPr>
               <w:t xml:space="preserve"> </w:t>
             </w:r>
@@ -7603,42 +8133,26 @@
                 <w:rFonts w:ascii="Cambria" w:hAnsi="Cambria" w:cs="Arial"/>
                 <w:i/>
                 <w:iCs/>
-                <w:lang w:val="en-US"/>
-              </w:rPr>
-              <w:t xml:space="preserve">The </w:t>
-            </w:r>
-            <w:r>
-              <w:rPr>
-                <w:rFonts w:ascii="Cambria" w:hAnsi="Cambria" w:cs="Arial"/>
-                <w:i/>
-                <w:iCs/>
-              </w:rPr>
-              <w:t>21</w:t>
-            </w:r>
-            <w:r>
-              <w:rPr>
-                <w:rFonts w:ascii="Cambria" w:hAnsi="Cambria" w:cs="Arial"/>
-                <w:i/>
-                <w:iCs/>
-                <w:vertAlign w:val="superscript"/>
-              </w:rPr>
-              <w:t>st</w:t>
-            </w:r>
-            <w:r>
-              <w:rPr>
-                <w:rFonts w:ascii="Cambria" w:hAnsi="Cambria" w:cs="Arial"/>
-                <w:i/>
-                <w:iCs/>
-              </w:rPr>
-              <w:t xml:space="preserve"> </w:t>
-            </w:r>
-            <w:r>
-              <w:rPr>
-                <w:rFonts w:ascii="Cambria" w:hAnsi="Cambria" w:cs="Arial"/>
-                <w:i/>
-                <w:iCs/>
-              </w:rPr>
-              <w:t>Conference of the European Society for Cognitive Psychology (ESCoP)</w:t>
+              </w:rPr>
+              <w:t>Conference of the European Society for Cognitive Psychology (</w:t>
+            </w:r>
+            <w:proofErr w:type="spellStart"/>
+            <w:r>
+              <w:rPr>
+                <w:rFonts w:ascii="Cambria" w:hAnsi="Cambria" w:cs="Arial"/>
+                <w:i/>
+                <w:iCs/>
+              </w:rPr>
+              <w:t>ESCoP</w:t>
+            </w:r>
+            <w:proofErr w:type="spellEnd"/>
+            <w:r>
+              <w:rPr>
+                <w:rFonts w:ascii="Cambria" w:hAnsi="Cambria" w:cs="Arial"/>
+                <w:i/>
+                <w:iCs/>
+              </w:rPr>
+              <w:t>)</w:t>
             </w:r>
             <w:r>
               <w:rPr>
@@ -7684,6 +8198,241 @@
               <w:jc w:val="both"/>
               <w:rPr>
                 <w:rFonts w:ascii="Cambria" w:hAnsi="Cambria" w:cs="Arial"/>
+              </w:rPr>
+            </w:pPr>
+            <w:r>
+              <w:rPr>
+                <w:rFonts w:ascii="Cambria" w:hAnsi="Cambria" w:cs="Arial"/>
+                <w:lang w:val="en-AE"/>
+              </w:rPr>
+              <w:t xml:space="preserve">Kandemir, G., </w:t>
+            </w:r>
+            <w:r>
+              <w:rPr>
+                <w:rFonts w:ascii="Cambria" w:hAnsi="Cambria" w:cs="Arial"/>
+                <w:b/>
+                <w:lang w:val="en-AE"/>
+              </w:rPr>
+              <w:t>Karabay, A.</w:t>
+            </w:r>
+            <w:r>
+              <w:rPr>
+                <w:rFonts w:ascii="Cambria" w:hAnsi="Cambria" w:cs="Arial"/>
+                <w:bCs/>
+                <w:lang w:val="en-AE"/>
+              </w:rPr>
+              <w:t>,</w:t>
+            </w:r>
+            <w:r>
+              <w:rPr>
+                <w:rFonts w:ascii="Cambria" w:hAnsi="Cambria" w:cs="Arial"/>
+                <w:lang w:val="en-AE"/>
+              </w:rPr>
+              <w:t xml:space="preserve"> &amp; Akyürek, E. G. </w:t>
+            </w:r>
+            <w:r>
+              <w:rPr>
+                <w:rFonts w:ascii="Cambria" w:hAnsi="Cambria" w:cs="Arial"/>
+                <w:lang w:val="en-US"/>
+              </w:rPr>
+              <w:t xml:space="preserve">Decoding </w:t>
+            </w:r>
+            <w:r>
+              <w:rPr>
+                <w:rFonts w:ascii="Cambria" w:hAnsi="Cambria" w:cs="Arial"/>
+                <w:lang w:val="en-US"/>
+              </w:rPr>
+              <w:t>s</w:t>
+            </w:r>
+            <w:r>
+              <w:rPr>
+                <w:rFonts w:ascii="Cambria" w:hAnsi="Cambria" w:cs="Arial"/>
+                <w:lang w:val="en-US"/>
+              </w:rPr>
+              <w:t xml:space="preserve">ensory and </w:t>
+            </w:r>
+            <w:r>
+              <w:rPr>
+                <w:rFonts w:ascii="Cambria" w:hAnsi="Cambria" w:cs="Arial"/>
+                <w:lang w:val="en-US"/>
+              </w:rPr>
+              <w:t>a</w:t>
+            </w:r>
+            <w:r>
+              <w:rPr>
+                <w:rFonts w:ascii="Cambria" w:hAnsi="Cambria" w:cs="Arial"/>
+                <w:lang w:val="en-US"/>
+              </w:rPr>
+              <w:t xml:space="preserve">bstract </w:t>
+            </w:r>
+            <w:r>
+              <w:rPr>
+                <w:rFonts w:ascii="Cambria" w:hAnsi="Cambria" w:cs="Arial"/>
+                <w:lang w:val="en-US"/>
+              </w:rPr>
+              <w:t>i</w:t>
+            </w:r>
+            <w:r>
+              <w:rPr>
+                <w:rFonts w:ascii="Cambria" w:hAnsi="Cambria" w:cs="Arial"/>
+                <w:lang w:val="en-US"/>
+              </w:rPr>
+              <w:t xml:space="preserve">nformation </w:t>
+            </w:r>
+            <w:r>
+              <w:rPr>
+                <w:rFonts w:ascii="Cambria" w:hAnsi="Cambria" w:cs="Arial"/>
+                <w:lang w:val="en-US"/>
+              </w:rPr>
+              <w:t>f</w:t>
+            </w:r>
+            <w:r>
+              <w:rPr>
+                <w:rFonts w:ascii="Cambria" w:hAnsi="Cambria" w:cs="Arial"/>
+                <w:lang w:val="en-US"/>
+              </w:rPr>
+              <w:t xml:space="preserve">rom </w:t>
+            </w:r>
+            <w:r>
+              <w:rPr>
+                <w:rFonts w:ascii="Cambria" w:hAnsi="Cambria" w:cs="Arial"/>
+                <w:lang w:val="en-US"/>
+              </w:rPr>
+              <w:t>a</w:t>
+            </w:r>
+            <w:r>
+              <w:rPr>
+                <w:rFonts w:ascii="Cambria" w:hAnsi="Cambria" w:cs="Arial"/>
+                <w:lang w:val="en-US"/>
+              </w:rPr>
+              <w:t xml:space="preserve">ctivity </w:t>
+            </w:r>
+            <w:r>
+              <w:rPr>
+                <w:rFonts w:ascii="Cambria" w:hAnsi="Cambria" w:cs="Arial"/>
+                <w:lang w:val="en-US"/>
+              </w:rPr>
+              <w:t>s</w:t>
+            </w:r>
+            <w:r>
+              <w:rPr>
+                <w:rFonts w:ascii="Cambria" w:hAnsi="Cambria" w:cs="Arial"/>
+                <w:lang w:val="en-US"/>
+              </w:rPr>
+              <w:t xml:space="preserve">ilent </w:t>
+            </w:r>
+            <w:r>
+              <w:rPr>
+                <w:rFonts w:ascii="Cambria" w:hAnsi="Cambria" w:cs="Arial"/>
+                <w:lang w:val="en-US"/>
+              </w:rPr>
+              <w:t>b</w:t>
+            </w:r>
+            <w:r>
+              <w:rPr>
+                <w:rFonts w:ascii="Cambria" w:hAnsi="Cambria" w:cs="Arial"/>
+                <w:lang w:val="en-US"/>
+              </w:rPr>
+              <w:t xml:space="preserve">rain </w:t>
+            </w:r>
+            <w:r>
+              <w:rPr>
+                <w:rFonts w:ascii="Cambria" w:hAnsi="Cambria" w:cs="Arial"/>
+                <w:lang w:val="en-US"/>
+              </w:rPr>
+              <w:t>s</w:t>
+            </w:r>
+            <w:r>
+              <w:rPr>
+                <w:rFonts w:ascii="Cambria" w:hAnsi="Cambria" w:cs="Arial"/>
+                <w:lang w:val="en-US"/>
+              </w:rPr>
+              <w:t>tates.</w:t>
+            </w:r>
+            <w:r>
+              <w:rPr>
+                <w:rFonts w:ascii="Cambria" w:hAnsi="Cambria" w:cs="Arial"/>
+                <w:lang w:val="en-US"/>
+              </w:rPr>
+              <w:t xml:space="preserve"> </w:t>
+            </w:r>
+            <w:r>
+              <w:rPr>
+                <w:rFonts w:ascii="Cambria" w:hAnsi="Cambria" w:cs="Arial"/>
+                <w:i/>
+                <w:iCs/>
+                <w:lang w:val="en-US"/>
+              </w:rPr>
+              <w:t xml:space="preserve">The </w:t>
+            </w:r>
+            <w:r>
+              <w:rPr>
+                <w:rFonts w:ascii="Cambria" w:hAnsi="Cambria" w:cs="Arial"/>
+                <w:i/>
+                <w:iCs/>
+              </w:rPr>
+              <w:t>21</w:t>
+            </w:r>
+            <w:r>
+              <w:rPr>
+                <w:rFonts w:ascii="Cambria" w:hAnsi="Cambria" w:cs="Arial"/>
+                <w:i/>
+                <w:iCs/>
+                <w:vertAlign w:val="superscript"/>
+              </w:rPr>
+              <w:t>st</w:t>
+            </w:r>
+            <w:r>
+              <w:rPr>
+                <w:rFonts w:ascii="Cambria" w:hAnsi="Cambria" w:cs="Arial"/>
+                <w:i/>
+                <w:iCs/>
+              </w:rPr>
+              <w:t xml:space="preserve"> </w:t>
+            </w:r>
+            <w:r>
+              <w:rPr>
+                <w:rFonts w:ascii="Cambria" w:hAnsi="Cambria" w:cs="Arial"/>
+                <w:i/>
+                <w:iCs/>
+              </w:rPr>
+              <w:t>Conference of the European Society for Cognitive Psychology (</w:t>
+            </w:r>
+            <w:proofErr w:type="spellStart"/>
+            <w:r>
+              <w:rPr>
+                <w:rFonts w:ascii="Cambria" w:hAnsi="Cambria" w:cs="Arial"/>
+                <w:i/>
+                <w:iCs/>
+              </w:rPr>
+              <w:t>ESCoP</w:t>
+            </w:r>
+            <w:proofErr w:type="spellEnd"/>
+            <w:r>
+              <w:rPr>
+                <w:rFonts w:ascii="Cambria" w:hAnsi="Cambria" w:cs="Arial"/>
+                <w:i/>
+                <w:iCs/>
+              </w:rPr>
+              <w:t>)</w:t>
+            </w:r>
+            <w:r>
+              <w:rPr>
+                <w:rFonts w:ascii="Cambria" w:hAnsi="Cambria" w:cs="Arial"/>
+              </w:rPr>
+              <w:t xml:space="preserve"> in Tenerife, Spain.</w:t>
+            </w:r>
+          </w:p>
+        </w:tc>
+        <w:tc>
+          <w:tcPr>
+            <w:tcW w:w="1615" w:type="dxa"/>
+          </w:tcPr>
+          <w:p>
+            <w:pPr>
+              <w:jc w:val="both"/>
+              <w:rPr>
+                <w:rFonts w:ascii="Cambria" w:hAnsi="Cambria" w:cs="Arial"/>
                 <w:bCs/>
                 <w:lang w:val="nl-NL"/>
               </w:rPr>
@@ -7691,128 +8440,10 @@
             <w:r>
               <w:rPr>
                 <w:rFonts w:ascii="Cambria" w:hAnsi="Cambria" w:cs="Arial"/>
-                <w:b/>
-                <w:lang w:val="en-US"/>
-              </w:rPr>
-              <w:t>Karabay</w:t>
-            </w:r>
-            <w:r>
-              <w:rPr>
-                <w:rFonts w:ascii="Cambria" w:hAnsi="Cambria" w:cs="Arial"/>
-                <w:b/>
-              </w:rPr>
-              <w:t>,</w:t>
-            </w:r>
-            <w:r>
-              <w:rPr>
-                <w:rFonts w:ascii="Cambria" w:hAnsi="Cambria" w:cs="Arial"/>
-                <w:b/>
-                <w:lang w:val="en-US"/>
-              </w:rPr>
-              <w:t xml:space="preserve"> A.</w:t>
-            </w:r>
-            <w:r>
-              <w:rPr>
-                <w:rFonts w:ascii="Cambria" w:hAnsi="Cambria" w:cs="Arial"/>
-                <w:lang w:val="en-US"/>
-              </w:rPr>
-              <w:t xml:space="preserve">, Saija J., Field, D. T., &amp; </w:t>
-            </w:r>
-            <w:r>
-              <w:rPr>
-                <w:rFonts w:ascii="Cambria" w:hAnsi="Cambria" w:cs="Arial"/>
-              </w:rPr>
-              <w:t>Akyürek,</w:t>
-            </w:r>
-            <w:r>
-              <w:rPr>
-                <w:rFonts w:ascii="Cambria" w:hAnsi="Cambria" w:cs="Arial"/>
-                <w:lang w:val="en-US"/>
-              </w:rPr>
-              <w:t xml:space="preserve"> </w:t>
-            </w:r>
-            <w:r>
-              <w:rPr>
-                <w:rFonts w:ascii="Cambria" w:hAnsi="Cambria" w:cs="Arial"/>
-              </w:rPr>
-              <w:t xml:space="preserve">E. G. </w:t>
-            </w:r>
-            <w:r>
-              <w:rPr>
-                <w:rFonts w:ascii="Cambria" w:hAnsi="Cambria" w:cs="Arial"/>
-                <w:lang w:val="en-US"/>
-              </w:rPr>
-              <w:t>T</w:t>
-            </w:r>
-            <w:r>
-              <w:rPr>
-                <w:rFonts w:ascii="Cambria" w:hAnsi="Cambria" w:cs="Arial"/>
-                <w:lang w:val="en-US"/>
-              </w:rPr>
-              <w:t>he acute effects of cocoa flavanols on temporal and spatial attention.</w:t>
-            </w:r>
-            <w:r>
-              <w:rPr>
-                <w:rFonts w:ascii="Cambria" w:hAnsi="Cambria" w:cs="Arial"/>
-                <w:lang w:val="en-US"/>
-              </w:rPr>
-              <w:t xml:space="preserve"> </w:t>
-            </w:r>
-            <w:r>
-              <w:rPr>
-                <w:rFonts w:ascii="Cambria" w:hAnsi="Cambria" w:cs="Arial"/>
-                <w:i/>
-                <w:iCs/>
+                <w:bCs/>
                 <w:lang w:val="nl-NL"/>
               </w:rPr>
-              <w:t>The 16</w:t>
-            </w:r>
-            <w:r>
-              <w:rPr>
-                <w:rFonts w:ascii="Cambria" w:hAnsi="Cambria" w:cs="Arial"/>
-                <w:i/>
-                <w:iCs/>
-                <w:vertAlign w:val="superscript"/>
-                <w:lang w:val="nl-NL"/>
-              </w:rPr>
-              <w:t>th</w:t>
-            </w:r>
-            <w:r>
-              <w:rPr>
-                <w:rFonts w:ascii="Cambria" w:hAnsi="Cambria" w:cs="Arial"/>
-                <w:i/>
-                <w:iCs/>
-                <w:lang w:val="nl-NL"/>
-              </w:rPr>
-              <w:t xml:space="preserve"> winter conference of De Nederlandse Vereniging voor Psychonomie (NVP) </w:t>
-            </w:r>
-            <w:r>
-              <w:rPr>
-                <w:rFonts w:ascii="Cambria" w:hAnsi="Cambria" w:cs="Arial"/>
-                <w:lang w:val="nl-NL"/>
-              </w:rPr>
-              <w:t xml:space="preserve">in Egmond, the Netherlands. </w:t>
-            </w:r>
-          </w:p>
-        </w:tc>
-        <w:tc>
-          <w:tcPr>
-            <w:tcW w:w="1615" w:type="dxa"/>
-          </w:tcPr>
-          <w:p>
-            <w:pPr>
-              <w:jc w:val="both"/>
-              <w:rPr>
-                <w:rFonts w:ascii="Cambria" w:hAnsi="Cambria" w:cs="Arial"/>
-                <w:bCs/>
-              </w:rPr>
-            </w:pPr>
-            <w:r>
-              <w:rPr>
-                <w:rFonts w:ascii="Cambria" w:hAnsi="Cambria" w:cs="Arial"/>
-                <w:bCs/>
-              </w:rPr>
-              <w:t>12/2017</w:t>
+              <w:t>09/2019</w:t>
             </w:r>
           </w:p>
         </w:tc>
@@ -7829,16 +8460,10 @@
               <w:jc w:val="both"/>
               <w:rPr>
                 <w:rFonts w:ascii="Cambria" w:hAnsi="Cambria" w:cs="Arial"/>
-                <w:lang w:val="en-US"/>
-              </w:rPr>
-            </w:pPr>
-            <w:r>
-              <w:rPr>
-                <w:rFonts w:ascii="Cambria" w:hAnsi="Cambria" w:cs="Arial"/>
-                <w:lang w:val="en-US"/>
-              </w:rPr>
-              <w:t xml:space="preserve">Er N., </w:t>
-            </w:r>
+                <w:bCs/>
+                <w:lang w:val="nl-NL"/>
+              </w:rPr>
+            </w:pPr>
             <w:r>
               <w:rPr>
                 <w:rFonts w:ascii="Cambria" w:hAnsi="Cambria" w:cs="Arial"/>
@@ -7867,7 +8492,13 @@
                 <w:rFonts w:ascii="Cambria" w:hAnsi="Cambria" w:cs="Arial"/>
                 <w:lang w:val="en-US"/>
               </w:rPr>
-              <w:t>, Kaynar, G., Uysal, M. M., &amp; Boyraz, F. U.</w:t>
+              <w:t xml:space="preserve">, Saija J., Field, D. T., &amp; </w:t>
+            </w:r>
+            <w:r>
+              <w:rPr>
+                <w:rFonts w:ascii="Cambria" w:hAnsi="Cambria" w:cs="Arial"/>
+              </w:rPr>
+              <w:t>Akyürek,</w:t>
             </w:r>
             <w:r>
               <w:rPr>
@@ -7879,64 +8510,28 @@
             <w:r>
               <w:rPr>
                 <w:rFonts w:ascii="Cambria" w:hAnsi="Cambria" w:cs="Arial"/>
+              </w:rPr>
+              <w:t xml:space="preserve">E. G. </w:t>
+            </w:r>
+            <w:r>
+              <w:rPr>
+                <w:rFonts w:ascii="Cambria" w:hAnsi="Cambria" w:cs="Arial"/>
                 <w:lang w:val="en-US"/>
               </w:rPr>
-              <w:t>İ</w:t>
+              <w:t>T</w:t>
             </w:r>
             <w:r>
               <w:rPr>
                 <w:rFonts w:ascii="Cambria" w:hAnsi="Cambria" w:cs="Arial"/>
                 <w:lang w:val="en-US"/>
               </w:rPr>
-              <w:t>stemli &amp; istemsiz otobiyografik an</w:t>
+              <w:t>he acute effects of cocoa flavanols on temporal and spatial attention.</w:t>
             </w:r>
             <w:r>
               <w:rPr>
                 <w:rFonts w:ascii="Cambria" w:hAnsi="Cambria" w:cs="Arial"/>
                 <w:lang w:val="en-US"/>
               </w:rPr>
-              <w:t>ı</w:t>
-            </w:r>
-            <w:r>
-              <w:rPr>
-                <w:rFonts w:ascii="Cambria" w:hAnsi="Cambria" w:cs="Arial"/>
-                <w:lang w:val="en-US"/>
-              </w:rPr>
-              <w:t>larda yaşa bağl</w:t>
-            </w:r>
-            <w:r>
-              <w:rPr>
-                <w:rFonts w:ascii="Cambria" w:hAnsi="Cambria" w:cs="Arial"/>
-                <w:lang w:val="en-US"/>
-              </w:rPr>
-              <w:t>ı</w:t>
-            </w:r>
-            <w:r>
-              <w:rPr>
-                <w:rFonts w:ascii="Cambria" w:hAnsi="Cambria" w:cs="Arial"/>
-                <w:lang w:val="en-US"/>
-              </w:rPr>
-              <w:t xml:space="preserve"> değişimler (</w:t>
-            </w:r>
-            <w:r>
-              <w:rPr>
-                <w:rFonts w:ascii="Cambria" w:hAnsi="Cambria" w:cs="Arial"/>
-                <w:lang w:val="en-US"/>
-              </w:rPr>
-              <w:t>V</w:t>
-            </w:r>
-            <w:r>
-              <w:rPr>
-                <w:rFonts w:ascii="Cambria" w:hAnsi="Cambria" w:cs="Arial"/>
-                <w:lang w:val="en-US"/>
-              </w:rPr>
-              <w:t>ariations of voluntary and involuntary autobiographical memories depending on age).</w:t>
-            </w:r>
-            <w:r>
-              <w:rPr>
-                <w:rFonts w:ascii="Cambria" w:hAnsi="Cambria" w:cs="Arial"/>
-                <w:lang w:val="en-US"/>
-              </w:rPr>
               <w:t xml:space="preserve"> </w:t>
             </w:r>
             <w:r>
@@ -7944,9 +8539,9 @@
                 <w:rFonts w:ascii="Cambria" w:hAnsi="Cambria" w:cs="Arial"/>
                 <w:i/>
                 <w:iCs/>
-                <w:lang w:val="en-US"/>
-              </w:rPr>
-              <w:t>The 17</w:t>
+                <w:lang w:val="nl-NL"/>
+              </w:rPr>
+              <w:t>The 16</w:t>
             </w:r>
             <w:r>
               <w:rPr>
@@ -7954,7 +8549,7 @@
                 <w:i/>
                 <w:iCs/>
                 <w:vertAlign w:val="superscript"/>
-                <w:lang w:val="en-US"/>
+                <w:lang w:val="nl-NL"/>
               </w:rPr>
               <w:t>th</w:t>
             </w:r>
@@ -7963,25 +8558,16 @@
                 <w:rFonts w:ascii="Cambria" w:hAnsi="Cambria" w:cs="Arial"/>
                 <w:i/>
                 <w:iCs/>
-                <w:lang w:val="en-US"/>
-              </w:rPr>
-              <w:t xml:space="preserve"> </w:t>
-            </w:r>
-            <w:r>
-              <w:rPr>
-                <w:rFonts w:ascii="Cambria" w:hAnsi="Cambria" w:cs="Arial"/>
-                <w:i/>
-                <w:iCs/>
-                <w:lang w:val="en-US"/>
-              </w:rPr>
-              <w:t>National Psychology Congress</w:t>
-            </w:r>
-            <w:r>
-              <w:rPr>
-                <w:rFonts w:ascii="Cambria" w:hAnsi="Cambria" w:cs="Arial"/>
-                <w:lang w:val="en-US"/>
-              </w:rPr>
-              <w:t xml:space="preserve"> in Istanbul, Turkey.</w:t>
+                <w:lang w:val="nl-NL"/>
+              </w:rPr>
+              <w:t xml:space="preserve"> winter conference of De Nederlandse Vereniging voor Psychonomie (NVP) </w:t>
+            </w:r>
+            <w:r>
+              <w:rPr>
+                <w:rFonts w:ascii="Cambria" w:hAnsi="Cambria" w:cs="Arial"/>
+                <w:lang w:val="nl-NL"/>
+              </w:rPr>
+              <w:t xml:space="preserve">in Egmond, the Netherlands. </w:t>
             </w:r>
           </w:p>
         </w:tc>
@@ -7995,16 +8581,14 @@
               <w:rPr>
                 <w:rFonts w:ascii="Cambria" w:hAnsi="Cambria" w:cs="Arial"/>
                 <w:bCs/>
-                <w:lang w:val="nl-NL"/>
-              </w:rPr>
-            </w:pPr>
-            <w:r>
-              <w:rPr>
-                <w:rFonts w:ascii="Cambria" w:hAnsi="Cambria" w:cs="Arial"/>
-                <w:bCs/>
-                <w:lang w:val="nl-NL"/>
-              </w:rPr>
-              <w:t>05/2012</w:t>
+              </w:rPr>
+            </w:pPr>
+            <w:r>
+              <w:rPr>
+                <w:rFonts w:ascii="Cambria" w:hAnsi="Cambria" w:cs="Arial"/>
+                <w:bCs/>
+              </w:rPr>
+              <w:t>12/2017</w:t>
             </w:r>
           </w:p>
         </w:tc>
@@ -8027,6 +8611,13 @@
             <w:r>
               <w:rPr>
                 <w:rFonts w:ascii="Cambria" w:hAnsi="Cambria" w:cs="Arial"/>
+                <w:lang w:val="en-US"/>
+              </w:rPr>
+              <w:t xml:space="preserve">Er N., </w:t>
+            </w:r>
+            <w:r>
+              <w:rPr>
+                <w:rFonts w:ascii="Cambria" w:hAnsi="Cambria" w:cs="Arial"/>
                 <w:b/>
                 <w:lang w:val="en-US"/>
               </w:rPr>
@@ -8050,16 +8641,299 @@
             <w:r>
               <w:rPr>
                 <w:rFonts w:ascii="Cambria" w:hAnsi="Cambria" w:cs="Arial"/>
-                <w:bCs/>
                 <w:lang w:val="en-US"/>
               </w:rPr>
+              <w:t>, Kaynar, G., Uysal, M. M., &amp; Boyraz, F. U.</w:t>
+            </w:r>
+            <w:r>
+              <w:rPr>
+                <w:rFonts w:ascii="Cambria" w:hAnsi="Cambria" w:cs="Arial"/>
+                <w:lang w:val="en-US"/>
+              </w:rPr>
+              <w:t xml:space="preserve"> </w:t>
+            </w:r>
+            <w:proofErr w:type="spellStart"/>
+            <w:r>
+              <w:rPr>
+                <w:rFonts w:ascii="Cambria" w:hAnsi="Cambria" w:cs="Arial"/>
+                <w:lang w:val="en-US"/>
+              </w:rPr>
+              <w:t>İ</w:t>
+            </w:r>
+            <w:r>
+              <w:rPr>
+                <w:rFonts w:ascii="Cambria" w:hAnsi="Cambria" w:cs="Arial"/>
+                <w:lang w:val="en-US"/>
+              </w:rPr>
+              <w:t>stemli</w:t>
+            </w:r>
+            <w:proofErr w:type="spellEnd"/>
+            <w:r>
+              <w:rPr>
+                <w:rFonts w:ascii="Cambria" w:hAnsi="Cambria" w:cs="Arial"/>
+                <w:lang w:val="en-US"/>
+              </w:rPr>
+              <w:t xml:space="preserve"> &amp; </w:t>
+            </w:r>
+            <w:proofErr w:type="spellStart"/>
+            <w:r>
+              <w:rPr>
+                <w:rFonts w:ascii="Cambria" w:hAnsi="Cambria" w:cs="Arial"/>
+                <w:lang w:val="en-US"/>
+              </w:rPr>
+              <w:t>istemsiz</w:t>
+            </w:r>
+            <w:proofErr w:type="spellEnd"/>
+            <w:r>
+              <w:rPr>
+                <w:rFonts w:ascii="Cambria" w:hAnsi="Cambria" w:cs="Arial"/>
+                <w:lang w:val="en-US"/>
+              </w:rPr>
+              <w:t xml:space="preserve"> </w:t>
+            </w:r>
+            <w:proofErr w:type="spellStart"/>
+            <w:r>
+              <w:rPr>
+                <w:rFonts w:ascii="Cambria" w:hAnsi="Cambria" w:cs="Arial"/>
+                <w:lang w:val="en-US"/>
+              </w:rPr>
+              <w:t>otobiyografik</w:t>
+            </w:r>
+            <w:proofErr w:type="spellEnd"/>
+            <w:r>
+              <w:rPr>
+                <w:rFonts w:ascii="Cambria" w:hAnsi="Cambria" w:cs="Arial"/>
+                <w:lang w:val="en-US"/>
+              </w:rPr>
+              <w:t xml:space="preserve"> </w:t>
+            </w:r>
+            <w:proofErr w:type="spellStart"/>
+            <w:r>
+              <w:rPr>
+                <w:rFonts w:ascii="Cambria" w:hAnsi="Cambria" w:cs="Arial"/>
+                <w:lang w:val="en-US"/>
+              </w:rPr>
+              <w:t>an</w:t>
+            </w:r>
+            <w:r>
+              <w:rPr>
+                <w:rFonts w:ascii="Cambria" w:hAnsi="Cambria" w:cs="Arial"/>
+                <w:lang w:val="en-US"/>
+              </w:rPr>
+              <w:t>ı</w:t>
+            </w:r>
+            <w:r>
+              <w:rPr>
+                <w:rFonts w:ascii="Cambria" w:hAnsi="Cambria" w:cs="Arial"/>
+                <w:lang w:val="en-US"/>
+              </w:rPr>
+              <w:t>larda</w:t>
+            </w:r>
+            <w:proofErr w:type="spellEnd"/>
+            <w:r>
+              <w:rPr>
+                <w:rFonts w:ascii="Cambria" w:hAnsi="Cambria" w:cs="Arial"/>
+                <w:lang w:val="en-US"/>
+              </w:rPr>
+              <w:t xml:space="preserve"> </w:t>
+            </w:r>
+            <w:proofErr w:type="spellStart"/>
+            <w:r>
+              <w:rPr>
+                <w:rFonts w:ascii="Cambria" w:hAnsi="Cambria" w:cs="Arial"/>
+                <w:lang w:val="en-US"/>
+              </w:rPr>
+              <w:t>yaşa</w:t>
+            </w:r>
+            <w:proofErr w:type="spellEnd"/>
+            <w:r>
+              <w:rPr>
+                <w:rFonts w:ascii="Cambria" w:hAnsi="Cambria" w:cs="Arial"/>
+                <w:lang w:val="en-US"/>
+              </w:rPr>
+              <w:t xml:space="preserve"> </w:t>
+            </w:r>
+            <w:proofErr w:type="spellStart"/>
+            <w:r>
+              <w:rPr>
+                <w:rFonts w:ascii="Cambria" w:hAnsi="Cambria" w:cs="Arial"/>
+                <w:lang w:val="en-US"/>
+              </w:rPr>
+              <w:t>bağl</w:t>
+            </w:r>
+            <w:r>
+              <w:rPr>
+                <w:rFonts w:ascii="Cambria" w:hAnsi="Cambria" w:cs="Arial"/>
+                <w:lang w:val="en-US"/>
+              </w:rPr>
+              <w:t>ı</w:t>
+            </w:r>
+            <w:proofErr w:type="spellEnd"/>
+            <w:r>
+              <w:rPr>
+                <w:rFonts w:ascii="Cambria" w:hAnsi="Cambria" w:cs="Arial"/>
+                <w:lang w:val="en-US"/>
+              </w:rPr>
+              <w:t xml:space="preserve"> </w:t>
+            </w:r>
+            <w:proofErr w:type="spellStart"/>
+            <w:r>
+              <w:rPr>
+                <w:rFonts w:ascii="Cambria" w:hAnsi="Cambria" w:cs="Arial"/>
+                <w:lang w:val="en-US"/>
+              </w:rPr>
+              <w:t>değişimler</w:t>
+            </w:r>
+            <w:proofErr w:type="spellEnd"/>
+            <w:r>
+              <w:rPr>
+                <w:rFonts w:ascii="Cambria" w:hAnsi="Cambria" w:cs="Arial"/>
+                <w:lang w:val="en-US"/>
+              </w:rPr>
+              <w:t xml:space="preserve"> (</w:t>
+            </w:r>
+            <w:r>
+              <w:rPr>
+                <w:rFonts w:ascii="Cambria" w:hAnsi="Cambria" w:cs="Arial"/>
+                <w:lang w:val="en-US"/>
+              </w:rPr>
+              <w:t>V</w:t>
+            </w:r>
+            <w:r>
+              <w:rPr>
+                <w:rFonts w:ascii="Cambria" w:hAnsi="Cambria" w:cs="Arial"/>
+                <w:lang w:val="en-US"/>
+              </w:rPr>
+              <w:t>ariations of voluntary and involuntary autobiographical memories depending on age).</w:t>
+            </w:r>
+            <w:r>
+              <w:rPr>
+                <w:rFonts w:ascii="Cambria" w:hAnsi="Cambria" w:cs="Arial"/>
+                <w:lang w:val="en-US"/>
+              </w:rPr>
+              <w:t xml:space="preserve"> </w:t>
+            </w:r>
+            <w:r>
+              <w:rPr>
+                <w:rFonts w:ascii="Cambria" w:hAnsi="Cambria" w:cs="Arial"/>
+                <w:i/>
+                <w:iCs/>
+                <w:lang w:val="en-US"/>
+              </w:rPr>
+              <w:t>The 17</w:t>
+            </w:r>
+            <w:r>
+              <w:rPr>
+                <w:rFonts w:ascii="Cambria" w:hAnsi="Cambria" w:cs="Arial"/>
+                <w:i/>
+                <w:iCs/>
+                <w:vertAlign w:val="superscript"/>
+                <w:lang w:val="en-US"/>
+              </w:rPr>
+              <w:t>th</w:t>
+            </w:r>
+            <w:r>
+              <w:rPr>
+                <w:rFonts w:ascii="Cambria" w:hAnsi="Cambria" w:cs="Arial"/>
+                <w:i/>
+                <w:iCs/>
+                <w:lang w:val="en-US"/>
+              </w:rPr>
+              <w:t xml:space="preserve"> </w:t>
+            </w:r>
+            <w:r>
+              <w:rPr>
+                <w:rFonts w:ascii="Cambria" w:hAnsi="Cambria" w:cs="Arial"/>
+                <w:i/>
+                <w:iCs/>
+                <w:lang w:val="en-US"/>
+              </w:rPr>
+              <w:t>National Psychology Congress</w:t>
+            </w:r>
+            <w:r>
+              <w:rPr>
+                <w:rFonts w:ascii="Cambria" w:hAnsi="Cambria" w:cs="Arial"/>
+                <w:lang w:val="en-US"/>
+              </w:rPr>
+              <w:t xml:space="preserve"> in Istanbul, Turkey.</w:t>
+            </w:r>
+          </w:p>
+        </w:tc>
+        <w:tc>
+          <w:tcPr>
+            <w:tcW w:w="1615" w:type="dxa"/>
+          </w:tcPr>
+          <w:p>
+            <w:pPr>
+              <w:jc w:val="both"/>
+              <w:rPr>
+                <w:rFonts w:ascii="Cambria" w:hAnsi="Cambria" w:cs="Arial"/>
+                <w:bCs/>
+                <w:lang w:val="nl-NL"/>
+              </w:rPr>
+            </w:pPr>
+            <w:r>
+              <w:rPr>
+                <w:rFonts w:ascii="Cambria" w:hAnsi="Cambria" w:cs="Arial"/>
+                <w:bCs/>
+                <w:lang w:val="nl-NL"/>
+              </w:rPr>
+              <w:t>05/2012</w:t>
+            </w:r>
+          </w:p>
+        </w:tc>
+      </w:tr>
+      <w:tr>
+        <w:tc>
+          <w:tcPr>
+            <w:tcW w:w="9175" w:type="dxa"/>
+          </w:tcPr>
+          <w:p>
+            <w:pPr>
+              <w:pStyle w:val="NoSpacing"/>
+              <w:spacing w:after="60"/>
+              <w:jc w:val="both"/>
+              <w:rPr>
+                <w:rFonts w:ascii="Cambria" w:hAnsi="Cambria" w:cs="Arial"/>
+                <w:lang w:val="en-US"/>
+              </w:rPr>
+            </w:pPr>
+            <w:r>
+              <w:rPr>
+                <w:rFonts w:ascii="Cambria" w:hAnsi="Cambria" w:cs="Arial"/>
+                <w:b/>
+                <w:lang w:val="en-US"/>
+              </w:rPr>
+              <w:t>Karabay</w:t>
+            </w:r>
+            <w:r>
+              <w:rPr>
+                <w:rFonts w:ascii="Cambria" w:hAnsi="Cambria" w:cs="Arial"/>
+                <w:b/>
+              </w:rPr>
               <w:t>,</w:t>
             </w:r>
             <w:r>
               <w:rPr>
                 <w:rFonts w:ascii="Cambria" w:hAnsi="Cambria" w:cs="Arial"/>
+                <w:b/>
                 <w:lang w:val="en-US"/>
               </w:rPr>
+              <w:t xml:space="preserve"> A.</w:t>
+            </w:r>
+            <w:r>
+              <w:rPr>
+                <w:rFonts w:ascii="Cambria" w:hAnsi="Cambria" w:cs="Arial"/>
+                <w:bCs/>
+                <w:lang w:val="en-US"/>
+              </w:rPr>
+              <w:t>,</w:t>
+            </w:r>
+            <w:r>
+              <w:rPr>
+                <w:rFonts w:ascii="Cambria" w:hAnsi="Cambria" w:cs="Arial"/>
+                <w:lang w:val="en-US"/>
+              </w:rPr>
               <w:t xml:space="preserve"> &amp; </w:t>
             </w:r>
             <w:r>
@@ -8069,18 +8943,27 @@
               </w:rPr>
               <w:t>Ç</w:t>
             </w:r>
+            <w:proofErr w:type="spellStart"/>
             <w:r>
               <w:rPr>
                 <w:rFonts w:ascii="Cambria" w:hAnsi="Cambria" w:cs="Arial"/>
                 <w:lang w:val="en-US"/>
               </w:rPr>
-              <w:t>akmak, M.</w:t>
-            </w:r>
+              <w:t>akmak</w:t>
+            </w:r>
+            <w:proofErr w:type="spellEnd"/>
             <w:r>
               <w:rPr>
                 <w:rFonts w:ascii="Cambria" w:hAnsi="Cambria" w:cs="Arial"/>
                 <w:lang w:val="en-US"/>
               </w:rPr>
+              <w:t>, M.</w:t>
+            </w:r>
+            <w:r>
+              <w:rPr>
+                <w:rFonts w:ascii="Cambria" w:hAnsi="Cambria" w:cs="Arial"/>
+                <w:lang w:val="en-US"/>
+              </w:rPr>
               <w:t xml:space="preserve"> </w:t>
             </w:r>
             <w:r>
@@ -8095,14 +8978,190 @@
                 <w:rFonts w:ascii="Cambria" w:hAnsi="Cambria" w:cs="Arial"/>
                 <w:lang w:val="en-US"/>
               </w:rPr>
-              <w:t xml:space="preserve"> E</w:t>
-            </w:r>
+              <w:t xml:space="preserve"> </w:t>
+            </w:r>
+            <w:proofErr w:type="spellStart"/>
             <w:r>
               <w:rPr>
                 <w:rFonts w:ascii="Cambria" w:hAnsi="Cambria" w:cs="Arial"/>
                 <w:lang w:val="en-US"/>
               </w:rPr>
-              <w:t>ngellenme karşısında verilen tepkiler ile kişilik tiplerinin ve yükleme çeşitlerinin ilişkisi (</w:t>
+              <w:t>E</w:t>
+            </w:r>
+            <w:r>
+              <w:rPr>
+                <w:rFonts w:ascii="Cambria" w:hAnsi="Cambria" w:cs="Arial"/>
+                <w:lang w:val="en-US"/>
+              </w:rPr>
+              <w:t>ngellenme</w:t>
+            </w:r>
+            <w:proofErr w:type="spellEnd"/>
+            <w:r>
+              <w:rPr>
+                <w:rFonts w:ascii="Cambria" w:hAnsi="Cambria" w:cs="Arial"/>
+                <w:lang w:val="en-US"/>
+              </w:rPr>
+              <w:t xml:space="preserve"> </w:t>
+            </w:r>
+            <w:proofErr w:type="spellStart"/>
+            <w:r>
+              <w:rPr>
+                <w:rFonts w:ascii="Cambria" w:hAnsi="Cambria" w:cs="Arial"/>
+                <w:lang w:val="en-US"/>
+              </w:rPr>
+              <w:t>karşısında</w:t>
+            </w:r>
+            <w:proofErr w:type="spellEnd"/>
+            <w:r>
+              <w:rPr>
+                <w:rFonts w:ascii="Cambria" w:hAnsi="Cambria" w:cs="Arial"/>
+                <w:lang w:val="en-US"/>
+              </w:rPr>
+              <w:t xml:space="preserve"> </w:t>
+            </w:r>
+            <w:proofErr w:type="spellStart"/>
+            <w:r>
+              <w:rPr>
+                <w:rFonts w:ascii="Cambria" w:hAnsi="Cambria" w:cs="Arial"/>
+                <w:lang w:val="en-US"/>
+              </w:rPr>
+              <w:t>verilen</w:t>
+            </w:r>
+            <w:proofErr w:type="spellEnd"/>
+            <w:r>
+              <w:rPr>
+                <w:rFonts w:ascii="Cambria" w:hAnsi="Cambria" w:cs="Arial"/>
+                <w:lang w:val="en-US"/>
+              </w:rPr>
+              <w:t xml:space="preserve"> </w:t>
+            </w:r>
+            <w:proofErr w:type="spellStart"/>
+            <w:r>
+              <w:rPr>
+                <w:rFonts w:ascii="Cambria" w:hAnsi="Cambria" w:cs="Arial"/>
+                <w:lang w:val="en-US"/>
+              </w:rPr>
+              <w:t>tepkiler</w:t>
+            </w:r>
+            <w:proofErr w:type="spellEnd"/>
+            <w:r>
+              <w:rPr>
+                <w:rFonts w:ascii="Cambria" w:hAnsi="Cambria" w:cs="Arial"/>
+                <w:lang w:val="en-US"/>
+              </w:rPr>
+              <w:t xml:space="preserve"> </w:t>
+            </w:r>
+            <w:proofErr w:type="spellStart"/>
+            <w:r>
+              <w:rPr>
+                <w:rFonts w:ascii="Cambria" w:hAnsi="Cambria" w:cs="Arial"/>
+                <w:lang w:val="en-US"/>
+              </w:rPr>
+              <w:t>ile</w:t>
+            </w:r>
+            <w:proofErr w:type="spellEnd"/>
+            <w:r>
+              <w:rPr>
+                <w:rFonts w:ascii="Cambria" w:hAnsi="Cambria" w:cs="Arial"/>
+                <w:lang w:val="en-US"/>
+              </w:rPr>
+              <w:t xml:space="preserve"> </w:t>
+            </w:r>
+            <w:proofErr w:type="spellStart"/>
+            <w:r>
+              <w:rPr>
+                <w:rFonts w:ascii="Cambria" w:hAnsi="Cambria" w:cs="Arial"/>
+                <w:lang w:val="en-US"/>
+              </w:rPr>
+              <w:t>kişilik</w:t>
+            </w:r>
+            <w:proofErr w:type="spellEnd"/>
+            <w:r>
+              <w:rPr>
+                <w:rFonts w:ascii="Cambria" w:hAnsi="Cambria" w:cs="Arial"/>
+                <w:lang w:val="en-US"/>
+              </w:rPr>
+              <w:t xml:space="preserve"> </w:t>
+            </w:r>
+            <w:proofErr w:type="spellStart"/>
+            <w:r>
+              <w:rPr>
+                <w:rFonts w:ascii="Cambria" w:hAnsi="Cambria" w:cs="Arial"/>
+                <w:lang w:val="en-US"/>
+              </w:rPr>
+              <w:t>tiplerinin</w:t>
+            </w:r>
+            <w:proofErr w:type="spellEnd"/>
+            <w:r>
+              <w:rPr>
+                <w:rFonts w:ascii="Cambria" w:hAnsi="Cambria" w:cs="Arial"/>
+                <w:lang w:val="en-US"/>
+              </w:rPr>
+              <w:t xml:space="preserve"> </w:t>
+            </w:r>
+            <w:proofErr w:type="spellStart"/>
+            <w:r>
+              <w:rPr>
+                <w:rFonts w:ascii="Cambria" w:hAnsi="Cambria" w:cs="Arial"/>
+                <w:lang w:val="en-US"/>
+              </w:rPr>
+              <w:t>ve</w:t>
+            </w:r>
+            <w:proofErr w:type="spellEnd"/>
+            <w:r>
+              <w:rPr>
+                <w:rFonts w:ascii="Cambria" w:hAnsi="Cambria" w:cs="Arial"/>
+                <w:lang w:val="en-US"/>
+              </w:rPr>
+              <w:t xml:space="preserve"> </w:t>
+            </w:r>
+            <w:proofErr w:type="spellStart"/>
+            <w:r>
+              <w:rPr>
+                <w:rFonts w:ascii="Cambria" w:hAnsi="Cambria" w:cs="Arial"/>
+                <w:lang w:val="en-US"/>
+              </w:rPr>
+              <w:t>yükleme</w:t>
+            </w:r>
+            <w:proofErr w:type="spellEnd"/>
+            <w:r>
+              <w:rPr>
+                <w:rFonts w:ascii="Cambria" w:hAnsi="Cambria" w:cs="Arial"/>
+                <w:lang w:val="en-US"/>
+              </w:rPr>
+              <w:t xml:space="preserve"> </w:t>
+            </w:r>
+            <w:proofErr w:type="spellStart"/>
+            <w:r>
+              <w:rPr>
+                <w:rFonts w:ascii="Cambria" w:hAnsi="Cambria" w:cs="Arial"/>
+                <w:lang w:val="en-US"/>
+              </w:rPr>
+              <w:t>çeşitlerinin</w:t>
+            </w:r>
+            <w:proofErr w:type="spellEnd"/>
+            <w:r>
+              <w:rPr>
+                <w:rFonts w:ascii="Cambria" w:hAnsi="Cambria" w:cs="Arial"/>
+                <w:lang w:val="en-US"/>
+              </w:rPr>
+              <w:t xml:space="preserve"> </w:t>
+            </w:r>
+            <w:proofErr w:type="spellStart"/>
+            <w:r>
+              <w:rPr>
+                <w:rFonts w:ascii="Cambria" w:hAnsi="Cambria" w:cs="Arial"/>
+                <w:lang w:val="en-US"/>
+              </w:rPr>
+              <w:t>ilişkisi</w:t>
+            </w:r>
+            <w:proofErr w:type="spellEnd"/>
+            <w:r>
+              <w:rPr>
+                <w:rFonts w:ascii="Cambria" w:hAnsi="Cambria" w:cs="Arial"/>
+                <w:lang w:val="en-US"/>
+              </w:rPr>
+              <w:t xml:space="preserve"> (</w:t>
             </w:r>
             <w:r>
               <w:rPr>
@@ -8168,6 +9227,7 @@
               </w:rPr>
               <w:t xml:space="preserve"> </w:t>
             </w:r>
+            <w:proofErr w:type="spellStart"/>
             <w:r>
               <w:rPr>
                 <w:rFonts w:ascii="Cambria" w:hAnsi="Cambria" w:cs="Arial"/>
@@ -8175,7 +9235,77 @@
                 <w:iCs/>
                 <w:lang w:val="en-US"/>
               </w:rPr>
-              <w:t>Ulusal Psikoloji Ogrencileri Kongresi (</w:t>
+              <w:t>Ulusal</w:t>
+            </w:r>
+            <w:proofErr w:type="spellEnd"/>
+            <w:r>
+              <w:rPr>
+                <w:rFonts w:ascii="Cambria" w:hAnsi="Cambria" w:cs="Arial"/>
+                <w:i/>
+                <w:iCs/>
+                <w:lang w:val="en-US"/>
+              </w:rPr>
+              <w:t xml:space="preserve"> </w:t>
+            </w:r>
+            <w:proofErr w:type="spellStart"/>
+            <w:r>
+              <w:rPr>
+                <w:rFonts w:ascii="Cambria" w:hAnsi="Cambria" w:cs="Arial"/>
+                <w:i/>
+                <w:iCs/>
+                <w:lang w:val="en-US"/>
+              </w:rPr>
+              <w:t>Psikoloji</w:t>
+            </w:r>
+            <w:proofErr w:type="spellEnd"/>
+            <w:r>
+              <w:rPr>
+                <w:rFonts w:ascii="Cambria" w:hAnsi="Cambria" w:cs="Arial"/>
+                <w:i/>
+                <w:iCs/>
+                <w:lang w:val="en-US"/>
+              </w:rPr>
+              <w:t xml:space="preserve"> </w:t>
+            </w:r>
+            <w:proofErr w:type="spellStart"/>
+            <w:r>
+              <w:rPr>
+                <w:rFonts w:ascii="Cambria" w:hAnsi="Cambria" w:cs="Arial"/>
+                <w:i/>
+                <w:iCs/>
+                <w:lang w:val="en-US"/>
+              </w:rPr>
+              <w:t>Ogrencileri</w:t>
+            </w:r>
+            <w:proofErr w:type="spellEnd"/>
+            <w:r>
+              <w:rPr>
+                <w:rFonts w:ascii="Cambria" w:hAnsi="Cambria" w:cs="Arial"/>
+                <w:i/>
+                <w:iCs/>
+                <w:lang w:val="en-US"/>
+              </w:rPr>
+              <w:t xml:space="preserve"> </w:t>
+            </w:r>
+            <w:proofErr w:type="spellStart"/>
+            <w:r>
+              <w:rPr>
+                <w:rFonts w:ascii="Cambria" w:hAnsi="Cambria" w:cs="Arial"/>
+                <w:i/>
+                <w:iCs/>
+                <w:lang w:val="en-US"/>
+              </w:rPr>
+              <w:t>Kongresi</w:t>
+            </w:r>
+            <w:proofErr w:type="spellEnd"/>
+            <w:r>
+              <w:rPr>
+                <w:rFonts w:ascii="Cambria" w:hAnsi="Cambria" w:cs="Arial"/>
+                <w:i/>
+                <w:iCs/>
+                <w:lang w:val="en-US"/>
+              </w:rPr>
+              <w:t xml:space="preserve"> (</w:t>
             </w:r>
             <w:r>
               <w:rPr>
@@ -8316,11 +9446,19 @@
                 <w:rFonts w:ascii="Cambria" w:hAnsi="Cambria" w:cstheme="minorHAnsi"/>
               </w:rPr>
             </w:pPr>
-            <w:r>
-              <w:rPr>
-                <w:rFonts w:ascii="Cambria" w:hAnsi="Cambria"/>
-              </w:rPr>
-              <w:t xml:space="preserve">Kalanoski, S., </w:t>
+            <w:proofErr w:type="spellStart"/>
+            <w:r>
+              <w:rPr>
+                <w:rFonts w:ascii="Cambria" w:hAnsi="Cambria"/>
+              </w:rPr>
+              <w:t>Kalanoski</w:t>
+            </w:r>
+            <w:proofErr w:type="spellEnd"/>
+            <w:r>
+              <w:rPr>
+                <w:rFonts w:ascii="Cambria" w:hAnsi="Cambria"/>
+              </w:rPr>
+              <w:t xml:space="preserve">, S., </w:t>
             </w:r>
             <w:r>
               <w:rPr>
@@ -8351,11 +9489,19 @@
               </w:rPr>
               <w:t xml:space="preserve">&amp; </w:t>
             </w:r>
-            <w:r>
-              <w:rPr>
-                <w:rFonts w:ascii="Cambria" w:hAnsi="Cambria" w:cs="Arial"/>
-              </w:rPr>
-              <w:t xml:space="preserve">Fougnie, D. </w:t>
+            <w:proofErr w:type="spellStart"/>
+            <w:r>
+              <w:rPr>
+                <w:rFonts w:ascii="Cambria" w:hAnsi="Cambria" w:cs="Arial"/>
+              </w:rPr>
+              <w:t>Fougnie</w:t>
+            </w:r>
+            <w:proofErr w:type="spellEnd"/>
+            <w:r>
+              <w:rPr>
+                <w:rFonts w:ascii="Cambria" w:hAnsi="Cambria" w:cs="Arial"/>
+              </w:rPr>
+              <w:t xml:space="preserve">, D. </w:t>
             </w:r>
             <w:r>
               <w:rPr>
@@ -8486,11 +9632,19 @@
               </w:rPr>
               <w:t xml:space="preserve">, &amp; </w:t>
             </w:r>
-            <w:r>
-              <w:rPr>
-                <w:rFonts w:ascii="Cambria" w:hAnsi="Cambria" w:cs="Arial"/>
-              </w:rPr>
-              <w:t>Fougnie, D.</w:t>
+            <w:proofErr w:type="spellStart"/>
+            <w:r>
+              <w:rPr>
+                <w:rFonts w:ascii="Cambria" w:hAnsi="Cambria" w:cs="Arial"/>
+              </w:rPr>
+              <w:t>Fougnie</w:t>
+            </w:r>
+            <w:proofErr w:type="spellEnd"/>
+            <w:r>
+              <w:rPr>
+                <w:rFonts w:ascii="Cambria" w:hAnsi="Cambria" w:cs="Arial"/>
+              </w:rPr>
+              <w:t>, D.</w:t>
             </w:r>
             <w:r>
               <w:rPr>
@@ -8610,11 +9764,19 @@
               </w:rPr>
               <w:t xml:space="preserve"> Shrestha, S., &amp; </w:t>
             </w:r>
-            <w:r>
-              <w:rPr>
-                <w:rFonts w:ascii="Cambria" w:hAnsi="Cambria" w:cs="Arial"/>
-              </w:rPr>
-              <w:t>Fougnie, D.</w:t>
+            <w:proofErr w:type="spellStart"/>
+            <w:r>
+              <w:rPr>
+                <w:rFonts w:ascii="Cambria" w:hAnsi="Cambria" w:cs="Arial"/>
+              </w:rPr>
+              <w:t>Fougnie</w:t>
+            </w:r>
+            <w:proofErr w:type="spellEnd"/>
+            <w:r>
+              <w:rPr>
+                <w:rFonts w:ascii="Cambria" w:hAnsi="Cambria" w:cs="Arial"/>
+              </w:rPr>
+              <w:t>, D.</w:t>
             </w:r>
             <w:r>
               <w:rPr>
@@ -8750,11 +9912,33 @@
             <w:r>
               <w:t xml:space="preserve"> </w:t>
             </w:r>
-            <w:r>
-              <w:rPr>
-                <w:rFonts w:ascii="Cambria" w:hAnsi="Cambria" w:cs="Arial"/>
-              </w:rPr>
-              <w:t xml:space="preserve">Mathȏt, S., van der Mijn, R., </w:t>
+            <w:proofErr w:type="spellStart"/>
+            <w:r>
+              <w:rPr>
+                <w:rFonts w:ascii="Cambria" w:hAnsi="Cambria" w:cs="Arial"/>
+              </w:rPr>
+              <w:t>Mathȏt</w:t>
+            </w:r>
+            <w:proofErr w:type="spellEnd"/>
+            <w:r>
+              <w:rPr>
+                <w:rFonts w:ascii="Cambria" w:hAnsi="Cambria" w:cs="Arial"/>
+              </w:rPr>
+              <w:t xml:space="preserve">, S., van der </w:t>
+            </w:r>
+            <w:proofErr w:type="spellStart"/>
+            <w:r>
+              <w:rPr>
+                <w:rFonts w:ascii="Cambria" w:hAnsi="Cambria" w:cs="Arial"/>
+              </w:rPr>
+              <w:t>Mijn</w:t>
+            </w:r>
+            <w:proofErr w:type="spellEnd"/>
+            <w:r>
+              <w:rPr>
+                <w:rFonts w:ascii="Cambria" w:hAnsi="Cambria" w:cs="Arial"/>
+              </w:rPr>
+              <w:t xml:space="preserve">, R., </w:t>
             </w:r>
             <w:r>
               <w:rPr>
@@ -8911,11 +10095,19 @@
                 <w:rFonts w:ascii="Cambria" w:eastAsia="Calibri" w:hAnsi="Cambria" w:cs="Arial"/>
               </w:rPr>
             </w:pPr>
-            <w:r>
-              <w:rPr>
-                <w:rFonts w:ascii="Cambria" w:hAnsi="Cambria" w:cs="Arial"/>
-              </w:rPr>
-              <w:t xml:space="preserve">Fougnie, D., </w:t>
+            <w:proofErr w:type="spellStart"/>
+            <w:r>
+              <w:rPr>
+                <w:rFonts w:ascii="Cambria" w:hAnsi="Cambria" w:cs="Arial"/>
+              </w:rPr>
+              <w:t>Fougnie</w:t>
+            </w:r>
+            <w:proofErr w:type="spellEnd"/>
+            <w:r>
+              <w:rPr>
+                <w:rFonts w:ascii="Cambria" w:hAnsi="Cambria" w:cs="Arial"/>
+              </w:rPr>
+              <w:t xml:space="preserve">, D., </w:t>
             </w:r>
             <w:r>
               <w:rPr>
@@ -8938,12 +10130,21 @@
               </w:rPr>
               <w:t xml:space="preserve"> </w:t>
             </w:r>
+            <w:proofErr w:type="spellStart"/>
             <w:r>
               <w:rPr>
                 <w:rFonts w:ascii="Cambria" w:eastAsia="Calibri" w:hAnsi="Cambria" w:cs="Arial"/>
                 <w:bCs/>
               </w:rPr>
-              <w:t xml:space="preserve">Nijenkamp, R., </w:t>
+              <w:t>Nijenkamp</w:t>
+            </w:r>
+            <w:proofErr w:type="spellEnd"/>
+            <w:r>
+              <w:rPr>
+                <w:rFonts w:ascii="Cambria" w:eastAsia="Calibri" w:hAnsi="Cambria" w:cs="Arial"/>
+                <w:bCs/>
+              </w:rPr>
+              <w:t xml:space="preserve">, R., </w:t>
             </w:r>
             <w:r>
               <w:rPr>
@@ -8952,12 +10153,21 @@
               </w:rPr>
               <w:t xml:space="preserve">&amp; </w:t>
             </w:r>
+            <w:proofErr w:type="spellStart"/>
             <w:r>
               <w:rPr>
                 <w:rFonts w:ascii="Cambria" w:eastAsia="Calibri" w:hAnsi="Cambria" w:cs="Arial"/>
                 <w:bCs/>
               </w:rPr>
-              <w:t>Sarampalis, A.</w:t>
+              <w:t>Sarampalis</w:t>
+            </w:r>
+            <w:proofErr w:type="spellEnd"/>
+            <w:r>
+              <w:rPr>
+                <w:rFonts w:ascii="Cambria" w:eastAsia="Calibri" w:hAnsi="Cambria" w:cs="Arial"/>
+                <w:bCs/>
+              </w:rPr>
+              <w:t>, A.</w:t>
             </w:r>
             <w:r>
               <w:rPr>
@@ -9103,11 +10313,19 @@
             <w:r>
               <w:t xml:space="preserve"> </w:t>
             </w:r>
-            <w:r>
-              <w:rPr>
-                <w:rFonts w:ascii="Cambria" w:hAnsi="Cambria" w:cs="Arial"/>
-              </w:rPr>
-              <w:t xml:space="preserve">Mathȏt, S., </w:t>
+            <w:proofErr w:type="spellStart"/>
+            <w:r>
+              <w:rPr>
+                <w:rFonts w:ascii="Cambria" w:hAnsi="Cambria" w:cs="Arial"/>
+              </w:rPr>
+              <w:t>Mathȏt</w:t>
+            </w:r>
+            <w:proofErr w:type="spellEnd"/>
+            <w:r>
+              <w:rPr>
+                <w:rFonts w:ascii="Cambria" w:hAnsi="Cambria" w:cs="Arial"/>
+              </w:rPr>
+              <w:t xml:space="preserve">, S., </w:t>
             </w:r>
             <w:r>
               <w:rPr>
@@ -9125,7 +10343,21 @@
               <w:rPr>
                 <w:rFonts w:ascii="Cambria" w:hAnsi="Cambria" w:cs="Arial"/>
               </w:rPr>
-              <w:t xml:space="preserve">van der Mijn, R., Bowman, H., &amp; Akyürek, </w:t>
+              <w:t xml:space="preserve">van der </w:t>
+            </w:r>
+            <w:proofErr w:type="spellStart"/>
+            <w:r>
+              <w:rPr>
+                <w:rFonts w:ascii="Cambria" w:hAnsi="Cambria" w:cs="Arial"/>
+              </w:rPr>
+              <w:t>Mijn</w:t>
+            </w:r>
+            <w:proofErr w:type="spellEnd"/>
+            <w:r>
+              <w:rPr>
+                <w:rFonts w:ascii="Cambria" w:hAnsi="Cambria" w:cs="Arial"/>
+              </w:rPr>
+              <w:t xml:space="preserve">, R., Bowman, H., &amp; Akyürek, </w:t>
             </w:r>
             <w:r>
               <w:rPr>
@@ -9319,7 +10551,25 @@
                 <w:i/>
                 <w:iCs/>
               </w:rPr>
-              <w:t>Conference of the European Society for Cognitive Psychology (ESCoP)</w:t>
+              <w:t>Conference of the European Society for Cognitive Psychology (</w:t>
+            </w:r>
+            <w:proofErr w:type="spellStart"/>
+            <w:r>
+              <w:rPr>
+                <w:rFonts w:ascii="Cambria" w:hAnsi="Cambria" w:cs="Arial"/>
+                <w:i/>
+                <w:iCs/>
+              </w:rPr>
+              <w:t>ESCoP</w:t>
+            </w:r>
+            <w:proofErr w:type="spellEnd"/>
+            <w:r>
+              <w:rPr>
+                <w:rFonts w:ascii="Cambria" w:hAnsi="Cambria" w:cs="Arial"/>
+                <w:i/>
+                <w:iCs/>
+              </w:rPr>
+              <w:t>)</w:t>
             </w:r>
             <w:r>
               <w:rPr>
@@ -9380,11 +10630,19 @@
               </w:rPr>
               <w:t>ı</w:t>
             </w:r>
-            <w:r>
-              <w:rPr>
-                <w:rFonts w:ascii="Cambria" w:hAnsi="Cambria" w:cs="Arial"/>
-              </w:rPr>
-              <w:t xml:space="preserve">nok, A., </w:t>
+            <w:proofErr w:type="spellStart"/>
+            <w:r>
+              <w:rPr>
+                <w:rFonts w:ascii="Cambria" w:hAnsi="Cambria" w:cs="Arial"/>
+              </w:rPr>
+              <w:t>nok</w:t>
+            </w:r>
+            <w:proofErr w:type="spellEnd"/>
+            <w:r>
+              <w:rPr>
+                <w:rFonts w:ascii="Cambria" w:hAnsi="Cambria" w:cs="Arial"/>
+              </w:rPr>
+              <w:t xml:space="preserve">, A., </w:t>
             </w:r>
             <w:r>
               <w:rPr>
@@ -9398,7 +10656,21 @@
               <w:rPr>
                 <w:rFonts w:ascii="Cambria" w:hAnsi="Cambria" w:cs="Arial"/>
               </w:rPr>
-              <w:t xml:space="preserve">, Lorist, M. M., Weiden, D., &amp; Akyürek, </w:t>
+              <w:t xml:space="preserve">, </w:t>
+            </w:r>
+            <w:proofErr w:type="spellStart"/>
+            <w:r>
+              <w:rPr>
+                <w:rFonts w:ascii="Cambria" w:hAnsi="Cambria" w:cs="Arial"/>
+              </w:rPr>
+              <w:t>Lorist</w:t>
+            </w:r>
+            <w:proofErr w:type="spellEnd"/>
+            <w:r>
+              <w:rPr>
+                <w:rFonts w:ascii="Cambria" w:hAnsi="Cambria" w:cs="Arial"/>
+              </w:rPr>
+              <w:t xml:space="preserve">, M. M., Weiden, D., &amp; Akyürek, </w:t>
             </w:r>
             <w:r>
               <w:rPr>
@@ -9455,7 +10727,25 @@
                 <w:i/>
                 <w:iCs/>
               </w:rPr>
-              <w:t>Conference of the European Society for Cognitive Psychology (ESCoP)</w:t>
+              <w:t>Conference of the European Society for Cognitive Psychology (</w:t>
+            </w:r>
+            <w:proofErr w:type="spellStart"/>
+            <w:r>
+              <w:rPr>
+                <w:rFonts w:ascii="Cambria" w:hAnsi="Cambria" w:cs="Arial"/>
+                <w:i/>
+                <w:iCs/>
+              </w:rPr>
+              <w:t>ESCoP</w:t>
+            </w:r>
+            <w:proofErr w:type="spellEnd"/>
+            <w:r>
+              <w:rPr>
+                <w:rFonts w:ascii="Cambria" w:hAnsi="Cambria" w:cs="Arial"/>
+                <w:i/>
+                <w:iCs/>
+              </w:rPr>
+              <w:t>)</w:t>
             </w:r>
             <w:r>
               <w:rPr>
@@ -9537,11 +10827,19 @@
             <w:r>
               <w:t xml:space="preserve"> </w:t>
             </w:r>
-            <w:r>
-              <w:rPr>
-                <w:rFonts w:ascii="Cambria" w:hAnsi="Cambria" w:cs="Arial"/>
-              </w:rPr>
-              <w:t xml:space="preserve">Mathȏt, S., Bowman, H., &amp; Akyürek, E. G. Concealed information detection with pupillometry in rapid serial visual presentation. </w:t>
+            <w:proofErr w:type="spellStart"/>
+            <w:r>
+              <w:rPr>
+                <w:rFonts w:ascii="Cambria" w:hAnsi="Cambria" w:cs="Arial"/>
+              </w:rPr>
+              <w:t>Mathȏt</w:t>
+            </w:r>
+            <w:proofErr w:type="spellEnd"/>
+            <w:r>
+              <w:rPr>
+                <w:rFonts w:ascii="Cambria" w:hAnsi="Cambria" w:cs="Arial"/>
+              </w:rPr>
+              <w:t xml:space="preserve">, S., Bowman, H., &amp; Akyürek, E. G. Concealed information detection with pupillometry in rapid serial visual presentation. </w:t>
             </w:r>
             <w:r>
               <w:rPr>
@@ -9557,7 +10855,7 @@
                 <w:i/>
                 <w:iCs/>
               </w:rPr>
-              <w:t>he International Conference of  Cognitive Neuroscience 2020</w:t>
+              <w:t>he International Conference of Cognitive Neuroscience 2020</w:t>
             </w:r>
             <w:r>
               <w:rPr>
@@ -9810,11 +11108,19 @@
             <w:r>
               <w:t xml:space="preserve"> </w:t>
             </w:r>
-            <w:r>
-              <w:rPr>
-                <w:rFonts w:ascii="Cambria" w:hAnsi="Cambria" w:cs="Arial"/>
-              </w:rPr>
-              <w:t xml:space="preserve">Mathȏt, S., Bowman, H., &amp; Akyürek, E. G. Concealed identity information detection with pupillometry in rapid serial visual presentation. </w:t>
+            <w:proofErr w:type="spellStart"/>
+            <w:r>
+              <w:rPr>
+                <w:rFonts w:ascii="Cambria" w:hAnsi="Cambria" w:cs="Arial"/>
+              </w:rPr>
+              <w:t>Mathȏt</w:t>
+            </w:r>
+            <w:proofErr w:type="spellEnd"/>
+            <w:r>
+              <w:rPr>
+                <w:rFonts w:ascii="Cambria" w:hAnsi="Cambria" w:cs="Arial"/>
+              </w:rPr>
+              <w:t xml:space="preserve">, S., Bowman, H., &amp; Akyürek, E. G. Concealed identity information detection with pupillometry in rapid serial visual presentation. </w:t>
             </w:r>
             <w:r>
               <w:rPr>
@@ -10364,7 +11670,25 @@
                 <w:i/>
                 <w:iCs/>
               </w:rPr>
-              <w:t>Conference of the European Society for Cognitive Psychology (ESCoP)</w:t>
+              <w:t>Conference of the European Society for Cognitive Psychology (</w:t>
+            </w:r>
+            <w:proofErr w:type="spellStart"/>
+            <w:r>
+              <w:rPr>
+                <w:rFonts w:ascii="Cambria" w:hAnsi="Cambria" w:cs="Arial"/>
+                <w:i/>
+                <w:iCs/>
+              </w:rPr>
+              <w:t>ESCoP</w:t>
+            </w:r>
+            <w:proofErr w:type="spellEnd"/>
+            <w:r>
+              <w:rPr>
+                <w:rFonts w:ascii="Cambria" w:hAnsi="Cambria" w:cs="Arial"/>
+                <w:i/>
+                <w:iCs/>
+              </w:rPr>
+              <w:t>)</w:t>
             </w:r>
             <w:r>
               <w:rPr>
@@ -10553,7 +11877,21 @@
               <w:rPr>
                 <w:rFonts w:ascii="Cambria" w:hAnsi="Cambria" w:cs="Arial"/>
               </w:rPr>
-              <w:t xml:space="preserve">arget color and contrast influences temporal attention in rapid serial visual presentation. </w:t>
+              <w:t xml:space="preserve">arget </w:t>
+            </w:r>
+            <w:proofErr w:type="spellStart"/>
+            <w:r>
+              <w:rPr>
+                <w:rFonts w:ascii="Cambria" w:hAnsi="Cambria" w:cs="Arial"/>
+              </w:rPr>
+              <w:t>color</w:t>
+            </w:r>
+            <w:proofErr w:type="spellEnd"/>
+            <w:r>
+              <w:rPr>
+                <w:rFonts w:ascii="Cambria" w:hAnsi="Cambria" w:cs="Arial"/>
+              </w:rPr>
+              <w:t xml:space="preserve"> and contrast influences temporal attention in rapid serial visual presentation. </w:t>
             </w:r>
             <w:r>
               <w:rPr>
@@ -10887,6 +12225,7 @@
               </w:rPr>
               <w:t xml:space="preserve">erceptual grouping by orientation coherence. </w:t>
             </w:r>
+            <w:proofErr w:type="gramStart"/>
             <w:r>
               <w:rPr>
                 <w:rFonts w:ascii="Cambria" w:hAnsi="Cambria" w:cs="Arial"/>
@@ -10901,6 +12240,7 @@
                 <w:rFonts w:ascii="Cambria" w:hAnsi="Cambria" w:cs="Arial"/>
                 <w:i/>
                 <w:iCs/>
+                <w:lang w:val="en-US"/>
               </w:rPr>
               <w:t xml:space="preserve"> </w:t>
             </w:r>
@@ -10911,7 +12251,17 @@
                 <w:iCs/>
                 <w:lang w:val="en-US"/>
               </w:rPr>
-              <w:t>Science Day, Brooklyn College</w:t>
+              <w:t>Science</w:t>
+            </w:r>
+            <w:proofErr w:type="gramEnd"/>
+            <w:r>
+              <w:rPr>
+                <w:rFonts w:ascii="Cambria" w:hAnsi="Cambria" w:cs="Arial"/>
+                <w:i/>
+                <w:iCs/>
+                <w:lang w:val="en-US"/>
+              </w:rPr>
+              <w:t xml:space="preserve"> Day, Brooklyn College</w:t>
             </w:r>
             <w:r>
               <w:rPr>
@@ -11106,6 +12456,212 @@
               </w:rPr>
               <w:t>04/2012</w:t>
             </w:r>
+          </w:p>
+        </w:tc>
+      </w:tr>
+    </w:tbl>
+    <w:p>
+      <w:pPr>
+        <w:spacing w:before="180" w:after="180" w:line="240" w:lineRule="auto"/>
+        <w:jc w:val="center"/>
+        <w:rPr>
+          <w:rFonts w:ascii="Cambria" w:hAnsi="Cambria"/>
+          <w:b/>
+          <w:bCs/>
+          <w:sz w:val="26"/>
+          <w:szCs w:val="26"/>
+        </w:rPr>
+      </w:pPr>
+      <w:r>
+        <w:rPr>
+          <w:rFonts w:ascii="Cambria" w:hAnsi="Cambria"/>
+          <w:b/>
+          <w:bCs/>
+          <w:sz w:val="26"/>
+          <w:szCs w:val="26"/>
+        </w:rPr>
+        <w:t xml:space="preserve">SUPERVISED </w:t>
+      </w:r>
+      <w:r>
+        <w:rPr>
+          <w:rFonts w:ascii="Cambria" w:hAnsi="Cambria"/>
+          <w:b/>
+          <w:bCs/>
+          <w:sz w:val="26"/>
+          <w:szCs w:val="26"/>
+        </w:rPr>
+        <w:t>PhD</w:t>
+      </w:r>
+      <w:r>
+        <w:rPr>
+          <w:rFonts w:ascii="Cambria" w:hAnsi="Cambria"/>
+          <w:b/>
+          <w:bCs/>
+          <w:sz w:val="26"/>
+          <w:szCs w:val="26"/>
+        </w:rPr>
+        <w:t xml:space="preserve"> THESES</w:t>
+      </w:r>
+    </w:p>
+    <w:tbl>
+      <w:tblPr>
+        <w:tblStyle w:val="TableGrid"/>
+        <w:tblW w:w="0" w:type="auto"/>
+        <w:tblBorders>
+          <w:top w:val="none" w:sz="0" w:space="0" w:color="auto"/>
+          <w:left w:val="none" w:sz="0" w:space="0" w:color="auto"/>
+          <w:bottom w:val="none" w:sz="0" w:space="0" w:color="auto"/>
+          <w:right w:val="none" w:sz="0" w:space="0" w:color="auto"/>
+          <w:insideH w:val="none" w:sz="0" w:space="0" w:color="auto"/>
+          <w:insideV w:val="none" w:sz="0" w:space="0" w:color="auto"/>
+        </w:tblBorders>
+        <w:tblLook w:val="04A0" w:firstRow="1" w:lastRow="0" w:firstColumn="1" w:lastColumn="0" w:noHBand="0" w:noVBand="1"/>
+      </w:tblPr>
+      <w:tblGrid>
+        <w:gridCol w:w="9175"/>
+        <w:gridCol w:w="1615"/>
+      </w:tblGrid>
+      <w:tr>
+        <w:tc>
+          <w:tcPr>
+            <w:tcW w:w="9175" w:type="dxa"/>
+          </w:tcPr>
+          <w:p>
+            <w:pPr>
+              <w:spacing w:after="60"/>
+              <w:jc w:val="both"/>
+              <w:rPr>
+                <w:rFonts w:ascii="Cambria" w:hAnsi="Cambria"/>
+                <w:bCs/>
+              </w:rPr>
+            </w:pPr>
+            <w:r>
+              <w:rPr>
+                <w:rFonts w:ascii="Cambria" w:hAnsi="Cambria"/>
+                <w:bCs/>
+              </w:rPr>
+              <w:t>Wang</w:t>
+            </w:r>
+            <w:r>
+              <w:rPr>
+                <w:rFonts w:ascii="Cambria" w:hAnsi="Cambria"/>
+                <w:bCs/>
+              </w:rPr>
+              <w:t xml:space="preserve">, </w:t>
+            </w:r>
+            <w:r>
+              <w:rPr>
+                <w:rFonts w:ascii="Cambria" w:hAnsi="Cambria"/>
+                <w:bCs/>
+              </w:rPr>
+              <w:t>S</w:t>
+            </w:r>
+            <w:r>
+              <w:rPr>
+                <w:rFonts w:ascii="Cambria" w:hAnsi="Cambria"/>
+                <w:bCs/>
+              </w:rPr>
+              <w:t xml:space="preserve">. </w:t>
+            </w:r>
+            <w:r>
+              <w:rPr>
+                <w:rFonts w:ascii="Cambria" w:hAnsi="Cambria"/>
+                <w:bCs/>
+                <w:i/>
+              </w:rPr>
+              <w:t>Temporal Constraints in Visual Cognition Explored with Rapid Serial Visual Presentation</w:t>
+            </w:r>
+            <w:r>
+              <w:rPr>
+                <w:rFonts w:ascii="Cambria" w:hAnsi="Cambria"/>
+                <w:bCs/>
+                <w:i/>
+              </w:rPr>
+              <w:t xml:space="preserve">. </w:t>
+            </w:r>
+            <w:r>
+              <w:rPr>
+                <w:rFonts w:ascii="Cambria" w:hAnsi="Cambria"/>
+                <w:bCs/>
+              </w:rPr>
+              <w:t xml:space="preserve">University of Groningen, </w:t>
+            </w:r>
+            <w:r>
+              <w:rPr>
+                <w:rFonts w:ascii="Cambria" w:hAnsi="Cambria"/>
+                <w:bCs/>
+              </w:rPr>
+              <w:t>the Netherlands</w:t>
+            </w:r>
+            <w:r>
+              <w:rPr>
+                <w:rFonts w:ascii="Cambria" w:hAnsi="Cambria"/>
+                <w:bCs/>
+              </w:rPr>
+              <w:t>.</w:t>
+            </w:r>
+            <w:r>
+              <w:rPr>
+                <w:rFonts w:ascii="Cambria" w:hAnsi="Cambria"/>
+                <w:bCs/>
+              </w:rPr>
+              <w:t xml:space="preserve"> </w:t>
+            </w:r>
+            <w:hyperlink r:id="rId28" w:history="1">
+              <w:r>
+                <w:rPr>
+                  <w:rStyle w:val="Hyperlink"/>
+                  <w:rFonts w:ascii="Cambria" w:hAnsi="Cambria"/>
+                  <w:bCs/>
+                </w:rPr>
+                <w:t>https://doi.org/10.33612/diss.1529308598</w:t>
+              </w:r>
+            </w:hyperlink>
+            <w:r>
+              <w:rPr>
+                <w:rFonts w:ascii="Cambria" w:hAnsi="Cambria"/>
+                <w:bCs/>
+              </w:rPr>
+              <w:t xml:space="preserve"> </w:t>
+            </w:r>
+          </w:p>
+        </w:tc>
+        <w:tc>
+          <w:tcPr>
+            <w:tcW w:w="1615" w:type="dxa"/>
+          </w:tcPr>
+          <w:p>
+            <w:pPr>
+              <w:jc w:val="both"/>
+              <w:rPr>
+                <w:rFonts w:ascii="Cambria" w:hAnsi="Cambria"/>
+                <w:bCs/>
+              </w:rPr>
+            </w:pPr>
+            <w:r>
+              <w:rPr>
+                <w:rFonts w:ascii="Cambria" w:hAnsi="Cambria"/>
+                <w:bCs/>
+              </w:rPr>
+              <w:t>202</w:t>
+            </w:r>
+            <w:r>
+              <w:rPr>
+                <w:rFonts w:ascii="Cambria" w:hAnsi="Cambria"/>
+                <w:bCs/>
+              </w:rPr>
+              <w:t>6</w:t>
+            </w:r>
+          </w:p>
+          <w:p>
+            <w:pPr>
+              <w:jc w:val="both"/>
+              <w:rPr>
+                <w:rFonts w:ascii="Cambria" w:hAnsi="Cambria"/>
+                <w:b/>
+                <w:bCs/>
+              </w:rPr>
+            </w:pPr>
           </w:p>
         </w:tc>
       </w:tr>
@@ -11157,6 +12713,7 @@
         </w:rPr>
         <w:t xml:space="preserve">‡ </w:t>
       </w:r>
+      <w:proofErr w:type="gramStart"/>
       <w:r>
         <w:rPr>
           <w:rFonts w:ascii="Cambria" w:hAnsi="Cambria"/>
@@ -11166,7 +12723,19 @@
           <w:sz w:val="20"/>
           <w:szCs w:val="20"/>
         </w:rPr>
-        <w:t xml:space="preserve">indicates </w:t>
+        <w:t>indicates</w:t>
+      </w:r>
+      <w:proofErr w:type="gramEnd"/>
+      <w:r>
+        <w:rPr>
+          <w:rFonts w:ascii="Cambria" w:hAnsi="Cambria"/>
+          <w:i/>
+          <w:iCs/>
+          <w:color w:val="404040" w:themeColor="text1" w:themeTint="BF"/>
+          <w:sz w:val="20"/>
+          <w:szCs w:val="20"/>
+        </w:rPr>
+        <w:t xml:space="preserve"> </w:t>
       </w:r>
       <w:r>
         <w:rPr>
@@ -11309,12 +12878,21 @@
                 <w:rFonts w:ascii="Cambria" w:hAnsi="Cambria" w:cs="Arial"/>
               </w:rPr>
             </w:pPr>
-            <w:r>
-              <w:rPr>
-                <w:rFonts w:ascii="Cambria" w:hAnsi="Cambria"/>
-                <w:bCs/>
-              </w:rPr>
-              <w:t>Bapoğlu, O. A.</w:t>
+            <w:proofErr w:type="spellStart"/>
+            <w:r>
+              <w:rPr>
+                <w:rFonts w:ascii="Cambria" w:hAnsi="Cambria"/>
+                <w:bCs/>
+              </w:rPr>
+              <w:t>Bapoğlu</w:t>
+            </w:r>
+            <w:proofErr w:type="spellEnd"/>
+            <w:r>
+              <w:rPr>
+                <w:rFonts w:ascii="Cambria" w:hAnsi="Cambria"/>
+                <w:bCs/>
+              </w:rPr>
+              <w:t>, O. A.</w:t>
             </w:r>
             <w:r>
               <w:rPr>
@@ -11598,7 +13176,21 @@
               <w:rPr>
                 <w:rFonts w:ascii="Cambria" w:hAnsi="Cambria"/>
               </w:rPr>
-              <w:t>); Matlab (</w:t>
+              <w:t xml:space="preserve">); </w:t>
+            </w:r>
+            <w:proofErr w:type="spellStart"/>
+            <w:r>
+              <w:rPr>
+                <w:rFonts w:ascii="Cambria" w:hAnsi="Cambria"/>
+              </w:rPr>
+              <w:t>Matlab</w:t>
+            </w:r>
+            <w:proofErr w:type="spellEnd"/>
+            <w:r>
+              <w:rPr>
+                <w:rFonts w:ascii="Cambria" w:hAnsi="Cambria"/>
+              </w:rPr>
+              <w:t xml:space="preserve"> (</w:t>
             </w:r>
             <w:r>
               <w:rPr>
@@ -11624,7 +13216,21 @@
               <w:rPr>
                 <w:rFonts w:ascii="Cambria" w:hAnsi="Cambria"/>
               </w:rPr>
-              <w:t>); OpenSesame (</w:t>
+              <w:t xml:space="preserve">); </w:t>
+            </w:r>
+            <w:proofErr w:type="spellStart"/>
+            <w:r>
+              <w:rPr>
+                <w:rFonts w:ascii="Cambria" w:hAnsi="Cambria"/>
+              </w:rPr>
+              <w:t>OpenSesame</w:t>
+            </w:r>
+            <w:proofErr w:type="spellEnd"/>
+            <w:r>
+              <w:rPr>
+                <w:rFonts w:ascii="Cambria" w:hAnsi="Cambria"/>
+              </w:rPr>
+              <w:t xml:space="preserve"> (</w:t>
             </w:r>
             <w:r>
               <w:rPr>
@@ -11815,6 +13421,19 @@
         </w:tc>
       </w:tr>
     </w:tbl>
+    <w:p>
+      <w:pPr>
+        <w:spacing w:before="180" w:after="180" w:line="240" w:lineRule="auto"/>
+        <w:jc w:val="center"/>
+        <w:rPr>
+          <w:rFonts w:ascii="Cambria" w:hAnsi="Cambria"/>
+          <w:b/>
+          <w:bCs/>
+          <w:sz w:val="26"/>
+          <w:szCs w:val="26"/>
+        </w:rPr>
+      </w:pPr>
+    </w:p>
     <w:p>
       <w:pPr>
         <w:spacing w:before="180" w:after="180" w:line="240" w:lineRule="auto"/>
@@ -11833,6 +13452,7 @@
           <w:sz w:val="26"/>
           <w:szCs w:val="26"/>
         </w:rPr>
+        <w:lastRenderedPageBreak/>
         <w:t xml:space="preserve">GRANTS </w:t>
       </w:r>
       <w:r>
@@ -12043,7 +13663,23 @@
                 <w:rFonts w:ascii="Cambria" w:hAnsi="Cambria"/>
                 <w:bCs/>
               </w:rPr>
-              <w:t xml:space="preserve"> coverage of research costs for masters and </w:t>
+              <w:t xml:space="preserve"> coverage of research costs for </w:t>
+            </w:r>
+            <w:proofErr w:type="gramStart"/>
+            <w:r>
+              <w:rPr>
+                <w:rFonts w:ascii="Cambria" w:hAnsi="Cambria"/>
+                <w:bCs/>
+              </w:rPr>
+              <w:t>masters</w:t>
+            </w:r>
+            <w:proofErr w:type="gramEnd"/>
+            <w:r>
+              <w:rPr>
+                <w:rFonts w:ascii="Cambria" w:hAnsi="Cambria"/>
+                <w:bCs/>
+              </w:rPr>
+              <w:t xml:space="preserve"> and </w:t>
             </w:r>
             <w:r>
               <w:rPr>
@@ -12138,51 +13774,6 @@
         </w:tc>
       </w:tr>
     </w:tbl>
-    <w:p>
-      <w:pPr>
-        <w:pStyle w:val="ListParagraph"/>
-        <w:spacing w:before="180" w:after="180" w:line="240" w:lineRule="auto"/>
-        <w:ind w:left="0"/>
-        <w:jc w:val="center"/>
-        <w:rPr>
-          <w:rFonts w:ascii="Cambria" w:hAnsi="Cambria"/>
-          <w:b/>
-          <w:bCs/>
-          <w:sz w:val="26"/>
-          <w:szCs w:val="26"/>
-        </w:rPr>
-      </w:pPr>
-    </w:p>
-    <w:p>
-      <w:pPr>
-        <w:pStyle w:val="ListParagraph"/>
-        <w:spacing w:before="180" w:after="180" w:line="240" w:lineRule="auto"/>
-        <w:ind w:left="0"/>
-        <w:jc w:val="center"/>
-        <w:rPr>
-          <w:rFonts w:ascii="Cambria" w:hAnsi="Cambria"/>
-          <w:b/>
-          <w:bCs/>
-          <w:sz w:val="26"/>
-          <w:szCs w:val="26"/>
-        </w:rPr>
-      </w:pPr>
-    </w:p>
-    <w:p>
-      <w:pPr>
-        <w:pStyle w:val="ListParagraph"/>
-        <w:spacing w:before="180" w:after="180" w:line="240" w:lineRule="auto"/>
-        <w:ind w:left="0"/>
-        <w:jc w:val="center"/>
-        <w:rPr>
-          <w:rFonts w:ascii="Cambria" w:hAnsi="Cambria"/>
-          <w:b/>
-          <w:bCs/>
-          <w:sz w:val="26"/>
-          <w:szCs w:val="26"/>
-        </w:rPr>
-      </w:pPr>
-    </w:p>
     <w:p>
       <w:pPr>
         <w:pStyle w:val="ListParagraph"/>
@@ -12286,7 +13877,21 @@
               <w:rPr>
                 <w:rFonts w:ascii="Cambria" w:hAnsi="Cambria" w:cs="Arial"/>
               </w:rPr>
-              <w:t xml:space="preserve"> by Open Science Programme, University of Groningen, Groningen, the Netherlands.</w:t>
+              <w:t xml:space="preserve"> by Open Science </w:t>
+            </w:r>
+            <w:proofErr w:type="spellStart"/>
+            <w:r>
+              <w:rPr>
+                <w:rFonts w:ascii="Cambria" w:hAnsi="Cambria" w:cs="Arial"/>
+              </w:rPr>
+              <w:t>Programme</w:t>
+            </w:r>
+            <w:proofErr w:type="spellEnd"/>
+            <w:r>
+              <w:rPr>
+                <w:rFonts w:ascii="Cambria" w:hAnsi="Cambria" w:cs="Arial"/>
+              </w:rPr>
+              <w:t>, University of Groningen, Groningen, the Netherlands.</w:t>
             </w:r>
           </w:p>
         </w:tc>
@@ -12665,8 +14270,9 @@
                 <w:sz w:val="22"/>
                 <w:szCs w:val="22"/>
               </w:rPr>
-              <w:t>Introduction to Python/OpenSesame</w:t>
-            </w:r>
+              <w:t>Introduction to Python/</w:t>
+            </w:r>
+            <w:proofErr w:type="spellStart"/>
             <w:r>
               <w:rPr>
                 <w:rFonts w:ascii="Cambria" w:hAnsi="Cambria"/>
@@ -12674,15 +14280,17 @@
                 <w:sz w:val="22"/>
                 <w:szCs w:val="22"/>
               </w:rPr>
-              <w:t xml:space="preserve">, </w:t>
-            </w:r>
-            <w:r>
-              <w:rPr>
-                <w:rFonts w:ascii="Cambria" w:hAnsi="Cambria"/>
+              <w:t>OpenSesame</w:t>
+            </w:r>
+            <w:proofErr w:type="spellEnd"/>
+            <w:r>
+              <w:rPr>
+                <w:rFonts w:ascii="Cambria" w:hAnsi="Cambria"/>
+                <w:i/>
                 <w:sz w:val="22"/>
                 <w:szCs w:val="22"/>
               </w:rPr>
-              <w:t>Leibniz Institute for Psychology,</w:t>
+              <w:t xml:space="preserve">, </w:t>
             </w:r>
             <w:r>
               <w:rPr>
@@ -12690,7 +14298,7 @@
                 <w:sz w:val="22"/>
                 <w:szCs w:val="22"/>
               </w:rPr>
-              <w:t xml:space="preserve"> Germany</w:t>
+              <w:t>Leibniz Institute for Psychology,</w:t>
             </w:r>
             <w:r>
               <w:rPr>
@@ -12698,16 +14306,15 @@
                 <w:sz w:val="22"/>
                 <w:szCs w:val="22"/>
               </w:rPr>
-              <w:t>.</w:t>
-            </w:r>
-            <w:r>
-              <w:rPr>
-                <w:rFonts w:ascii="Cambria" w:hAnsi="Cambria"/>
-                <w:i/>
+              <w:t xml:space="preserve"> Germany</w:t>
+            </w:r>
+            <w:r>
+              <w:rPr>
+                <w:rFonts w:ascii="Cambria" w:hAnsi="Cambria"/>
                 <w:sz w:val="22"/>
                 <w:szCs w:val="22"/>
               </w:rPr>
-              <w:t xml:space="preserve"> </w:t>
+              <w:t>.</w:t>
             </w:r>
             <w:r>
               <w:rPr>
@@ -12716,15 +14323,78 @@
                 <w:sz w:val="22"/>
                 <w:szCs w:val="22"/>
               </w:rPr>
-              <w:br/>
-            </w:r>
-            <w:r>
-              <w:rPr>
-                <w:rFonts w:ascii="Cambria" w:hAnsi="Cambria"/>
+              <w:t xml:space="preserve"> </w:t>
+            </w:r>
+            <w:r>
+              <w:rPr>
+                <w:rFonts w:ascii="Cambria" w:hAnsi="Cambria"/>
+                <w:i/>
                 <w:sz w:val="22"/>
                 <w:szCs w:val="22"/>
               </w:rPr>
-              <w:t>Worked as a tutor for the workshop by dr. Sebastiaan Mathôt. Topics: Introduction to Python/Numerical Python, Introduction to OpenSesame, Advanced numerical Python, Building online experiment, Collecting data, Analyzing with Python.</w:t>
+              <w:br/>
+            </w:r>
+            <w:r>
+              <w:rPr>
+                <w:rFonts w:ascii="Cambria" w:hAnsi="Cambria"/>
+                <w:sz w:val="22"/>
+                <w:szCs w:val="22"/>
+              </w:rPr>
+              <w:t xml:space="preserve">Worked as a tutor for the workshop by dr. Sebastiaan </w:t>
+            </w:r>
+            <w:proofErr w:type="spellStart"/>
+            <w:r>
+              <w:rPr>
+                <w:rFonts w:ascii="Cambria" w:hAnsi="Cambria"/>
+                <w:sz w:val="22"/>
+                <w:szCs w:val="22"/>
+              </w:rPr>
+              <w:t>Mathôt</w:t>
+            </w:r>
+            <w:proofErr w:type="spellEnd"/>
+            <w:r>
+              <w:rPr>
+                <w:rFonts w:ascii="Cambria" w:hAnsi="Cambria"/>
+                <w:sz w:val="22"/>
+                <w:szCs w:val="22"/>
+              </w:rPr>
+              <w:t xml:space="preserve">. Topics: Introduction to Python/Numerical Python, Introduction to </w:t>
+            </w:r>
+            <w:proofErr w:type="spellStart"/>
+            <w:r>
+              <w:rPr>
+                <w:rFonts w:ascii="Cambria" w:hAnsi="Cambria"/>
+                <w:sz w:val="22"/>
+                <w:szCs w:val="22"/>
+              </w:rPr>
+              <w:t>OpenSesame</w:t>
+            </w:r>
+            <w:proofErr w:type="spellEnd"/>
+            <w:r>
+              <w:rPr>
+                <w:rFonts w:ascii="Cambria" w:hAnsi="Cambria"/>
+                <w:sz w:val="22"/>
+                <w:szCs w:val="22"/>
+              </w:rPr>
+              <w:t xml:space="preserve">, Advanced numerical Python, </w:t>
+            </w:r>
+            <w:proofErr w:type="gramStart"/>
+            <w:r>
+              <w:rPr>
+                <w:rFonts w:ascii="Cambria" w:hAnsi="Cambria"/>
+                <w:sz w:val="22"/>
+                <w:szCs w:val="22"/>
+              </w:rPr>
+              <w:t>Building</w:t>
+            </w:r>
+            <w:proofErr w:type="gramEnd"/>
+            <w:r>
+              <w:rPr>
+                <w:rFonts w:ascii="Cambria" w:hAnsi="Cambria"/>
+                <w:sz w:val="22"/>
+                <w:szCs w:val="22"/>
+              </w:rPr>
+              <w:t xml:space="preserve"> online experiment, Collecting data, Analyzing with Python.</w:t>
             </w:r>
           </w:p>
         </w:tc>
@@ -12766,6 +14436,7 @@
                 <w:szCs w:val="22"/>
               </w:rPr>
             </w:pPr>
+            <w:proofErr w:type="spellStart"/>
             <w:r>
               <w:rPr>
                 <w:rFonts w:ascii="Cambria" w:hAnsi="Cambria"/>
@@ -12773,8 +14444,9 @@
                 <w:sz w:val="22"/>
                 <w:szCs w:val="22"/>
               </w:rPr>
-              <w:t>Mindwise Science Communication Workshop</w:t>
-            </w:r>
+              <w:t>Mindwise</w:t>
+            </w:r>
+            <w:proofErr w:type="spellEnd"/>
             <w:r>
               <w:rPr>
                 <w:rFonts w:ascii="Cambria" w:hAnsi="Cambria"/>
@@ -12782,15 +14454,16 @@
                 <w:sz w:val="22"/>
                 <w:szCs w:val="22"/>
               </w:rPr>
-              <w:t xml:space="preserve">, </w:t>
-            </w:r>
-            <w:r>
-              <w:rPr>
-                <w:rFonts w:ascii="Cambria" w:hAnsi="Cambria"/>
+              <w:t xml:space="preserve"> Science Communication Workshop</w:t>
+            </w:r>
+            <w:r>
+              <w:rPr>
+                <w:rFonts w:ascii="Cambria" w:hAnsi="Cambria"/>
+                <w:i/>
                 <w:sz w:val="22"/>
                 <w:szCs w:val="22"/>
               </w:rPr>
-              <w:t>University of Groningen</w:t>
+              <w:t xml:space="preserve">, </w:t>
             </w:r>
             <w:r>
               <w:rPr>
@@ -12798,7 +14471,7 @@
                 <w:sz w:val="22"/>
                 <w:szCs w:val="22"/>
               </w:rPr>
-              <w:t>, the Netherlands</w:t>
+              <w:t>University of Groningen</w:t>
             </w:r>
             <w:r>
               <w:rPr>
@@ -12806,7 +14479,7 @@
                 <w:sz w:val="22"/>
                 <w:szCs w:val="22"/>
               </w:rPr>
-              <w:t>.</w:t>
+              <w:t>, the Netherlands</w:t>
             </w:r>
             <w:r>
               <w:rPr>
@@ -12814,16 +14487,15 @@
                 <w:sz w:val="22"/>
                 <w:szCs w:val="22"/>
               </w:rPr>
-              <w:br/>
-            </w:r>
-            <w:r>
-              <w:rPr>
-                <w:rFonts w:ascii="Cambria" w:hAnsi="Cambria"/>
-                <w:iCs/>
+              <w:t>.</w:t>
+            </w:r>
+            <w:r>
+              <w:rPr>
+                <w:rFonts w:ascii="Cambria" w:hAnsi="Cambria"/>
                 <w:sz w:val="22"/>
                 <w:szCs w:val="22"/>
               </w:rPr>
-              <w:t xml:space="preserve">Organized a workshop with </w:t>
+              <w:br/>
             </w:r>
             <w:r>
               <w:rPr>
@@ -12832,7 +14504,7 @@
                 <w:sz w:val="22"/>
                 <w:szCs w:val="22"/>
               </w:rPr>
-              <w:t xml:space="preserve">the </w:t>
+              <w:t xml:space="preserve">Organized a workshop with </w:t>
             </w:r>
             <w:r>
               <w:rPr>
@@ -12841,7 +14513,27 @@
                 <w:sz w:val="22"/>
                 <w:szCs w:val="22"/>
               </w:rPr>
-              <w:t>Mindwise Science Communication PhD Committee</w:t>
+              <w:t xml:space="preserve">the </w:t>
+            </w:r>
+            <w:proofErr w:type="spellStart"/>
+            <w:r>
+              <w:rPr>
+                <w:rFonts w:ascii="Cambria" w:hAnsi="Cambria"/>
+                <w:iCs/>
+                <w:sz w:val="22"/>
+                <w:szCs w:val="22"/>
+              </w:rPr>
+              <w:t>Mindwise</w:t>
+            </w:r>
+            <w:proofErr w:type="spellEnd"/>
+            <w:r>
+              <w:rPr>
+                <w:rFonts w:ascii="Cambria" w:hAnsi="Cambria"/>
+                <w:iCs/>
+                <w:sz w:val="22"/>
+                <w:szCs w:val="22"/>
+              </w:rPr>
+              <w:t xml:space="preserve"> Science Communication PhD Committee</w:t>
             </w:r>
             <w:r>
               <w:rPr>
@@ -13029,7 +14721,25 @@
                 <w:i/>
                 <w:iCs/>
               </w:rPr>
-              <w:t xml:space="preserve">h.d. and postdoc representative, </w:t>
+              <w:t>h.D.</w:t>
+            </w:r>
+            <w:r>
+              <w:rPr>
+                <w:rFonts w:ascii="Cambria" w:hAnsi="Cambria"/>
+                <w:bCs/>
+                <w:i/>
+                <w:iCs/>
+              </w:rPr>
+              <w:t xml:space="preserve"> </w:t>
+            </w:r>
+            <w:r>
+              <w:rPr>
+                <w:rFonts w:ascii="Cambria" w:hAnsi="Cambria"/>
+                <w:bCs/>
+                <w:i/>
+                <w:iCs/>
+              </w:rPr>
+              <w:t xml:space="preserve">and postdoc representative, </w:t>
             </w:r>
             <w:r>
               <w:rPr>
@@ -13839,8 +15549,17 @@
                 <w:rFonts w:ascii="Cambria" w:hAnsi="Cambria"/>
                 <w:bCs/>
               </w:rPr>
-              <w:t>Acta Psychologica</w:t>
-            </w:r>
+              <w:t xml:space="preserve">Acta </w:t>
+            </w:r>
+            <w:proofErr w:type="spellStart"/>
+            <w:r>
+              <w:rPr>
+                <w:rFonts w:ascii="Cambria" w:hAnsi="Cambria"/>
+                <w:bCs/>
+              </w:rPr>
+              <w:t>Psychologica</w:t>
+            </w:r>
+            <w:proofErr w:type="spellEnd"/>
           </w:p>
         </w:tc>
         <w:tc>
@@ -13873,6 +15592,7 @@
                 <w:bCs/>
               </w:rPr>
             </w:pPr>
+            <w:proofErr w:type="spellStart"/>
             <w:r>
               <w:rPr>
                 <w:rFonts w:ascii="Cambria" w:hAnsi="Cambria"/>
@@ -13880,6 +15600,7 @@
               </w:rPr>
               <w:t>eNeuro</w:t>
             </w:r>
+            <w:proofErr w:type="spellEnd"/>
           </w:p>
         </w:tc>
         <w:tc>
@@ -13950,6 +15671,32 @@
           <w:szCs w:val="26"/>
         </w:rPr>
       </w:pPr>
+    </w:p>
+    <w:p>
+      <w:pPr>
+        <w:spacing w:before="180" w:after="180" w:line="240" w:lineRule="auto"/>
+        <w:jc w:val="center"/>
+        <w:rPr>
+          <w:rFonts w:ascii="Cambria" w:hAnsi="Cambria"/>
+          <w:b/>
+          <w:bCs/>
+          <w:sz w:val="26"/>
+          <w:szCs w:val="26"/>
+        </w:rPr>
+      </w:pPr>
+    </w:p>
+    <w:p>
+      <w:pPr>
+        <w:spacing w:before="180" w:after="180" w:line="240" w:lineRule="auto"/>
+        <w:jc w:val="center"/>
+        <w:rPr>
+          <w:rFonts w:ascii="Cambria" w:hAnsi="Cambria"/>
+          <w:b/>
+          <w:bCs/>
+          <w:sz w:val="26"/>
+          <w:szCs w:val="26"/>
+        </w:rPr>
+      </w:pPr>
       <w:r>
         <w:rPr>
           <w:rFonts w:ascii="Cambria" w:hAnsi="Cambria"/>
@@ -13958,6 +15705,7 @@
           <w:sz w:val="26"/>
           <w:szCs w:val="26"/>
         </w:rPr>
+        <w:lastRenderedPageBreak/>
         <w:t>SELECTED CERTIFICATES</w:t>
       </w:r>
     </w:p>
@@ -14086,7 +15834,6 @@
                 <w:shd w:val="clear" w:color="auto" w:fill="FFFFFF"/>
                 <w:lang w:val="nl-NL"/>
               </w:rPr>
-              <w:lastRenderedPageBreak/>
               <w:t>Multivariate pattern analyses (MVPA) in EEG/MEG,</w:t>
             </w:r>
             <w:r>
@@ -17133,7 +18880,6 @@
   <w:style w:type="character" w:default="1" w:styleId="DefaultParagraphFont">
     <w:name w:val="Default Paragraph Font"/>
     <w:uiPriority w:val="1"/>
-    <w:semiHidden/>
     <w:unhideWhenUsed/>
   </w:style>
   <w:style w:type="table" w:default="1" w:styleId="TableNormal">
@@ -17323,6 +19069,36 @@
         <w:insideV w:val="single" w:sz="4" w:space="0" w:color="BFBFBF" w:themeColor="background1" w:themeShade="BF"/>
       </w:tblBorders>
     </w:tblPr>
+  </w:style>
+  <w:style w:type="paragraph" w:styleId="HTMLPreformatted">
+    <w:name w:val="HTML Preformatted"/>
+    <w:basedOn w:val="Normal"/>
+    <w:link w:val="HTMLPreformattedChar"/>
+    <w:uiPriority w:val="99"/>
+    <w:semiHidden/>
+    <w:unhideWhenUsed/>
+    <w:rsid w:val="00F81A69"/>
+    <w:pPr>
+      <w:spacing w:after="0" w:line="240" w:lineRule="auto"/>
+    </w:pPr>
+    <w:rPr>
+      <w:rFonts w:ascii="Consolas" w:hAnsi="Consolas" w:cs="Consolas"/>
+      <w:sz w:val="20"/>
+      <w:szCs w:val="20"/>
+    </w:rPr>
+  </w:style>
+  <w:style w:type="character" w:customStyle="1" w:styleId="HTMLPreformattedChar">
+    <w:name w:val="HTML Preformatted Char"/>
+    <w:basedOn w:val="DefaultParagraphFont"/>
+    <w:link w:val="HTMLPreformatted"/>
+    <w:uiPriority w:val="99"/>
+    <w:semiHidden/>
+    <w:rsid w:val="00F81A69"/>
+    <w:rPr>
+      <w:rFonts w:ascii="Consolas" w:hAnsi="Consolas" w:cs="Consolas"/>
+      <w:sz w:val="20"/>
+      <w:szCs w:val="20"/>
+    </w:rPr>
   </w:style>
 </w:styles>
 </file>

--- a/Files/download/Resume_Karabay.docx
+++ b/Files/download/Resume_Karabay.docx
@@ -581,21 +581,8 @@
                 <w:sz w:val="18"/>
                 <w:szCs w:val="18"/>
               </w:rPr>
-              <w:t xml:space="preserve">: Dr. Daryl </w:t>
-            </w:r>
-            <w:proofErr w:type="spellStart"/>
-            <w:r>
-              <w:rPr>
-                <w:rFonts w:ascii="Cambria" w:hAnsi="Cambria"/>
-                <w:bCs/>
-                <w:i/>
-                <w:iCs/>
-                <w:sz w:val="18"/>
-                <w:szCs w:val="18"/>
-              </w:rPr>
-              <w:t>Fougnie</w:t>
-            </w:r>
-            <w:proofErr w:type="spellEnd"/>
+              <w:t>: Dr. Daryl Fougnie</w:t>
+            </w:r>
           </w:p>
         </w:tc>
         <w:tc>
@@ -1003,7 +990,15 @@
                 <w:bCs/>
                 <w:iCs/>
               </w:rPr>
-              <w:t>2026</w:t>
+              <w:t>202</w:t>
+            </w:r>
+            <w:r>
+              <w:rPr>
+                <w:rFonts w:ascii="Cambria" w:hAnsi="Cambria"/>
+                <w:bCs/>
+                <w:iCs/>
+              </w:rPr>
+              <w:t>5; 2026</w:t>
             </w:r>
           </w:p>
         </w:tc>
@@ -1094,7 +1089,23 @@
                 <w:bCs/>
                 <w:iCs/>
               </w:rPr>
-              <w:t>2026</w:t>
+              <w:t>202</w:t>
+            </w:r>
+            <w:r>
+              <w:rPr>
+                <w:rFonts w:ascii="Cambria" w:hAnsi="Cambria"/>
+                <w:bCs/>
+                <w:iCs/>
+              </w:rPr>
+              <w:t>5</w:t>
+            </w:r>
+            <w:r>
+              <w:rPr>
+                <w:rFonts w:ascii="Cambria" w:hAnsi="Cambria"/>
+                <w:bCs/>
+                <w:iCs/>
+              </w:rPr>
+              <w:t>; 2026</w:t>
             </w:r>
           </w:p>
         </w:tc>
@@ -1381,6 +1392,14 @@
               </w:rPr>
               <w:t>2025</w:t>
             </w:r>
+            <w:r>
+              <w:rPr>
+                <w:rFonts w:ascii="Cambria" w:hAnsi="Cambria"/>
+                <w:bCs/>
+                <w:iCs/>
+              </w:rPr>
+              <w:t>; 2026</w:t>
+            </w:r>
           </w:p>
         </w:tc>
       </w:tr>
@@ -1539,18 +1558,8 @@
                 <w:bCs/>
                 <w:iCs/>
               </w:rPr>
-              <w:t xml:space="preserve">New York </w:t>
-            </w:r>
-            <w:proofErr w:type="spellStart"/>
-            <w:r>
-              <w:rPr>
-                <w:rFonts w:ascii="Cambria" w:hAnsi="Cambria"/>
-                <w:bCs/>
-                <w:iCs/>
-              </w:rPr>
-              <w:t>University|AD</w:t>
-            </w:r>
-            <w:proofErr w:type="spellEnd"/>
+              <w:t>New York University|AD</w:t>
+            </w:r>
           </w:p>
         </w:tc>
         <w:tc>
@@ -1642,18 +1651,8 @@
                 <w:bCs/>
                 <w:iCs/>
               </w:rPr>
-              <w:t xml:space="preserve">New York </w:t>
-            </w:r>
-            <w:proofErr w:type="spellStart"/>
-            <w:r>
-              <w:rPr>
-                <w:rFonts w:ascii="Cambria" w:hAnsi="Cambria"/>
-                <w:bCs/>
-                <w:iCs/>
-              </w:rPr>
-              <w:t>University|AD</w:t>
-            </w:r>
-            <w:proofErr w:type="spellEnd"/>
+              <w:t>New York University|AD</w:t>
+            </w:r>
           </w:p>
         </w:tc>
         <w:tc>
@@ -1923,21 +1922,12 @@
                 <w:bCs/>
               </w:rPr>
             </w:pPr>
-            <w:proofErr w:type="gramStart"/>
-            <w:r>
-              <w:rPr>
-                <w:rFonts w:ascii="Cambria" w:hAnsi="Cambria"/>
-                <w:bCs/>
-              </w:rPr>
-              <w:t>Bachelors</w:t>
-            </w:r>
-            <w:proofErr w:type="gramEnd"/>
-            <w:r>
-              <w:rPr>
-                <w:rFonts w:ascii="Cambria" w:hAnsi="Cambria"/>
-                <w:bCs/>
-              </w:rPr>
-              <w:t xml:space="preserve"> Thesis (x18)</w:t>
+            <w:r>
+              <w:rPr>
+                <w:rFonts w:ascii="Cambria" w:hAnsi="Cambria"/>
+                <w:bCs/>
+              </w:rPr>
+              <w:t>Bachelors Thesis (x18)</w:t>
             </w:r>
           </w:p>
         </w:tc>
@@ -2099,18 +2089,8 @@
                 <w:bCs/>
                 <w:iCs/>
               </w:rPr>
-              <w:t xml:space="preserve">New York </w:t>
-            </w:r>
-            <w:proofErr w:type="spellStart"/>
-            <w:r>
-              <w:rPr>
-                <w:rFonts w:ascii="Cambria" w:hAnsi="Cambria"/>
-                <w:bCs/>
-                <w:iCs/>
-              </w:rPr>
-              <w:t>University|AD</w:t>
-            </w:r>
-            <w:proofErr w:type="spellEnd"/>
+              <w:t>New York University|AD</w:t>
+            </w:r>
           </w:p>
         </w:tc>
         <w:tc>
@@ -3077,31 +3057,7 @@
           <w:sz w:val="20"/>
           <w:szCs w:val="20"/>
         </w:rPr>
-        <w:t xml:space="preserve">* </w:t>
-      </w:r>
-      <w:proofErr w:type="gramStart"/>
-      <w:r>
-        <w:rPr>
-          <w:rFonts w:ascii="Cambria" w:hAnsi="Cambria"/>
-          <w:i/>
-          <w:iCs/>
-          <w:color w:val="404040" w:themeColor="text1" w:themeTint="BF"/>
-          <w:sz w:val="20"/>
-          <w:szCs w:val="20"/>
-        </w:rPr>
-        <w:t>indicates</w:t>
-      </w:r>
-      <w:proofErr w:type="gramEnd"/>
-      <w:r>
-        <w:rPr>
-          <w:rFonts w:ascii="Cambria" w:hAnsi="Cambria"/>
-          <w:i/>
-          <w:iCs/>
-          <w:color w:val="404040" w:themeColor="text1" w:themeTint="BF"/>
-          <w:sz w:val="20"/>
-          <w:szCs w:val="20"/>
-        </w:rPr>
-        <w:t xml:space="preserve"> </w:t>
+        <w:t xml:space="preserve">* indicates </w:t>
       </w:r>
       <w:r>
         <w:rPr>
@@ -3253,21 +3209,7 @@
               <w:rPr>
                 <w:rFonts w:ascii="Cambria" w:hAnsi="Cambria" w:cstheme="minorHAnsi"/>
               </w:rPr>
-              <w:t xml:space="preserve">How you encode is how you remember: </w:t>
-            </w:r>
-            <w:proofErr w:type="spellStart"/>
-            <w:r>
-              <w:rPr>
-                <w:rFonts w:ascii="Cambria" w:hAnsi="Cambria" w:cstheme="minorHAnsi"/>
-              </w:rPr>
-              <w:t>Center</w:t>
-            </w:r>
-            <w:proofErr w:type="spellEnd"/>
-            <w:r>
-              <w:rPr>
-                <w:rFonts w:ascii="Cambria" w:hAnsi="Cambria" w:cstheme="minorHAnsi"/>
-              </w:rPr>
-              <w:t>-to-surround inhibition during encoding underlies repulsion bias in working memory</w:t>
+              <w:t>How you encode is how you remember: Center-to-surround inhibition during encoding underlies repulsion bias in working memory</w:t>
             </w:r>
             <w:r>
               <w:rPr>
@@ -3332,45 +3274,13 @@
                 <w:lang w:val="en-AE"/>
               </w:rPr>
               <w:lastRenderedPageBreak/>
-              <w:t xml:space="preserve">Chen, I., </w:t>
-            </w:r>
-            <w:proofErr w:type="spellStart"/>
-            <w:r>
-              <w:rPr>
-                <w:rFonts w:ascii="Cambria" w:hAnsi="Cambria" w:cs="Arial"/>
-                <w:bCs/>
-                <w:lang w:val="en-AE"/>
-              </w:rPr>
-              <w:t>Mathȏt</w:t>
-            </w:r>
-            <w:proofErr w:type="spellEnd"/>
-            <w:r>
-              <w:rPr>
-                <w:rFonts w:ascii="Cambria" w:hAnsi="Cambria" w:cs="Arial"/>
-                <w:bCs/>
-                <w:lang w:val="en-AE"/>
-              </w:rPr>
-              <w:t xml:space="preserve">, S., </w:t>
-            </w:r>
-            <w:r>
-              <w:rPr>
-                <w:rFonts w:ascii="Cambria" w:hAnsi="Cambria" w:cs="Arial"/>
-              </w:rPr>
-              <w:t xml:space="preserve">van der </w:t>
-            </w:r>
-            <w:proofErr w:type="spellStart"/>
-            <w:r>
-              <w:rPr>
-                <w:rFonts w:ascii="Cambria" w:hAnsi="Cambria" w:cs="Arial"/>
-              </w:rPr>
-              <w:t>Mijn</w:t>
-            </w:r>
-            <w:proofErr w:type="spellEnd"/>
-            <w:r>
-              <w:rPr>
-                <w:rFonts w:ascii="Cambria" w:hAnsi="Cambria" w:cs="Arial"/>
-              </w:rPr>
-              <w:t xml:space="preserve">, R., </w:t>
+              <w:t xml:space="preserve">Chen, I., Mathȏt, S., </w:t>
+            </w:r>
+            <w:r>
+              <w:rPr>
+                <w:rFonts w:ascii="Cambria" w:hAnsi="Cambria" w:cs="Arial"/>
+              </w:rPr>
+              <w:t xml:space="preserve">van der Mijn, R., </w:t>
             </w:r>
             <w:r>
               <w:rPr>
@@ -3394,16 +3304,14 @@
               </w:rPr>
               <w:t xml:space="preserve">&amp; Akyürek, E. G. Concealed personally familiar face detection with </w:t>
             </w:r>
-            <w:proofErr w:type="spellStart"/>
             <w:r>
               <w:rPr>
                 <w:rFonts w:ascii="Cambria" w:hAnsi="Cambria" w:cs="Arial"/>
                 <w:bCs/>
                 <w:lang w:val="en-AE"/>
               </w:rPr>
-              <w:t>eeg</w:t>
-            </w:r>
-            <w:proofErr w:type="spellEnd"/>
+              <w:t>EEG</w:t>
+            </w:r>
             <w:r>
               <w:rPr>
                 <w:rFonts w:ascii="Cambria" w:hAnsi="Cambria" w:cs="Arial"/>
@@ -3531,39 +3439,15 @@
               <w:rPr>
                 <w:rFonts w:ascii="Cambria" w:hAnsi="Cambria" w:cs="Arial"/>
               </w:rPr>
-              <w:t xml:space="preserve">van der </w:t>
-            </w:r>
-            <w:proofErr w:type="spellStart"/>
-            <w:r>
-              <w:rPr>
-                <w:rFonts w:ascii="Cambria" w:hAnsi="Cambria" w:cs="Arial"/>
-              </w:rPr>
-              <w:t>Mijn</w:t>
-            </w:r>
-            <w:proofErr w:type="spellEnd"/>
-            <w:r>
-              <w:rPr>
-                <w:rFonts w:ascii="Cambria" w:hAnsi="Cambria" w:cs="Arial"/>
-              </w:rPr>
-              <w:t xml:space="preserve">, R., </w:t>
-            </w:r>
-            <w:proofErr w:type="spellStart"/>
+              <w:t xml:space="preserve">van der Mijn, R., </w:t>
+            </w:r>
             <w:r>
               <w:rPr>
                 <w:rFonts w:ascii="Cambria" w:hAnsi="Cambria" w:cs="Arial"/>
                 <w:bCs/>
                 <w:lang w:val="en-AE"/>
               </w:rPr>
-              <w:t>Mathȏt</w:t>
-            </w:r>
-            <w:proofErr w:type="spellEnd"/>
-            <w:r>
-              <w:rPr>
-                <w:rFonts w:ascii="Cambria" w:hAnsi="Cambria" w:cs="Arial"/>
-                <w:bCs/>
-                <w:lang w:val="en-AE"/>
-              </w:rPr>
-              <w:t>, S., &amp; Akyürek, E. G. Concealed information detection in rapid serial visual</w:t>
+              <w:t>Mathȏt, S., &amp; Akyürek, E. G. Concealed information detection in rapid serial visual</w:t>
             </w:r>
             <w:r>
               <w:rPr>
@@ -3702,21 +3586,7 @@
               <w:rPr>
                 <w:rFonts w:ascii="Cambria" w:hAnsi="Cambria" w:cstheme="minorHAnsi"/>
               </w:rPr>
-              <w:t xml:space="preserve">Evaluating Working Memory Representations during the Attentional Blink: A Comparative </w:t>
-            </w:r>
-            <w:proofErr w:type="spellStart"/>
-            <w:r>
-              <w:rPr>
-                <w:rFonts w:ascii="Cambria" w:hAnsi="Cambria" w:cstheme="minorHAnsi"/>
-              </w:rPr>
-              <w:t>Modeling</w:t>
-            </w:r>
-            <w:proofErr w:type="spellEnd"/>
-            <w:r>
-              <w:rPr>
-                <w:rFonts w:ascii="Cambria" w:hAnsi="Cambria" w:cstheme="minorHAnsi"/>
-              </w:rPr>
-              <w:t xml:space="preserve"> Approach. </w:t>
+              <w:t xml:space="preserve">Evaluating Working Memory Representations during the Attentional Blink: A Comparative Modeling Approach. </w:t>
             </w:r>
             <w:hyperlink r:id="rId11" w:history="1">
               <w:r>
@@ -3773,19 +3643,11 @@
                 <w:rFonts w:ascii="Cambria" w:hAnsi="Cambria" w:cstheme="minorHAnsi"/>
               </w:rPr>
             </w:pPr>
-            <w:proofErr w:type="spellStart"/>
             <w:r>
               <w:rPr>
                 <w:rFonts w:ascii="Cambria" w:hAnsi="Cambria" w:cstheme="minorHAnsi"/>
               </w:rPr>
-              <w:t>Fougnie</w:t>
-            </w:r>
-            <w:proofErr w:type="spellEnd"/>
-            <w:r>
-              <w:rPr>
-                <w:rFonts w:ascii="Cambria" w:hAnsi="Cambria" w:cstheme="minorHAnsi"/>
-              </w:rPr>
-              <w:t xml:space="preserve">, D. L., </w:t>
+              <w:t xml:space="preserve">Fougnie, D. L., </w:t>
             </w:r>
             <w:r>
               <w:rPr>
@@ -3939,21 +3801,7 @@
               <w:rPr>
                 <w:rFonts w:ascii="Cambria" w:hAnsi="Cambria" w:cs="Arial"/>
               </w:rPr>
-              <w:t xml:space="preserve">van der </w:t>
-            </w:r>
-            <w:proofErr w:type="spellStart"/>
-            <w:r>
-              <w:rPr>
-                <w:rFonts w:ascii="Cambria" w:hAnsi="Cambria" w:cs="Arial"/>
-              </w:rPr>
-              <w:t>Mijn</w:t>
-            </w:r>
-            <w:proofErr w:type="spellEnd"/>
-            <w:r>
-              <w:rPr>
-                <w:rFonts w:ascii="Cambria" w:hAnsi="Cambria" w:cs="Arial"/>
-              </w:rPr>
-              <w:t>, R.</w:t>
+              <w:t>van der Mijn, R.</w:t>
             </w:r>
             <w:r>
               <w:rPr>
@@ -4051,56 +3899,16 @@
               </w:rPr>
               <w:t xml:space="preserve">, 109418. </w:t>
             </w:r>
-            <w:r>
-              <w:rPr>
-                <w:rFonts w:ascii="Cambria" w:hAnsi="Cambria" w:cstheme="minorHAnsi"/>
-                <w:lang w:val="en-AE"/>
-              </w:rPr>
-              <w:fldChar w:fldCharType="begin"/>
-            </w:r>
-            <w:r>
-              <w:rPr>
-                <w:rFonts w:ascii="Cambria" w:hAnsi="Cambria" w:cstheme="minorHAnsi"/>
-                <w:lang w:val="en-AE"/>
-              </w:rPr>
-              <w:instrText>HYPERLINK "</w:instrText>
-            </w:r>
-            <w:r>
-              <w:rPr>
-                <w:rFonts w:ascii="Cambria" w:hAnsi="Cambria" w:cstheme="minorHAnsi"/>
-                <w:lang w:val="en-AE"/>
-              </w:rPr>
-              <w:instrText>https://doi.org/10.1016/j.neuropsychologia.2026.109418</w:instrText>
-            </w:r>
-            <w:r>
-              <w:rPr>
-                <w:rFonts w:ascii="Cambria" w:hAnsi="Cambria" w:cstheme="minorHAnsi"/>
-                <w:lang w:val="en-AE"/>
-              </w:rPr>
-              <w:instrText>"</w:instrText>
-            </w:r>
-            <w:r>
-              <w:rPr>
-                <w:rFonts w:ascii="Cambria" w:hAnsi="Cambria" w:cstheme="minorHAnsi"/>
-                <w:lang w:val="en-AE"/>
-              </w:rPr>
-              <w:fldChar w:fldCharType="separate"/>
-            </w:r>
-            <w:r>
-              <w:rPr>
-                <w:rStyle w:val="Hyperlink"/>
-                <w:rFonts w:ascii="Cambria" w:hAnsi="Cambria" w:cstheme="minorHAnsi"/>
-                <w:lang w:val="en-AE"/>
-              </w:rPr>
-              <w:t>https://doi.org/10.1016/j.neuropsychologia.2026.109418</w:t>
-            </w:r>
-            <w:r>
-              <w:rPr>
-                <w:rFonts w:ascii="Cambria" w:hAnsi="Cambria" w:cstheme="minorHAnsi"/>
-                <w:lang w:val="en-AE"/>
-              </w:rPr>
-              <w:fldChar w:fldCharType="end"/>
-            </w:r>
+            <w:hyperlink r:id="rId13" w:history="1">
+              <w:r>
+                <w:rPr>
+                  <w:rStyle w:val="Hyperlink"/>
+                  <w:rFonts w:ascii="Cambria" w:hAnsi="Cambria" w:cstheme="minorHAnsi"/>
+                  <w:lang w:val="en-AE"/>
+                </w:rPr>
+                <w:t>https://doi.org/10.1016/j.neuropsychologia.2026.109418</w:t>
+              </w:r>
+            </w:hyperlink>
             <w:r>
               <w:rPr>
                 <w:rFonts w:ascii="Cambria" w:hAnsi="Cambria" w:cstheme="minorHAnsi"/>
@@ -4177,73 +3985,45 @@
               <w:rPr>
                 <w:rFonts w:ascii="Cambria" w:hAnsi="Cambria" w:cstheme="minorHAnsi"/>
               </w:rPr>
-              <w:t xml:space="preserve">, &amp; Akyürek, E. </w:t>
-            </w:r>
-            <w:proofErr w:type="spellStart"/>
+              <w:t>, &amp; Akyürek, E. Behaviorally irrelevant feature matching increases neural and behavioral working memory readout.</w:t>
+            </w:r>
             <w:r>
               <w:rPr>
                 <w:rFonts w:ascii="Cambria" w:hAnsi="Cambria" w:cstheme="minorHAnsi"/>
               </w:rPr>
-              <w:t>Behaviorally</w:t>
-            </w:r>
-            <w:proofErr w:type="spellEnd"/>
+              <w:t xml:space="preserve"> </w:t>
+            </w:r>
+            <w:r>
+              <w:rPr>
+                <w:rFonts w:ascii="Cambria" w:hAnsi="Cambria" w:cs="Arial"/>
+                <w:i/>
+                <w:iCs/>
+              </w:rPr>
+              <w:t>Psychophysiology</w:t>
+            </w:r>
+            <w:r>
+              <w:rPr>
+                <w:rFonts w:ascii="Cambria" w:hAnsi="Cambria" w:cs="Arial"/>
+                <w:i/>
+                <w:iCs/>
+              </w:rPr>
+              <w:t>,</w:t>
+            </w:r>
+            <w:r>
+              <w:rPr>
+                <w:rFonts w:ascii="Cambria" w:hAnsi="Cambria" w:cs="Arial"/>
+                <w:i/>
+                <w:iCs/>
+              </w:rPr>
+              <w:t xml:space="preserve"> 62(2).</w:t>
+            </w:r>
             <w:r>
               <w:rPr>
                 <w:rFonts w:ascii="Cambria" w:hAnsi="Cambria" w:cstheme="minorHAnsi"/>
               </w:rPr>
-              <w:t xml:space="preserve"> irrelevant feature matching increases neural and </w:t>
-            </w:r>
-            <w:proofErr w:type="spellStart"/>
-            <w:r>
-              <w:rPr>
-                <w:rFonts w:ascii="Cambria" w:hAnsi="Cambria" w:cstheme="minorHAnsi"/>
-              </w:rPr>
-              <w:t>behavioral</w:t>
-            </w:r>
-            <w:proofErr w:type="spellEnd"/>
-            <w:r>
-              <w:rPr>
-                <w:rFonts w:ascii="Cambria" w:hAnsi="Cambria" w:cstheme="minorHAnsi"/>
-              </w:rPr>
-              <w:t xml:space="preserve"> working memory readout.</w:t>
-            </w:r>
-            <w:r>
-              <w:rPr>
-                <w:rFonts w:ascii="Cambria" w:hAnsi="Cambria" w:cstheme="minorHAnsi"/>
-              </w:rPr>
               <w:t xml:space="preserve"> </w:t>
             </w:r>
-            <w:r>
-              <w:rPr>
-                <w:rFonts w:ascii="Cambria" w:hAnsi="Cambria" w:cs="Arial"/>
-                <w:i/>
-                <w:iCs/>
-              </w:rPr>
-              <w:t>Psychophysiology</w:t>
-            </w:r>
-            <w:r>
-              <w:rPr>
-                <w:rFonts w:ascii="Cambria" w:hAnsi="Cambria" w:cs="Arial"/>
-                <w:i/>
-                <w:iCs/>
-              </w:rPr>
-              <w:t>,</w:t>
-            </w:r>
-            <w:r>
-              <w:rPr>
-                <w:rFonts w:ascii="Cambria" w:hAnsi="Cambria" w:cs="Arial"/>
-                <w:i/>
-                <w:iCs/>
-              </w:rPr>
-              <w:t xml:space="preserve"> 62(2).</w:t>
-            </w:r>
-            <w:r>
-              <w:rPr>
-                <w:rFonts w:ascii="Cambria" w:hAnsi="Cambria" w:cstheme="minorHAnsi"/>
-              </w:rPr>
-              <w:t xml:space="preserve"> </w:t>
-            </w:r>
-            <w:hyperlink r:id="rId13" w:history="1">
+            <w:hyperlink r:id="rId14" w:history="1">
               <w:r>
                 <w:rPr>
                   <w:rStyle w:val="Hyperlink"/>
@@ -4370,7 +4150,7 @@
               </w:rPr>
               <w:t xml:space="preserve">7. </w:t>
             </w:r>
-            <w:hyperlink r:id="rId14" w:history="1">
+            <w:hyperlink r:id="rId15" w:history="1">
               <w:r>
                 <w:rPr>
                   <w:rStyle w:val="Hyperlink"/>
@@ -4434,83 +4214,31 @@
               <w:rPr>
                 <w:rFonts w:ascii="Cambria" w:hAnsi="Cambria" w:cstheme="minorHAnsi"/>
               </w:rPr>
-              <w:t xml:space="preserve">*, </w:t>
-            </w:r>
-            <w:proofErr w:type="spellStart"/>
+              <w:t xml:space="preserve">*, Nijenkamp, R.*, Sarampalis, A., &amp; Fougnie, D. Introducing ART: a new method of testing auditory memory with circular reproduction tasks. </w:t>
+            </w:r>
             <w:r>
               <w:rPr>
                 <w:rFonts w:ascii="Cambria" w:hAnsi="Cambria" w:cstheme="minorHAnsi"/>
-              </w:rPr>
-              <w:t>Nijenkamp</w:t>
-            </w:r>
-            <w:proofErr w:type="spellEnd"/>
+                <w:i/>
+                <w:iCs/>
+              </w:rPr>
+              <w:t>Behavior Research Methods, 56</w:t>
+            </w:r>
             <w:r>
               <w:rPr>
                 <w:rFonts w:ascii="Cambria" w:hAnsi="Cambria" w:cstheme="minorHAnsi"/>
               </w:rPr>
-              <w:t xml:space="preserve">, R.*, </w:t>
-            </w:r>
-            <w:proofErr w:type="spellStart"/>
+              <w:t>(8), 8330-8348.</w:t>
+            </w:r>
             <w:r>
               <w:rPr>
                 <w:rFonts w:ascii="Cambria" w:hAnsi="Cambria" w:cstheme="minorHAnsi"/>
-              </w:rPr>
-              <w:t>Sarampalis</w:t>
-            </w:r>
-            <w:proofErr w:type="spellEnd"/>
-            <w:r>
-              <w:rPr>
-                <w:rFonts w:ascii="Cambria" w:hAnsi="Cambria" w:cstheme="minorHAnsi"/>
-              </w:rPr>
-              <w:t xml:space="preserve">, A., &amp; </w:t>
-            </w:r>
-            <w:proofErr w:type="spellStart"/>
-            <w:r>
-              <w:rPr>
-                <w:rFonts w:ascii="Cambria" w:hAnsi="Cambria" w:cstheme="minorHAnsi"/>
-              </w:rPr>
-              <w:t>Fougnie</w:t>
-            </w:r>
-            <w:proofErr w:type="spellEnd"/>
-            <w:r>
-              <w:rPr>
-                <w:rFonts w:ascii="Cambria" w:hAnsi="Cambria" w:cstheme="minorHAnsi"/>
-              </w:rPr>
-              <w:t xml:space="preserve">, D. Introducing ART: a new method of testing auditory memory with circular reproduction tasks. </w:t>
-            </w:r>
-            <w:proofErr w:type="spellStart"/>
-            <w:r>
-              <w:rPr>
-                <w:rFonts w:ascii="Cambria" w:hAnsi="Cambria" w:cstheme="minorHAnsi"/>
-                <w:i/>
-                <w:iCs/>
-              </w:rPr>
-              <w:t>Behavior</w:t>
-            </w:r>
-            <w:proofErr w:type="spellEnd"/>
-            <w:r>
-              <w:rPr>
-                <w:rFonts w:ascii="Cambria" w:hAnsi="Cambria" w:cstheme="minorHAnsi"/>
-                <w:i/>
-                <w:iCs/>
-              </w:rPr>
-              <w:t xml:space="preserve"> Research Methods, 56</w:t>
-            </w:r>
-            <w:r>
-              <w:rPr>
-                <w:rFonts w:ascii="Cambria" w:hAnsi="Cambria" w:cstheme="minorHAnsi"/>
-              </w:rPr>
-              <w:t>(8), 8330-8348.</w:t>
-            </w:r>
-            <w:r>
-              <w:rPr>
-                <w:rFonts w:ascii="Cambria" w:hAnsi="Cambria" w:cstheme="minorHAnsi"/>
                 <w:i/>
                 <w:iCs/>
               </w:rPr>
               <w:t xml:space="preserve"> </w:t>
             </w:r>
-            <w:hyperlink r:id="rId15" w:history="1">
+            <w:hyperlink r:id="rId16" w:history="1">
               <w:r>
                 <w:rPr>
                   <w:rStyle w:val="Hyperlink"/>
@@ -4573,14 +4301,12 @@
               </w:rPr>
               <w:t xml:space="preserve">, S. M. R., </w:t>
             </w:r>
-            <w:proofErr w:type="spellStart"/>
             <w:r>
               <w:rPr>
                 <w:rFonts w:ascii="Cambria" w:hAnsi="Cambria" w:cstheme="minorHAnsi"/>
               </w:rPr>
               <w:t>Tarlao</w:t>
             </w:r>
-            <w:proofErr w:type="spellEnd"/>
             <w:r>
               <w:rPr>
                 <w:rFonts w:ascii="Cambria" w:hAnsi="Cambria" w:cstheme="minorHAnsi"/>
@@ -4655,7 +4381,7 @@
               </w:rPr>
               <w:t xml:space="preserve">(2), 160-163. </w:t>
             </w:r>
-            <w:hyperlink r:id="rId16" w:tgtFrame="_blank" w:history="1">
+            <w:hyperlink r:id="rId17" w:tgtFrame="_blank" w:history="1">
               <w:r>
                 <w:rPr>
                   <w:rStyle w:val="Hyperlink"/>
@@ -4770,7 +4496,7 @@
               </w:rPr>
               <w:t xml:space="preserve"> </w:t>
             </w:r>
-            <w:hyperlink r:id="rId17" w:tgtFrame="_blank" w:history="1">
+            <w:hyperlink r:id="rId18" w:tgtFrame="_blank" w:history="1">
               <w:r>
                 <w:rPr>
                   <w:rStyle w:val="Hyperlink"/>
@@ -4880,7 +4606,7 @@
               </w:rPr>
               <w:t xml:space="preserve">(3), 1–15. </w:t>
             </w:r>
-            <w:hyperlink r:id="rId18" w:history="1">
+            <w:hyperlink r:id="rId19" w:history="1">
               <w:r>
                 <w:rPr>
                   <w:rStyle w:val="Hyperlink"/>
@@ -4979,7 +4705,7 @@
               </w:rPr>
               <w:t xml:space="preserve">(6), 554–565. </w:t>
             </w:r>
-            <w:hyperlink r:id="rId19" w:history="1">
+            <w:hyperlink r:id="rId20" w:history="1">
               <w:r>
                 <w:rPr>
                   <w:rStyle w:val="Hyperlink"/>
@@ -5048,36 +4774,22 @@
               <w:rPr>
                 <w:rFonts w:ascii="Cambria" w:hAnsi="Cambria" w:cs="Arial"/>
               </w:rPr>
+              <w:t xml:space="preserve">, Mathȏt, S., Bowman, H., &amp; Akyürek, E. G. Concealed identity information detection with pupillometry in rapid serial visual presentation. </w:t>
+            </w:r>
+            <w:r>
+              <w:rPr>
+                <w:rFonts w:ascii="Cambria" w:hAnsi="Cambria" w:cs="Arial"/>
+                <w:i/>
+                <w:iCs/>
+              </w:rPr>
+              <w:t>Psychophysiology</w:t>
+            </w:r>
+            <w:r>
+              <w:rPr>
+                <w:rFonts w:ascii="Cambria" w:hAnsi="Cambria" w:cs="Arial"/>
+              </w:rPr>
               <w:t xml:space="preserve">, </w:t>
             </w:r>
-            <w:proofErr w:type="spellStart"/>
-            <w:r>
-              <w:rPr>
-                <w:rFonts w:ascii="Cambria" w:hAnsi="Cambria" w:cs="Arial"/>
-              </w:rPr>
-              <w:t>Mathȏt</w:t>
-            </w:r>
-            <w:proofErr w:type="spellEnd"/>
-            <w:r>
-              <w:rPr>
-                <w:rFonts w:ascii="Cambria" w:hAnsi="Cambria" w:cs="Arial"/>
-              </w:rPr>
-              <w:t xml:space="preserve">, S., Bowman, H., &amp; Akyürek, E. G. Concealed identity information detection with pupillometry in rapid serial visual presentation. </w:t>
-            </w:r>
-            <w:r>
-              <w:rPr>
-                <w:rFonts w:ascii="Cambria" w:hAnsi="Cambria" w:cs="Arial"/>
-                <w:i/>
-                <w:iCs/>
-              </w:rPr>
-              <w:t>Psychophysiology</w:t>
-            </w:r>
-            <w:r>
-              <w:rPr>
-                <w:rFonts w:ascii="Cambria" w:hAnsi="Cambria" w:cs="Arial"/>
-              </w:rPr>
-              <w:t xml:space="preserve">, </w:t>
-            </w:r>
             <w:r>
               <w:rPr>
                 <w:rFonts w:ascii="Cambria" w:hAnsi="Cambria" w:cs="Arial"/>
@@ -5092,7 +4804,7 @@
               </w:rPr>
               <w:t xml:space="preserve">(1). 1-14. </w:t>
             </w:r>
-            <w:hyperlink r:id="rId20" w:history="1">
+            <w:hyperlink r:id="rId21" w:history="1">
               <w:r>
                 <w:rPr>
                   <w:rStyle w:val="Hyperlink"/>
@@ -5222,7 +4934,7 @@
               </w:rPr>
               <w:t xml:space="preserve"> </w:t>
             </w:r>
-            <w:hyperlink r:id="rId21" w:history="1">
+            <w:hyperlink r:id="rId22" w:history="1">
               <w:r>
                 <w:rPr>
                   <w:rStyle w:val="Hyperlink"/>
@@ -5324,7 +5036,7 @@
               </w:rPr>
               <w:t xml:space="preserve">. </w:t>
             </w:r>
-            <w:hyperlink r:id="rId22" w:history="1">
+            <w:hyperlink r:id="rId23" w:history="1">
               <w:r>
                 <w:rPr>
                   <w:rStyle w:val="Hyperlink"/>
@@ -5401,21 +5113,7 @@
               <w:rPr>
                 <w:rFonts w:ascii="Cambria" w:hAnsi="Cambria" w:cs="Arial"/>
               </w:rPr>
-              <w:t xml:space="preserve">, &amp; </w:t>
-            </w:r>
-            <w:proofErr w:type="spellStart"/>
-            <w:r>
-              <w:rPr>
-                <w:rFonts w:ascii="Cambria" w:hAnsi="Cambria" w:cs="Arial"/>
-              </w:rPr>
-              <w:t>Alıcı</w:t>
-            </w:r>
-            <w:proofErr w:type="spellEnd"/>
-            <w:r>
-              <w:rPr>
-                <w:rFonts w:ascii="Cambria" w:hAnsi="Cambria" w:cs="Arial"/>
-              </w:rPr>
-              <w:t xml:space="preserve">, T. The effects of long-term cocoa flavanols intake on cognitive functions and mood, and the physiological mechanisms underlying these effects: A literature </w:t>
+              <w:t xml:space="preserve">, &amp; Alıcı, T. The effects of long-term cocoa flavanols intake on cognitive functions and mood, and the physiological mechanisms underlying these effects: A literature </w:t>
             </w:r>
             <w:r>
               <w:rPr>
@@ -5458,7 +5156,7 @@
               </w:rPr>
               <w:t xml:space="preserve">. </w:t>
             </w:r>
-            <w:hyperlink r:id="rId23" w:history="1">
+            <w:hyperlink r:id="rId24" w:history="1">
               <w:r>
                 <w:rPr>
                   <w:rStyle w:val="Hyperlink"/>
@@ -5550,7 +5248,7 @@
               </w:rPr>
               <w:t xml:space="preserve">(1), 1-13. </w:t>
             </w:r>
-            <w:hyperlink r:id="rId24" w:history="1">
+            <w:hyperlink r:id="rId25" w:history="1">
               <w:r>
                 <w:rPr>
                   <w:rStyle w:val="Hyperlink"/>
@@ -5625,38 +5323,15 @@
               <w:rPr>
                 <w:rFonts w:ascii="Cambria" w:hAnsi="Cambria" w:cs="Arial"/>
               </w:rPr>
-              <w:t xml:space="preserve">&amp; Akyürek, E. G. Temporal integration and attentional selection of </w:t>
-            </w:r>
-            <w:proofErr w:type="spellStart"/>
-            <w:r>
-              <w:rPr>
-                <w:rFonts w:ascii="Cambria" w:hAnsi="Cambria" w:cs="Arial"/>
-              </w:rPr>
-              <w:t>color</w:t>
-            </w:r>
-            <w:proofErr w:type="spellEnd"/>
-            <w:r>
-              <w:rPr>
-                <w:rFonts w:ascii="Cambria" w:hAnsi="Cambria" w:cs="Arial"/>
-              </w:rPr>
-              <w:t xml:space="preserve"> and contrast target pairs in rapid serial visual presentation. </w:t>
-            </w:r>
-            <w:r>
-              <w:rPr>
-                <w:rFonts w:ascii="Cambria" w:hAnsi="Cambria" w:cs="Arial"/>
-                <w:i/>
-              </w:rPr>
-              <w:t xml:space="preserve">Acta </w:t>
-            </w:r>
-            <w:proofErr w:type="spellStart"/>
-            <w:r>
-              <w:rPr>
-                <w:rFonts w:ascii="Cambria" w:hAnsi="Cambria" w:cs="Arial"/>
-                <w:i/>
-              </w:rPr>
-              <w:t>Psychologica</w:t>
-            </w:r>
-            <w:proofErr w:type="spellEnd"/>
+              <w:t xml:space="preserve">&amp; Akyürek, E. G. Temporal integration and attentional selection of color and contrast target pairs in rapid serial visual presentation. </w:t>
+            </w:r>
+            <w:r>
+              <w:rPr>
+                <w:rFonts w:ascii="Cambria" w:hAnsi="Cambria" w:cs="Arial"/>
+                <w:i/>
+              </w:rPr>
+              <w:t>Acta Psychologica</w:t>
+            </w:r>
             <w:r>
               <w:rPr>
                 <w:rFonts w:ascii="Cambria" w:hAnsi="Cambria" w:cs="Arial"/>
@@ -5676,7 +5351,7 @@
               </w:rPr>
               <w:t xml:space="preserve">, 56–69. </w:t>
             </w:r>
-            <w:hyperlink r:id="rId25" w:history="1">
+            <w:hyperlink r:id="rId26" w:history="1">
               <w:r>
                 <w:rPr>
                   <w:rStyle w:val="Hyperlink"/>
@@ -5752,7 +5427,7 @@
               </w:rPr>
               <w:t xml:space="preserve">(5), 1497–1511. </w:t>
             </w:r>
-            <w:hyperlink r:id="rId26" w:history="1">
+            <w:hyperlink r:id="rId27" w:history="1">
               <w:r>
                 <w:rPr>
                   <w:rStyle w:val="Hyperlink"/>
@@ -5837,7 +5512,7 @@
               </w:rPr>
               <w:t xml:space="preserve">(6), 1742–1754. </w:t>
             </w:r>
-            <w:hyperlink r:id="rId27" w:history="1">
+            <w:hyperlink r:id="rId28" w:history="1">
               <w:r>
                 <w:rPr>
                   <w:rStyle w:val="Hyperlink"/>
@@ -5951,93 +5626,32 @@
               <w:rPr>
                 <w:rFonts w:ascii="Cambria" w:eastAsia="Calibri" w:hAnsi="Cambria" w:cs="Arial"/>
               </w:rPr>
-              <w:t xml:space="preserve"> Duyum ​​</w:t>
-            </w:r>
-            <w:proofErr w:type="spellStart"/>
+              <w:t xml:space="preserve"> Duyum ​​ve </w:t>
+            </w:r>
             <w:r>
               <w:rPr>
                 <w:rFonts w:ascii="Cambria" w:eastAsia="Calibri" w:hAnsi="Cambria" w:cs="Arial"/>
               </w:rPr>
-              <w:t>ve</w:t>
-            </w:r>
-            <w:proofErr w:type="spellEnd"/>
+              <w:t>a</w:t>
+            </w:r>
             <w:r>
               <w:rPr>
                 <w:rFonts w:ascii="Cambria" w:eastAsia="Calibri" w:hAnsi="Cambria" w:cs="Arial"/>
               </w:rPr>
-              <w:t xml:space="preserve"> </w:t>
-            </w:r>
-            <w:proofErr w:type="spellStart"/>
+              <w:t xml:space="preserve">lgı (Sensation and Perception). In. G. ZEREN (Eds.), </w:t>
+            </w:r>
             <w:r>
               <w:rPr>
                 <w:rFonts w:ascii="Cambria" w:eastAsia="Calibri" w:hAnsi="Cambria" w:cs="Arial"/>
-              </w:rPr>
-              <w:t>a</w:t>
+                <w:i/>
+              </w:rPr>
+              <w:t>Fizyolojik Psikoloji (Physiological Psychology)</w:t>
             </w:r>
             <w:r>
               <w:rPr>
                 <w:rFonts w:ascii="Cambria" w:eastAsia="Calibri" w:hAnsi="Cambria" w:cs="Arial"/>
               </w:rPr>
-              <w:t>lgı</w:t>
-            </w:r>
-            <w:proofErr w:type="spellEnd"/>
-            <w:r>
-              <w:rPr>
-                <w:rFonts w:ascii="Cambria" w:eastAsia="Calibri" w:hAnsi="Cambria" w:cs="Arial"/>
-              </w:rPr>
-              <w:t xml:space="preserve"> (Sensation and Perception). In. G. ZEREN (Eds.), </w:t>
-            </w:r>
-            <w:proofErr w:type="spellStart"/>
-            <w:r>
-              <w:rPr>
-                <w:rFonts w:ascii="Cambria" w:eastAsia="Calibri" w:hAnsi="Cambria" w:cs="Arial"/>
-                <w:i/>
-              </w:rPr>
-              <w:t>Fizyolojik</w:t>
-            </w:r>
-            <w:proofErr w:type="spellEnd"/>
-            <w:r>
-              <w:rPr>
-                <w:rFonts w:ascii="Cambria" w:eastAsia="Calibri" w:hAnsi="Cambria" w:cs="Arial"/>
-                <w:i/>
-              </w:rPr>
-              <w:t xml:space="preserve"> </w:t>
-            </w:r>
-            <w:proofErr w:type="spellStart"/>
-            <w:r>
-              <w:rPr>
-                <w:rFonts w:ascii="Cambria" w:eastAsia="Calibri" w:hAnsi="Cambria" w:cs="Arial"/>
-                <w:i/>
-              </w:rPr>
-              <w:t>Psikoloji</w:t>
-            </w:r>
-            <w:proofErr w:type="spellEnd"/>
-            <w:r>
-              <w:rPr>
-                <w:rFonts w:ascii="Cambria" w:eastAsia="Calibri" w:hAnsi="Cambria" w:cs="Arial"/>
-                <w:i/>
-              </w:rPr>
-              <w:t xml:space="preserve"> (Physiological Psychology)</w:t>
-            </w:r>
-            <w:r>
-              <w:rPr>
-                <w:rFonts w:ascii="Cambria" w:eastAsia="Calibri" w:hAnsi="Cambria" w:cs="Arial"/>
-              </w:rPr>
-              <w:t xml:space="preserve"> (pp. 203–233). </w:t>
-            </w:r>
-            <w:proofErr w:type="spellStart"/>
-            <w:r>
-              <w:rPr>
-                <w:rFonts w:ascii="Cambria" w:eastAsia="Calibri" w:hAnsi="Cambria" w:cs="Arial"/>
-              </w:rPr>
-              <w:t>Eğiten</w:t>
-            </w:r>
-            <w:proofErr w:type="spellEnd"/>
-            <w:r>
-              <w:rPr>
-                <w:rFonts w:ascii="Cambria" w:eastAsia="Calibri" w:hAnsi="Cambria" w:cs="Arial"/>
-              </w:rPr>
-              <w:t xml:space="preserve"> Kitap. Ankara, Turkey.</w:t>
+              <w:t xml:space="preserve"> (pp. 203–233). Eğiten Kitap. Ankara, Turkey.</w:t>
             </w:r>
           </w:p>
         </w:tc>
@@ -6137,21 +5751,7 @@
               <w:rPr>
                 <w:rFonts w:ascii="Cambria" w:eastAsia="Calibri" w:hAnsi="Cambria" w:cs="Arial"/>
               </w:rPr>
-              <w:t xml:space="preserve">, Trans). </w:t>
-            </w:r>
-            <w:proofErr w:type="spellStart"/>
-            <w:r>
-              <w:rPr>
-                <w:rFonts w:ascii="Cambria" w:eastAsia="Calibri" w:hAnsi="Cambria" w:cs="Arial"/>
-              </w:rPr>
-              <w:t>Pegem</w:t>
-            </w:r>
-            <w:proofErr w:type="spellEnd"/>
-            <w:r>
-              <w:rPr>
-                <w:rFonts w:ascii="Cambria" w:eastAsia="Calibri" w:hAnsi="Cambria" w:cs="Arial"/>
-              </w:rPr>
-              <w:t xml:space="preserve"> Press. İstanbul, Turkey. </w:t>
+              <w:t xml:space="preserve">, Trans). Pegem Press. İstanbul, Turkey. </w:t>
             </w:r>
           </w:p>
         </w:tc>
@@ -6517,21 +6117,7 @@
               <w:rPr>
                 <w:rFonts w:ascii="Cambria" w:hAnsi="Cambria" w:cstheme="minorHAnsi"/>
               </w:rPr>
-              <w:t xml:space="preserve">How you encode is how you remember: </w:t>
-            </w:r>
-            <w:proofErr w:type="spellStart"/>
-            <w:r>
-              <w:rPr>
-                <w:rFonts w:ascii="Cambria" w:hAnsi="Cambria" w:cstheme="minorHAnsi"/>
-              </w:rPr>
-              <w:t>Center</w:t>
-            </w:r>
-            <w:proofErr w:type="spellEnd"/>
-            <w:r>
-              <w:rPr>
-                <w:rFonts w:ascii="Cambria" w:hAnsi="Cambria" w:cstheme="minorHAnsi"/>
-              </w:rPr>
-              <w:t>-to-surround inhibition during encoding underlies repulsion bias in working memory</w:t>
+              <w:t>How you encode is how you remember: Center-to-surround inhibition during encoding underlies repulsion bias in working memory</w:t>
             </w:r>
             <w:r>
               <w:rPr>
@@ -6628,21 +6214,7 @@
               <w:rPr>
                 <w:rFonts w:ascii="Cambria" w:hAnsi="Cambria" w:cs="Arial"/>
               </w:rPr>
-              <w:t xml:space="preserve"> &amp; </w:t>
-            </w:r>
-            <w:proofErr w:type="spellStart"/>
-            <w:r>
-              <w:rPr>
-                <w:rFonts w:ascii="Cambria" w:hAnsi="Cambria" w:cs="Arial"/>
-              </w:rPr>
-              <w:t>Fougnie</w:t>
-            </w:r>
-            <w:proofErr w:type="spellEnd"/>
-            <w:r>
-              <w:rPr>
-                <w:rFonts w:ascii="Cambria" w:hAnsi="Cambria" w:cs="Arial"/>
-              </w:rPr>
-              <w:t>, D. Revisiting visual awareness: No evidence for levels of processing.</w:t>
+              <w:t xml:space="preserve"> &amp; Fougnie, D. Revisiting visual awareness: No evidence for levels of processing.</w:t>
             </w:r>
             <w:r>
               <w:rPr>
@@ -6764,33 +6336,11 @@
             <w:r>
               <w:t xml:space="preserve"> </w:t>
             </w:r>
-            <w:proofErr w:type="spellStart"/>
-            <w:r>
-              <w:rPr>
-                <w:rFonts w:ascii="Cambria" w:hAnsi="Cambria" w:cs="Arial"/>
-              </w:rPr>
-              <w:t>Mathȏt</w:t>
-            </w:r>
-            <w:proofErr w:type="spellEnd"/>
-            <w:r>
-              <w:rPr>
-                <w:rFonts w:ascii="Cambria" w:hAnsi="Cambria" w:cs="Arial"/>
-              </w:rPr>
-              <w:t xml:space="preserve">, S., van der </w:t>
-            </w:r>
-            <w:proofErr w:type="spellStart"/>
-            <w:r>
-              <w:rPr>
-                <w:rFonts w:ascii="Cambria" w:hAnsi="Cambria" w:cs="Arial"/>
-              </w:rPr>
-              <w:t>Mijn</w:t>
-            </w:r>
-            <w:proofErr w:type="spellEnd"/>
-            <w:r>
-              <w:rPr>
-                <w:rFonts w:ascii="Cambria" w:hAnsi="Cambria" w:cs="Arial"/>
-              </w:rPr>
-              <w:t xml:space="preserve">, R., </w:t>
+            <w:r>
+              <w:rPr>
+                <w:rFonts w:ascii="Cambria" w:hAnsi="Cambria" w:cs="Arial"/>
+              </w:rPr>
+              <w:t xml:space="preserve">Mathȏt, S., van der Mijn, R., </w:t>
             </w:r>
             <w:r>
               <w:rPr>
@@ -6880,25 +6430,7 @@
                 <w:i/>
                 <w:iCs/>
               </w:rPr>
-              <w:t>Conference of the European Society for Cognitive Psychology (</w:t>
-            </w:r>
-            <w:proofErr w:type="spellStart"/>
-            <w:r>
-              <w:rPr>
-                <w:rFonts w:ascii="Cambria" w:hAnsi="Cambria" w:cs="Arial"/>
-                <w:i/>
-                <w:iCs/>
-              </w:rPr>
-              <w:t>ESCoP</w:t>
-            </w:r>
-            <w:proofErr w:type="spellEnd"/>
-            <w:r>
-              <w:rPr>
-                <w:rFonts w:ascii="Cambria" w:hAnsi="Cambria" w:cs="Arial"/>
-                <w:i/>
-                <w:iCs/>
-              </w:rPr>
-              <w:t>)</w:t>
+              <w:t>Conference of the European Society for Cognitive Psychology (ESCoP)</w:t>
             </w:r>
             <w:r>
               <w:rPr>
@@ -7088,25 +6620,7 @@
                 <w:i/>
                 <w:iCs/>
               </w:rPr>
-              <w:t>Conference of the European Society for Cognitive Psychology (</w:t>
-            </w:r>
-            <w:proofErr w:type="spellStart"/>
-            <w:r>
-              <w:rPr>
-                <w:rFonts w:ascii="Cambria" w:hAnsi="Cambria" w:cs="Arial"/>
-                <w:i/>
-                <w:iCs/>
-              </w:rPr>
-              <w:t>ESCoP</w:t>
-            </w:r>
-            <w:proofErr w:type="spellEnd"/>
-            <w:r>
-              <w:rPr>
-                <w:rFonts w:ascii="Cambria" w:hAnsi="Cambria" w:cs="Arial"/>
-                <w:i/>
-                <w:iCs/>
-              </w:rPr>
-              <w:t>)</w:t>
+              <w:t>Conference of the European Society for Cognitive Psychology (ESCoP)</w:t>
             </w:r>
             <w:r>
               <w:rPr>
@@ -7244,25 +6758,7 @@
                 <w:i/>
                 <w:iCs/>
               </w:rPr>
-              <w:t>Conference of the European Society for Cognitive Psychology (</w:t>
-            </w:r>
-            <w:proofErr w:type="spellStart"/>
-            <w:r>
-              <w:rPr>
-                <w:rFonts w:ascii="Cambria" w:hAnsi="Cambria" w:cs="Arial"/>
-                <w:i/>
-                <w:iCs/>
-              </w:rPr>
-              <w:t>ESCoP</w:t>
-            </w:r>
-            <w:proofErr w:type="spellEnd"/>
-            <w:r>
-              <w:rPr>
-                <w:rFonts w:ascii="Cambria" w:hAnsi="Cambria" w:cs="Arial"/>
-                <w:i/>
-                <w:iCs/>
-              </w:rPr>
-              <w:t>)</w:t>
+              <w:t>Conference of the European Society for Cognitive Psychology (ESCoP)</w:t>
             </w:r>
             <w:r>
               <w:rPr>
@@ -7355,51 +6851,70 @@
               <w:rPr>
                 <w:rFonts w:ascii="Cambria" w:hAnsi="Cambria" w:cs="Arial"/>
               </w:rPr>
+              <w:t xml:space="preserve"> Mathȏt, S., &amp; </w:t>
+            </w:r>
+            <w:r>
+              <w:rPr>
+                <w:rFonts w:ascii="Cambria" w:hAnsi="Cambria" w:cs="Arial"/>
+                <w:lang w:val="en-AE"/>
+              </w:rPr>
+              <w:t>Akyürek</w:t>
+            </w:r>
+            <w:r>
+              <w:rPr>
+                <w:rFonts w:ascii="Cambria" w:hAnsi="Cambria" w:cs="Arial"/>
+              </w:rPr>
+              <w:t xml:space="preserve">, E. </w:t>
+            </w:r>
+            <w:r>
+              <w:rPr>
+                <w:rFonts w:ascii="Cambria" w:hAnsi="Cambria" w:cs="Arial"/>
+                <w:lang w:val="en-AE"/>
+              </w:rPr>
+              <w:t xml:space="preserve">G. </w:t>
+            </w:r>
+            <w:r>
+              <w:rPr>
+                <w:rFonts w:ascii="Cambria" w:hAnsi="Cambria" w:cs="Arial"/>
+              </w:rPr>
+              <w:t>Concealed familiar face detection with pupillometry in rapid serial visual presentation.</w:t>
+            </w:r>
+            <w:r>
+              <w:rPr>
+                <w:rFonts w:ascii="Cambria" w:hAnsi="Cambria" w:cs="Arial"/>
+              </w:rPr>
               <w:t xml:space="preserve"> </w:t>
             </w:r>
-            <w:proofErr w:type="spellStart"/>
-            <w:r>
-              <w:rPr>
-                <w:rFonts w:ascii="Cambria" w:hAnsi="Cambria" w:cs="Arial"/>
-              </w:rPr>
-              <w:t>Mathȏt</w:t>
-            </w:r>
-            <w:proofErr w:type="spellEnd"/>
-            <w:r>
-              <w:rPr>
-                <w:rFonts w:ascii="Cambria" w:hAnsi="Cambria" w:cs="Arial"/>
-              </w:rPr>
-              <w:t xml:space="preserve">, S., &amp; </w:t>
-            </w:r>
-            <w:r>
-              <w:rPr>
-                <w:rFonts w:ascii="Cambria" w:hAnsi="Cambria" w:cs="Arial"/>
-                <w:lang w:val="en-AE"/>
-              </w:rPr>
-              <w:t>Akyürek</w:t>
-            </w:r>
-            <w:r>
-              <w:rPr>
-                <w:rFonts w:ascii="Cambria" w:hAnsi="Cambria" w:cs="Arial"/>
-              </w:rPr>
-              <w:t xml:space="preserve">, E. </w:t>
-            </w:r>
-            <w:r>
-              <w:rPr>
-                <w:rFonts w:ascii="Cambria" w:hAnsi="Cambria" w:cs="Arial"/>
-                <w:lang w:val="en-AE"/>
-              </w:rPr>
-              <w:t xml:space="preserve">G. </w:t>
-            </w:r>
-            <w:r>
-              <w:rPr>
-                <w:rFonts w:ascii="Cambria" w:hAnsi="Cambria" w:cs="Arial"/>
-              </w:rPr>
-              <w:t>Concealed familiar face detection with pupillometry in rapid serial visual presentation.</w:t>
-            </w:r>
-            <w:r>
-              <w:rPr>
-                <w:rFonts w:ascii="Cambria" w:hAnsi="Cambria" w:cs="Arial"/>
+            <w:r>
+              <w:rPr>
+                <w:rFonts w:ascii="Cambria" w:hAnsi="Cambria" w:cs="Arial"/>
+                <w:i/>
+                <w:iCs/>
+              </w:rPr>
+              <w:t xml:space="preserve">The </w:t>
+            </w:r>
+            <w:r>
+              <w:rPr>
+                <w:rFonts w:ascii="Cambria" w:hAnsi="Cambria" w:cs="Arial"/>
+                <w:i/>
+                <w:iCs/>
+              </w:rPr>
+              <w:t>22</w:t>
+            </w:r>
+            <w:r>
+              <w:rPr>
+                <w:rFonts w:ascii="Cambria" w:hAnsi="Cambria" w:cs="Arial"/>
+                <w:i/>
+                <w:iCs/>
+                <w:vertAlign w:val="superscript"/>
+              </w:rPr>
+              <w:t>nd</w:t>
+            </w:r>
+            <w:r>
+              <w:rPr>
+                <w:rFonts w:ascii="Cambria" w:hAnsi="Cambria" w:cs="Arial"/>
+                <w:i/>
+                <w:iCs/>
               </w:rPr>
               <w:t xml:space="preserve"> </w:t>
             </w:r>
@@ -7409,58 +6924,7 @@
                 <w:i/>
                 <w:iCs/>
               </w:rPr>
-              <w:t xml:space="preserve">The </w:t>
-            </w:r>
-            <w:r>
-              <w:rPr>
-                <w:rFonts w:ascii="Cambria" w:hAnsi="Cambria" w:cs="Arial"/>
-                <w:i/>
-                <w:iCs/>
-              </w:rPr>
-              <w:t>22</w:t>
-            </w:r>
-            <w:r>
-              <w:rPr>
-                <w:rFonts w:ascii="Cambria" w:hAnsi="Cambria" w:cs="Arial"/>
-                <w:i/>
-                <w:iCs/>
-                <w:vertAlign w:val="superscript"/>
-              </w:rPr>
-              <w:t>nd</w:t>
-            </w:r>
-            <w:r>
-              <w:rPr>
-                <w:rFonts w:ascii="Cambria" w:hAnsi="Cambria" w:cs="Arial"/>
-                <w:i/>
-                <w:iCs/>
-              </w:rPr>
-              <w:t xml:space="preserve"> </w:t>
-            </w:r>
-            <w:r>
-              <w:rPr>
-                <w:rFonts w:ascii="Cambria" w:hAnsi="Cambria" w:cs="Arial"/>
-                <w:i/>
-                <w:iCs/>
-              </w:rPr>
-              <w:t>Conference of the European Society for Cognitive Psychology (</w:t>
-            </w:r>
-            <w:proofErr w:type="spellStart"/>
-            <w:r>
-              <w:rPr>
-                <w:rFonts w:ascii="Cambria" w:hAnsi="Cambria" w:cs="Arial"/>
-                <w:i/>
-                <w:iCs/>
-              </w:rPr>
-              <w:t>ESCoP</w:t>
-            </w:r>
-            <w:proofErr w:type="spellEnd"/>
-            <w:r>
-              <w:rPr>
-                <w:rFonts w:ascii="Cambria" w:hAnsi="Cambria" w:cs="Arial"/>
-                <w:i/>
-                <w:iCs/>
-              </w:rPr>
-              <w:t>)</w:t>
+              <w:t>Conference of the European Society for Cognitive Psychology (ESCoP)</w:t>
             </w:r>
             <w:r>
               <w:rPr>
@@ -7607,25 +7071,7 @@
                 <w:i/>
                 <w:iCs/>
               </w:rPr>
-              <w:t>Conference of the European Society for Cognitive Psychology (</w:t>
-            </w:r>
-            <w:proofErr w:type="spellStart"/>
-            <w:r>
-              <w:rPr>
-                <w:rFonts w:ascii="Cambria" w:hAnsi="Cambria" w:cs="Arial"/>
-                <w:i/>
-                <w:iCs/>
-              </w:rPr>
-              <w:t>ESCoP</w:t>
-            </w:r>
-            <w:proofErr w:type="spellEnd"/>
-            <w:r>
-              <w:rPr>
-                <w:rFonts w:ascii="Cambria" w:hAnsi="Cambria" w:cs="Arial"/>
-                <w:i/>
-                <w:iCs/>
-              </w:rPr>
-              <w:t xml:space="preserve">) </w:t>
+              <w:t xml:space="preserve">Conference of the European Society for Cognitive Psychology (ESCoP) </w:t>
             </w:r>
             <w:r>
               <w:rPr>
@@ -8134,25 +7580,7 @@
                 <w:i/>
                 <w:iCs/>
               </w:rPr>
-              <w:t>Conference of the European Society for Cognitive Psychology (</w:t>
-            </w:r>
-            <w:proofErr w:type="spellStart"/>
-            <w:r>
-              <w:rPr>
-                <w:rFonts w:ascii="Cambria" w:hAnsi="Cambria" w:cs="Arial"/>
-                <w:i/>
-                <w:iCs/>
-              </w:rPr>
-              <w:t>ESCoP</w:t>
-            </w:r>
-            <w:proofErr w:type="spellEnd"/>
-            <w:r>
-              <w:rPr>
-                <w:rFonts w:ascii="Cambria" w:hAnsi="Cambria" w:cs="Arial"/>
-                <w:i/>
-                <w:iCs/>
-              </w:rPr>
-              <w:t>)</w:t>
+              <w:t>Conference of the European Society for Cognitive Psychology (ESCoP)</w:t>
             </w:r>
             <w:r>
               <w:rPr>
@@ -8396,25 +7824,7 @@
                 <w:i/>
                 <w:iCs/>
               </w:rPr>
-              <w:t>Conference of the European Society for Cognitive Psychology (</w:t>
-            </w:r>
-            <w:proofErr w:type="spellStart"/>
-            <w:r>
-              <w:rPr>
-                <w:rFonts w:ascii="Cambria" w:hAnsi="Cambria" w:cs="Arial"/>
-                <w:i/>
-                <w:iCs/>
-              </w:rPr>
-              <w:t>ESCoP</w:t>
-            </w:r>
-            <w:proofErr w:type="spellEnd"/>
-            <w:r>
-              <w:rPr>
-                <w:rFonts w:ascii="Cambria" w:hAnsi="Cambria" w:cs="Arial"/>
-                <w:i/>
-                <w:iCs/>
-              </w:rPr>
-              <w:t>)</w:t>
+              <w:t>Conference of the European Society for Cognitive Psychology (ESCoP)</w:t>
             </w:r>
             <w:r>
               <w:rPr>
@@ -8652,7 +8062,6 @@
               </w:rPr>
               <w:t xml:space="preserve"> </w:t>
             </w:r>
-            <w:proofErr w:type="spellStart"/>
             <w:r>
               <w:rPr>
                 <w:rFonts w:ascii="Cambria" w:hAnsi="Cambria" w:cs="Arial"/>
@@ -8665,132 +8074,35 @@
                 <w:rFonts w:ascii="Cambria" w:hAnsi="Cambria" w:cs="Arial"/>
                 <w:lang w:val="en-US"/>
               </w:rPr>
-              <w:t>stemli</w:t>
-            </w:r>
-            <w:proofErr w:type="spellEnd"/>
+              <w:t>stemli &amp; istemsiz otobiyografik an</w:t>
+            </w:r>
             <w:r>
               <w:rPr>
                 <w:rFonts w:ascii="Cambria" w:hAnsi="Cambria" w:cs="Arial"/>
                 <w:lang w:val="en-US"/>
               </w:rPr>
-              <w:t xml:space="preserve"> &amp; </w:t>
-            </w:r>
-            <w:proofErr w:type="spellStart"/>
+              <w:t>ı</w:t>
+            </w:r>
             <w:r>
               <w:rPr>
                 <w:rFonts w:ascii="Cambria" w:hAnsi="Cambria" w:cs="Arial"/>
                 <w:lang w:val="en-US"/>
               </w:rPr>
-              <w:t>istemsiz</w:t>
-            </w:r>
-            <w:proofErr w:type="spellEnd"/>
+              <w:t>larda yaşa bağl</w:t>
+            </w:r>
             <w:r>
               <w:rPr>
                 <w:rFonts w:ascii="Cambria" w:hAnsi="Cambria" w:cs="Arial"/>
                 <w:lang w:val="en-US"/>
               </w:rPr>
-              <w:t xml:space="preserve"> </w:t>
-            </w:r>
-            <w:proofErr w:type="spellStart"/>
+              <w:t>ı</w:t>
+            </w:r>
             <w:r>
               <w:rPr>
                 <w:rFonts w:ascii="Cambria" w:hAnsi="Cambria" w:cs="Arial"/>
                 <w:lang w:val="en-US"/>
               </w:rPr>
-              <w:t>otobiyografik</w:t>
-            </w:r>
-            <w:proofErr w:type="spellEnd"/>
-            <w:r>
-              <w:rPr>
-                <w:rFonts w:ascii="Cambria" w:hAnsi="Cambria" w:cs="Arial"/>
-                <w:lang w:val="en-US"/>
-              </w:rPr>
-              <w:t xml:space="preserve"> </w:t>
-            </w:r>
-            <w:proofErr w:type="spellStart"/>
-            <w:r>
-              <w:rPr>
-                <w:rFonts w:ascii="Cambria" w:hAnsi="Cambria" w:cs="Arial"/>
-                <w:lang w:val="en-US"/>
-              </w:rPr>
-              <w:t>an</w:t>
-            </w:r>
-            <w:r>
-              <w:rPr>
-                <w:rFonts w:ascii="Cambria" w:hAnsi="Cambria" w:cs="Arial"/>
-                <w:lang w:val="en-US"/>
-              </w:rPr>
-              <w:t>ı</w:t>
-            </w:r>
-            <w:r>
-              <w:rPr>
-                <w:rFonts w:ascii="Cambria" w:hAnsi="Cambria" w:cs="Arial"/>
-                <w:lang w:val="en-US"/>
-              </w:rPr>
-              <w:t>larda</w:t>
-            </w:r>
-            <w:proofErr w:type="spellEnd"/>
-            <w:r>
-              <w:rPr>
-                <w:rFonts w:ascii="Cambria" w:hAnsi="Cambria" w:cs="Arial"/>
-                <w:lang w:val="en-US"/>
-              </w:rPr>
-              <w:t xml:space="preserve"> </w:t>
-            </w:r>
-            <w:proofErr w:type="spellStart"/>
-            <w:r>
-              <w:rPr>
-                <w:rFonts w:ascii="Cambria" w:hAnsi="Cambria" w:cs="Arial"/>
-                <w:lang w:val="en-US"/>
-              </w:rPr>
-              <w:t>yaşa</w:t>
-            </w:r>
-            <w:proofErr w:type="spellEnd"/>
-            <w:r>
-              <w:rPr>
-                <w:rFonts w:ascii="Cambria" w:hAnsi="Cambria" w:cs="Arial"/>
-                <w:lang w:val="en-US"/>
-              </w:rPr>
-              <w:t xml:space="preserve"> </w:t>
-            </w:r>
-            <w:proofErr w:type="spellStart"/>
-            <w:r>
-              <w:rPr>
-                <w:rFonts w:ascii="Cambria" w:hAnsi="Cambria" w:cs="Arial"/>
-                <w:lang w:val="en-US"/>
-              </w:rPr>
-              <w:t>bağl</w:t>
-            </w:r>
-            <w:r>
-              <w:rPr>
-                <w:rFonts w:ascii="Cambria" w:hAnsi="Cambria" w:cs="Arial"/>
-                <w:lang w:val="en-US"/>
-              </w:rPr>
-              <w:t>ı</w:t>
-            </w:r>
-            <w:proofErr w:type="spellEnd"/>
-            <w:r>
-              <w:rPr>
-                <w:rFonts w:ascii="Cambria" w:hAnsi="Cambria" w:cs="Arial"/>
-                <w:lang w:val="en-US"/>
-              </w:rPr>
-              <w:t xml:space="preserve"> </w:t>
-            </w:r>
-            <w:proofErr w:type="spellStart"/>
-            <w:r>
-              <w:rPr>
-                <w:rFonts w:ascii="Cambria" w:hAnsi="Cambria" w:cs="Arial"/>
-                <w:lang w:val="en-US"/>
-              </w:rPr>
-              <w:t>değişimler</w:t>
-            </w:r>
-            <w:proofErr w:type="spellEnd"/>
-            <w:r>
-              <w:rPr>
-                <w:rFonts w:ascii="Cambria" w:hAnsi="Cambria" w:cs="Arial"/>
-                <w:lang w:val="en-US"/>
-              </w:rPr>
-              <w:t xml:space="preserve"> (</w:t>
+              <w:t xml:space="preserve"> değişimler (</w:t>
             </w:r>
             <w:r>
               <w:rPr>
@@ -8943,225 +8255,40 @@
               </w:rPr>
               <w:t>Ç</w:t>
             </w:r>
-            <w:proofErr w:type="spellStart"/>
             <w:r>
               <w:rPr>
                 <w:rFonts w:ascii="Cambria" w:hAnsi="Cambria" w:cs="Arial"/>
                 <w:lang w:val="en-US"/>
               </w:rPr>
-              <w:t>akmak</w:t>
-            </w:r>
-            <w:proofErr w:type="spellEnd"/>
+              <w:t>akmak, M.</w:t>
+            </w:r>
             <w:r>
               <w:rPr>
                 <w:rFonts w:ascii="Cambria" w:hAnsi="Cambria" w:cs="Arial"/>
                 <w:lang w:val="en-US"/>
               </w:rPr>
-              <w:t>, M.</w:t>
+              <w:t xml:space="preserve"> </w:t>
             </w:r>
             <w:r>
               <w:rPr>
                 <w:rFonts w:ascii="Cambria" w:hAnsi="Cambria" w:cs="Arial"/>
                 <w:lang w:val="en-US"/>
               </w:rPr>
-              <w:t xml:space="preserve"> </w:t>
+              <w:t>A.</w:t>
             </w:r>
             <w:r>
               <w:rPr>
                 <w:rFonts w:ascii="Cambria" w:hAnsi="Cambria" w:cs="Arial"/>
                 <w:lang w:val="en-US"/>
               </w:rPr>
-              <w:t>A.</w:t>
+              <w:t xml:space="preserve"> E</w:t>
             </w:r>
             <w:r>
               <w:rPr>
                 <w:rFonts w:ascii="Cambria" w:hAnsi="Cambria" w:cs="Arial"/>
                 <w:lang w:val="en-US"/>
               </w:rPr>
-              <w:t xml:space="preserve"> </w:t>
-            </w:r>
-            <w:proofErr w:type="spellStart"/>
-            <w:r>
-              <w:rPr>
-                <w:rFonts w:ascii="Cambria" w:hAnsi="Cambria" w:cs="Arial"/>
-                <w:lang w:val="en-US"/>
-              </w:rPr>
-              <w:t>E</w:t>
-            </w:r>
-            <w:r>
-              <w:rPr>
-                <w:rFonts w:ascii="Cambria" w:hAnsi="Cambria" w:cs="Arial"/>
-                <w:lang w:val="en-US"/>
-              </w:rPr>
-              <w:t>ngellenme</w:t>
-            </w:r>
-            <w:proofErr w:type="spellEnd"/>
-            <w:r>
-              <w:rPr>
-                <w:rFonts w:ascii="Cambria" w:hAnsi="Cambria" w:cs="Arial"/>
-                <w:lang w:val="en-US"/>
-              </w:rPr>
-              <w:t xml:space="preserve"> </w:t>
-            </w:r>
-            <w:proofErr w:type="spellStart"/>
-            <w:r>
-              <w:rPr>
-                <w:rFonts w:ascii="Cambria" w:hAnsi="Cambria" w:cs="Arial"/>
-                <w:lang w:val="en-US"/>
-              </w:rPr>
-              <w:t>karşısında</w:t>
-            </w:r>
-            <w:proofErr w:type="spellEnd"/>
-            <w:r>
-              <w:rPr>
-                <w:rFonts w:ascii="Cambria" w:hAnsi="Cambria" w:cs="Arial"/>
-                <w:lang w:val="en-US"/>
-              </w:rPr>
-              <w:t xml:space="preserve"> </w:t>
-            </w:r>
-            <w:proofErr w:type="spellStart"/>
-            <w:r>
-              <w:rPr>
-                <w:rFonts w:ascii="Cambria" w:hAnsi="Cambria" w:cs="Arial"/>
-                <w:lang w:val="en-US"/>
-              </w:rPr>
-              <w:t>verilen</w:t>
-            </w:r>
-            <w:proofErr w:type="spellEnd"/>
-            <w:r>
-              <w:rPr>
-                <w:rFonts w:ascii="Cambria" w:hAnsi="Cambria" w:cs="Arial"/>
-                <w:lang w:val="en-US"/>
-              </w:rPr>
-              <w:t xml:space="preserve"> </w:t>
-            </w:r>
-            <w:proofErr w:type="spellStart"/>
-            <w:r>
-              <w:rPr>
-                <w:rFonts w:ascii="Cambria" w:hAnsi="Cambria" w:cs="Arial"/>
-                <w:lang w:val="en-US"/>
-              </w:rPr>
-              <w:t>tepkiler</w:t>
-            </w:r>
-            <w:proofErr w:type="spellEnd"/>
-            <w:r>
-              <w:rPr>
-                <w:rFonts w:ascii="Cambria" w:hAnsi="Cambria" w:cs="Arial"/>
-                <w:lang w:val="en-US"/>
-              </w:rPr>
-              <w:t xml:space="preserve"> </w:t>
-            </w:r>
-            <w:proofErr w:type="spellStart"/>
-            <w:r>
-              <w:rPr>
-                <w:rFonts w:ascii="Cambria" w:hAnsi="Cambria" w:cs="Arial"/>
-                <w:lang w:val="en-US"/>
-              </w:rPr>
-              <w:t>ile</w:t>
-            </w:r>
-            <w:proofErr w:type="spellEnd"/>
-            <w:r>
-              <w:rPr>
-                <w:rFonts w:ascii="Cambria" w:hAnsi="Cambria" w:cs="Arial"/>
-                <w:lang w:val="en-US"/>
-              </w:rPr>
-              <w:t xml:space="preserve"> </w:t>
-            </w:r>
-            <w:proofErr w:type="spellStart"/>
-            <w:r>
-              <w:rPr>
-                <w:rFonts w:ascii="Cambria" w:hAnsi="Cambria" w:cs="Arial"/>
-                <w:lang w:val="en-US"/>
-              </w:rPr>
-              <w:t>kişilik</w:t>
-            </w:r>
-            <w:proofErr w:type="spellEnd"/>
-            <w:r>
-              <w:rPr>
-                <w:rFonts w:ascii="Cambria" w:hAnsi="Cambria" w:cs="Arial"/>
-                <w:lang w:val="en-US"/>
-              </w:rPr>
-              <w:t xml:space="preserve"> </w:t>
-            </w:r>
-            <w:proofErr w:type="spellStart"/>
-            <w:r>
-              <w:rPr>
-                <w:rFonts w:ascii="Cambria" w:hAnsi="Cambria" w:cs="Arial"/>
-                <w:lang w:val="en-US"/>
-              </w:rPr>
-              <w:t>tiplerinin</w:t>
-            </w:r>
-            <w:proofErr w:type="spellEnd"/>
-            <w:r>
-              <w:rPr>
-                <w:rFonts w:ascii="Cambria" w:hAnsi="Cambria" w:cs="Arial"/>
-                <w:lang w:val="en-US"/>
-              </w:rPr>
-              <w:t xml:space="preserve"> </w:t>
-            </w:r>
-            <w:proofErr w:type="spellStart"/>
-            <w:r>
-              <w:rPr>
-                <w:rFonts w:ascii="Cambria" w:hAnsi="Cambria" w:cs="Arial"/>
-                <w:lang w:val="en-US"/>
-              </w:rPr>
-              <w:t>ve</w:t>
-            </w:r>
-            <w:proofErr w:type="spellEnd"/>
-            <w:r>
-              <w:rPr>
-                <w:rFonts w:ascii="Cambria" w:hAnsi="Cambria" w:cs="Arial"/>
-                <w:lang w:val="en-US"/>
-              </w:rPr>
-              <w:t xml:space="preserve"> </w:t>
-            </w:r>
-            <w:proofErr w:type="spellStart"/>
-            <w:r>
-              <w:rPr>
-                <w:rFonts w:ascii="Cambria" w:hAnsi="Cambria" w:cs="Arial"/>
-                <w:lang w:val="en-US"/>
-              </w:rPr>
-              <w:t>yükleme</w:t>
-            </w:r>
-            <w:proofErr w:type="spellEnd"/>
-            <w:r>
-              <w:rPr>
-                <w:rFonts w:ascii="Cambria" w:hAnsi="Cambria" w:cs="Arial"/>
-                <w:lang w:val="en-US"/>
-              </w:rPr>
-              <w:t xml:space="preserve"> </w:t>
-            </w:r>
-            <w:proofErr w:type="spellStart"/>
-            <w:r>
-              <w:rPr>
-                <w:rFonts w:ascii="Cambria" w:hAnsi="Cambria" w:cs="Arial"/>
-                <w:lang w:val="en-US"/>
-              </w:rPr>
-              <w:t>çeşitlerinin</w:t>
-            </w:r>
-            <w:proofErr w:type="spellEnd"/>
-            <w:r>
-              <w:rPr>
-                <w:rFonts w:ascii="Cambria" w:hAnsi="Cambria" w:cs="Arial"/>
-                <w:lang w:val="en-US"/>
-              </w:rPr>
-              <w:t xml:space="preserve"> </w:t>
-            </w:r>
-            <w:proofErr w:type="spellStart"/>
-            <w:r>
-              <w:rPr>
-                <w:rFonts w:ascii="Cambria" w:hAnsi="Cambria" w:cs="Arial"/>
-                <w:lang w:val="en-US"/>
-              </w:rPr>
-              <w:t>ilişkisi</w:t>
-            </w:r>
-            <w:proofErr w:type="spellEnd"/>
-            <w:r>
-              <w:rPr>
-                <w:rFonts w:ascii="Cambria" w:hAnsi="Cambria" w:cs="Arial"/>
-                <w:lang w:val="en-US"/>
-              </w:rPr>
-              <w:t xml:space="preserve"> (</w:t>
+              <w:t>ngellenme karşısında verilen tepkiler ile kişilik tiplerinin ve yükleme çeşitlerinin ilişkisi (</w:t>
             </w:r>
             <w:r>
               <w:rPr>
@@ -9227,7 +8354,6 @@
               </w:rPr>
               <w:t xml:space="preserve"> </w:t>
             </w:r>
-            <w:proofErr w:type="spellStart"/>
             <w:r>
               <w:rPr>
                 <w:rFonts w:ascii="Cambria" w:hAnsi="Cambria" w:cs="Arial"/>
@@ -9235,77 +8361,7 @@
                 <w:iCs/>
                 <w:lang w:val="en-US"/>
               </w:rPr>
-              <w:t>Ulusal</w:t>
-            </w:r>
-            <w:proofErr w:type="spellEnd"/>
-            <w:r>
-              <w:rPr>
-                <w:rFonts w:ascii="Cambria" w:hAnsi="Cambria" w:cs="Arial"/>
-                <w:i/>
-                <w:iCs/>
-                <w:lang w:val="en-US"/>
-              </w:rPr>
-              <w:t xml:space="preserve"> </w:t>
-            </w:r>
-            <w:proofErr w:type="spellStart"/>
-            <w:r>
-              <w:rPr>
-                <w:rFonts w:ascii="Cambria" w:hAnsi="Cambria" w:cs="Arial"/>
-                <w:i/>
-                <w:iCs/>
-                <w:lang w:val="en-US"/>
-              </w:rPr>
-              <w:t>Psikoloji</w:t>
-            </w:r>
-            <w:proofErr w:type="spellEnd"/>
-            <w:r>
-              <w:rPr>
-                <w:rFonts w:ascii="Cambria" w:hAnsi="Cambria" w:cs="Arial"/>
-                <w:i/>
-                <w:iCs/>
-                <w:lang w:val="en-US"/>
-              </w:rPr>
-              <w:t xml:space="preserve"> </w:t>
-            </w:r>
-            <w:proofErr w:type="spellStart"/>
-            <w:r>
-              <w:rPr>
-                <w:rFonts w:ascii="Cambria" w:hAnsi="Cambria" w:cs="Arial"/>
-                <w:i/>
-                <w:iCs/>
-                <w:lang w:val="en-US"/>
-              </w:rPr>
-              <w:t>Ogrencileri</w:t>
-            </w:r>
-            <w:proofErr w:type="spellEnd"/>
-            <w:r>
-              <w:rPr>
-                <w:rFonts w:ascii="Cambria" w:hAnsi="Cambria" w:cs="Arial"/>
-                <w:i/>
-                <w:iCs/>
-                <w:lang w:val="en-US"/>
-              </w:rPr>
-              <w:t xml:space="preserve"> </w:t>
-            </w:r>
-            <w:proofErr w:type="spellStart"/>
-            <w:r>
-              <w:rPr>
-                <w:rFonts w:ascii="Cambria" w:hAnsi="Cambria" w:cs="Arial"/>
-                <w:i/>
-                <w:iCs/>
-                <w:lang w:val="en-US"/>
-              </w:rPr>
-              <w:t>Kongresi</w:t>
-            </w:r>
-            <w:proofErr w:type="spellEnd"/>
-            <w:r>
-              <w:rPr>
-                <w:rFonts w:ascii="Cambria" w:hAnsi="Cambria" w:cs="Arial"/>
-                <w:i/>
-                <w:iCs/>
-                <w:lang w:val="en-US"/>
-              </w:rPr>
-              <w:t xml:space="preserve"> (</w:t>
+              <w:t>Ulusal Psikoloji Ogrencileri Kongresi (</w:t>
             </w:r>
             <w:r>
               <w:rPr>
@@ -9446,19 +8502,11 @@
                 <w:rFonts w:ascii="Cambria" w:hAnsi="Cambria" w:cstheme="minorHAnsi"/>
               </w:rPr>
             </w:pPr>
-            <w:proofErr w:type="spellStart"/>
-            <w:r>
-              <w:rPr>
-                <w:rFonts w:ascii="Cambria" w:hAnsi="Cambria"/>
-              </w:rPr>
-              <w:t>Kalanoski</w:t>
-            </w:r>
-            <w:proofErr w:type="spellEnd"/>
-            <w:r>
-              <w:rPr>
-                <w:rFonts w:ascii="Cambria" w:hAnsi="Cambria"/>
-              </w:rPr>
-              <w:t xml:space="preserve">, S., </w:t>
+            <w:r>
+              <w:rPr>
+                <w:rFonts w:ascii="Cambria" w:hAnsi="Cambria"/>
+              </w:rPr>
+              <w:t xml:space="preserve">Kalanoski, S., </w:t>
             </w:r>
             <w:r>
               <w:rPr>
@@ -9489,19 +8537,11 @@
               </w:rPr>
               <w:t xml:space="preserve">&amp; </w:t>
             </w:r>
-            <w:proofErr w:type="spellStart"/>
-            <w:r>
-              <w:rPr>
-                <w:rFonts w:ascii="Cambria" w:hAnsi="Cambria" w:cs="Arial"/>
-              </w:rPr>
-              <w:t>Fougnie</w:t>
-            </w:r>
-            <w:proofErr w:type="spellEnd"/>
-            <w:r>
-              <w:rPr>
-                <w:rFonts w:ascii="Cambria" w:hAnsi="Cambria" w:cs="Arial"/>
-              </w:rPr>
-              <w:t xml:space="preserve">, D. </w:t>
+            <w:r>
+              <w:rPr>
+                <w:rFonts w:ascii="Cambria" w:hAnsi="Cambria" w:cs="Arial"/>
+              </w:rPr>
+              <w:t xml:space="preserve">Fougnie, D. </w:t>
             </w:r>
             <w:r>
               <w:rPr>
@@ -9632,19 +8672,11 @@
               </w:rPr>
               <w:t xml:space="preserve">, &amp; </w:t>
             </w:r>
-            <w:proofErr w:type="spellStart"/>
-            <w:r>
-              <w:rPr>
-                <w:rFonts w:ascii="Cambria" w:hAnsi="Cambria" w:cs="Arial"/>
-              </w:rPr>
-              <w:t>Fougnie</w:t>
-            </w:r>
-            <w:proofErr w:type="spellEnd"/>
-            <w:r>
-              <w:rPr>
-                <w:rFonts w:ascii="Cambria" w:hAnsi="Cambria" w:cs="Arial"/>
-              </w:rPr>
-              <w:t>, D.</w:t>
+            <w:r>
+              <w:rPr>
+                <w:rFonts w:ascii="Cambria" w:hAnsi="Cambria" w:cs="Arial"/>
+              </w:rPr>
+              <w:t>Fougnie, D.</w:t>
             </w:r>
             <w:r>
               <w:rPr>
@@ -9764,19 +8796,11 @@
               </w:rPr>
               <w:t xml:space="preserve"> Shrestha, S., &amp; </w:t>
             </w:r>
-            <w:proofErr w:type="spellStart"/>
-            <w:r>
-              <w:rPr>
-                <w:rFonts w:ascii="Cambria" w:hAnsi="Cambria" w:cs="Arial"/>
-              </w:rPr>
-              <w:t>Fougnie</w:t>
-            </w:r>
-            <w:proofErr w:type="spellEnd"/>
-            <w:r>
-              <w:rPr>
-                <w:rFonts w:ascii="Cambria" w:hAnsi="Cambria" w:cs="Arial"/>
-              </w:rPr>
-              <w:t>, D.</w:t>
+            <w:r>
+              <w:rPr>
+                <w:rFonts w:ascii="Cambria" w:hAnsi="Cambria" w:cs="Arial"/>
+              </w:rPr>
+              <w:t>Fougnie, D.</w:t>
             </w:r>
             <w:r>
               <w:rPr>
@@ -9912,33 +8936,11 @@
             <w:r>
               <w:t xml:space="preserve"> </w:t>
             </w:r>
-            <w:proofErr w:type="spellStart"/>
-            <w:r>
-              <w:rPr>
-                <w:rFonts w:ascii="Cambria" w:hAnsi="Cambria" w:cs="Arial"/>
-              </w:rPr>
-              <w:t>Mathȏt</w:t>
-            </w:r>
-            <w:proofErr w:type="spellEnd"/>
-            <w:r>
-              <w:rPr>
-                <w:rFonts w:ascii="Cambria" w:hAnsi="Cambria" w:cs="Arial"/>
-              </w:rPr>
-              <w:t xml:space="preserve">, S., van der </w:t>
-            </w:r>
-            <w:proofErr w:type="spellStart"/>
-            <w:r>
-              <w:rPr>
-                <w:rFonts w:ascii="Cambria" w:hAnsi="Cambria" w:cs="Arial"/>
-              </w:rPr>
-              <w:t>Mijn</w:t>
-            </w:r>
-            <w:proofErr w:type="spellEnd"/>
-            <w:r>
-              <w:rPr>
-                <w:rFonts w:ascii="Cambria" w:hAnsi="Cambria" w:cs="Arial"/>
-              </w:rPr>
-              <w:t xml:space="preserve">, R., </w:t>
+            <w:r>
+              <w:rPr>
+                <w:rFonts w:ascii="Cambria" w:hAnsi="Cambria" w:cs="Arial"/>
+              </w:rPr>
+              <w:t xml:space="preserve">Mathȏt, S., van der Mijn, R., </w:t>
             </w:r>
             <w:r>
               <w:rPr>
@@ -10095,19 +9097,11 @@
                 <w:rFonts w:ascii="Cambria" w:eastAsia="Calibri" w:hAnsi="Cambria" w:cs="Arial"/>
               </w:rPr>
             </w:pPr>
-            <w:proofErr w:type="spellStart"/>
-            <w:r>
-              <w:rPr>
-                <w:rFonts w:ascii="Cambria" w:hAnsi="Cambria" w:cs="Arial"/>
-              </w:rPr>
-              <w:t>Fougnie</w:t>
-            </w:r>
-            <w:proofErr w:type="spellEnd"/>
-            <w:r>
-              <w:rPr>
-                <w:rFonts w:ascii="Cambria" w:hAnsi="Cambria" w:cs="Arial"/>
-              </w:rPr>
-              <w:t xml:space="preserve">, D., </w:t>
+            <w:r>
+              <w:rPr>
+                <w:rFonts w:ascii="Cambria" w:hAnsi="Cambria" w:cs="Arial"/>
+              </w:rPr>
+              <w:t xml:space="preserve">Fougnie, D., </w:t>
             </w:r>
             <w:r>
               <w:rPr>
@@ -10130,44 +9124,26 @@
               </w:rPr>
               <w:t xml:space="preserve"> </w:t>
             </w:r>
-            <w:proofErr w:type="spellStart"/>
             <w:r>
               <w:rPr>
                 <w:rFonts w:ascii="Cambria" w:eastAsia="Calibri" w:hAnsi="Cambria" w:cs="Arial"/>
                 <w:bCs/>
               </w:rPr>
-              <w:t>Nijenkamp</w:t>
-            </w:r>
-            <w:proofErr w:type="spellEnd"/>
+              <w:t xml:space="preserve">Nijenkamp, R., </w:t>
+            </w:r>
+            <w:r>
+              <w:rPr>
+                <w:rFonts w:ascii="Cambria" w:hAnsi="Cambria" w:cs="Arial"/>
+                <w:lang w:val="en-AE"/>
+              </w:rPr>
+              <w:t xml:space="preserve">&amp; </w:t>
+            </w:r>
             <w:r>
               <w:rPr>
                 <w:rFonts w:ascii="Cambria" w:eastAsia="Calibri" w:hAnsi="Cambria" w:cs="Arial"/>
                 <w:bCs/>
               </w:rPr>
-              <w:t xml:space="preserve">, R., </w:t>
-            </w:r>
-            <w:r>
-              <w:rPr>
-                <w:rFonts w:ascii="Cambria" w:hAnsi="Cambria" w:cs="Arial"/>
-                <w:lang w:val="en-AE"/>
-              </w:rPr>
-              <w:t xml:space="preserve">&amp; </w:t>
-            </w:r>
-            <w:proofErr w:type="spellStart"/>
-            <w:r>
-              <w:rPr>
-                <w:rFonts w:ascii="Cambria" w:eastAsia="Calibri" w:hAnsi="Cambria" w:cs="Arial"/>
-                <w:bCs/>
-              </w:rPr>
-              <w:t>Sarampalis</w:t>
-            </w:r>
-            <w:proofErr w:type="spellEnd"/>
-            <w:r>
-              <w:rPr>
-                <w:rFonts w:ascii="Cambria" w:eastAsia="Calibri" w:hAnsi="Cambria" w:cs="Arial"/>
-                <w:bCs/>
-              </w:rPr>
-              <w:t>, A.</w:t>
+              <w:t>Sarampalis, A.</w:t>
             </w:r>
             <w:r>
               <w:rPr>
@@ -10313,19 +9289,11 @@
             <w:r>
               <w:t xml:space="preserve"> </w:t>
             </w:r>
-            <w:proofErr w:type="spellStart"/>
-            <w:r>
-              <w:rPr>
-                <w:rFonts w:ascii="Cambria" w:hAnsi="Cambria" w:cs="Arial"/>
-              </w:rPr>
-              <w:t>Mathȏt</w:t>
-            </w:r>
-            <w:proofErr w:type="spellEnd"/>
-            <w:r>
-              <w:rPr>
-                <w:rFonts w:ascii="Cambria" w:hAnsi="Cambria" w:cs="Arial"/>
-              </w:rPr>
-              <w:t xml:space="preserve">, S., </w:t>
+            <w:r>
+              <w:rPr>
+                <w:rFonts w:ascii="Cambria" w:hAnsi="Cambria" w:cs="Arial"/>
+              </w:rPr>
+              <w:t xml:space="preserve">Mathȏt, S., </w:t>
             </w:r>
             <w:r>
               <w:rPr>
@@ -10343,21 +9311,7 @@
               <w:rPr>
                 <w:rFonts w:ascii="Cambria" w:hAnsi="Cambria" w:cs="Arial"/>
               </w:rPr>
-              <w:t xml:space="preserve">van der </w:t>
-            </w:r>
-            <w:proofErr w:type="spellStart"/>
-            <w:r>
-              <w:rPr>
-                <w:rFonts w:ascii="Cambria" w:hAnsi="Cambria" w:cs="Arial"/>
-              </w:rPr>
-              <w:t>Mijn</w:t>
-            </w:r>
-            <w:proofErr w:type="spellEnd"/>
-            <w:r>
-              <w:rPr>
-                <w:rFonts w:ascii="Cambria" w:hAnsi="Cambria" w:cs="Arial"/>
-              </w:rPr>
-              <w:t xml:space="preserve">, R., Bowman, H., &amp; Akyürek, </w:t>
+              <w:t xml:space="preserve">van der Mijn, R., Bowman, H., &amp; Akyürek, </w:t>
             </w:r>
             <w:r>
               <w:rPr>
@@ -10551,25 +9505,7 @@
                 <w:i/>
                 <w:iCs/>
               </w:rPr>
-              <w:t>Conference of the European Society for Cognitive Psychology (</w:t>
-            </w:r>
-            <w:proofErr w:type="spellStart"/>
-            <w:r>
-              <w:rPr>
-                <w:rFonts w:ascii="Cambria" w:hAnsi="Cambria" w:cs="Arial"/>
-                <w:i/>
-                <w:iCs/>
-              </w:rPr>
-              <w:t>ESCoP</w:t>
-            </w:r>
-            <w:proofErr w:type="spellEnd"/>
-            <w:r>
-              <w:rPr>
-                <w:rFonts w:ascii="Cambria" w:hAnsi="Cambria" w:cs="Arial"/>
-                <w:i/>
-                <w:iCs/>
-              </w:rPr>
-              <w:t>)</w:t>
+              <w:t>Conference of the European Society for Cognitive Psychology (ESCoP)</w:t>
             </w:r>
             <w:r>
               <w:rPr>
@@ -10630,19 +9566,11 @@
               </w:rPr>
               <w:t>ı</w:t>
             </w:r>
-            <w:proofErr w:type="spellStart"/>
-            <w:r>
-              <w:rPr>
-                <w:rFonts w:ascii="Cambria" w:hAnsi="Cambria" w:cs="Arial"/>
-              </w:rPr>
-              <w:t>nok</w:t>
-            </w:r>
-            <w:proofErr w:type="spellEnd"/>
-            <w:r>
-              <w:rPr>
-                <w:rFonts w:ascii="Cambria" w:hAnsi="Cambria" w:cs="Arial"/>
-              </w:rPr>
-              <w:t xml:space="preserve">, A., </w:t>
+            <w:r>
+              <w:rPr>
+                <w:rFonts w:ascii="Cambria" w:hAnsi="Cambria" w:cs="Arial"/>
+              </w:rPr>
+              <w:t xml:space="preserve">nok, A., </w:t>
             </w:r>
             <w:r>
               <w:rPr>
@@ -10656,21 +9584,7 @@
               <w:rPr>
                 <w:rFonts w:ascii="Cambria" w:hAnsi="Cambria" w:cs="Arial"/>
               </w:rPr>
-              <w:t xml:space="preserve">, </w:t>
-            </w:r>
-            <w:proofErr w:type="spellStart"/>
-            <w:r>
-              <w:rPr>
-                <w:rFonts w:ascii="Cambria" w:hAnsi="Cambria" w:cs="Arial"/>
-              </w:rPr>
-              <w:t>Lorist</w:t>
-            </w:r>
-            <w:proofErr w:type="spellEnd"/>
-            <w:r>
-              <w:rPr>
-                <w:rFonts w:ascii="Cambria" w:hAnsi="Cambria" w:cs="Arial"/>
-              </w:rPr>
-              <w:t xml:space="preserve">, M. M., Weiden, D., &amp; Akyürek, </w:t>
+              <w:t xml:space="preserve">, Lorist, M. M., Weiden, D., &amp; Akyürek, </w:t>
             </w:r>
             <w:r>
               <w:rPr>
@@ -10727,25 +9641,7 @@
                 <w:i/>
                 <w:iCs/>
               </w:rPr>
-              <w:t>Conference of the European Society for Cognitive Psychology (</w:t>
-            </w:r>
-            <w:proofErr w:type="spellStart"/>
-            <w:r>
-              <w:rPr>
-                <w:rFonts w:ascii="Cambria" w:hAnsi="Cambria" w:cs="Arial"/>
-                <w:i/>
-                <w:iCs/>
-              </w:rPr>
-              <w:t>ESCoP</w:t>
-            </w:r>
-            <w:proofErr w:type="spellEnd"/>
-            <w:r>
-              <w:rPr>
-                <w:rFonts w:ascii="Cambria" w:hAnsi="Cambria" w:cs="Arial"/>
-                <w:i/>
-                <w:iCs/>
-              </w:rPr>
-              <w:t>)</w:t>
+              <w:t>Conference of the European Society for Cognitive Psychology (ESCoP)</w:t>
             </w:r>
             <w:r>
               <w:rPr>
@@ -10827,19 +9723,11 @@
             <w:r>
               <w:t xml:space="preserve"> </w:t>
             </w:r>
-            <w:proofErr w:type="spellStart"/>
-            <w:r>
-              <w:rPr>
-                <w:rFonts w:ascii="Cambria" w:hAnsi="Cambria" w:cs="Arial"/>
-              </w:rPr>
-              <w:t>Mathȏt</w:t>
-            </w:r>
-            <w:proofErr w:type="spellEnd"/>
-            <w:r>
-              <w:rPr>
-                <w:rFonts w:ascii="Cambria" w:hAnsi="Cambria" w:cs="Arial"/>
-              </w:rPr>
-              <w:t xml:space="preserve">, S., Bowman, H., &amp; Akyürek, E. G. Concealed information detection with pupillometry in rapid serial visual presentation. </w:t>
+            <w:r>
+              <w:rPr>
+                <w:rFonts w:ascii="Cambria" w:hAnsi="Cambria" w:cs="Arial"/>
+              </w:rPr>
+              <w:t xml:space="preserve">Mathȏt, S., Bowman, H., &amp; Akyürek, E. G. Concealed information detection with pupillometry in rapid serial visual presentation. </w:t>
             </w:r>
             <w:r>
               <w:rPr>
@@ -11108,19 +9996,11 @@
             <w:r>
               <w:t xml:space="preserve"> </w:t>
             </w:r>
-            <w:proofErr w:type="spellStart"/>
-            <w:r>
-              <w:rPr>
-                <w:rFonts w:ascii="Cambria" w:hAnsi="Cambria" w:cs="Arial"/>
-              </w:rPr>
-              <w:t>Mathȏt</w:t>
-            </w:r>
-            <w:proofErr w:type="spellEnd"/>
-            <w:r>
-              <w:rPr>
-                <w:rFonts w:ascii="Cambria" w:hAnsi="Cambria" w:cs="Arial"/>
-              </w:rPr>
-              <w:t xml:space="preserve">, S., Bowman, H., &amp; Akyürek, E. G. Concealed identity information detection with pupillometry in rapid serial visual presentation. </w:t>
+            <w:r>
+              <w:rPr>
+                <w:rFonts w:ascii="Cambria" w:hAnsi="Cambria" w:cs="Arial"/>
+              </w:rPr>
+              <w:t xml:space="preserve">Mathȏt, S., Bowman, H., &amp; Akyürek, E. G. Concealed identity information detection with pupillometry in rapid serial visual presentation. </w:t>
             </w:r>
             <w:r>
               <w:rPr>
@@ -11670,25 +10550,7 @@
                 <w:i/>
                 <w:iCs/>
               </w:rPr>
-              <w:t>Conference of the European Society for Cognitive Psychology (</w:t>
-            </w:r>
-            <w:proofErr w:type="spellStart"/>
-            <w:r>
-              <w:rPr>
-                <w:rFonts w:ascii="Cambria" w:hAnsi="Cambria" w:cs="Arial"/>
-                <w:i/>
-                <w:iCs/>
-              </w:rPr>
-              <w:t>ESCoP</w:t>
-            </w:r>
-            <w:proofErr w:type="spellEnd"/>
-            <w:r>
-              <w:rPr>
-                <w:rFonts w:ascii="Cambria" w:hAnsi="Cambria" w:cs="Arial"/>
-                <w:i/>
-                <w:iCs/>
-              </w:rPr>
-              <w:t>)</w:t>
+              <w:t>Conference of the European Society for Cognitive Psychology (ESCoP)</w:t>
             </w:r>
             <w:r>
               <w:rPr>
@@ -11877,21 +10739,7 @@
               <w:rPr>
                 <w:rFonts w:ascii="Cambria" w:hAnsi="Cambria" w:cs="Arial"/>
               </w:rPr>
-              <w:t xml:space="preserve">arget </w:t>
-            </w:r>
-            <w:proofErr w:type="spellStart"/>
-            <w:r>
-              <w:rPr>
-                <w:rFonts w:ascii="Cambria" w:hAnsi="Cambria" w:cs="Arial"/>
-              </w:rPr>
-              <w:t>color</w:t>
-            </w:r>
-            <w:proofErr w:type="spellEnd"/>
-            <w:r>
-              <w:rPr>
-                <w:rFonts w:ascii="Cambria" w:hAnsi="Cambria" w:cs="Arial"/>
-              </w:rPr>
-              <w:t xml:space="preserve"> and contrast influences temporal attention in rapid serial visual presentation. </w:t>
+              <w:t xml:space="preserve">arget color and contrast influences temporal attention in rapid serial visual presentation. </w:t>
             </w:r>
             <w:r>
               <w:rPr>
@@ -12225,7 +11073,6 @@
               </w:rPr>
               <w:t xml:space="preserve">erceptual grouping by orientation coherence. </w:t>
             </w:r>
-            <w:proofErr w:type="gramStart"/>
             <w:r>
               <w:rPr>
                 <w:rFonts w:ascii="Cambria" w:hAnsi="Cambria" w:cs="Arial"/>
@@ -12251,17 +11098,7 @@
                 <w:iCs/>
                 <w:lang w:val="en-US"/>
               </w:rPr>
-              <w:t>Science</w:t>
-            </w:r>
-            <w:proofErr w:type="gramEnd"/>
-            <w:r>
-              <w:rPr>
-                <w:rFonts w:ascii="Cambria" w:hAnsi="Cambria" w:cs="Arial"/>
-                <w:i/>
-                <w:iCs/>
-                <w:lang w:val="en-US"/>
-              </w:rPr>
-              <w:t xml:space="preserve"> Day, Brooklyn College</w:t>
+              <w:t>Science Day, Brooklyn College</w:t>
             </w:r>
             <w:r>
               <w:rPr>
@@ -12607,7 +11444,7 @@
               </w:rPr>
               <w:t xml:space="preserve"> </w:t>
             </w:r>
-            <w:hyperlink r:id="rId28" w:history="1">
+            <w:hyperlink r:id="rId29" w:history="1">
               <w:r>
                 <w:rPr>
                   <w:rStyle w:val="Hyperlink"/>
@@ -12713,7 +11550,6 @@
         </w:rPr>
         <w:t xml:space="preserve">‡ </w:t>
       </w:r>
-      <w:proofErr w:type="gramStart"/>
       <w:r>
         <w:rPr>
           <w:rFonts w:ascii="Cambria" w:hAnsi="Cambria"/>
@@ -12723,19 +11559,7 @@
           <w:sz w:val="20"/>
           <w:szCs w:val="20"/>
         </w:rPr>
-        <w:t>indicates</w:t>
-      </w:r>
-      <w:proofErr w:type="gramEnd"/>
-      <w:r>
-        <w:rPr>
-          <w:rFonts w:ascii="Cambria" w:hAnsi="Cambria"/>
-          <w:i/>
-          <w:iCs/>
-          <w:color w:val="404040" w:themeColor="text1" w:themeTint="BF"/>
-          <w:sz w:val="20"/>
-          <w:szCs w:val="20"/>
-        </w:rPr>
-        <w:t xml:space="preserve"> </w:t>
+        <w:t xml:space="preserve">indicates </w:t>
       </w:r>
       <w:r>
         <w:rPr>
@@ -12878,21 +11702,12 @@
                 <w:rFonts w:ascii="Cambria" w:hAnsi="Cambria" w:cs="Arial"/>
               </w:rPr>
             </w:pPr>
-            <w:proofErr w:type="spellStart"/>
-            <w:r>
-              <w:rPr>
-                <w:rFonts w:ascii="Cambria" w:hAnsi="Cambria"/>
-                <w:bCs/>
-              </w:rPr>
-              <w:t>Bapoğlu</w:t>
-            </w:r>
-            <w:proofErr w:type="spellEnd"/>
-            <w:r>
-              <w:rPr>
-                <w:rFonts w:ascii="Cambria" w:hAnsi="Cambria"/>
-                <w:bCs/>
-              </w:rPr>
-              <w:t>, O. A.</w:t>
+            <w:r>
+              <w:rPr>
+                <w:rFonts w:ascii="Cambria" w:hAnsi="Cambria"/>
+                <w:bCs/>
+              </w:rPr>
+              <w:t>Bapoğlu, O. A.</w:t>
             </w:r>
             <w:r>
               <w:rPr>
@@ -13176,21 +11991,7 @@
               <w:rPr>
                 <w:rFonts w:ascii="Cambria" w:hAnsi="Cambria"/>
               </w:rPr>
-              <w:t xml:space="preserve">); </w:t>
-            </w:r>
-            <w:proofErr w:type="spellStart"/>
-            <w:r>
-              <w:rPr>
-                <w:rFonts w:ascii="Cambria" w:hAnsi="Cambria"/>
-              </w:rPr>
-              <w:t>Matlab</w:t>
-            </w:r>
-            <w:proofErr w:type="spellEnd"/>
-            <w:r>
-              <w:rPr>
-                <w:rFonts w:ascii="Cambria" w:hAnsi="Cambria"/>
-              </w:rPr>
-              <w:t xml:space="preserve"> (</w:t>
+              <w:t>); Matlab (</w:t>
             </w:r>
             <w:r>
               <w:rPr>
@@ -13216,21 +12017,7 @@
               <w:rPr>
                 <w:rFonts w:ascii="Cambria" w:hAnsi="Cambria"/>
               </w:rPr>
-              <w:t xml:space="preserve">); </w:t>
-            </w:r>
-            <w:proofErr w:type="spellStart"/>
-            <w:r>
-              <w:rPr>
-                <w:rFonts w:ascii="Cambria" w:hAnsi="Cambria"/>
-              </w:rPr>
-              <w:t>OpenSesame</w:t>
-            </w:r>
-            <w:proofErr w:type="spellEnd"/>
-            <w:r>
-              <w:rPr>
-                <w:rFonts w:ascii="Cambria" w:hAnsi="Cambria"/>
-              </w:rPr>
-              <w:t xml:space="preserve"> (</w:t>
+              <w:t>); OpenSesame (</w:t>
             </w:r>
             <w:r>
               <w:rPr>
@@ -13663,23 +12450,7 @@
                 <w:rFonts w:ascii="Cambria" w:hAnsi="Cambria"/>
                 <w:bCs/>
               </w:rPr>
-              <w:t xml:space="preserve"> coverage of research costs for </w:t>
-            </w:r>
-            <w:proofErr w:type="gramStart"/>
-            <w:r>
-              <w:rPr>
-                <w:rFonts w:ascii="Cambria" w:hAnsi="Cambria"/>
-                <w:bCs/>
-              </w:rPr>
-              <w:t>masters</w:t>
-            </w:r>
-            <w:proofErr w:type="gramEnd"/>
-            <w:r>
-              <w:rPr>
-                <w:rFonts w:ascii="Cambria" w:hAnsi="Cambria"/>
-                <w:bCs/>
-              </w:rPr>
-              <w:t xml:space="preserve"> and </w:t>
+              <w:t xml:space="preserve"> coverage of research costs for masters and </w:t>
             </w:r>
             <w:r>
               <w:rPr>
@@ -13877,21 +12648,7 @@
               <w:rPr>
                 <w:rFonts w:ascii="Cambria" w:hAnsi="Cambria" w:cs="Arial"/>
               </w:rPr>
-              <w:t xml:space="preserve"> by Open Science </w:t>
-            </w:r>
-            <w:proofErr w:type="spellStart"/>
-            <w:r>
-              <w:rPr>
-                <w:rFonts w:ascii="Cambria" w:hAnsi="Cambria" w:cs="Arial"/>
-              </w:rPr>
-              <w:t>Programme</w:t>
-            </w:r>
-            <w:proofErr w:type="spellEnd"/>
-            <w:r>
-              <w:rPr>
-                <w:rFonts w:ascii="Cambria" w:hAnsi="Cambria" w:cs="Arial"/>
-              </w:rPr>
-              <w:t>, University of Groningen, Groningen, the Netherlands.</w:t>
+              <w:t xml:space="preserve"> by Open Science Programme, University of Groningen, Groningen, the Netherlands.</w:t>
             </w:r>
           </w:p>
         </w:tc>
@@ -14125,6 +12882,69 @@
               <w:jc w:val="both"/>
               <w:rPr>
                 <w:rFonts w:ascii="Cambria" w:hAnsi="Cambria"/>
+                <w:iCs/>
+                <w:lang w:val="en-AE"/>
+              </w:rPr>
+            </w:pPr>
+            <w:r>
+              <w:rPr>
+                <w:rFonts w:ascii="Cambria" w:hAnsi="Cambria"/>
+                <w:i/>
+                <w:lang w:val="en-AE"/>
+              </w:rPr>
+              <w:t>UoBD Psychology Conference 2026: Redefining Student Mental Health and Wellbeing</w:t>
+            </w:r>
+            <w:r>
+              <w:rPr>
+                <w:rFonts w:ascii="Cambria" w:hAnsi="Cambria"/>
+                <w:i/>
+                <w:lang w:val="en-AE"/>
+              </w:rPr>
+              <w:t xml:space="preserve">, </w:t>
+            </w:r>
+            <w:r>
+              <w:rPr>
+                <w:rFonts w:ascii="Cambria" w:hAnsi="Cambria"/>
+                <w:iCs/>
+                <w:lang w:val="en-AE"/>
+              </w:rPr>
+              <w:t xml:space="preserve">University of Birmingham Dubai, UAE. </w:t>
+            </w:r>
+          </w:p>
+        </w:tc>
+        <w:tc>
+          <w:tcPr>
+            <w:tcW w:w="1615" w:type="dxa"/>
+          </w:tcPr>
+          <w:p>
+            <w:pPr>
+              <w:jc w:val="both"/>
+              <w:rPr>
+                <w:rFonts w:ascii="Cambria" w:hAnsi="Cambria"/>
+                <w:bCs/>
+              </w:rPr>
+            </w:pPr>
+            <w:r>
+              <w:rPr>
+                <w:rFonts w:ascii="Cambria" w:hAnsi="Cambria"/>
+                <w:bCs/>
+              </w:rPr>
+              <w:t>09/2026</w:t>
+            </w:r>
+          </w:p>
+        </w:tc>
+      </w:tr>
+      <w:tr>
+        <w:tc>
+          <w:tcPr>
+            <w:tcW w:w="9175" w:type="dxa"/>
+          </w:tcPr>
+          <w:p>
+            <w:pPr>
+              <w:spacing w:after="60"/>
+              <w:jc w:val="both"/>
+              <w:rPr>
+                <w:rFonts w:ascii="Cambria" w:hAnsi="Cambria"/>
               </w:rPr>
             </w:pPr>
             <w:r>
@@ -14270,9 +13090,8 @@
                 <w:sz w:val="22"/>
                 <w:szCs w:val="22"/>
               </w:rPr>
-              <w:t>Introduction to Python/</w:t>
-            </w:r>
-            <w:proofErr w:type="spellStart"/>
+              <w:t>Introduction to Python/OpenSesame</w:t>
+            </w:r>
             <w:r>
               <w:rPr>
                 <w:rFonts w:ascii="Cambria" w:hAnsi="Cambria"/>
@@ -14280,17 +13099,15 @@
                 <w:sz w:val="22"/>
                 <w:szCs w:val="22"/>
               </w:rPr>
-              <w:t>OpenSesame</w:t>
-            </w:r>
-            <w:proofErr w:type="spellEnd"/>
-            <w:r>
-              <w:rPr>
-                <w:rFonts w:ascii="Cambria" w:hAnsi="Cambria"/>
-                <w:i/>
+              <w:t xml:space="preserve">, </w:t>
+            </w:r>
+            <w:r>
+              <w:rPr>
+                <w:rFonts w:ascii="Cambria" w:hAnsi="Cambria"/>
                 <w:sz w:val="22"/>
                 <w:szCs w:val="22"/>
               </w:rPr>
-              <w:t xml:space="preserve">, </w:t>
+              <w:t>Leibniz Institute for Psychology,</w:t>
             </w:r>
             <w:r>
               <w:rPr>
@@ -14298,7 +13115,7 @@
                 <w:sz w:val="22"/>
                 <w:szCs w:val="22"/>
               </w:rPr>
-              <w:t>Leibniz Institute for Psychology,</w:t>
+              <w:t xml:space="preserve"> Germany</w:t>
             </w:r>
             <w:r>
               <w:rPr>
@@ -14306,15 +13123,16 @@
                 <w:sz w:val="22"/>
                 <w:szCs w:val="22"/>
               </w:rPr>
-              <w:t xml:space="preserve"> Germany</w:t>
-            </w:r>
-            <w:r>
-              <w:rPr>
-                <w:rFonts w:ascii="Cambria" w:hAnsi="Cambria"/>
+              <w:t>.</w:t>
+            </w:r>
+            <w:r>
+              <w:rPr>
+                <w:rFonts w:ascii="Cambria" w:hAnsi="Cambria"/>
+                <w:i/>
                 <w:sz w:val="22"/>
                 <w:szCs w:val="22"/>
               </w:rPr>
-              <w:t>.</w:t>
+              <w:t xml:space="preserve"> </w:t>
             </w:r>
             <w:r>
               <w:rPr>
@@ -14323,78 +13141,15 @@
                 <w:sz w:val="22"/>
                 <w:szCs w:val="22"/>
               </w:rPr>
-              <w:t xml:space="preserve"> </w:t>
-            </w:r>
-            <w:r>
-              <w:rPr>
-                <w:rFonts w:ascii="Cambria" w:hAnsi="Cambria"/>
-                <w:i/>
+              <w:br/>
+            </w:r>
+            <w:r>
+              <w:rPr>
+                <w:rFonts w:ascii="Cambria" w:hAnsi="Cambria"/>
                 <w:sz w:val="22"/>
                 <w:szCs w:val="22"/>
               </w:rPr>
-              <w:br/>
-            </w:r>
-            <w:r>
-              <w:rPr>
-                <w:rFonts w:ascii="Cambria" w:hAnsi="Cambria"/>
-                <w:sz w:val="22"/>
-                <w:szCs w:val="22"/>
-              </w:rPr>
-              <w:t xml:space="preserve">Worked as a tutor for the workshop by dr. Sebastiaan </w:t>
-            </w:r>
-            <w:proofErr w:type="spellStart"/>
-            <w:r>
-              <w:rPr>
-                <w:rFonts w:ascii="Cambria" w:hAnsi="Cambria"/>
-                <w:sz w:val="22"/>
-                <w:szCs w:val="22"/>
-              </w:rPr>
-              <w:t>Mathôt</w:t>
-            </w:r>
-            <w:proofErr w:type="spellEnd"/>
-            <w:r>
-              <w:rPr>
-                <w:rFonts w:ascii="Cambria" w:hAnsi="Cambria"/>
-                <w:sz w:val="22"/>
-                <w:szCs w:val="22"/>
-              </w:rPr>
-              <w:t xml:space="preserve">. Topics: Introduction to Python/Numerical Python, Introduction to </w:t>
-            </w:r>
-            <w:proofErr w:type="spellStart"/>
-            <w:r>
-              <w:rPr>
-                <w:rFonts w:ascii="Cambria" w:hAnsi="Cambria"/>
-                <w:sz w:val="22"/>
-                <w:szCs w:val="22"/>
-              </w:rPr>
-              <w:t>OpenSesame</w:t>
-            </w:r>
-            <w:proofErr w:type="spellEnd"/>
-            <w:r>
-              <w:rPr>
-                <w:rFonts w:ascii="Cambria" w:hAnsi="Cambria"/>
-                <w:sz w:val="22"/>
-                <w:szCs w:val="22"/>
-              </w:rPr>
-              <w:t xml:space="preserve">, Advanced numerical Python, </w:t>
-            </w:r>
-            <w:proofErr w:type="gramStart"/>
-            <w:r>
-              <w:rPr>
-                <w:rFonts w:ascii="Cambria" w:hAnsi="Cambria"/>
-                <w:sz w:val="22"/>
-                <w:szCs w:val="22"/>
-              </w:rPr>
-              <w:t>Building</w:t>
-            </w:r>
-            <w:proofErr w:type="gramEnd"/>
-            <w:r>
-              <w:rPr>
-                <w:rFonts w:ascii="Cambria" w:hAnsi="Cambria"/>
-                <w:sz w:val="22"/>
-                <w:szCs w:val="22"/>
-              </w:rPr>
-              <w:t xml:space="preserve"> online experiment, Collecting data, Analyzing with Python.</w:t>
+              <w:t xml:space="preserve">Worked as a tutor for the workshop by dr. Sebastiaan Mathôt. </w:t>
             </w:r>
           </w:p>
         </w:tc>
@@ -14436,7 +13191,6 @@
                 <w:szCs w:val="22"/>
               </w:rPr>
             </w:pPr>
-            <w:proofErr w:type="spellStart"/>
             <w:r>
               <w:rPr>
                 <w:rFonts w:ascii="Cambria" w:hAnsi="Cambria"/>
@@ -14444,9 +13198,8 @@
                 <w:sz w:val="22"/>
                 <w:szCs w:val="22"/>
               </w:rPr>
-              <w:t>Mindwise</w:t>
-            </w:r>
-            <w:proofErr w:type="spellEnd"/>
+              <w:t>Mindwise Science Communication Workshop</w:t>
+            </w:r>
             <w:r>
               <w:rPr>
                 <w:rFonts w:ascii="Cambria" w:hAnsi="Cambria"/>
@@ -14454,16 +13207,15 @@
                 <w:sz w:val="22"/>
                 <w:szCs w:val="22"/>
               </w:rPr>
-              <w:t xml:space="preserve"> Science Communication Workshop</w:t>
-            </w:r>
-            <w:r>
-              <w:rPr>
-                <w:rFonts w:ascii="Cambria" w:hAnsi="Cambria"/>
-                <w:i/>
+              <w:t xml:space="preserve">, </w:t>
+            </w:r>
+            <w:r>
+              <w:rPr>
+                <w:rFonts w:ascii="Cambria" w:hAnsi="Cambria"/>
                 <w:sz w:val="22"/>
                 <w:szCs w:val="22"/>
               </w:rPr>
-              <w:t xml:space="preserve">, </w:t>
+              <w:t>University of Groningen</w:t>
             </w:r>
             <w:r>
               <w:rPr>
@@ -14471,7 +13223,7 @@
                 <w:sz w:val="22"/>
                 <w:szCs w:val="22"/>
               </w:rPr>
-              <w:t>University of Groningen</w:t>
+              <w:t>, the Netherlands</w:t>
             </w:r>
             <w:r>
               <w:rPr>
@@ -14479,7 +13231,7 @@
                 <w:sz w:val="22"/>
                 <w:szCs w:val="22"/>
               </w:rPr>
-              <w:t>, the Netherlands</w:t>
+              <w:t>.</w:t>
             </w:r>
             <w:r>
               <w:rPr>
@@ -14487,15 +13239,16 @@
                 <w:sz w:val="22"/>
                 <w:szCs w:val="22"/>
               </w:rPr>
-              <w:t>.</w:t>
-            </w:r>
-            <w:r>
-              <w:rPr>
-                <w:rFonts w:ascii="Cambria" w:hAnsi="Cambria"/>
+              <w:br/>
+            </w:r>
+            <w:r>
+              <w:rPr>
+                <w:rFonts w:ascii="Cambria" w:hAnsi="Cambria"/>
+                <w:iCs/>
                 <w:sz w:val="22"/>
                 <w:szCs w:val="22"/>
               </w:rPr>
-              <w:br/>
+              <w:t xml:space="preserve">Organized a workshop with </w:t>
             </w:r>
             <w:r>
               <w:rPr>
@@ -14504,7 +13257,7 @@
                 <w:sz w:val="22"/>
                 <w:szCs w:val="22"/>
               </w:rPr>
-              <w:t xml:space="preserve">Organized a workshop with </w:t>
+              <w:t xml:space="preserve">the </w:t>
             </w:r>
             <w:r>
               <w:rPr>
@@ -14513,27 +13266,7 @@
                 <w:sz w:val="22"/>
                 <w:szCs w:val="22"/>
               </w:rPr>
-              <w:t xml:space="preserve">the </w:t>
-            </w:r>
-            <w:proofErr w:type="spellStart"/>
-            <w:r>
-              <w:rPr>
-                <w:rFonts w:ascii="Cambria" w:hAnsi="Cambria"/>
-                <w:iCs/>
-                <w:sz w:val="22"/>
-                <w:szCs w:val="22"/>
-              </w:rPr>
-              <w:t>Mindwise</w:t>
-            </w:r>
-            <w:proofErr w:type="spellEnd"/>
-            <w:r>
-              <w:rPr>
-                <w:rFonts w:ascii="Cambria" w:hAnsi="Cambria"/>
-                <w:iCs/>
-                <w:sz w:val="22"/>
-                <w:szCs w:val="22"/>
-              </w:rPr>
-              <w:t xml:space="preserve"> Science Communication PhD Committee</w:t>
+              <w:t>Mindwise Science Communication PhD Committee</w:t>
             </w:r>
             <w:r>
               <w:rPr>
@@ -15549,17 +14282,8 @@
                 <w:rFonts w:ascii="Cambria" w:hAnsi="Cambria"/>
                 <w:bCs/>
               </w:rPr>
-              <w:t xml:space="preserve">Acta </w:t>
-            </w:r>
-            <w:proofErr w:type="spellStart"/>
-            <w:r>
-              <w:rPr>
-                <w:rFonts w:ascii="Cambria" w:hAnsi="Cambria"/>
-                <w:bCs/>
-              </w:rPr>
-              <w:t>Psychologica</w:t>
-            </w:r>
-            <w:proofErr w:type="spellEnd"/>
+              <w:t>Acta Psychologica</w:t>
+            </w:r>
           </w:p>
         </w:tc>
         <w:tc>
@@ -15592,7 +14316,6 @@
                 <w:bCs/>
               </w:rPr>
             </w:pPr>
-            <w:proofErr w:type="spellStart"/>
             <w:r>
               <w:rPr>
                 <w:rFonts w:ascii="Cambria" w:hAnsi="Cambria"/>
@@ -15600,7 +14323,45 @@
               </w:rPr>
               <w:t>eNeuro</w:t>
             </w:r>
-            <w:proofErr w:type="spellEnd"/>
+          </w:p>
+        </w:tc>
+        <w:tc>
+          <w:tcPr>
+            <w:tcW w:w="1615" w:type="dxa"/>
+          </w:tcPr>
+          <w:p>
+            <w:pPr>
+              <w:jc w:val="both"/>
+              <w:rPr>
+                <w:rFonts w:ascii="Cambria" w:hAnsi="Cambria"/>
+                <w:b/>
+                <w:bCs/>
+              </w:rPr>
+            </w:pPr>
+          </w:p>
+        </w:tc>
+      </w:tr>
+      <w:tr>
+        <w:tc>
+          <w:tcPr>
+            <w:tcW w:w="9175" w:type="dxa"/>
+          </w:tcPr>
+          <w:p>
+            <w:pPr>
+              <w:spacing w:after="60"/>
+              <w:jc w:val="both"/>
+              <w:rPr>
+                <w:rFonts w:ascii="Cambria" w:hAnsi="Cambria"/>
+                <w:bCs/>
+              </w:rPr>
+            </w:pPr>
+            <w:r>
+              <w:rPr>
+                <w:rFonts w:ascii="Cambria" w:hAnsi="Cambria"/>
+                <w:bCs/>
+              </w:rPr>
+              <w:t>Journal of Articles in Support of the Null Hypothesis</w:t>
+            </w:r>
           </w:p>
         </w:tc>
         <w:tc>
@@ -15705,7 +14466,6 @@
           <w:sz w:val="26"/>
           <w:szCs w:val="26"/>
         </w:rPr>
-        <w:lastRenderedPageBreak/>
         <w:t>SELECTED CERTIFICATES</w:t>
       </w:r>
     </w:p>
@@ -15965,7 +14725,7 @@
       </w:pPr>
     </w:p>
     <w:sectPr>
-      <w:footerReference w:type="default" r:id="rId29"/>
+      <w:footerReference w:type="default" r:id="rId30"/>
       <w:pgSz w:w="12240" w:h="15840"/>
       <w:pgMar w:top="432" w:right="720" w:bottom="432" w:left="720" w:header="720" w:footer="720" w:gutter="0"/>
       <w:cols w:space="720"/>
